--- a/templates/template_contrato_vendedor.docx
+++ b/templates/template_contrato_vendedor.docx
@@ -91,12 +91,24 @@
           <w:sz w:val="24"/>
           <w:szCs w:val="24"/>
         </w:rPr>
-        <w:t>En la ciudad de {</w:t>
+        <w:t xml:space="preserve">En la ciudad de </w:t>
+      </w:r>
+      <w:r>
+        <w:rPr>
+          <w:rFonts w:ascii="Century Gothic" w:hAnsi="Century Gothic"/>
+          <w:b/>
+          <w:bCs/>
+          <w:sz w:val="24"/>
+          <w:szCs w:val="24"/>
+        </w:rPr>
+        <w:t>{</w:t>
       </w:r>
       <w:proofErr w:type="spellStart"/>
       <w:r>
         <w:rPr>
           <w:rFonts w:ascii="Century Gothic" w:hAnsi="Century Gothic"/>
+          <w:b/>
+          <w:bCs/>
           <w:sz w:val="24"/>
           <w:szCs w:val="24"/>
         </w:rPr>
@@ -106,15 +118,37 @@
       <w:r>
         <w:rPr>
           <w:rFonts w:ascii="Century Gothic" w:hAnsi="Century Gothic"/>
-          <w:sz w:val="24"/>
-          <w:szCs w:val="24"/>
-        </w:rPr>
-        <w:t>}, a {</w:t>
+          <w:b/>
+          <w:bCs/>
+          <w:sz w:val="24"/>
+          <w:szCs w:val="24"/>
+        </w:rPr>
+        <w:t>}</w:t>
+      </w:r>
+      <w:r>
+        <w:rPr>
+          <w:rFonts w:ascii="Century Gothic" w:hAnsi="Century Gothic"/>
+          <w:sz w:val="24"/>
+          <w:szCs w:val="24"/>
+        </w:rPr>
+        <w:t xml:space="preserve">, a </w:t>
+      </w:r>
+      <w:r>
+        <w:rPr>
+          <w:rFonts w:ascii="Century Gothic" w:hAnsi="Century Gothic"/>
+          <w:b/>
+          <w:bCs/>
+          <w:sz w:val="24"/>
+          <w:szCs w:val="24"/>
+        </w:rPr>
+        <w:t>{</w:t>
       </w:r>
       <w:proofErr w:type="spellStart"/>
       <w:r>
         <w:rPr>
           <w:rFonts w:ascii="Century Gothic" w:hAnsi="Century Gothic"/>
+          <w:b/>
+          <w:bCs/>
           <w:sz w:val="24"/>
           <w:szCs w:val="24"/>
         </w:rPr>
@@ -124,15 +158,37 @@
       <w:r>
         <w:rPr>
           <w:rFonts w:ascii="Century Gothic" w:hAnsi="Century Gothic"/>
-          <w:sz w:val="24"/>
-          <w:szCs w:val="24"/>
-        </w:rPr>
-        <w:t>} días del mes de {</w:t>
+          <w:b/>
+          <w:bCs/>
+          <w:sz w:val="24"/>
+          <w:szCs w:val="24"/>
+        </w:rPr>
+        <w:t>}</w:t>
+      </w:r>
+      <w:r>
+        <w:rPr>
+          <w:rFonts w:ascii="Century Gothic" w:hAnsi="Century Gothic"/>
+          <w:sz w:val="24"/>
+          <w:szCs w:val="24"/>
+        </w:rPr>
+        <w:t xml:space="preserve"> días del mes de </w:t>
+      </w:r>
+      <w:r>
+        <w:rPr>
+          <w:rFonts w:ascii="Century Gothic" w:hAnsi="Century Gothic"/>
+          <w:b/>
+          <w:bCs/>
+          <w:sz w:val="24"/>
+          <w:szCs w:val="24"/>
+        </w:rPr>
+        <w:t>{</w:t>
       </w:r>
       <w:proofErr w:type="spellStart"/>
       <w:r>
         <w:rPr>
           <w:rFonts w:ascii="Century Gothic" w:hAnsi="Century Gothic"/>
+          <w:b/>
+          <w:bCs/>
           <w:sz w:val="24"/>
           <w:szCs w:val="24"/>
         </w:rPr>
@@ -142,15 +198,37 @@
       <w:r>
         <w:rPr>
           <w:rFonts w:ascii="Century Gothic" w:hAnsi="Century Gothic"/>
-          <w:sz w:val="24"/>
-          <w:szCs w:val="24"/>
-        </w:rPr>
-        <w:t>} del {</w:t>
+          <w:b/>
+          <w:bCs/>
+          <w:sz w:val="24"/>
+          <w:szCs w:val="24"/>
+        </w:rPr>
+        <w:t>}</w:t>
+      </w:r>
+      <w:r>
+        <w:rPr>
+          <w:rFonts w:ascii="Century Gothic" w:hAnsi="Century Gothic"/>
+          <w:sz w:val="24"/>
+          <w:szCs w:val="24"/>
+        </w:rPr>
+        <w:t xml:space="preserve"> del </w:t>
+      </w:r>
+      <w:r>
+        <w:rPr>
+          <w:rFonts w:ascii="Century Gothic" w:hAnsi="Century Gothic"/>
+          <w:b/>
+          <w:bCs/>
+          <w:sz w:val="24"/>
+          <w:szCs w:val="24"/>
+        </w:rPr>
+        <w:t>{</w:t>
       </w:r>
       <w:proofErr w:type="spellStart"/>
       <w:r>
         <w:rPr>
           <w:rFonts w:ascii="Century Gothic" w:hAnsi="Century Gothic"/>
+          <w:b/>
+          <w:bCs/>
           <w:sz w:val="24"/>
           <w:szCs w:val="24"/>
         </w:rPr>
@@ -160,10 +238,20 @@
       <w:r>
         <w:rPr>
           <w:rFonts w:ascii="Century Gothic" w:hAnsi="Century Gothic"/>
-          <w:sz w:val="24"/>
-          <w:szCs w:val="24"/>
-        </w:rPr>
-        <w:t>}, comparecen a la suscripción del presente contrato de trabajo productivo (modalidad contractual especial para los Sectores Productivos), por una parte, la compañía ENGLISH-ON-ACADEMY S.A.S., legalmente representada por el señor HUGO GERMAN LOPEZ GOMEZ, en su calidad de PRESIDENTE, a quien en lo sucesivo se podrá denominar como la “EMPLEADORA”, la ”COMPAÑÍA”, la “CONTRATANTE” o la “EMPRESA”; y, por otra, el(la) señor(a)(</w:t>
+          <w:b/>
+          <w:bCs/>
+          <w:sz w:val="24"/>
+          <w:szCs w:val="24"/>
+        </w:rPr>
+        <w:t>}</w:t>
+      </w:r>
+      <w:r>
+        <w:rPr>
+          <w:rFonts w:ascii="Century Gothic" w:hAnsi="Century Gothic"/>
+          <w:sz w:val="24"/>
+          <w:szCs w:val="24"/>
+        </w:rPr>
+        <w:t>, comparecen a la suscripción del presente contrato de trabajo productivo (modalidad contractual especial para los Sectores Productivos), por una parte, la compañía ENGLISH-ON-ACADEMY S.A.S., legalmente representada por el señor HUGO GERMAN LOPEZ GOMEZ, en su calidad de PRESIDENTE, a quien en lo sucesivo se podrá denominar como la “EMPLEADORA”, la ”COMPAÑÍA”, la “CONTRATANTE” o la “EMPRESA”; y, por otra, el(la) señor(a)(</w:t>
       </w:r>
       <w:proofErr w:type="spellStart"/>
       <w:r>
@@ -181,12 +269,24 @@
           <w:sz w:val="24"/>
           <w:szCs w:val="24"/>
         </w:rPr>
-        <w:t>) {</w:t>
+        <w:t xml:space="preserve">) </w:t>
+      </w:r>
+      <w:r>
+        <w:rPr>
+          <w:rFonts w:ascii="Century Gothic" w:hAnsi="Century Gothic"/>
+          <w:b/>
+          <w:bCs/>
+          <w:sz w:val="24"/>
+          <w:szCs w:val="24"/>
+        </w:rPr>
+        <w:t>{</w:t>
       </w:r>
       <w:proofErr w:type="spellStart"/>
       <w:r>
         <w:rPr>
           <w:rFonts w:ascii="Century Gothic" w:hAnsi="Century Gothic"/>
+          <w:b/>
+          <w:bCs/>
           <w:sz w:val="24"/>
           <w:szCs w:val="24"/>
         </w:rPr>
@@ -196,15 +296,37 @@
       <w:r>
         <w:rPr>
           <w:rFonts w:ascii="Century Gothic" w:hAnsi="Century Gothic"/>
-          <w:sz w:val="24"/>
-          <w:szCs w:val="24"/>
-        </w:rPr>
-        <w:t>}, portador(a) de la cédula de ciudadanía/identidad/pasaporte No. {</w:t>
+          <w:b/>
+          <w:bCs/>
+          <w:sz w:val="24"/>
+          <w:szCs w:val="24"/>
+        </w:rPr>
+        <w:t>}</w:t>
+      </w:r>
+      <w:r>
+        <w:rPr>
+          <w:rFonts w:ascii="Century Gothic" w:hAnsi="Century Gothic"/>
+          <w:sz w:val="24"/>
+          <w:szCs w:val="24"/>
+        </w:rPr>
+        <w:t xml:space="preserve">, portador(a) de la cédula de ciudadanía/identidad/pasaporte No. </w:t>
+      </w:r>
+      <w:r>
+        <w:rPr>
+          <w:rFonts w:ascii="Century Gothic" w:hAnsi="Century Gothic"/>
+          <w:b/>
+          <w:bCs/>
+          <w:sz w:val="24"/>
+          <w:szCs w:val="24"/>
+        </w:rPr>
+        <w:t>{</w:t>
       </w:r>
       <w:proofErr w:type="spellStart"/>
       <w:r>
         <w:rPr>
           <w:rFonts w:ascii="Century Gothic" w:hAnsi="Century Gothic"/>
+          <w:b/>
+          <w:bCs/>
           <w:sz w:val="24"/>
           <w:szCs w:val="24"/>
         </w:rPr>
@@ -214,10 +336,20 @@
       <w:r>
         <w:rPr>
           <w:rFonts w:ascii="Century Gothic" w:hAnsi="Century Gothic"/>
-          <w:sz w:val="24"/>
-          <w:szCs w:val="24"/>
-        </w:rPr>
-        <w:t xml:space="preserve">}, a quien en adelante se podrá denominar como </w:t>
+          <w:b/>
+          <w:bCs/>
+          <w:sz w:val="24"/>
+          <w:szCs w:val="24"/>
+        </w:rPr>
+        <w:t>}</w:t>
+      </w:r>
+      <w:r>
+        <w:rPr>
+          <w:rFonts w:ascii="Century Gothic" w:hAnsi="Century Gothic"/>
+          <w:sz w:val="24"/>
+          <w:szCs w:val="24"/>
+        </w:rPr>
+        <w:t xml:space="preserve">, a quien en adelante se podrá denominar como </w:t>
       </w:r>
       <w:proofErr w:type="spellStart"/>
       <w:r>
@@ -281,12 +413,24 @@
           <w:sz w:val="24"/>
           <w:szCs w:val="24"/>
         </w:rPr>
-        <w:t>CLÁUSULA PRIMERA: ANTECEDENTES.- ENGLISH-ON-ACADEMY S.A.S. es una compañía domiciliada en el cantón {</w:t>
+        <w:t xml:space="preserve">CLÁUSULA PRIMERA: ANTECEDENTES.- ENGLISH-ON-ACADEMY S.A.S. es una compañía domiciliada en el cantón </w:t>
+      </w:r>
+      <w:r>
+        <w:rPr>
+          <w:rFonts w:ascii="Century Gothic" w:hAnsi="Century Gothic"/>
+          <w:b/>
+          <w:bCs/>
+          <w:sz w:val="24"/>
+          <w:szCs w:val="24"/>
+        </w:rPr>
+        <w:t>{</w:t>
       </w:r>
       <w:proofErr w:type="spellStart"/>
       <w:r>
         <w:rPr>
           <w:rFonts w:ascii="Century Gothic" w:hAnsi="Century Gothic"/>
+          <w:b/>
+          <w:bCs/>
           <w:sz w:val="24"/>
           <w:szCs w:val="24"/>
         </w:rPr>
@@ -296,10 +440,20 @@
       <w:r>
         <w:rPr>
           <w:rFonts w:ascii="Century Gothic" w:hAnsi="Century Gothic"/>
-          <w:sz w:val="24"/>
-          <w:szCs w:val="24"/>
-        </w:rPr>
-        <w:t>}, con sucursales en las ciudades de Guayaquil y Quito, cuya actividad económica, principal o única, es la ENSEÑANZA DE IDIOMAS Y CLASES DE CONVERSACIÓN; actividad por la cual requiere contratar los servicios lícitos y personales de un(a) trabajador(a) que cumpla sus labores o funciones de acuerdo a lo dispuesto en el Acuerdo Ministerial Nro. MDT-2020-220 que regula la Modalidad Contractual Especial para los Sectores Productivos y sus posteriores reformas, como también bajo las condiciones señaladas en las cláusulas siguientes.</w:t>
+          <w:b/>
+          <w:bCs/>
+          <w:sz w:val="24"/>
+          <w:szCs w:val="24"/>
+        </w:rPr>
+        <w:t>}</w:t>
+      </w:r>
+      <w:r>
+        <w:rPr>
+          <w:rFonts w:ascii="Century Gothic" w:hAnsi="Century Gothic"/>
+          <w:sz w:val="24"/>
+          <w:szCs w:val="24"/>
+        </w:rPr>
+        <w:t>, con sucursales en las ciudades de Guayaquil y Quito, cuya actividad económica, principal o única, es la ENSEÑANZA DE IDIOMAS Y CLASES DE CONVERSACIÓN; actividad por la cual requiere contratar los servicios lícitos y personales de un(a) trabajador(a) que cumpla sus labores o funciones de acuerdo a lo dispuesto en el Acuerdo Ministerial Nro. MDT-2020-220 que regula la Modalidad Contractual Especial para los Sectores Productivos y sus posteriores reformas, como también bajo las condiciones señaladas en las cláusulas siguientes.</w:t>
       </w:r>
     </w:p>
     <w:p>
@@ -432,12 +586,42 @@
           <w:sz w:val="24"/>
           <w:szCs w:val="24"/>
         </w:rPr>
-        <w:t>CLÁUSULA SEGUNDA: OBJETO Y LABOR A DESEMPEÑAR.- Con los antecedentes expuestos, la EMPLEADORA contrata los servicios lícitos y personales del (de la) TRABAJADOR(A), con la finalidad que cumpla el cargo de {</w:t>
+        <w:t xml:space="preserve">CLÁUSULA SEGUNDA: OBJETO Y LABOR A </w:t>
+      </w:r>
+      <w:proofErr w:type="gramStart"/>
+      <w:r>
+        <w:rPr>
+          <w:rFonts w:ascii="Century Gothic" w:hAnsi="Century Gothic"/>
+          <w:sz w:val="24"/>
+          <w:szCs w:val="24"/>
+        </w:rPr>
+        <w:t>DESEMPEÑAR.-</w:t>
+      </w:r>
+      <w:proofErr w:type="gramEnd"/>
+      <w:r>
+        <w:rPr>
+          <w:rFonts w:ascii="Century Gothic" w:hAnsi="Century Gothic"/>
+          <w:sz w:val="24"/>
+          <w:szCs w:val="24"/>
+        </w:rPr>
+        <w:t xml:space="preserve"> Con los antecedentes expuestos, la EMPLEADORA contrata los servicios lícitos y personales del (de la) TRABAJADOR(A), con la finalidad que cumpla el cargo de </w:t>
+      </w:r>
+      <w:r>
+        <w:rPr>
+          <w:rFonts w:ascii="Century Gothic" w:hAnsi="Century Gothic"/>
+          <w:b/>
+          <w:bCs/>
+          <w:sz w:val="24"/>
+          <w:szCs w:val="24"/>
+        </w:rPr>
+        <w:t>{</w:t>
       </w:r>
       <w:proofErr w:type="spellStart"/>
       <w:r>
         <w:rPr>
           <w:rFonts w:ascii="Century Gothic" w:hAnsi="Century Gothic"/>
+          <w:b/>
+          <w:bCs/>
           <w:sz w:val="24"/>
           <w:szCs w:val="24"/>
         </w:rPr>
@@ -447,10 +631,20 @@
       <w:r>
         <w:rPr>
           <w:rFonts w:ascii="Century Gothic" w:hAnsi="Century Gothic"/>
-          <w:sz w:val="24"/>
-          <w:szCs w:val="24"/>
-        </w:rPr>
-        <w:t>}, bajo relación de dependencia de la EMPRESA.</w:t>
+          <w:b/>
+          <w:bCs/>
+          <w:sz w:val="24"/>
+          <w:szCs w:val="24"/>
+        </w:rPr>
+        <w:t>}</w:t>
+      </w:r>
+      <w:r>
+        <w:rPr>
+          <w:rFonts w:ascii="Century Gothic" w:hAnsi="Century Gothic"/>
+          <w:sz w:val="24"/>
+          <w:szCs w:val="24"/>
+        </w:rPr>
+        <w:t>, bajo relación de dependencia de la EMPRESA.</w:t>
       </w:r>
     </w:p>
     <w:p>
@@ -635,8 +829,45 @@
           <w:szCs w:val="24"/>
         </w:rPr>
         <w:lastRenderedPageBreak/>
-        <w:t>CLÁUSULA TERCERA: JORNADA, LUGAR DE TRABAJO Y DOMICILIO DEL(DE LA) TRABAJADOR(A).-</w:t>
-      </w:r>
+        <w:t xml:space="preserve">CLÁUSULA TERCERA: JORNADA, LUGAR DE TRABAJO Y DOMICILIO </w:t>
+      </w:r>
+      <w:proofErr w:type="gramStart"/>
+      <w:r>
+        <w:rPr>
+          <w:rFonts w:ascii="Century Gothic" w:eastAsia="Century Gothic" w:hAnsi="Century Gothic" w:cs="Century Gothic"/>
+          <w:b/>
+          <w:bCs/>
+          <w:color w:val="000000"/>
+          <w:sz w:val="24"/>
+          <w:szCs w:val="24"/>
+        </w:rPr>
+        <w:t>DEL(</w:t>
+      </w:r>
+      <w:proofErr w:type="gramEnd"/>
+      <w:r>
+        <w:rPr>
+          <w:rFonts w:ascii="Century Gothic" w:eastAsia="Century Gothic" w:hAnsi="Century Gothic" w:cs="Century Gothic"/>
+          <w:b/>
+          <w:bCs/>
+          <w:color w:val="000000"/>
+          <w:sz w:val="24"/>
+          <w:szCs w:val="24"/>
+        </w:rPr>
+        <w:t>DE LA) TRABAJADOR(A</w:t>
+      </w:r>
+      <w:proofErr w:type="gramStart"/>
+      <w:r>
+        <w:rPr>
+          <w:rFonts w:ascii="Century Gothic" w:eastAsia="Century Gothic" w:hAnsi="Century Gothic" w:cs="Century Gothic"/>
+          <w:b/>
+          <w:bCs/>
+          <w:color w:val="000000"/>
+          <w:sz w:val="24"/>
+          <w:szCs w:val="24"/>
+        </w:rPr>
+        <w:t>).-</w:t>
+      </w:r>
+      <w:proofErr w:type="gramEnd"/>
       <w:r>
         <w:rPr>
           <w:rFonts w:ascii="Century Gothic" w:eastAsia="Century Gothic" w:hAnsi="Century Gothic" w:cs="Century Gothic"/>
@@ -710,12 +941,24 @@
           <w:sz w:val="24"/>
           <w:szCs w:val="24"/>
         </w:rPr>
-        <w:t>De lunes a viernes, el(la) COLABORADOR(A) laborará siete horas diarias, en el horario de {</w:t>
+        <w:t xml:space="preserve">De lunes a viernes, el(la) COLABORADOR(A) laborará siete horas diarias, en el horario de </w:t>
+      </w:r>
+      <w:r>
+        <w:rPr>
+          <w:rFonts w:ascii="Century Gothic" w:hAnsi="Century Gothic"/>
+          <w:b/>
+          <w:bCs/>
+          <w:sz w:val="24"/>
+          <w:szCs w:val="24"/>
+        </w:rPr>
+        <w:t>{</w:t>
       </w:r>
       <w:proofErr w:type="spellStart"/>
       <w:r>
         <w:rPr>
           <w:rFonts w:ascii="Century Gothic" w:hAnsi="Century Gothic"/>
+          <w:b/>
+          <w:bCs/>
           <w:sz w:val="24"/>
           <w:szCs w:val="24"/>
         </w:rPr>
@@ -725,15 +968,37 @@
       <w:r>
         <w:rPr>
           <w:rFonts w:ascii="Century Gothic" w:hAnsi="Century Gothic"/>
-          <w:sz w:val="24"/>
-          <w:szCs w:val="24"/>
-        </w:rPr>
-        <w:t>} a {</w:t>
+          <w:b/>
+          <w:bCs/>
+          <w:sz w:val="24"/>
+          <w:szCs w:val="24"/>
+        </w:rPr>
+        <w:t>}</w:t>
+      </w:r>
+      <w:r>
+        <w:rPr>
+          <w:rFonts w:ascii="Century Gothic" w:hAnsi="Century Gothic"/>
+          <w:sz w:val="24"/>
+          <w:szCs w:val="24"/>
+        </w:rPr>
+        <w:t xml:space="preserve"> a </w:t>
+      </w:r>
+      <w:r>
+        <w:rPr>
+          <w:rFonts w:ascii="Century Gothic" w:hAnsi="Century Gothic"/>
+          <w:b/>
+          <w:bCs/>
+          <w:sz w:val="24"/>
+          <w:szCs w:val="24"/>
+        </w:rPr>
+        <w:t>{</w:t>
       </w:r>
       <w:proofErr w:type="spellStart"/>
       <w:r>
         <w:rPr>
           <w:rFonts w:ascii="Century Gothic" w:hAnsi="Century Gothic"/>
+          <w:b/>
+          <w:bCs/>
           <w:sz w:val="24"/>
           <w:szCs w:val="24"/>
         </w:rPr>
@@ -743,15 +1008,37 @@
       <w:r>
         <w:rPr>
           <w:rFonts w:ascii="Century Gothic" w:hAnsi="Century Gothic"/>
-          <w:sz w:val="24"/>
-          <w:szCs w:val="24"/>
-        </w:rPr>
-        <w:t>}, incluyendo {</w:t>
+          <w:b/>
+          <w:bCs/>
+          <w:sz w:val="24"/>
+          <w:szCs w:val="24"/>
+        </w:rPr>
+        <w:t>}</w:t>
+      </w:r>
+      <w:r>
+        <w:rPr>
+          <w:rFonts w:ascii="Century Gothic" w:hAnsi="Century Gothic"/>
+          <w:sz w:val="24"/>
+          <w:szCs w:val="24"/>
+        </w:rPr>
+        <w:t xml:space="preserve">, incluyendo </w:t>
+      </w:r>
+      <w:r>
+        <w:rPr>
+          <w:rFonts w:ascii="Century Gothic" w:hAnsi="Century Gothic"/>
+          <w:b/>
+          <w:bCs/>
+          <w:sz w:val="24"/>
+          <w:szCs w:val="24"/>
+        </w:rPr>
+        <w:t>{</w:t>
       </w:r>
       <w:proofErr w:type="spellStart"/>
       <w:r>
         <w:rPr>
           <w:rFonts w:ascii="Century Gothic" w:hAnsi="Century Gothic"/>
+          <w:b/>
+          <w:bCs/>
           <w:sz w:val="24"/>
           <w:szCs w:val="24"/>
         </w:rPr>
@@ -761,15 +1048,45 @@
       <w:r>
         <w:rPr>
           <w:rFonts w:ascii="Century Gothic" w:hAnsi="Century Gothic"/>
-          <w:sz w:val="24"/>
-          <w:szCs w:val="24"/>
-        </w:rPr>
-        <w:t>} ({</w:t>
+          <w:b/>
+          <w:bCs/>
+          <w:sz w:val="24"/>
+          <w:szCs w:val="24"/>
+        </w:rPr>
+        <w:t>}</w:t>
+      </w:r>
+      <w:r>
+        <w:rPr>
+          <w:rFonts w:ascii="Century Gothic" w:hAnsi="Century Gothic"/>
+          <w:sz w:val="24"/>
+          <w:szCs w:val="24"/>
+        </w:rPr>
+        <w:t xml:space="preserve"> </w:t>
+      </w:r>
+      <w:r>
+        <w:rPr>
+          <w:rFonts w:ascii="Century Gothic" w:hAnsi="Century Gothic"/>
+          <w:sz w:val="24"/>
+          <w:szCs w:val="24"/>
+        </w:rPr>
+        <w:t>(</w:t>
+      </w:r>
+      <w:r>
+        <w:rPr>
+          <w:rFonts w:ascii="Century Gothic" w:hAnsi="Century Gothic"/>
+          <w:b/>
+          <w:bCs/>
+          <w:sz w:val="24"/>
+          <w:szCs w:val="24"/>
+        </w:rPr>
+        <w:t>{</w:t>
       </w:r>
       <w:proofErr w:type="spellStart"/>
       <w:r>
         <w:rPr>
           <w:rFonts w:ascii="Century Gothic" w:hAnsi="Century Gothic"/>
+          <w:b/>
+          <w:bCs/>
           <w:sz w:val="24"/>
           <w:szCs w:val="24"/>
         </w:rPr>
@@ -779,61 +1096,101 @@
       <w:r>
         <w:rPr>
           <w:rFonts w:ascii="Century Gothic" w:hAnsi="Century Gothic"/>
-          <w:sz w:val="24"/>
-          <w:szCs w:val="24"/>
-        </w:rPr>
-        <w:t>}) minutos para su descanso o alimentación.</w:t>
-      </w:r>
-    </w:p>
-    <w:p>
-      <w:pPr>
-        <w:pBdr>
-          <w:top w:val="nil"/>
-          <w:left w:val="nil"/>
-          <w:bottom w:val="nil"/>
-          <w:right w:val="nil"/>
-          <w:between w:val="nil"/>
-        </w:pBdr>
-        <w:spacing w:after="0" w:line="240" w:lineRule="auto"/>
-        <w:jc w:val="both"/>
-        <w:rPr>
-          <w:rFonts w:ascii="Century Gothic" w:eastAsia="Century Gothic" w:hAnsi="Century Gothic" w:cs="Century Gothic"/>
-          <w:color w:val="000000"/>
-          <w:sz w:val="24"/>
-          <w:szCs w:val="24"/>
-        </w:rPr>
-      </w:pPr>
-    </w:p>
-    <w:p>
-      <w:pPr>
-        <w:pBdr>
-          <w:top w:val="nil"/>
-          <w:left w:val="nil"/>
-          <w:bottom w:val="nil"/>
-          <w:right w:val="nil"/>
-          <w:between w:val="nil"/>
-        </w:pBdr>
-        <w:spacing w:after="0" w:line="240" w:lineRule="auto"/>
-        <w:jc w:val="both"/>
-        <w:rPr>
-          <w:rFonts w:ascii="Century Gothic" w:eastAsia="Century Gothic" w:hAnsi="Century Gothic" w:cs="Century Gothic"/>
-          <w:color w:val="000000"/>
-          <w:sz w:val="24"/>
-          <w:szCs w:val="24"/>
-        </w:rPr>
-      </w:pPr>
-      <w:r>
-        <w:rPr>
-          <w:rFonts w:ascii="Century Gothic" w:hAnsi="Century Gothic"/>
-          <w:sz w:val="24"/>
-          <w:szCs w:val="24"/>
-        </w:rPr>
-        <w:t>Los días sábados, el(la) TRABAJADOR(A) laborará en el horario de {</w:t>
+          <w:b/>
+          <w:bCs/>
+          <w:sz w:val="24"/>
+          <w:szCs w:val="24"/>
+        </w:rPr>
+        <w:t>}</w:t>
+      </w:r>
+      <w:r>
+        <w:rPr>
+          <w:rFonts w:ascii="Century Gothic" w:hAnsi="Century Gothic"/>
+          <w:sz w:val="24"/>
+          <w:szCs w:val="24"/>
+        </w:rPr>
+        <w:t>) minutos para su descanso o alimentación.</w:t>
+      </w:r>
+    </w:p>
+    <w:p>
+      <w:pPr>
+        <w:pBdr>
+          <w:top w:val="nil"/>
+          <w:left w:val="nil"/>
+          <w:bottom w:val="nil"/>
+          <w:right w:val="nil"/>
+          <w:between w:val="nil"/>
+        </w:pBdr>
+        <w:spacing w:after="0" w:line="240" w:lineRule="auto"/>
+        <w:jc w:val="both"/>
+        <w:rPr>
+          <w:rFonts w:ascii="Century Gothic" w:eastAsia="Century Gothic" w:hAnsi="Century Gothic" w:cs="Century Gothic"/>
+          <w:color w:val="000000"/>
+          <w:sz w:val="24"/>
+          <w:szCs w:val="24"/>
+        </w:rPr>
+      </w:pPr>
+    </w:p>
+    <w:p>
+      <w:pPr>
+        <w:pBdr>
+          <w:top w:val="nil"/>
+          <w:left w:val="nil"/>
+          <w:bottom w:val="nil"/>
+          <w:right w:val="nil"/>
+          <w:between w:val="nil"/>
+        </w:pBdr>
+        <w:spacing w:after="0" w:line="240" w:lineRule="auto"/>
+        <w:jc w:val="both"/>
+        <w:rPr>
+          <w:rFonts w:ascii="Century Gothic" w:eastAsia="Century Gothic" w:hAnsi="Century Gothic" w:cs="Century Gothic"/>
+          <w:color w:val="000000"/>
+          <w:sz w:val="24"/>
+          <w:szCs w:val="24"/>
+        </w:rPr>
+      </w:pPr>
+      <w:r>
+        <w:rPr>
+          <w:rFonts w:ascii="Century Gothic" w:hAnsi="Century Gothic"/>
+          <w:sz w:val="24"/>
+          <w:szCs w:val="24"/>
+        </w:rPr>
+        <w:t xml:space="preserve">Los </w:t>
+      </w:r>
+      <w:proofErr w:type="gramStart"/>
+      <w:r>
+        <w:rPr>
+          <w:rFonts w:ascii="Century Gothic" w:hAnsi="Century Gothic"/>
+          <w:sz w:val="24"/>
+          <w:szCs w:val="24"/>
+        </w:rPr>
+        <w:t>días sábados</w:t>
+      </w:r>
+      <w:proofErr w:type="gramEnd"/>
+      <w:r>
+        <w:rPr>
+          <w:rFonts w:ascii="Century Gothic" w:hAnsi="Century Gothic"/>
+          <w:sz w:val="24"/>
+          <w:szCs w:val="24"/>
+        </w:rPr>
+        <w:t xml:space="preserve">, el(la) TRABAJADOR(A) laborará en el horario de </w:t>
+      </w:r>
+      <w:r>
+        <w:rPr>
+          <w:rFonts w:ascii="Century Gothic" w:hAnsi="Century Gothic"/>
+          <w:b/>
+          <w:bCs/>
+          <w:sz w:val="24"/>
+          <w:szCs w:val="24"/>
+        </w:rPr>
+        <w:t>{</w:t>
       </w:r>
       <w:proofErr w:type="spellStart"/>
       <w:r>
         <w:rPr>
           <w:rFonts w:ascii="Century Gothic" w:hAnsi="Century Gothic"/>
+          <w:b/>
+          <w:bCs/>
           <w:sz w:val="24"/>
           <w:szCs w:val="24"/>
         </w:rPr>
@@ -843,15 +1200,37 @@
       <w:r>
         <w:rPr>
           <w:rFonts w:ascii="Century Gothic" w:hAnsi="Century Gothic"/>
-          <w:sz w:val="24"/>
-          <w:szCs w:val="24"/>
-        </w:rPr>
-        <w:t>} a {</w:t>
+          <w:b/>
+          <w:bCs/>
+          <w:sz w:val="24"/>
+          <w:szCs w:val="24"/>
+        </w:rPr>
+        <w:t>}</w:t>
+      </w:r>
+      <w:r>
+        <w:rPr>
+          <w:rFonts w:ascii="Century Gothic" w:hAnsi="Century Gothic"/>
+          <w:sz w:val="24"/>
+          <w:szCs w:val="24"/>
+        </w:rPr>
+        <w:t xml:space="preserve"> a </w:t>
+      </w:r>
+      <w:r>
+        <w:rPr>
+          <w:rFonts w:ascii="Century Gothic" w:hAnsi="Century Gothic"/>
+          <w:b/>
+          <w:bCs/>
+          <w:sz w:val="24"/>
+          <w:szCs w:val="24"/>
+        </w:rPr>
+        <w:t>{</w:t>
       </w:r>
       <w:proofErr w:type="spellStart"/>
       <w:r>
         <w:rPr>
           <w:rFonts w:ascii="Century Gothic" w:hAnsi="Century Gothic"/>
+          <w:b/>
+          <w:bCs/>
           <w:sz w:val="24"/>
           <w:szCs w:val="24"/>
         </w:rPr>
@@ -861,10 +1240,56 @@
       <w:r>
         <w:rPr>
           <w:rFonts w:ascii="Century Gothic" w:hAnsi="Century Gothic"/>
-          <w:sz w:val="24"/>
-          <w:szCs w:val="24"/>
-        </w:rPr>
-        <w:t>}, incluyendo treinta (30) minutos para su descanso o alimentación.</w:t>
+          <w:b/>
+          <w:bCs/>
+          <w:sz w:val="24"/>
+          <w:szCs w:val="24"/>
+        </w:rPr>
+        <w:t>}</w:t>
+      </w:r>
+      <w:r>
+        <w:rPr>
+          <w:rFonts w:ascii="Century Gothic" w:hAnsi="Century Gothic"/>
+          <w:sz w:val="24"/>
+          <w:szCs w:val="24"/>
+        </w:rPr>
+        <w:t xml:space="preserve">, incluyendo </w:t>
+      </w:r>
+      <w:r>
+        <w:rPr>
+          <w:rFonts w:ascii="Century Gothic" w:hAnsi="Century Gothic"/>
+          <w:b/>
+          <w:bCs/>
+          <w:sz w:val="24"/>
+          <w:szCs w:val="24"/>
+        </w:rPr>
+        <w:t>treinta (30) minutos</w:t>
+      </w:r>
+      <w:r>
+        <w:rPr>
+          <w:rFonts w:ascii="Century Gothic" w:hAnsi="Century Gothic"/>
+          <w:sz w:val="24"/>
+          <w:szCs w:val="24"/>
+        </w:rPr>
+        <w:t xml:space="preserve"> para su </w:t>
+      </w:r>
+      <w:r>
+        <w:rPr>
+          <w:rFonts w:ascii="Century Gothic" w:hAnsi="Century Gothic"/>
+          <w:b/>
+          <w:bCs/>
+          <w:sz w:val="24"/>
+          <w:szCs w:val="24"/>
+        </w:rPr>
+        <w:t>descanso o alimentación</w:t>
+      </w:r>
+      <w:r>
+        <w:rPr>
+          <w:rFonts w:ascii="Century Gothic" w:hAnsi="Century Gothic"/>
+          <w:sz w:val="24"/>
+          <w:szCs w:val="24"/>
+        </w:rPr>
+        <w:t>.</w:t>
       </w:r>
     </w:p>
     <w:p>
@@ -991,7 +1416,25 @@
           <w:sz w:val="24"/>
           <w:szCs w:val="24"/>
         </w:rPr>
-        <w:t xml:space="preserve"> estará obligada a pagar al(a la) </w:t>
+        <w:t xml:space="preserve"> estará obligada a pagar </w:t>
+      </w:r>
+      <w:proofErr w:type="gramStart"/>
+      <w:r>
+        <w:rPr>
+          <w:rFonts w:ascii="Century Gothic" w:eastAsia="Century Gothic" w:hAnsi="Century Gothic" w:cs="Century Gothic"/>
+          <w:sz w:val="24"/>
+          <w:szCs w:val="24"/>
+        </w:rPr>
+        <w:t>al(</w:t>
+      </w:r>
+      <w:proofErr w:type="gramEnd"/>
+      <w:r>
+        <w:rPr>
+          <w:rFonts w:ascii="Century Gothic" w:eastAsia="Century Gothic" w:hAnsi="Century Gothic" w:cs="Century Gothic"/>
+          <w:sz w:val="24"/>
+          <w:szCs w:val="24"/>
+        </w:rPr>
+        <w:t xml:space="preserve">a la) </w:t>
       </w:r>
       <w:r>
         <w:rPr>
@@ -1053,12 +1496,24 @@
           <w:sz w:val="24"/>
           <w:szCs w:val="24"/>
         </w:rPr>
-        <w:t>Las partes reconocen que el(la) EMPLEADO(A) cumplirá sus labores en el establecimiento u oficina de la EMPRESA, ubicado en {</w:t>
+        <w:t xml:space="preserve">Las partes reconocen que el(la) EMPLEADO(A) cumplirá sus labores en el establecimiento u oficina de la EMPRESA, ubicado en </w:t>
+      </w:r>
+      <w:r>
+        <w:rPr>
+          <w:rFonts w:ascii="Century Gothic" w:hAnsi="Century Gothic"/>
+          <w:b/>
+          <w:bCs/>
+          <w:sz w:val="24"/>
+          <w:szCs w:val="24"/>
+        </w:rPr>
+        <w:t>{</w:t>
       </w:r>
       <w:proofErr w:type="spellStart"/>
       <w:r>
         <w:rPr>
           <w:rFonts w:ascii="Century Gothic" w:hAnsi="Century Gothic"/>
+          <w:b/>
+          <w:bCs/>
           <w:sz w:val="24"/>
           <w:szCs w:val="24"/>
         </w:rPr>
@@ -1068,15 +1523,37 @@
       <w:r>
         <w:rPr>
           <w:rFonts w:ascii="Century Gothic" w:hAnsi="Century Gothic"/>
-          <w:sz w:val="24"/>
-          <w:szCs w:val="24"/>
-        </w:rPr>
-        <w:t>}, en la ciudad de {</w:t>
+          <w:b/>
+          <w:bCs/>
+          <w:sz w:val="24"/>
+          <w:szCs w:val="24"/>
+        </w:rPr>
+        <w:t>}</w:t>
+      </w:r>
+      <w:r>
+        <w:rPr>
+          <w:rFonts w:ascii="Century Gothic" w:hAnsi="Century Gothic"/>
+          <w:sz w:val="24"/>
+          <w:szCs w:val="24"/>
+        </w:rPr>
+        <w:t xml:space="preserve">, en la ciudad de </w:t>
+      </w:r>
+      <w:r>
+        <w:rPr>
+          <w:rFonts w:ascii="Century Gothic" w:hAnsi="Century Gothic"/>
+          <w:b/>
+          <w:bCs/>
+          <w:sz w:val="24"/>
+          <w:szCs w:val="24"/>
+        </w:rPr>
+        <w:t>{</w:t>
       </w:r>
       <w:proofErr w:type="spellStart"/>
       <w:r>
         <w:rPr>
           <w:rFonts w:ascii="Century Gothic" w:hAnsi="Century Gothic"/>
+          <w:b/>
+          <w:bCs/>
           <w:sz w:val="24"/>
           <w:szCs w:val="24"/>
         </w:rPr>
@@ -1086,15 +1563,37 @@
       <w:r>
         <w:rPr>
           <w:rFonts w:ascii="Century Gothic" w:hAnsi="Century Gothic"/>
-          <w:sz w:val="24"/>
-          <w:szCs w:val="24"/>
-        </w:rPr>
-        <w:t>}; sin embargo, en virtud de las labores que cumple para la EMPLEADORA, dicho(a) TRABAJADOR(A), siempre que fuere expresamente requerido por la COMPAÑÍA, deberá trasladarse a los lugares, instalaciones o localidades que la CONTRATANTE requiera, ya sea dentro o fuera de la provincia de {</w:t>
+          <w:b/>
+          <w:bCs/>
+          <w:sz w:val="24"/>
+          <w:szCs w:val="24"/>
+        </w:rPr>
+        <w:t>}</w:t>
+      </w:r>
+      <w:r>
+        <w:rPr>
+          <w:rFonts w:ascii="Century Gothic" w:hAnsi="Century Gothic"/>
+          <w:sz w:val="24"/>
+          <w:szCs w:val="24"/>
+        </w:rPr>
+        <w:t xml:space="preserve">; sin embargo, en virtud de las labores que cumple para la EMPLEADORA, dicho(a) TRABAJADOR(A), siempre que fuere expresamente requerido por la COMPAÑÍA, deberá trasladarse a los lugares, instalaciones o localidades que la CONTRATANTE requiera, ya sea dentro o fuera de la provincia de </w:t>
+      </w:r>
+      <w:r>
+        <w:rPr>
+          <w:rFonts w:ascii="Century Gothic" w:hAnsi="Century Gothic"/>
+          <w:b/>
+          <w:bCs/>
+          <w:sz w:val="24"/>
+          <w:szCs w:val="24"/>
+        </w:rPr>
+        <w:t>{</w:t>
       </w:r>
       <w:proofErr w:type="spellStart"/>
       <w:r>
         <w:rPr>
           <w:rFonts w:ascii="Century Gothic" w:hAnsi="Century Gothic"/>
+          <w:b/>
+          <w:bCs/>
           <w:sz w:val="24"/>
           <w:szCs w:val="24"/>
         </w:rPr>
@@ -1104,59 +1603,99 @@
       <w:r>
         <w:rPr>
           <w:rFonts w:ascii="Century Gothic" w:hAnsi="Century Gothic"/>
-          <w:sz w:val="24"/>
-          <w:szCs w:val="24"/>
-        </w:rPr>
-        <w:t>}. En cuyo caso, la COMPAÑÍA deberá entregar, reconocer o reembolsar al(a la) TRABAJADOR(A) todo gasto incurrido o en que pueda incurrir por concepto de transporte, alimentación y/o, si fuere pertinente, hospedaje. Para lo cual, el(la) EMPLEADO(A), deberá justificar tales gastos.</w:t>
-      </w:r>
-    </w:p>
-    <w:p>
-      <w:pPr>
-        <w:pBdr>
-          <w:top w:val="nil"/>
-          <w:left w:val="nil"/>
-          <w:bottom w:val="nil"/>
-          <w:right w:val="nil"/>
-          <w:between w:val="nil"/>
-        </w:pBdr>
-        <w:spacing w:after="0" w:line="240" w:lineRule="auto"/>
-        <w:jc w:val="both"/>
-        <w:rPr>
-          <w:rFonts w:ascii="Century Gothic" w:eastAsia="Century Gothic" w:hAnsi="Century Gothic" w:cs="Century Gothic"/>
-          <w:sz w:val="24"/>
-          <w:szCs w:val="24"/>
-        </w:rPr>
-      </w:pPr>
-    </w:p>
-    <w:p>
-      <w:pPr>
-        <w:pBdr>
-          <w:top w:val="nil"/>
-          <w:left w:val="nil"/>
-          <w:bottom w:val="nil"/>
-          <w:right w:val="nil"/>
-          <w:between w:val="nil"/>
-        </w:pBdr>
-        <w:spacing w:after="0" w:line="240" w:lineRule="auto"/>
-        <w:jc w:val="both"/>
-        <w:rPr>
-          <w:rFonts w:ascii="Century Gothic" w:eastAsia="Century Gothic" w:hAnsi="Century Gothic" w:cs="Century Gothic"/>
-          <w:sz w:val="24"/>
-          <w:szCs w:val="24"/>
-        </w:rPr>
-      </w:pPr>
-      <w:r>
-        <w:rPr>
-          <w:rFonts w:ascii="Century Gothic" w:eastAsia="Century Gothic" w:hAnsi="Century Gothic" w:cs="Century Gothic"/>
-          <w:sz w:val="24"/>
-          <w:szCs w:val="24"/>
-        </w:rPr>
-        <w:t>Para efectos de notificaciones o localización, el(la) TRABAJADOR(A) declara que su lugar de domicilio está ubicado en {</w:t>
+          <w:b/>
+          <w:bCs/>
+          <w:sz w:val="24"/>
+          <w:szCs w:val="24"/>
+        </w:rPr>
+        <w:t>}</w:t>
+      </w:r>
+      <w:r>
+        <w:rPr>
+          <w:rFonts w:ascii="Century Gothic" w:hAnsi="Century Gothic"/>
+          <w:sz w:val="24"/>
+          <w:szCs w:val="24"/>
+        </w:rPr>
+        <w:t xml:space="preserve">. En cuyo caso, la COMPAÑÍA deberá entregar, reconocer o reembolsar </w:t>
+      </w:r>
+      <w:proofErr w:type="gramStart"/>
+      <w:r>
+        <w:rPr>
+          <w:rFonts w:ascii="Century Gothic" w:hAnsi="Century Gothic"/>
+          <w:sz w:val="24"/>
+          <w:szCs w:val="24"/>
+        </w:rPr>
+        <w:t>al(</w:t>
+      </w:r>
+      <w:proofErr w:type="gramEnd"/>
+      <w:r>
+        <w:rPr>
+          <w:rFonts w:ascii="Century Gothic" w:hAnsi="Century Gothic"/>
+          <w:sz w:val="24"/>
+          <w:szCs w:val="24"/>
+        </w:rPr>
+        <w:t>a la) TRABAJADOR(A) todo gasto incurrido o en que pueda incurrir por concepto de transporte, alimentación y/o, si fuere pertinente, hospedaje. Para lo cual, el(la) EMPLEADO(A), deberá justificar tales gastos.</w:t>
+      </w:r>
+    </w:p>
+    <w:p>
+      <w:pPr>
+        <w:pBdr>
+          <w:top w:val="nil"/>
+          <w:left w:val="nil"/>
+          <w:bottom w:val="nil"/>
+          <w:right w:val="nil"/>
+          <w:between w:val="nil"/>
+        </w:pBdr>
+        <w:spacing w:after="0" w:line="240" w:lineRule="auto"/>
+        <w:jc w:val="both"/>
+        <w:rPr>
+          <w:rFonts w:ascii="Century Gothic" w:eastAsia="Century Gothic" w:hAnsi="Century Gothic" w:cs="Century Gothic"/>
+          <w:sz w:val="24"/>
+          <w:szCs w:val="24"/>
+        </w:rPr>
+      </w:pPr>
+    </w:p>
+    <w:p>
+      <w:pPr>
+        <w:pBdr>
+          <w:top w:val="nil"/>
+          <w:left w:val="nil"/>
+          <w:bottom w:val="nil"/>
+          <w:right w:val="nil"/>
+          <w:between w:val="nil"/>
+        </w:pBdr>
+        <w:spacing w:after="0" w:line="240" w:lineRule="auto"/>
+        <w:jc w:val="both"/>
+        <w:rPr>
+          <w:rFonts w:ascii="Century Gothic" w:eastAsia="Century Gothic" w:hAnsi="Century Gothic" w:cs="Century Gothic"/>
+          <w:sz w:val="24"/>
+          <w:szCs w:val="24"/>
+        </w:rPr>
+      </w:pPr>
+      <w:r>
+        <w:rPr>
+          <w:rFonts w:ascii="Century Gothic" w:eastAsia="Century Gothic" w:hAnsi="Century Gothic" w:cs="Century Gothic"/>
+          <w:sz w:val="24"/>
+          <w:szCs w:val="24"/>
+        </w:rPr>
+        <w:t xml:space="preserve">Para efectos de notificaciones o localización, el(la) TRABAJADOR(A) declara que su lugar de domicilio está ubicado en </w:t>
+      </w:r>
+      <w:r>
+        <w:rPr>
+          <w:rFonts w:ascii="Century Gothic" w:eastAsia="Century Gothic" w:hAnsi="Century Gothic" w:cs="Century Gothic"/>
+          <w:b/>
+          <w:bCs/>
+          <w:sz w:val="24"/>
+          <w:szCs w:val="24"/>
+        </w:rPr>
+        <w:t>{</w:t>
       </w:r>
       <w:proofErr w:type="spellStart"/>
       <w:r>
         <w:rPr>
           <w:rFonts w:ascii="Century Gothic" w:eastAsia="Century Gothic" w:hAnsi="Century Gothic" w:cs="Century Gothic"/>
+          <w:b/>
+          <w:bCs/>
           <w:sz w:val="24"/>
           <w:szCs w:val="24"/>
         </w:rPr>
@@ -1166,15 +1705,45 @@
       <w:r>
         <w:rPr>
           <w:rFonts w:ascii="Century Gothic" w:eastAsia="Century Gothic" w:hAnsi="Century Gothic" w:cs="Century Gothic"/>
-          <w:sz w:val="24"/>
-          <w:szCs w:val="24"/>
-        </w:rPr>
-        <w:t>} ({</w:t>
+          <w:b/>
+          <w:bCs/>
+          <w:sz w:val="24"/>
+          <w:szCs w:val="24"/>
+        </w:rPr>
+        <w:t>}</w:t>
+      </w:r>
+      <w:r>
+        <w:rPr>
+          <w:rFonts w:ascii="Century Gothic" w:eastAsia="Century Gothic" w:hAnsi="Century Gothic" w:cs="Century Gothic"/>
+          <w:sz w:val="24"/>
+          <w:szCs w:val="24"/>
+        </w:rPr>
+        <w:t xml:space="preserve"> </w:t>
+      </w:r>
+      <w:r>
+        <w:rPr>
+          <w:rFonts w:ascii="Century Gothic" w:eastAsia="Century Gothic" w:hAnsi="Century Gothic" w:cs="Century Gothic"/>
+          <w:sz w:val="24"/>
+          <w:szCs w:val="24"/>
+        </w:rPr>
+        <w:t>(</w:t>
+      </w:r>
+      <w:r>
+        <w:rPr>
+          <w:rFonts w:ascii="Century Gothic" w:eastAsia="Century Gothic" w:hAnsi="Century Gothic" w:cs="Century Gothic"/>
+          <w:b/>
+          <w:bCs/>
+          <w:sz w:val="24"/>
+          <w:szCs w:val="24"/>
+        </w:rPr>
+        <w:t>{</w:t>
       </w:r>
       <w:proofErr w:type="spellStart"/>
       <w:r>
         <w:rPr>
           <w:rFonts w:ascii="Century Gothic" w:eastAsia="Century Gothic" w:hAnsi="Century Gothic" w:cs="Century Gothic"/>
+          <w:b/>
+          <w:bCs/>
           <w:sz w:val="24"/>
           <w:szCs w:val="24"/>
         </w:rPr>
@@ -1184,15 +1753,37 @@
       <w:r>
         <w:rPr>
           <w:rFonts w:ascii="Century Gothic" w:eastAsia="Century Gothic" w:hAnsi="Century Gothic" w:cs="Century Gothic"/>
-          <w:sz w:val="24"/>
-          <w:szCs w:val="24"/>
-        </w:rPr>
-        <w:t>}), en la ciudad de {</w:t>
+          <w:b/>
+          <w:bCs/>
+          <w:sz w:val="24"/>
+          <w:szCs w:val="24"/>
+        </w:rPr>
+        <w:t>}</w:t>
+      </w:r>
+      <w:r>
+        <w:rPr>
+          <w:rFonts w:ascii="Century Gothic" w:eastAsia="Century Gothic" w:hAnsi="Century Gothic" w:cs="Century Gothic"/>
+          <w:sz w:val="24"/>
+          <w:szCs w:val="24"/>
+        </w:rPr>
+        <w:t xml:space="preserve">), en la ciudad de </w:t>
+      </w:r>
+      <w:r>
+        <w:rPr>
+          <w:rFonts w:ascii="Century Gothic" w:eastAsia="Century Gothic" w:hAnsi="Century Gothic" w:cs="Century Gothic"/>
+          <w:b/>
+          <w:bCs/>
+          <w:sz w:val="24"/>
+          <w:szCs w:val="24"/>
+        </w:rPr>
+        <w:t>{</w:t>
       </w:r>
       <w:proofErr w:type="spellStart"/>
       <w:r>
         <w:rPr>
           <w:rFonts w:ascii="Century Gothic" w:eastAsia="Century Gothic" w:hAnsi="Century Gothic" w:cs="Century Gothic"/>
+          <w:b/>
+          <w:bCs/>
           <w:sz w:val="24"/>
           <w:szCs w:val="24"/>
         </w:rPr>
@@ -1202,15 +1793,37 @@
       <w:r>
         <w:rPr>
           <w:rFonts w:ascii="Century Gothic" w:eastAsia="Century Gothic" w:hAnsi="Century Gothic" w:cs="Century Gothic"/>
-          <w:sz w:val="24"/>
-          <w:szCs w:val="24"/>
-        </w:rPr>
-        <w:t>}, provincia de {</w:t>
+          <w:b/>
+          <w:bCs/>
+          <w:sz w:val="24"/>
+          <w:szCs w:val="24"/>
+        </w:rPr>
+        <w:t>}</w:t>
+      </w:r>
+      <w:r>
+        <w:rPr>
+          <w:rFonts w:ascii="Century Gothic" w:eastAsia="Century Gothic" w:hAnsi="Century Gothic" w:cs="Century Gothic"/>
+          <w:sz w:val="24"/>
+          <w:szCs w:val="24"/>
+        </w:rPr>
+        <w:t xml:space="preserve">, provincia de </w:t>
+      </w:r>
+      <w:r>
+        <w:rPr>
+          <w:rFonts w:ascii="Century Gothic" w:eastAsia="Century Gothic" w:hAnsi="Century Gothic" w:cs="Century Gothic"/>
+          <w:b/>
+          <w:bCs/>
+          <w:sz w:val="24"/>
+          <w:szCs w:val="24"/>
+        </w:rPr>
+        <w:t>{</w:t>
       </w:r>
       <w:proofErr w:type="spellStart"/>
       <w:r>
         <w:rPr>
           <w:rFonts w:ascii="Century Gothic" w:eastAsia="Century Gothic" w:hAnsi="Century Gothic" w:cs="Century Gothic"/>
+          <w:b/>
+          <w:bCs/>
           <w:sz w:val="24"/>
           <w:szCs w:val="24"/>
         </w:rPr>
@@ -1220,10 +1833,20 @@
       <w:r>
         <w:rPr>
           <w:rFonts w:ascii="Century Gothic" w:eastAsia="Century Gothic" w:hAnsi="Century Gothic" w:cs="Century Gothic"/>
-          <w:sz w:val="24"/>
-          <w:szCs w:val="24"/>
-        </w:rPr>
-        <w:t>}.</w:t>
+          <w:b/>
+          <w:bCs/>
+          <w:sz w:val="24"/>
+          <w:szCs w:val="24"/>
+        </w:rPr>
+        <w:t>}</w:t>
+      </w:r>
+      <w:r>
+        <w:rPr>
+          <w:rFonts w:ascii="Century Gothic" w:eastAsia="Century Gothic" w:hAnsi="Century Gothic" w:cs="Century Gothic"/>
+          <w:sz w:val="24"/>
+          <w:szCs w:val="24"/>
+        </w:rPr>
+        <w:t>.</w:t>
       </w:r>
     </w:p>
     <w:p>
@@ -1250,12 +1873,32 @@
           <w:szCs w:val="24"/>
         </w:rPr>
         <w:lastRenderedPageBreak/>
-        <w:t>De igual manera, el (la) TRABAJADOR(A) declara que su dirección de correo electrónico personal es "{</w:t>
+        <w:t xml:space="preserve">De igual manera, el (la) TRABAJADOR(A) declara que su dirección de correo electrónico personal es </w:t>
+      </w:r>
+      <w:r>
+        <w:rPr>
+          <w:rFonts w:ascii="Century Gothic" w:eastAsia="Century Gothic" w:hAnsi="Century Gothic" w:cs="Century Gothic"/>
+          <w:sz w:val="24"/>
+          <w:szCs w:val="24"/>
+        </w:rPr>
+        <w:t>"</w:t>
+      </w:r>
+      <w:r>
+        <w:rPr>
+          <w:rFonts w:ascii="Century Gothic" w:eastAsia="Century Gothic" w:hAnsi="Century Gothic" w:cs="Century Gothic"/>
+          <w:b/>
+          <w:bCs/>
+          <w:sz w:val="24"/>
+          <w:szCs w:val="24"/>
+        </w:rPr>
+        <w:t>{</w:t>
       </w:r>
       <w:proofErr w:type="spellStart"/>
       <w:r>
         <w:rPr>
           <w:rFonts w:ascii="Century Gothic" w:eastAsia="Century Gothic" w:hAnsi="Century Gothic" w:cs="Century Gothic"/>
+          <w:b/>
+          <w:bCs/>
           <w:sz w:val="24"/>
           <w:szCs w:val="24"/>
         </w:rPr>
@@ -1265,60 +1908,172 @@
       <w:r>
         <w:rPr>
           <w:rFonts w:ascii="Century Gothic" w:eastAsia="Century Gothic" w:hAnsi="Century Gothic" w:cs="Century Gothic"/>
-          <w:sz w:val="24"/>
-          <w:szCs w:val="24"/>
-        </w:rPr>
-        <w:t>}"; dirección a la cual podrá recibir todo tipo de comunicados, notificaciones y/o citaciones por parte de su EMPLEADORA, autoridades administrativas o judiciales y/o de cualquier funcionario o institución (pública o privada). Adicionalmente, la EMPRESA podrá generar y/o asignar al(a la) TRABAJADOR(A) una dirección de correo electrónico, con el objeto de transmitir o comunicar, a dicho(a) COLABORADOR(A), disposiciones o instrucciones relacionadas a las labores y/u obligaciones del(de la) mismo(a); así como también transmitir notificaciones o comunicados concernientes al goce de beneficios de ley (vacaciones, Décimos, etc.) correspondientes al(a la) TRABAJADOR(A).</w:t>
-      </w:r>
-    </w:p>
-    <w:p>
-      <w:pPr>
-        <w:pBdr>
-          <w:top w:val="nil"/>
-          <w:left w:val="nil"/>
-          <w:bottom w:val="nil"/>
-          <w:right w:val="nil"/>
-          <w:between w:val="nil"/>
-        </w:pBdr>
-        <w:spacing w:after="0" w:line="240" w:lineRule="auto"/>
-        <w:jc w:val="both"/>
-        <w:rPr>
-          <w:rFonts w:ascii="Century Gothic" w:eastAsia="Century Gothic" w:hAnsi="Century Gothic" w:cs="Century Gothic"/>
-          <w:color w:val="000000"/>
-          <w:sz w:val="24"/>
-          <w:szCs w:val="24"/>
-        </w:rPr>
-      </w:pPr>
-    </w:p>
-    <w:p>
-      <w:pPr>
-        <w:pBdr>
-          <w:top w:val="nil"/>
-          <w:left w:val="nil"/>
-          <w:bottom w:val="nil"/>
-          <w:right w:val="nil"/>
-          <w:between w:val="nil"/>
-        </w:pBdr>
-        <w:spacing w:after="0" w:line="240" w:lineRule="auto"/>
-        <w:jc w:val="both"/>
-        <w:rPr>
-          <w:rFonts w:ascii="Century Gothic" w:eastAsia="Century Gothic" w:hAnsi="Century Gothic" w:cs="Century Gothic"/>
-          <w:sz w:val="24"/>
-          <w:szCs w:val="24"/>
-        </w:rPr>
-      </w:pPr>
-      <w:r>
-        <w:rPr>
-          <w:rFonts w:ascii="Century Gothic" w:hAnsi="Century Gothic"/>
-          <w:sz w:val="24"/>
-          <w:szCs w:val="24"/>
-        </w:rPr>
-        <w:t>CLÁUSULA CUARTA: REMUNERACIÓN Y BENEFICIOS DE LEY.- La EMPLEADORA pagará al(a la) TRABAJADOR(A), por la prestación de sus servicios, la remuneración unificada de {</w:t>
+          <w:b/>
+          <w:bCs/>
+          <w:sz w:val="24"/>
+          <w:szCs w:val="24"/>
+        </w:rPr>
+        <w:t>}</w:t>
+      </w:r>
+      <w:r>
+        <w:rPr>
+          <w:rFonts w:ascii="Century Gothic" w:eastAsia="Century Gothic" w:hAnsi="Century Gothic" w:cs="Century Gothic"/>
+          <w:sz w:val="24"/>
+          <w:szCs w:val="24"/>
+        </w:rPr>
+        <w:t xml:space="preserve">"; dirección a la cual podrá recibir todo tipo de comunicados, notificaciones y/o citaciones por parte de su EMPLEADORA, autoridades administrativas o judiciales y/o de cualquier funcionario o institución (pública o privada). Adicionalmente, la EMPRESA podrá generar y/o asignar </w:t>
+      </w:r>
+      <w:proofErr w:type="gramStart"/>
+      <w:r>
+        <w:rPr>
+          <w:rFonts w:ascii="Century Gothic" w:eastAsia="Century Gothic" w:hAnsi="Century Gothic" w:cs="Century Gothic"/>
+          <w:sz w:val="24"/>
+          <w:szCs w:val="24"/>
+        </w:rPr>
+        <w:t>al(</w:t>
+      </w:r>
+      <w:proofErr w:type="gramEnd"/>
+      <w:r>
+        <w:rPr>
+          <w:rFonts w:ascii="Century Gothic" w:eastAsia="Century Gothic" w:hAnsi="Century Gothic" w:cs="Century Gothic"/>
+          <w:sz w:val="24"/>
+          <w:szCs w:val="24"/>
+        </w:rPr>
+        <w:t xml:space="preserve">a la) TRABAJADOR(A) una dirección de correo electrónico, con el objeto de transmitir o comunicar, a dicho(a) COLABORADOR(A), disposiciones o instrucciones relacionadas a las labores y/u obligaciones </w:t>
+      </w:r>
+      <w:proofErr w:type="gramStart"/>
+      <w:r>
+        <w:rPr>
+          <w:rFonts w:ascii="Century Gothic" w:eastAsia="Century Gothic" w:hAnsi="Century Gothic" w:cs="Century Gothic"/>
+          <w:sz w:val="24"/>
+          <w:szCs w:val="24"/>
+        </w:rPr>
+        <w:t>del(</w:t>
+      </w:r>
+      <w:proofErr w:type="gramEnd"/>
+      <w:r>
+        <w:rPr>
+          <w:rFonts w:ascii="Century Gothic" w:eastAsia="Century Gothic" w:hAnsi="Century Gothic" w:cs="Century Gothic"/>
+          <w:sz w:val="24"/>
+          <w:szCs w:val="24"/>
+        </w:rPr>
+        <w:t xml:space="preserve">de la) mismo(a); así como también transmitir notificaciones o comunicados concernientes al goce de beneficios de ley (vacaciones, Décimos, etc.) correspondientes </w:t>
+      </w:r>
+      <w:proofErr w:type="gramStart"/>
+      <w:r>
+        <w:rPr>
+          <w:rFonts w:ascii="Century Gothic" w:eastAsia="Century Gothic" w:hAnsi="Century Gothic" w:cs="Century Gothic"/>
+          <w:sz w:val="24"/>
+          <w:szCs w:val="24"/>
+        </w:rPr>
+        <w:t>al(</w:t>
+      </w:r>
+      <w:proofErr w:type="gramEnd"/>
+      <w:r>
+        <w:rPr>
+          <w:rFonts w:ascii="Century Gothic" w:eastAsia="Century Gothic" w:hAnsi="Century Gothic" w:cs="Century Gothic"/>
+          <w:sz w:val="24"/>
+          <w:szCs w:val="24"/>
+        </w:rPr>
+        <w:t>a la) TRABAJADOR(A).</w:t>
+      </w:r>
+    </w:p>
+    <w:p>
+      <w:pPr>
+        <w:pBdr>
+          <w:top w:val="nil"/>
+          <w:left w:val="nil"/>
+          <w:bottom w:val="nil"/>
+          <w:right w:val="nil"/>
+          <w:between w:val="nil"/>
+        </w:pBdr>
+        <w:spacing w:after="0" w:line="240" w:lineRule="auto"/>
+        <w:jc w:val="both"/>
+        <w:rPr>
+          <w:rFonts w:ascii="Century Gothic" w:eastAsia="Century Gothic" w:hAnsi="Century Gothic" w:cs="Century Gothic"/>
+          <w:color w:val="000000"/>
+          <w:sz w:val="24"/>
+          <w:szCs w:val="24"/>
+        </w:rPr>
+      </w:pPr>
+    </w:p>
+    <w:p>
+      <w:pPr>
+        <w:pBdr>
+          <w:top w:val="nil"/>
+          <w:left w:val="nil"/>
+          <w:bottom w:val="nil"/>
+          <w:right w:val="nil"/>
+          <w:between w:val="nil"/>
+        </w:pBdr>
+        <w:spacing w:after="0" w:line="240" w:lineRule="auto"/>
+        <w:jc w:val="both"/>
+        <w:rPr>
+          <w:rFonts w:ascii="Century Gothic" w:eastAsia="Century Gothic" w:hAnsi="Century Gothic" w:cs="Century Gothic"/>
+          <w:sz w:val="24"/>
+          <w:szCs w:val="24"/>
+        </w:rPr>
+      </w:pPr>
+      <w:r>
+        <w:rPr>
+          <w:rFonts w:ascii="Century Gothic" w:hAnsi="Century Gothic"/>
+          <w:sz w:val="24"/>
+          <w:szCs w:val="24"/>
+        </w:rPr>
+        <w:t xml:space="preserve">CLÁUSULA CUARTA: REMUNERACIÓN Y BENEFICIOS DE </w:t>
+      </w:r>
+      <w:proofErr w:type="gramStart"/>
+      <w:r>
+        <w:rPr>
+          <w:rFonts w:ascii="Century Gothic" w:hAnsi="Century Gothic"/>
+          <w:sz w:val="24"/>
+          <w:szCs w:val="24"/>
+        </w:rPr>
+        <w:t>LEY.-</w:t>
+      </w:r>
+      <w:proofErr w:type="gramEnd"/>
+      <w:r>
+        <w:rPr>
+          <w:rFonts w:ascii="Century Gothic" w:hAnsi="Century Gothic"/>
+          <w:sz w:val="24"/>
+          <w:szCs w:val="24"/>
+        </w:rPr>
+        <w:t xml:space="preserve"> La EMPLEADORA pagará </w:t>
+      </w:r>
+      <w:proofErr w:type="gramStart"/>
+      <w:r>
+        <w:rPr>
+          <w:rFonts w:ascii="Century Gothic" w:hAnsi="Century Gothic"/>
+          <w:sz w:val="24"/>
+          <w:szCs w:val="24"/>
+        </w:rPr>
+        <w:t>al(</w:t>
+      </w:r>
+      <w:proofErr w:type="gramEnd"/>
+      <w:r>
+        <w:rPr>
+          <w:rFonts w:ascii="Century Gothic" w:hAnsi="Century Gothic"/>
+          <w:sz w:val="24"/>
+          <w:szCs w:val="24"/>
+        </w:rPr>
+        <w:t xml:space="preserve">a la) TRABAJADOR(A), por la prestación de sus servicios, la remuneración unificada de </w:t>
+      </w:r>
+      <w:r>
+        <w:rPr>
+          <w:rFonts w:ascii="Century Gothic" w:hAnsi="Century Gothic"/>
+          <w:b/>
+          <w:bCs/>
+          <w:sz w:val="24"/>
+          <w:szCs w:val="24"/>
+        </w:rPr>
+        <w:t>{</w:t>
       </w:r>
       <w:proofErr w:type="spellStart"/>
       <w:r>
         <w:rPr>
           <w:rFonts w:ascii="Century Gothic" w:hAnsi="Century Gothic"/>
+          <w:b/>
+          <w:bCs/>
           <w:sz w:val="24"/>
           <w:szCs w:val="24"/>
         </w:rPr>
@@ -1328,6 +2083,8 @@
       <w:r>
         <w:rPr>
           <w:rFonts w:ascii="Century Gothic" w:hAnsi="Century Gothic"/>
+          <w:b/>
+          <w:bCs/>
           <w:sz w:val="24"/>
           <w:szCs w:val="24"/>
         </w:rPr>
@@ -1337,6 +2094,8 @@
       <w:r>
         <w:rPr>
           <w:rFonts w:ascii="Century Gothic" w:hAnsi="Century Gothic"/>
+          <w:b/>
+          <w:bCs/>
           <w:sz w:val="24"/>
           <w:szCs w:val="24"/>
         </w:rPr>
@@ -1346,15 +2105,37 @@
       <w:r>
         <w:rPr>
           <w:rFonts w:ascii="Century Gothic" w:hAnsi="Century Gothic"/>
-          <w:sz w:val="24"/>
-          <w:szCs w:val="24"/>
-        </w:rPr>
-        <w:t>} DÓLARES DE LOS ESTADOS UNIDOS DE AMÉRICA (US${</w:t>
+          <w:b/>
+          <w:bCs/>
+          <w:sz w:val="24"/>
+          <w:szCs w:val="24"/>
+        </w:rPr>
+        <w:t>}</w:t>
+      </w:r>
+      <w:r>
+        <w:rPr>
+          <w:rFonts w:ascii="Century Gothic" w:hAnsi="Century Gothic"/>
+          <w:sz w:val="24"/>
+          <w:szCs w:val="24"/>
+        </w:rPr>
+        <w:t xml:space="preserve"> DÓLARES DE LOS ESTADOS UNIDOS DE AMÉRICA (US$</w:t>
+      </w:r>
+      <w:r>
+        <w:rPr>
+          <w:rFonts w:ascii="Century Gothic" w:hAnsi="Century Gothic"/>
+          <w:b/>
+          <w:bCs/>
+          <w:sz w:val="24"/>
+          <w:szCs w:val="24"/>
+        </w:rPr>
+        <w:t>{</w:t>
       </w:r>
       <w:proofErr w:type="spellStart"/>
       <w:r>
         <w:rPr>
           <w:rFonts w:ascii="Century Gothic" w:hAnsi="Century Gothic"/>
+          <w:b/>
+          <w:bCs/>
           <w:sz w:val="24"/>
           <w:szCs w:val="24"/>
         </w:rPr>
@@ -1364,10 +2145,20 @@
       <w:r>
         <w:rPr>
           <w:rFonts w:ascii="Century Gothic" w:hAnsi="Century Gothic"/>
-          <w:sz w:val="24"/>
-          <w:szCs w:val="24"/>
-        </w:rPr>
-        <w:t>}), más beneficios de ley.</w:t>
+          <w:b/>
+          <w:bCs/>
+          <w:sz w:val="24"/>
+          <w:szCs w:val="24"/>
+        </w:rPr>
+        <w:t>}</w:t>
+      </w:r>
+      <w:r>
+        <w:rPr>
+          <w:rFonts w:ascii="Century Gothic" w:hAnsi="Century Gothic"/>
+          <w:sz w:val="24"/>
+          <w:szCs w:val="24"/>
+        </w:rPr>
+        <w:t>), más beneficios de ley.</w:t>
       </w:r>
     </w:p>
     <w:p>
@@ -1625,12 +2416,24 @@
           <w:sz w:val="24"/>
           <w:szCs w:val="24"/>
         </w:rPr>
-        <w:t>debe movilizarse o trasladarse fuera de la provincia de {</w:t>
+        <w:t xml:space="preserve">debe movilizarse o trasladarse fuera de la provincia de </w:t>
+      </w:r>
+      <w:r>
+        <w:rPr>
+          <w:rFonts w:ascii="Century Gothic" w:eastAsia="Century Gothic" w:hAnsi="Century Gothic" w:cs="Century Gothic"/>
+          <w:b/>
+          <w:bCs/>
+          <w:sz w:val="24"/>
+          <w:szCs w:val="24"/>
+        </w:rPr>
+        <w:t>{</w:t>
       </w:r>
       <w:proofErr w:type="spellStart"/>
       <w:r>
         <w:rPr>
           <w:rFonts w:ascii="Century Gothic" w:eastAsia="Century Gothic" w:hAnsi="Century Gothic" w:cs="Century Gothic"/>
+          <w:b/>
+          <w:bCs/>
           <w:sz w:val="24"/>
           <w:szCs w:val="24"/>
         </w:rPr>
@@ -1640,10 +2443,20 @@
       <w:r>
         <w:rPr>
           <w:rFonts w:ascii="Century Gothic" w:eastAsia="Century Gothic" w:hAnsi="Century Gothic" w:cs="Century Gothic"/>
-          <w:sz w:val="24"/>
-          <w:szCs w:val="24"/>
-        </w:rPr>
-        <w:t xml:space="preserve">}, la </w:t>
+          <w:b/>
+          <w:bCs/>
+          <w:sz w:val="24"/>
+          <w:szCs w:val="24"/>
+        </w:rPr>
+        <w:t>}</w:t>
+      </w:r>
+      <w:r>
+        <w:rPr>
+          <w:rFonts w:ascii="Century Gothic" w:eastAsia="Century Gothic" w:hAnsi="Century Gothic" w:cs="Century Gothic"/>
+          <w:sz w:val="24"/>
+          <w:szCs w:val="24"/>
+        </w:rPr>
+        <w:t xml:space="preserve">, la </w:t>
       </w:r>
       <w:r>
         <w:rPr>
@@ -1746,7 +2559,25 @@
           <w:szCs w:val="24"/>
         </w:rPr>
         <w:lastRenderedPageBreak/>
-        <w:t xml:space="preserve">Por solicitud expresa del(de la) </w:t>
+        <w:t xml:space="preserve">Por solicitud expresa </w:t>
+      </w:r>
+      <w:proofErr w:type="gramStart"/>
+      <w:r>
+        <w:rPr>
+          <w:rFonts w:ascii="Century Gothic" w:eastAsia="Century Gothic" w:hAnsi="Century Gothic" w:cs="Century Gothic"/>
+          <w:sz w:val="24"/>
+          <w:szCs w:val="24"/>
+        </w:rPr>
+        <w:t>del(</w:t>
+      </w:r>
+      <w:proofErr w:type="gramEnd"/>
+      <w:r>
+        <w:rPr>
+          <w:rFonts w:ascii="Century Gothic" w:eastAsia="Century Gothic" w:hAnsi="Century Gothic" w:cs="Century Gothic"/>
+          <w:sz w:val="24"/>
+          <w:szCs w:val="24"/>
+        </w:rPr>
+        <w:t xml:space="preserve">de la) </w:t>
       </w:r>
       <w:r>
         <w:rPr>
@@ -1764,7 +2595,25 @@
           <w:sz w:val="24"/>
           <w:szCs w:val="24"/>
         </w:rPr>
-        <w:t>, los pagos correspondientes a remuneraciones, beneficios de ley u otros del(de la)</w:t>
+        <w:t xml:space="preserve">, los pagos correspondientes a remuneraciones, beneficios de ley u otros </w:t>
+      </w:r>
+      <w:proofErr w:type="gramStart"/>
+      <w:r>
+        <w:rPr>
+          <w:rFonts w:ascii="Century Gothic" w:eastAsia="Century Gothic" w:hAnsi="Century Gothic" w:cs="Century Gothic"/>
+          <w:sz w:val="24"/>
+          <w:szCs w:val="24"/>
+        </w:rPr>
+        <w:t>del(</w:t>
+      </w:r>
+      <w:proofErr w:type="gramEnd"/>
+      <w:r>
+        <w:rPr>
+          <w:rFonts w:ascii="Century Gothic" w:eastAsia="Century Gothic" w:hAnsi="Century Gothic" w:cs="Century Gothic"/>
+          <w:sz w:val="24"/>
+          <w:szCs w:val="24"/>
+        </w:rPr>
+        <w:t>de la)</w:t>
       </w:r>
       <w:r>
         <w:rPr>
@@ -1782,7 +2631,25 @@
           <w:sz w:val="24"/>
           <w:szCs w:val="24"/>
         </w:rPr>
-        <w:t xml:space="preserve"> serán realizados mediante transferencia, depósito o acreditación a una cuenta bancaria de titularidad del(de la) </w:t>
+        <w:t xml:space="preserve"> serán realizados mediante transferencia, depósito o acreditación a una cuenta bancaria de titularidad </w:t>
+      </w:r>
+      <w:proofErr w:type="gramStart"/>
+      <w:r>
+        <w:rPr>
+          <w:rFonts w:ascii="Century Gothic" w:eastAsia="Century Gothic" w:hAnsi="Century Gothic" w:cs="Century Gothic"/>
+          <w:sz w:val="24"/>
+          <w:szCs w:val="24"/>
+        </w:rPr>
+        <w:t>del(</w:t>
+      </w:r>
+      <w:proofErr w:type="gramEnd"/>
+      <w:r>
+        <w:rPr>
+          <w:rFonts w:ascii="Century Gothic" w:eastAsia="Century Gothic" w:hAnsi="Century Gothic" w:cs="Century Gothic"/>
+          <w:sz w:val="24"/>
+          <w:szCs w:val="24"/>
+        </w:rPr>
+        <w:t xml:space="preserve">de la) </w:t>
       </w:r>
       <w:r>
         <w:rPr>
@@ -1858,7 +2725,25 @@
           <w:sz w:val="24"/>
           <w:szCs w:val="24"/>
         </w:rPr>
-        <w:t xml:space="preserve">actuará como agente de retención de las aportaciones y demás descuentos que por ley u orden judicial correspondan efectuar al(a la) </w:t>
+        <w:t xml:space="preserve">actuará como agente de retención de las aportaciones y demás descuentos que por ley u orden judicial correspondan efectuar </w:t>
+      </w:r>
+      <w:proofErr w:type="gramStart"/>
+      <w:r>
+        <w:rPr>
+          <w:rFonts w:ascii="Century Gothic" w:eastAsia="Century Gothic" w:hAnsi="Century Gothic" w:cs="Century Gothic"/>
+          <w:sz w:val="24"/>
+          <w:szCs w:val="24"/>
+        </w:rPr>
+        <w:t>al(</w:t>
+      </w:r>
+      <w:proofErr w:type="gramEnd"/>
+      <w:r>
+        <w:rPr>
+          <w:rFonts w:ascii="Century Gothic" w:eastAsia="Century Gothic" w:hAnsi="Century Gothic" w:cs="Century Gothic"/>
+          <w:sz w:val="24"/>
+          <w:szCs w:val="24"/>
+        </w:rPr>
+        <w:t xml:space="preserve">a la) </w:t>
       </w:r>
       <w:r>
         <w:rPr>
@@ -1915,7 +2800,29 @@
           <w:sz w:val="24"/>
           <w:szCs w:val="24"/>
         </w:rPr>
-        <w:t xml:space="preserve">CLÁUSULA QUINTA: VIGENCIA DE DURACIÓN, PERÍODO DE PRUEBA Y RENOVACIÓN.- </w:t>
+        <w:t xml:space="preserve">CLÁUSULA QUINTA: VIGENCIA DE DURACIÓN, PERÍODO DE PRUEBA Y </w:t>
+      </w:r>
+      <w:proofErr w:type="gramStart"/>
+      <w:r>
+        <w:rPr>
+          <w:rFonts w:ascii="Century Gothic" w:eastAsia="Century Gothic" w:hAnsi="Century Gothic" w:cs="Century Gothic"/>
+          <w:b/>
+          <w:bCs/>
+          <w:sz w:val="24"/>
+          <w:szCs w:val="24"/>
+        </w:rPr>
+        <w:t>RENOVACIÓN.-</w:t>
+      </w:r>
+      <w:proofErr w:type="gramEnd"/>
+      <w:r>
+        <w:rPr>
+          <w:rFonts w:ascii="Century Gothic" w:eastAsia="Century Gothic" w:hAnsi="Century Gothic" w:cs="Century Gothic"/>
+          <w:b/>
+          <w:bCs/>
+          <w:sz w:val="24"/>
+          <w:szCs w:val="24"/>
+        </w:rPr>
+        <w:t xml:space="preserve"> </w:t>
       </w:r>
       <w:r>
         <w:rPr>
@@ -2012,7 +2919,25 @@
           <w:sz w:val="24"/>
           <w:szCs w:val="24"/>
         </w:rPr>
-        <w:t xml:space="preserve">De conformidad con el artículo 15 del Código del Trabajo, las partes acuerdan que por ser el primer contrato celebrado entre éstas, se establece un </w:t>
+        <w:t xml:space="preserve">De conformidad con el artículo 15 del Código del Trabajo, las partes acuerdan </w:t>
+      </w:r>
+      <w:proofErr w:type="gramStart"/>
+      <w:r>
+        <w:rPr>
+          <w:rFonts w:ascii="Century Gothic" w:eastAsia="Century Gothic" w:hAnsi="Century Gothic" w:cs="Century Gothic"/>
+          <w:sz w:val="24"/>
+          <w:szCs w:val="24"/>
+        </w:rPr>
+        <w:t>que</w:t>
+      </w:r>
+      <w:proofErr w:type="gramEnd"/>
+      <w:r>
+        <w:rPr>
+          <w:rFonts w:ascii="Century Gothic" w:eastAsia="Century Gothic" w:hAnsi="Century Gothic" w:cs="Century Gothic"/>
+          <w:sz w:val="24"/>
+          <w:szCs w:val="24"/>
+        </w:rPr>
+        <w:t xml:space="preserve"> por ser el primer contrato celebrado entre éstas, se establece un </w:t>
       </w:r>
       <w:r>
         <w:rPr>
@@ -2167,16 +3092,73 @@
           <w:szCs w:val="24"/>
         </w:rPr>
         <w:lastRenderedPageBreak/>
-        <w:t>CLÁUSULA SEXTA: OBLIGACIONES DEL(DE LA) TRABAJADOR(A).-</w:t>
-      </w:r>
-      <w:r>
-        <w:rPr>
-          <w:rFonts w:ascii="Century Gothic" w:eastAsia="Century Gothic" w:hAnsi="Century Gothic" w:cs="Century Gothic"/>
-          <w:color w:val="000000"/>
-          <w:sz w:val="24"/>
-          <w:szCs w:val="24"/>
-        </w:rPr>
-        <w:t xml:space="preserve"> Además de las contenidas la cláusula segunda del presente instrumento, así como las señaladas en el artículo 45 del Código de Trabajo, son obligaciones especiales del(de la) </w:t>
+        <w:t xml:space="preserve">CLÁUSULA SEXTA: OBLIGACIONES </w:t>
+      </w:r>
+      <w:proofErr w:type="gramStart"/>
+      <w:r>
+        <w:rPr>
+          <w:rFonts w:ascii="Century Gothic" w:eastAsia="Century Gothic" w:hAnsi="Century Gothic" w:cs="Century Gothic"/>
+          <w:b/>
+          <w:bCs/>
+          <w:color w:val="000000"/>
+          <w:sz w:val="24"/>
+          <w:szCs w:val="24"/>
+        </w:rPr>
+        <w:t>DEL(</w:t>
+      </w:r>
+      <w:proofErr w:type="gramEnd"/>
+      <w:r>
+        <w:rPr>
+          <w:rFonts w:ascii="Century Gothic" w:eastAsia="Century Gothic" w:hAnsi="Century Gothic" w:cs="Century Gothic"/>
+          <w:b/>
+          <w:bCs/>
+          <w:color w:val="000000"/>
+          <w:sz w:val="24"/>
+          <w:szCs w:val="24"/>
+        </w:rPr>
+        <w:t>DE LA) TRABAJADOR(A</w:t>
+      </w:r>
+      <w:proofErr w:type="gramStart"/>
+      <w:r>
+        <w:rPr>
+          <w:rFonts w:ascii="Century Gothic" w:eastAsia="Century Gothic" w:hAnsi="Century Gothic" w:cs="Century Gothic"/>
+          <w:b/>
+          <w:bCs/>
+          <w:color w:val="000000"/>
+          <w:sz w:val="24"/>
+          <w:szCs w:val="24"/>
+        </w:rPr>
+        <w:t>).-</w:t>
+      </w:r>
+      <w:proofErr w:type="gramEnd"/>
+      <w:r>
+        <w:rPr>
+          <w:rFonts w:ascii="Century Gothic" w:eastAsia="Century Gothic" w:hAnsi="Century Gothic" w:cs="Century Gothic"/>
+          <w:color w:val="000000"/>
+          <w:sz w:val="24"/>
+          <w:szCs w:val="24"/>
+        </w:rPr>
+        <w:t xml:space="preserve"> Además de las contenidas la cláusula segunda del presente instrumento, así como las señaladas en el artículo 45 del Código de Trabajo, son obligaciones especiales </w:t>
+      </w:r>
+      <w:proofErr w:type="gramStart"/>
+      <w:r>
+        <w:rPr>
+          <w:rFonts w:ascii="Century Gothic" w:eastAsia="Century Gothic" w:hAnsi="Century Gothic" w:cs="Century Gothic"/>
+          <w:color w:val="000000"/>
+          <w:sz w:val="24"/>
+          <w:szCs w:val="24"/>
+        </w:rPr>
+        <w:t>del(</w:t>
+      </w:r>
+      <w:proofErr w:type="gramEnd"/>
+      <w:r>
+        <w:rPr>
+          <w:rFonts w:ascii="Century Gothic" w:eastAsia="Century Gothic" w:hAnsi="Century Gothic" w:cs="Century Gothic"/>
+          <w:color w:val="000000"/>
+          <w:sz w:val="24"/>
+          <w:szCs w:val="24"/>
+        </w:rPr>
+        <w:t xml:space="preserve">de la) </w:t>
       </w:r>
       <w:r>
         <w:rPr>
@@ -2341,7 +3323,27 @@
           <w:sz w:val="24"/>
           <w:szCs w:val="24"/>
         </w:rPr>
-        <w:t>Guardar absoluta reserva respecto a las informaciones, datos y cuestiones técnicas o comerciales que llegaren a su conocimiento en razón de la labor que realiza en virtud de este contrato.</w:t>
+        <w:t xml:space="preserve">Guardar absoluta reserva respecto a las informaciones, datos y cuestiones técnicas o comerciales que llegaren a su conocimiento </w:t>
+      </w:r>
+      <w:proofErr w:type="gramStart"/>
+      <w:r>
+        <w:rPr>
+          <w:rFonts w:ascii="Century Gothic" w:eastAsia="Century Gothic" w:hAnsi="Century Gothic" w:cs="Century Gothic"/>
+          <w:color w:val="000000"/>
+          <w:sz w:val="24"/>
+          <w:szCs w:val="24"/>
+        </w:rPr>
+        <w:t>en razón de</w:t>
+      </w:r>
+      <w:proofErr w:type="gramEnd"/>
+      <w:r>
+        <w:rPr>
+          <w:rFonts w:ascii="Century Gothic" w:eastAsia="Century Gothic" w:hAnsi="Century Gothic" w:cs="Century Gothic"/>
+          <w:color w:val="000000"/>
+          <w:sz w:val="24"/>
+          <w:szCs w:val="24"/>
+        </w:rPr>
+        <w:t xml:space="preserve"> la labor que realiza en virtud de este contrato.</w:t>
       </w:r>
     </w:p>
     <w:p>
@@ -2442,16 +3444,49 @@
           <w:sz w:val="24"/>
           <w:szCs w:val="24"/>
         </w:rPr>
-        <w:t>CLÁUSULA SÉPTIMA: DESCUENTOS.-</w:t>
-      </w:r>
-      <w:r>
-        <w:rPr>
-          <w:rFonts w:ascii="Century Gothic" w:eastAsia="Century Gothic" w:hAnsi="Century Gothic" w:cs="Century Gothic"/>
-          <w:color w:val="000000"/>
-          <w:sz w:val="24"/>
-          <w:szCs w:val="24"/>
-        </w:rPr>
-        <w:t xml:space="preserve"> El(La) </w:t>
+        <w:t xml:space="preserve">CLÁUSULA SÉPTIMA: </w:t>
+      </w:r>
+      <w:proofErr w:type="gramStart"/>
+      <w:r>
+        <w:rPr>
+          <w:rFonts w:ascii="Century Gothic" w:eastAsia="Century Gothic" w:hAnsi="Century Gothic" w:cs="Century Gothic"/>
+          <w:b/>
+          <w:bCs/>
+          <w:color w:val="000000"/>
+          <w:sz w:val="24"/>
+          <w:szCs w:val="24"/>
+        </w:rPr>
+        <w:t>DESCUENTOS.-</w:t>
+      </w:r>
+      <w:proofErr w:type="gramEnd"/>
+      <w:r>
+        <w:rPr>
+          <w:rFonts w:ascii="Century Gothic" w:eastAsia="Century Gothic" w:hAnsi="Century Gothic" w:cs="Century Gothic"/>
+          <w:color w:val="000000"/>
+          <w:sz w:val="24"/>
+          <w:szCs w:val="24"/>
+        </w:rPr>
+        <w:t xml:space="preserve"> </w:t>
+      </w:r>
+      <w:proofErr w:type="gramStart"/>
+      <w:r>
+        <w:rPr>
+          <w:rFonts w:ascii="Century Gothic" w:eastAsia="Century Gothic" w:hAnsi="Century Gothic" w:cs="Century Gothic"/>
+          <w:color w:val="000000"/>
+          <w:sz w:val="24"/>
+          <w:szCs w:val="24"/>
+        </w:rPr>
+        <w:t>El(</w:t>
+      </w:r>
+      <w:proofErr w:type="gramEnd"/>
+      <w:r>
+        <w:rPr>
+          <w:rFonts w:ascii="Century Gothic" w:eastAsia="Century Gothic" w:hAnsi="Century Gothic" w:cs="Century Gothic"/>
+          <w:color w:val="000000"/>
+          <w:sz w:val="24"/>
+          <w:szCs w:val="24"/>
+        </w:rPr>
+        <w:t xml:space="preserve">La) </w:t>
       </w:r>
       <w:r>
         <w:rPr>
@@ -2540,8 +3575,21 @@
           <w:sz w:val="24"/>
           <w:szCs w:val="24"/>
         </w:rPr>
-        <w:t>CLÁUSULA OCTAVA: RESPONSABILIDAD LABORAL.-</w:t>
-      </w:r>
+        <w:t xml:space="preserve">CLÁUSULA OCTAVA: RESPONSABILIDAD </w:t>
+      </w:r>
+      <w:proofErr w:type="gramStart"/>
+      <w:r>
+        <w:rPr>
+          <w:rFonts w:ascii="Century Gothic" w:eastAsia="Century Gothic" w:hAnsi="Century Gothic" w:cs="Century Gothic"/>
+          <w:b/>
+          <w:bCs/>
+          <w:color w:val="000000"/>
+          <w:sz w:val="24"/>
+          <w:szCs w:val="24"/>
+        </w:rPr>
+        <w:t>LABORAL.-</w:t>
+      </w:r>
+      <w:proofErr w:type="gramEnd"/>
       <w:r>
         <w:rPr>
           <w:rFonts w:ascii="Century Gothic" w:eastAsia="Century Gothic" w:hAnsi="Century Gothic" w:cs="Century Gothic"/>
@@ -2551,13 +3599,23 @@
         </w:rPr>
         <w:t xml:space="preserve"> </w:t>
       </w:r>
-      <w:r>
-        <w:rPr>
-          <w:rFonts w:ascii="Century Gothic" w:eastAsia="Century Gothic" w:hAnsi="Century Gothic" w:cs="Century Gothic"/>
-          <w:sz w:val="24"/>
-          <w:szCs w:val="24"/>
-        </w:rPr>
-        <w:t xml:space="preserve">El(La) COLABORADOR(A) reconoce que </w:t>
+      <w:proofErr w:type="gramStart"/>
+      <w:r>
+        <w:rPr>
+          <w:rFonts w:ascii="Century Gothic" w:eastAsia="Century Gothic" w:hAnsi="Century Gothic" w:cs="Century Gothic"/>
+          <w:sz w:val="24"/>
+          <w:szCs w:val="24"/>
+        </w:rPr>
+        <w:t>El(</w:t>
+      </w:r>
+      <w:proofErr w:type="gramEnd"/>
+      <w:r>
+        <w:rPr>
+          <w:rFonts w:ascii="Century Gothic" w:eastAsia="Century Gothic" w:hAnsi="Century Gothic" w:cs="Century Gothic"/>
+          <w:sz w:val="24"/>
+          <w:szCs w:val="24"/>
+        </w:rPr>
+        <w:t xml:space="preserve">La) COLABORADOR(A) reconoce que </w:t>
       </w:r>
       <w:r>
         <w:rPr>
@@ -2811,7 +3869,27 @@
           <w:sz w:val="24"/>
           <w:szCs w:val="24"/>
         </w:rPr>
-        <w:t xml:space="preserve">La violación por parte del(de la) </w:t>
+        <w:t xml:space="preserve">La violación por parte </w:t>
+      </w:r>
+      <w:proofErr w:type="gramStart"/>
+      <w:r>
+        <w:rPr>
+          <w:rFonts w:ascii="Century Gothic" w:eastAsia="Century Gothic" w:hAnsi="Century Gothic" w:cs="Century Gothic"/>
+          <w:color w:val="000000"/>
+          <w:sz w:val="24"/>
+          <w:szCs w:val="24"/>
+        </w:rPr>
+        <w:t>del(</w:t>
+      </w:r>
+      <w:proofErr w:type="gramEnd"/>
+      <w:r>
+        <w:rPr>
+          <w:rFonts w:ascii="Century Gothic" w:eastAsia="Century Gothic" w:hAnsi="Century Gothic" w:cs="Century Gothic"/>
+          <w:color w:val="000000"/>
+          <w:sz w:val="24"/>
+          <w:szCs w:val="24"/>
+        </w:rPr>
+        <w:t xml:space="preserve">de la) </w:t>
       </w:r>
       <w:r>
         <w:rPr>
@@ -3565,14 +4643,25 @@
           <w:szCs w:val="24"/>
         </w:rPr>
       </w:pPr>
-      <w:r>
-        <w:rPr>
-          <w:rFonts w:ascii="Century Gothic" w:eastAsia="Century Gothic" w:hAnsi="Century Gothic" w:cs="Century Gothic"/>
-          <w:color w:val="000000"/>
-          <w:sz w:val="24"/>
-          <w:szCs w:val="24"/>
-        </w:rPr>
-        <w:t xml:space="preserve">El(La) </w:t>
+      <w:proofErr w:type="gramStart"/>
+      <w:r>
+        <w:rPr>
+          <w:rFonts w:ascii="Century Gothic" w:eastAsia="Century Gothic" w:hAnsi="Century Gothic" w:cs="Century Gothic"/>
+          <w:color w:val="000000"/>
+          <w:sz w:val="24"/>
+          <w:szCs w:val="24"/>
+        </w:rPr>
+        <w:t>El(</w:t>
+      </w:r>
+      <w:proofErr w:type="gramEnd"/>
+      <w:r>
+        <w:rPr>
+          <w:rFonts w:ascii="Century Gothic" w:eastAsia="Century Gothic" w:hAnsi="Century Gothic" w:cs="Century Gothic"/>
+          <w:color w:val="000000"/>
+          <w:sz w:val="24"/>
+          <w:szCs w:val="24"/>
+        </w:rPr>
+        <w:t xml:space="preserve">La) </w:t>
       </w:r>
       <w:r>
         <w:rPr>
@@ -3623,13 +4712,23 @@
           <w:szCs w:val="24"/>
         </w:rPr>
       </w:pPr>
-      <w:r>
-        <w:rPr>
-          <w:rFonts w:ascii="Century Gothic" w:eastAsia="Century Gothic" w:hAnsi="Century Gothic" w:cs="Century Gothic"/>
-          <w:sz w:val="24"/>
-          <w:szCs w:val="24"/>
-        </w:rPr>
-        <w:t xml:space="preserve">El(La) </w:t>
+      <w:proofErr w:type="gramStart"/>
+      <w:r>
+        <w:rPr>
+          <w:rFonts w:ascii="Century Gothic" w:eastAsia="Century Gothic" w:hAnsi="Century Gothic" w:cs="Century Gothic"/>
+          <w:sz w:val="24"/>
+          <w:szCs w:val="24"/>
+        </w:rPr>
+        <w:t>El(</w:t>
+      </w:r>
+      <w:proofErr w:type="gramEnd"/>
+      <w:r>
+        <w:rPr>
+          <w:rFonts w:ascii="Century Gothic" w:eastAsia="Century Gothic" w:hAnsi="Century Gothic" w:cs="Century Gothic"/>
+          <w:sz w:val="24"/>
+          <w:szCs w:val="24"/>
+        </w:rPr>
+        <w:t xml:space="preserve">La) </w:t>
       </w:r>
       <w:r>
         <w:rPr>
@@ -4062,8 +5161,21 @@
           <w:sz w:val="24"/>
           <w:szCs w:val="24"/>
         </w:rPr>
-        <w:t>CLÁUSULA DECIMOPRIMERA: ENTREGA DE BIENES Y UNIFORME(S).-</w:t>
-      </w:r>
+        <w:t>CLÁUSULA DECIMOPRIMERA: ENTREGA DE BIENES Y UNIFORME(S</w:t>
+      </w:r>
+      <w:proofErr w:type="gramStart"/>
+      <w:r>
+        <w:rPr>
+          <w:rFonts w:ascii="Century Gothic" w:eastAsia="Century Gothic" w:hAnsi="Century Gothic" w:cs="Century Gothic"/>
+          <w:b/>
+          <w:bCs/>
+          <w:color w:val="000000"/>
+          <w:sz w:val="24"/>
+          <w:szCs w:val="24"/>
+        </w:rPr>
+        <w:t>).-</w:t>
+      </w:r>
+      <w:proofErr w:type="gramEnd"/>
       <w:r>
         <w:rPr>
           <w:rFonts w:ascii="Century Gothic" w:eastAsia="Century Gothic" w:hAnsi="Century Gothic" w:cs="Century Gothic"/>
@@ -4091,7 +5203,27 @@
           <w:sz w:val="24"/>
           <w:szCs w:val="24"/>
         </w:rPr>
-        <w:t xml:space="preserve"> podrá entrega al(a la) </w:t>
+        <w:t xml:space="preserve"> podrá entrega </w:t>
+      </w:r>
+      <w:proofErr w:type="gramStart"/>
+      <w:r>
+        <w:rPr>
+          <w:rFonts w:ascii="Century Gothic" w:eastAsia="Century Gothic" w:hAnsi="Century Gothic" w:cs="Century Gothic"/>
+          <w:color w:val="000000"/>
+          <w:sz w:val="24"/>
+          <w:szCs w:val="24"/>
+        </w:rPr>
+        <w:t>al(</w:t>
+      </w:r>
+      <w:proofErr w:type="gramEnd"/>
+      <w:r>
+        <w:rPr>
+          <w:rFonts w:ascii="Century Gothic" w:eastAsia="Century Gothic" w:hAnsi="Century Gothic" w:cs="Century Gothic"/>
+          <w:color w:val="000000"/>
+          <w:sz w:val="24"/>
+          <w:szCs w:val="24"/>
+        </w:rPr>
+        <w:t xml:space="preserve">a la) </w:t>
       </w:r>
       <w:r>
         <w:rPr>
@@ -4111,7 +5243,27 @@
           <w:sz w:val="24"/>
           <w:szCs w:val="24"/>
         </w:rPr>
-        <w:t xml:space="preserve"> bienes, equipos o artículos que puedan ser requeridos para el cumplimiento de sus labores; los cuales estarán bajo la responsabilidad absoluta del(de la) </w:t>
+        <w:t xml:space="preserve"> bienes, equipos o artículos que puedan ser requeridos para el cumplimiento de sus labores; los cuales estarán bajo la responsabilidad absoluta </w:t>
+      </w:r>
+      <w:proofErr w:type="gramStart"/>
+      <w:r>
+        <w:rPr>
+          <w:rFonts w:ascii="Century Gothic" w:eastAsia="Century Gothic" w:hAnsi="Century Gothic" w:cs="Century Gothic"/>
+          <w:color w:val="000000"/>
+          <w:sz w:val="24"/>
+          <w:szCs w:val="24"/>
+        </w:rPr>
+        <w:t>del(</w:t>
+      </w:r>
+      <w:proofErr w:type="gramEnd"/>
+      <w:r>
+        <w:rPr>
+          <w:rFonts w:ascii="Century Gothic" w:eastAsia="Century Gothic" w:hAnsi="Century Gothic" w:cs="Century Gothic"/>
+          <w:color w:val="000000"/>
+          <w:sz w:val="24"/>
+          <w:szCs w:val="24"/>
+        </w:rPr>
+        <w:t xml:space="preserve">de la) </w:t>
       </w:r>
       <w:r>
         <w:rPr>
@@ -4131,7 +5283,17 @@
           <w:sz w:val="24"/>
           <w:szCs w:val="24"/>
         </w:rPr>
-        <w:t>, debiendo responder por ellos o reponerlos en caso de daño o pérdida de los</w:t>
+        <w:t xml:space="preserve">, debiendo responder por ellos o reponerlos en caso de daño o pérdida de </w:t>
+      </w:r>
+      <w:proofErr w:type="gramStart"/>
+      <w:r>
+        <w:rPr>
+          <w:rFonts w:ascii="Century Gothic" w:eastAsia="Century Gothic" w:hAnsi="Century Gothic" w:cs="Century Gothic"/>
+          <w:color w:val="000000"/>
+          <w:sz w:val="24"/>
+          <w:szCs w:val="24"/>
+        </w:rPr>
+        <w:t>los</w:t>
       </w:r>
       <w:r>
         <w:rPr>
@@ -4148,7 +5310,17 @@
           <w:sz w:val="24"/>
           <w:szCs w:val="24"/>
         </w:rPr>
-        <w:t>mismos.</w:t>
+        <w:t>mismos</w:t>
+      </w:r>
+      <w:proofErr w:type="gramEnd"/>
+      <w:r>
+        <w:rPr>
+          <w:rFonts w:ascii="Century Gothic" w:eastAsia="Century Gothic" w:hAnsi="Century Gothic" w:cs="Century Gothic"/>
+          <w:color w:val="000000"/>
+          <w:sz w:val="24"/>
+          <w:szCs w:val="24"/>
+        </w:rPr>
+        <w:t>.</w:t>
       </w:r>
     </w:p>
     <w:p>
@@ -4193,7 +5365,43 @@
           <w:szCs w:val="24"/>
         </w:rPr>
         <w:lastRenderedPageBreak/>
-        <w:t xml:space="preserve">La EMPRESA entrega al(a la) COLABORADOR(A), en el presente acto, el respectivo uniforme que deberá vestir durante su jornada de labores; mismo uniforme que deberá ser tratado con el debido cuidado y que el(la) TRABAJADOR(A), en caso de daño (parcial o total), se obligará a reponerlo a la EMPLEADORA. Así mismo, el(la) EMPLEADO(A) declara, reconoce y acepta que el referido uniforme, entregado por su CONTRATANTE, no puede ser utilizado por persona alguna además del(de la) mismo(a) </w:t>
+        <w:t xml:space="preserve">La EMPRESA entrega </w:t>
+      </w:r>
+      <w:proofErr w:type="gramStart"/>
+      <w:r>
+        <w:rPr>
+          <w:rFonts w:ascii="Century Gothic" w:eastAsia="Century Gothic" w:hAnsi="Century Gothic" w:cs="Century Gothic"/>
+          <w:sz w:val="24"/>
+          <w:szCs w:val="24"/>
+        </w:rPr>
+        <w:t>al(</w:t>
+      </w:r>
+      <w:proofErr w:type="gramEnd"/>
+      <w:r>
+        <w:rPr>
+          <w:rFonts w:ascii="Century Gothic" w:eastAsia="Century Gothic" w:hAnsi="Century Gothic" w:cs="Century Gothic"/>
+          <w:sz w:val="24"/>
+          <w:szCs w:val="24"/>
+        </w:rPr>
+        <w:t xml:space="preserve">a la) COLABORADOR(A), en el presente acto, el respectivo uniforme que deberá vestir durante su jornada de labores; mismo uniforme que deberá ser tratado con el debido cuidado y que el(la) TRABAJADOR(A), en caso de daño (parcial o total), se obligará a reponerlo a la EMPLEADORA. Así mismo, el(la) EMPLEADO(A) declara, reconoce y acepta que el referido uniforme, entregado por su CONTRATANTE, no puede ser utilizado por persona alguna además </w:t>
+      </w:r>
+      <w:proofErr w:type="gramStart"/>
+      <w:r>
+        <w:rPr>
+          <w:rFonts w:ascii="Century Gothic" w:eastAsia="Century Gothic" w:hAnsi="Century Gothic" w:cs="Century Gothic"/>
+          <w:sz w:val="24"/>
+          <w:szCs w:val="24"/>
+        </w:rPr>
+        <w:t>del(</w:t>
+      </w:r>
+      <w:proofErr w:type="gramEnd"/>
+      <w:r>
+        <w:rPr>
+          <w:rFonts w:ascii="Century Gothic" w:eastAsia="Century Gothic" w:hAnsi="Century Gothic" w:cs="Century Gothic"/>
+          <w:sz w:val="24"/>
+          <w:szCs w:val="24"/>
+        </w:rPr>
+        <w:t xml:space="preserve">de la) mismo(a) </w:t>
       </w:r>
       <w:r>
         <w:rPr>
@@ -4211,56 +5419,87 @@
           <w:sz w:val="24"/>
           <w:szCs w:val="24"/>
         </w:rPr>
-        <w:t>; y que el uso del mismo puede ser dado, únicamente, para los fines laborales pertinentes.</w:t>
-      </w:r>
-    </w:p>
-    <w:p>
-      <w:pPr>
-        <w:pBdr>
-          <w:top w:val="nil"/>
-          <w:left w:val="nil"/>
-          <w:bottom w:val="nil"/>
-          <w:right w:val="nil"/>
-          <w:between w:val="nil"/>
-        </w:pBdr>
-        <w:spacing w:after="0" w:line="240" w:lineRule="auto"/>
-        <w:jc w:val="both"/>
-        <w:rPr>
-          <w:rFonts w:ascii="Century Gothic" w:eastAsia="Century Gothic" w:hAnsi="Century Gothic" w:cs="Century Gothic"/>
-          <w:sz w:val="24"/>
-          <w:szCs w:val="24"/>
-        </w:rPr>
-      </w:pPr>
-    </w:p>
-    <w:p>
-      <w:pPr>
-        <w:pBdr>
-          <w:top w:val="nil"/>
-          <w:left w:val="nil"/>
-          <w:bottom w:val="nil"/>
-          <w:right w:val="nil"/>
-          <w:between w:val="nil"/>
-        </w:pBdr>
-        <w:spacing w:after="0" w:line="240" w:lineRule="auto"/>
-        <w:jc w:val="both"/>
-        <w:rPr>
-          <w:rFonts w:ascii="Century Gothic" w:eastAsia="Century Gothic" w:hAnsi="Century Gothic" w:cs="Century Gothic"/>
-          <w:color w:val="000000"/>
-          <w:sz w:val="24"/>
-          <w:szCs w:val="24"/>
-        </w:rPr>
-      </w:pPr>
-      <w:r>
-        <w:rPr>
-          <w:rFonts w:ascii="Century Gothic" w:eastAsia="Century Gothic" w:hAnsi="Century Gothic" w:cs="Century Gothic"/>
-          <w:b/>
-          <w:bCs/>
-          <w:color w:val="000000"/>
-          <w:sz w:val="24"/>
-          <w:szCs w:val="24"/>
-        </w:rPr>
-        <w:t>CLÁUSULA DECIMOSEGUNDA: ENTREGA DE REGLAMENTO INTERNO DE TRABAJO.-</w:t>
-      </w:r>
+        <w:t xml:space="preserve">; y que el uso </w:t>
+      </w:r>
+      <w:proofErr w:type="gramStart"/>
+      <w:r>
+        <w:rPr>
+          <w:rFonts w:ascii="Century Gothic" w:eastAsia="Century Gothic" w:hAnsi="Century Gothic" w:cs="Century Gothic"/>
+          <w:sz w:val="24"/>
+          <w:szCs w:val="24"/>
+        </w:rPr>
+        <w:t>del mismo</w:t>
+      </w:r>
+      <w:proofErr w:type="gramEnd"/>
+      <w:r>
+        <w:rPr>
+          <w:rFonts w:ascii="Century Gothic" w:eastAsia="Century Gothic" w:hAnsi="Century Gothic" w:cs="Century Gothic"/>
+          <w:sz w:val="24"/>
+          <w:szCs w:val="24"/>
+        </w:rPr>
+        <w:t xml:space="preserve"> puede ser dado, únicamente, para los fines laborales pertinentes.</w:t>
+      </w:r>
+    </w:p>
+    <w:p>
+      <w:pPr>
+        <w:pBdr>
+          <w:top w:val="nil"/>
+          <w:left w:val="nil"/>
+          <w:bottom w:val="nil"/>
+          <w:right w:val="nil"/>
+          <w:between w:val="nil"/>
+        </w:pBdr>
+        <w:spacing w:after="0" w:line="240" w:lineRule="auto"/>
+        <w:jc w:val="both"/>
+        <w:rPr>
+          <w:rFonts w:ascii="Century Gothic" w:eastAsia="Century Gothic" w:hAnsi="Century Gothic" w:cs="Century Gothic"/>
+          <w:sz w:val="24"/>
+          <w:szCs w:val="24"/>
+        </w:rPr>
+      </w:pPr>
+    </w:p>
+    <w:p>
+      <w:pPr>
+        <w:pBdr>
+          <w:top w:val="nil"/>
+          <w:left w:val="nil"/>
+          <w:bottom w:val="nil"/>
+          <w:right w:val="nil"/>
+          <w:between w:val="nil"/>
+        </w:pBdr>
+        <w:spacing w:after="0" w:line="240" w:lineRule="auto"/>
+        <w:jc w:val="both"/>
+        <w:rPr>
+          <w:rFonts w:ascii="Century Gothic" w:eastAsia="Century Gothic" w:hAnsi="Century Gothic" w:cs="Century Gothic"/>
+          <w:color w:val="000000"/>
+          <w:sz w:val="24"/>
+          <w:szCs w:val="24"/>
+        </w:rPr>
+      </w:pPr>
+      <w:r>
+        <w:rPr>
+          <w:rFonts w:ascii="Century Gothic" w:eastAsia="Century Gothic" w:hAnsi="Century Gothic" w:cs="Century Gothic"/>
+          <w:b/>
+          <w:bCs/>
+          <w:color w:val="000000"/>
+          <w:sz w:val="24"/>
+          <w:szCs w:val="24"/>
+        </w:rPr>
+        <w:t xml:space="preserve">CLÁUSULA DECIMOSEGUNDA: ENTREGA DE REGLAMENTO INTERNO DE </w:t>
+      </w:r>
+      <w:proofErr w:type="gramStart"/>
+      <w:r>
+        <w:rPr>
+          <w:rFonts w:ascii="Century Gothic" w:eastAsia="Century Gothic" w:hAnsi="Century Gothic" w:cs="Century Gothic"/>
+          <w:b/>
+          <w:bCs/>
+          <w:color w:val="000000"/>
+          <w:sz w:val="24"/>
+          <w:szCs w:val="24"/>
+        </w:rPr>
+        <w:t>TRABAJO.-</w:t>
+      </w:r>
+      <w:proofErr w:type="gramEnd"/>
       <w:r>
         <w:rPr>
           <w:rFonts w:ascii="Century Gothic" w:eastAsia="Century Gothic" w:hAnsi="Century Gothic" w:cs="Century Gothic"/>
@@ -4288,7 +5527,27 @@
           <w:sz w:val="24"/>
           <w:szCs w:val="24"/>
         </w:rPr>
-        <w:t xml:space="preserve"> hace la entrega y socialización pertinente al(a la) </w:t>
+        <w:t xml:space="preserve"> hace la entrega y socialización pertinente </w:t>
+      </w:r>
+      <w:proofErr w:type="gramStart"/>
+      <w:r>
+        <w:rPr>
+          <w:rFonts w:ascii="Century Gothic" w:eastAsia="Century Gothic" w:hAnsi="Century Gothic" w:cs="Century Gothic"/>
+          <w:color w:val="000000"/>
+          <w:sz w:val="24"/>
+          <w:szCs w:val="24"/>
+        </w:rPr>
+        <w:t>al(</w:t>
+      </w:r>
+      <w:proofErr w:type="gramEnd"/>
+      <w:r>
+        <w:rPr>
+          <w:rFonts w:ascii="Century Gothic" w:eastAsia="Century Gothic" w:hAnsi="Century Gothic" w:cs="Century Gothic"/>
+          <w:color w:val="000000"/>
+          <w:sz w:val="24"/>
+          <w:szCs w:val="24"/>
+        </w:rPr>
+        <w:t xml:space="preserve">a la) </w:t>
       </w:r>
       <w:r>
         <w:rPr>
@@ -4498,12 +5757,42 @@
           <w:sz w:val="24"/>
           <w:szCs w:val="24"/>
         </w:rPr>
-        <w:t>CLÁUSULA DECIMOTERCERA: CONTROVERSIAS.- En caso de controversias derivadas de la aplicación o ejecución del presente contrato, las partes declaran expresamente que renuncian a fuero o domicilio distinto y que se someterán, única y exclusivamente, a la jurisdicción y competencia de uno de los jueces multicompetentes del cantón {</w:t>
+        <w:t xml:space="preserve">CLÁUSULA DECIMOTERCERA: </w:t>
+      </w:r>
+      <w:proofErr w:type="gramStart"/>
+      <w:r>
+        <w:rPr>
+          <w:rFonts w:ascii="Century Gothic" w:hAnsi="Century Gothic"/>
+          <w:sz w:val="24"/>
+          <w:szCs w:val="24"/>
+        </w:rPr>
+        <w:t>CONTROVERSIAS.-</w:t>
+      </w:r>
+      <w:proofErr w:type="gramEnd"/>
+      <w:r>
+        <w:rPr>
+          <w:rFonts w:ascii="Century Gothic" w:hAnsi="Century Gothic"/>
+          <w:sz w:val="24"/>
+          <w:szCs w:val="24"/>
+        </w:rPr>
+        <w:t xml:space="preserve"> En caso de controversias derivadas de la aplicación o ejecución del presente contrato, las partes declaran expresamente que renuncian a fuero o domicilio distinto y que se someterán, única y exclusivamente, a la jurisdicción y competencia de uno de los jueces multicompetentes del cantón </w:t>
+      </w:r>
+      <w:r>
+        <w:rPr>
+          <w:rFonts w:ascii="Century Gothic" w:hAnsi="Century Gothic"/>
+          <w:b/>
+          <w:bCs/>
+          <w:sz w:val="24"/>
+          <w:szCs w:val="24"/>
+        </w:rPr>
+        <w:t>{</w:t>
       </w:r>
       <w:proofErr w:type="spellStart"/>
       <w:r>
         <w:rPr>
           <w:rFonts w:ascii="Century Gothic" w:hAnsi="Century Gothic"/>
+          <w:b/>
+          <w:bCs/>
           <w:sz w:val="24"/>
           <w:szCs w:val="24"/>
         </w:rPr>
@@ -4513,15 +5802,37 @@
       <w:r>
         <w:rPr>
           <w:rFonts w:ascii="Century Gothic" w:hAnsi="Century Gothic"/>
-          <w:sz w:val="24"/>
-          <w:szCs w:val="24"/>
-        </w:rPr>
-        <w:t>}, provincia de {</w:t>
+          <w:b/>
+          <w:bCs/>
+          <w:sz w:val="24"/>
+          <w:szCs w:val="24"/>
+        </w:rPr>
+        <w:t>}</w:t>
+      </w:r>
+      <w:r>
+        <w:rPr>
+          <w:rFonts w:ascii="Century Gothic" w:hAnsi="Century Gothic"/>
+          <w:sz w:val="24"/>
+          <w:szCs w:val="24"/>
+        </w:rPr>
+        <w:t xml:space="preserve">, provincia de </w:t>
+      </w:r>
+      <w:r>
+        <w:rPr>
+          <w:rFonts w:ascii="Century Gothic" w:hAnsi="Century Gothic"/>
+          <w:b/>
+          <w:bCs/>
+          <w:sz w:val="24"/>
+          <w:szCs w:val="24"/>
+        </w:rPr>
+        <w:t>{</w:t>
       </w:r>
       <w:proofErr w:type="spellStart"/>
       <w:r>
         <w:rPr>
           <w:rFonts w:ascii="Century Gothic" w:hAnsi="Century Gothic"/>
+          <w:b/>
+          <w:bCs/>
           <w:sz w:val="24"/>
           <w:szCs w:val="24"/>
         </w:rPr>
@@ -4531,60 +5842,83 @@
       <w:r>
         <w:rPr>
           <w:rFonts w:ascii="Century Gothic" w:hAnsi="Century Gothic"/>
-          <w:sz w:val="24"/>
-          <w:szCs w:val="24"/>
-        </w:rPr>
-        <w:t>}, y a sustanciar su reclamación mediante procedimiento sumario o el que fuere jurídicamente pertinente.</w:t>
-      </w:r>
-    </w:p>
-    <w:p>
-      <w:pPr>
-        <w:pBdr>
-          <w:top w:val="nil"/>
-          <w:left w:val="nil"/>
-          <w:bottom w:val="nil"/>
-          <w:right w:val="nil"/>
-          <w:between w:val="nil"/>
-        </w:pBdr>
-        <w:spacing w:after="0" w:line="240" w:lineRule="auto"/>
-        <w:jc w:val="both"/>
-        <w:rPr>
-          <w:rFonts w:ascii="Century Gothic" w:eastAsia="Century Gothic" w:hAnsi="Century Gothic" w:cs="Century Gothic"/>
-          <w:color w:val="000000"/>
-          <w:sz w:val="24"/>
-          <w:szCs w:val="24"/>
-        </w:rPr>
-      </w:pPr>
-    </w:p>
-    <w:p>
-      <w:pPr>
-        <w:pBdr>
-          <w:top w:val="nil"/>
-          <w:left w:val="nil"/>
-          <w:bottom w:val="nil"/>
-          <w:right w:val="nil"/>
-          <w:between w:val="nil"/>
-        </w:pBdr>
-        <w:spacing w:after="0" w:line="240" w:lineRule="auto"/>
-        <w:jc w:val="both"/>
-        <w:rPr>
-          <w:rFonts w:ascii="Century Gothic" w:eastAsia="Century Gothic" w:hAnsi="Century Gothic" w:cs="Century Gothic"/>
-          <w:color w:val="000000"/>
-          <w:sz w:val="24"/>
-          <w:szCs w:val="24"/>
-        </w:rPr>
-      </w:pPr>
-      <w:r>
-        <w:rPr>
-          <w:rFonts w:ascii="Century Gothic" w:eastAsia="Century Gothic" w:hAnsi="Century Gothic" w:cs="Century Gothic"/>
-          <w:b/>
-          <w:bCs/>
-          <w:color w:val="000000"/>
-          <w:sz w:val="24"/>
-          <w:szCs w:val="24"/>
-        </w:rPr>
-        <w:t>CLÁUSULA DECIMOCUARTA: ACEPTACIÓN.-</w:t>
-      </w:r>
+          <w:b/>
+          <w:bCs/>
+          <w:sz w:val="24"/>
+          <w:szCs w:val="24"/>
+        </w:rPr>
+        <w:t>}</w:t>
+      </w:r>
+      <w:r>
+        <w:rPr>
+          <w:rFonts w:ascii="Century Gothic" w:hAnsi="Century Gothic"/>
+          <w:sz w:val="24"/>
+          <w:szCs w:val="24"/>
+        </w:rPr>
+        <w:t>, y a sustanciar su reclamación mediante procedimiento sumario o el que fuere jurídicamente pertinente.</w:t>
+      </w:r>
+    </w:p>
+    <w:p>
+      <w:pPr>
+        <w:pBdr>
+          <w:top w:val="nil"/>
+          <w:left w:val="nil"/>
+          <w:bottom w:val="nil"/>
+          <w:right w:val="nil"/>
+          <w:between w:val="nil"/>
+        </w:pBdr>
+        <w:spacing w:after="0" w:line="240" w:lineRule="auto"/>
+        <w:jc w:val="both"/>
+        <w:rPr>
+          <w:rFonts w:ascii="Century Gothic" w:eastAsia="Century Gothic" w:hAnsi="Century Gothic" w:cs="Century Gothic"/>
+          <w:color w:val="000000"/>
+          <w:sz w:val="24"/>
+          <w:szCs w:val="24"/>
+        </w:rPr>
+      </w:pPr>
+    </w:p>
+    <w:p>
+      <w:pPr>
+        <w:pBdr>
+          <w:top w:val="nil"/>
+          <w:left w:val="nil"/>
+          <w:bottom w:val="nil"/>
+          <w:right w:val="nil"/>
+          <w:between w:val="nil"/>
+        </w:pBdr>
+        <w:spacing w:after="0" w:line="240" w:lineRule="auto"/>
+        <w:jc w:val="both"/>
+        <w:rPr>
+          <w:rFonts w:ascii="Century Gothic" w:eastAsia="Century Gothic" w:hAnsi="Century Gothic" w:cs="Century Gothic"/>
+          <w:color w:val="000000"/>
+          <w:sz w:val="24"/>
+          <w:szCs w:val="24"/>
+        </w:rPr>
+      </w:pPr>
+      <w:r>
+        <w:rPr>
+          <w:rFonts w:ascii="Century Gothic" w:eastAsia="Century Gothic" w:hAnsi="Century Gothic" w:cs="Century Gothic"/>
+          <w:b/>
+          <w:bCs/>
+          <w:color w:val="000000"/>
+          <w:sz w:val="24"/>
+          <w:szCs w:val="24"/>
+        </w:rPr>
+        <w:t xml:space="preserve">CLÁUSULA DECIMOCUARTA: </w:t>
+      </w:r>
+      <w:proofErr w:type="gramStart"/>
+      <w:r>
+        <w:rPr>
+          <w:rFonts w:ascii="Century Gothic" w:eastAsia="Century Gothic" w:hAnsi="Century Gothic" w:cs="Century Gothic"/>
+          <w:b/>
+          <w:bCs/>
+          <w:color w:val="000000"/>
+          <w:sz w:val="24"/>
+          <w:szCs w:val="24"/>
+        </w:rPr>
+        <w:t>ACEPTACIÓN.-</w:t>
+      </w:r>
+      <w:proofErr w:type="gramEnd"/>
       <w:r>
         <w:rPr>
           <w:rFonts w:ascii="Century Gothic" w:eastAsia="Century Gothic" w:hAnsi="Century Gothic" w:cs="Century Gothic"/>
@@ -4796,20 +6130,34 @@
           <w:szCs w:val="24"/>
           <w:lang w:val="en-US"/>
         </w:rPr>
-        <w:t xml:space="preserve">C.C. No. </w:t>
-      </w:r>
-      <w:r>
-        <w:rPr>
-          <w:rFonts w:ascii="Century Gothic" w:hAnsi="Century Gothic"/>
-          <w:b/>
-          <w:bCs/>
+        <w:t xml:space="preserve">C.C. </w:t>
+      </w:r>
+      <w:proofErr w:type="gramStart"/>
+      <w:r>
+        <w:rPr>
+          <w:rFonts w:ascii="Century Gothic" w:eastAsia="Century Gothic" w:hAnsi="Century Gothic" w:cs="Century Gothic"/>
+          <w:b/>
+          <w:bCs/>
+          <w:color w:val="000000"/>
           <w:sz w:val="24"/>
           <w:szCs w:val="24"/>
           <w:lang w:val="en-US"/>
         </w:rPr>
+        <w:t xml:space="preserve">No. </w:t>
+      </w:r>
+      <w:r>
+        <w:rPr>
+          <w:rFonts w:ascii="Century Gothic" w:hAnsi="Century Gothic"/>
+          <w:b/>
+          <w:bCs/>
+          <w:sz w:val="24"/>
+          <w:szCs w:val="24"/>
+          <w:lang w:val="en-US"/>
+        </w:rPr>
         <w:t>{</w:t>
       </w:r>
       <w:proofErr w:type="spellStart"/>
+      <w:proofErr w:type="gramEnd"/>
       <w:r>
         <w:rPr>
           <w:rFonts w:ascii="Century Gothic" w:hAnsi="Century Gothic"/>
@@ -5058,6 +6406,7 @@
         <w:color w:val="000000"/>
       </w:rPr>
     </w:pPr>
+    <w:proofErr w:type="gramStart"/>
     <w:r>
       <w:rPr>
         <w:rFonts w:ascii="Century Gothic" w:eastAsia="Century Gothic" w:hAnsi="Century Gothic" w:cs="Century Gothic"/>
@@ -5065,7 +6414,17 @@
         <w:bCs/>
         <w:color w:val="000000"/>
       </w:rPr>
-      <w:t>f)________________________</w:t>
+      <w:t>f)_</w:t>
+    </w:r>
+    <w:proofErr w:type="gramEnd"/>
+    <w:r>
+      <w:rPr>
+        <w:rFonts w:ascii="Century Gothic" w:eastAsia="Century Gothic" w:hAnsi="Century Gothic" w:cs="Century Gothic"/>
+        <w:b/>
+        <w:bCs/>
+        <w:color w:val="000000"/>
+      </w:rPr>
+      <w:t>_______________________</w:t>
     </w:r>
     <w:r>
       <w:rPr>
@@ -5110,7 +6469,27 @@
         <w:color w:val="000000"/>
       </w:rPr>
       <w:tab/>
-      <w:t xml:space="preserve">        f)_________________________</w:t>
+      <w:t xml:space="preserve">        </w:t>
+    </w:r>
+    <w:proofErr w:type="gramStart"/>
+    <w:r>
+      <w:rPr>
+        <w:rFonts w:ascii="Century Gothic" w:eastAsia="Century Gothic" w:hAnsi="Century Gothic" w:cs="Century Gothic"/>
+        <w:b/>
+        <w:bCs/>
+        <w:color w:val="000000"/>
+      </w:rPr>
+      <w:t>f)_</w:t>
+    </w:r>
+    <w:proofErr w:type="gramEnd"/>
+    <w:r>
+      <w:rPr>
+        <w:rFonts w:ascii="Century Gothic" w:eastAsia="Century Gothic" w:hAnsi="Century Gothic" w:cs="Century Gothic"/>
+        <w:b/>
+        <w:bCs/>
+        <w:color w:val="000000"/>
+      </w:rPr>
+      <w:t>________________________</w:t>
     </w:r>
   </w:p>
   <w:p>
@@ -6277,6 +7656,29 @@
     <w:uiPriority w:val="99"/>
     <w:rsid w:val="00A15832"/>
   </w:style>
+  <w:style w:type="character" w:styleId="Hyperlink">
+    <w:name w:val="Hyperlink"/>
+    <w:basedOn w:val="DefaultParagraphFont"/>
+    <w:uiPriority w:val="99"/>
+    <w:unhideWhenUsed/>
+    <w:rsid w:val="00894291"/>
+    <w:rPr>
+      <w:color w:val="0000FF" w:themeColor="hyperlink"/>
+      <w:u w:val="single"/>
+    </w:rPr>
+  </w:style>
+  <w:style w:type="character" w:styleId="UnresolvedMention">
+    <w:name w:val="Unresolved Mention"/>
+    <w:basedOn w:val="DefaultParagraphFont"/>
+    <w:uiPriority w:val="99"/>
+    <w:semiHidden/>
+    <w:unhideWhenUsed/>
+    <w:rsid w:val="00894291"/>
+    <w:rPr>
+      <w:color w:val="605E5C"/>
+      <w:shd w:val="clear" w:color="auto" w:fill="E1DFDD"/>
+    </w:rPr>
+  </w:style>
 </w:styles>
 </file>
 

--- a/templates/template_contrato_vendedor.docx
+++ b/templates/template_contrato_vendedor.docx
@@ -251,7 +251,25 @@
           <w:sz w:val="24"/>
           <w:szCs w:val="24"/>
         </w:rPr>
-        <w:t>, comparecen a la suscripción del presente contrato de trabajo productivo (modalidad contractual especial para los Sectores Productivos), por una parte, la compañía ENGLISH-ON-ACADEMY S.A.S., legalmente representada por el señor HUGO GERMAN LOPEZ GOMEZ, en su calidad de PRESIDENTE, a quien en lo sucesivo se podrá denominar como la “EMPLEADORA”, la ”COMPAÑÍA”, la “CONTRATANTE” o la “EMPRESA”; y, por otra, el(la) señor(a)(</w:t>
+        <w:t xml:space="preserve">, comparecen a la suscripción del presente contrato de trabajo productivo (modalidad contractual especial para los Sectores Productivos), por una parte, la compañía </w:t>
+      </w:r>
+      <w:r>
+        <w:rPr>
+          <w:rFonts w:ascii="Century Gothic" w:hAnsi="Century Gothic"/>
+          <w:b/>
+          <w:bCs/>
+          <w:sz w:val="24"/>
+          <w:szCs w:val="24"/>
+        </w:rPr>
+        <w:t>ENGLISH-ON-ACADEMY S.A.S.</w:t>
+      </w:r>
+      <w:r>
+        <w:rPr>
+          <w:rFonts w:ascii="Century Gothic" w:hAnsi="Century Gothic"/>
+          <w:sz w:val="24"/>
+          <w:szCs w:val="24"/>
+        </w:rPr>
+        <w:t>, legalmente representada por el señor HUGO GERMAN LOPEZ GOMEZ, en su calidad de PRESIDENTE, a quien en lo sucesivo se podrá denominar como la “EMPLEADORA”, la ”COMPAÑÍA”, la “CONTRATANTE” o la “EMPRESA”; y, por otra, el(la) señor(a)(</w:t>
       </w:r>
       <w:proofErr w:type="spellStart"/>
       <w:r>
@@ -410,10 +428,20 @@
       <w:r>
         <w:rPr>
           <w:rFonts w:ascii="Century Gothic" w:hAnsi="Century Gothic"/>
-          <w:sz w:val="24"/>
-          <w:szCs w:val="24"/>
-        </w:rPr>
-        <w:t xml:space="preserve">CLÁUSULA PRIMERA: ANTECEDENTES.- ENGLISH-ON-ACADEMY S.A.S. es una compañía domiciliada en el cantón </w:t>
+          <w:b/>
+          <w:bCs/>
+          <w:sz w:val="24"/>
+          <w:szCs w:val="24"/>
+        </w:rPr>
+        <w:t>CLÁUSULA PRIMERA: ANTECEDENTES.-</w:t>
+      </w:r>
+      <w:r>
+        <w:rPr>
+          <w:rFonts w:ascii="Century Gothic" w:hAnsi="Century Gothic"/>
+          <w:sz w:val="24"/>
+          <w:szCs w:val="24"/>
+        </w:rPr>
+        <w:t xml:space="preserve"> ENGLISH-ON-ACADEMY S.A.S. es una compañía domiciliada en el cantón </w:t>
       </w:r>
       <w:r>
         <w:rPr>
@@ -500,98 +528,102 @@
           <w:sz w:val="24"/>
           <w:szCs w:val="24"/>
         </w:rPr>
-        <w:t xml:space="preserve">Por su parte, el(la) </w:t>
-      </w:r>
-      <w:r>
-        <w:rPr>
-          <w:rFonts w:ascii="Century Gothic" w:eastAsia="Century Gothic" w:hAnsi="Century Gothic" w:cs="Century Gothic"/>
-          <w:b/>
-          <w:bCs/>
-          <w:color w:val="000000"/>
-          <w:sz w:val="24"/>
-          <w:szCs w:val="24"/>
-        </w:rPr>
-        <w:t>TRABAJADOR(A)</w:t>
-      </w:r>
-      <w:r>
-        <w:rPr>
-          <w:rFonts w:ascii="Century Gothic" w:eastAsia="Century Gothic" w:hAnsi="Century Gothic" w:cs="Century Gothic"/>
-          <w:color w:val="000000"/>
-          <w:sz w:val="24"/>
-          <w:szCs w:val="24"/>
-        </w:rPr>
-        <w:t xml:space="preserve"> manifiesta contar con la preparación y/o experiencia necesaria para ejercer el cargo o labores requeridas por la </w:t>
-      </w:r>
-      <w:r>
-        <w:rPr>
-          <w:rFonts w:ascii="Century Gothic" w:eastAsia="Century Gothic" w:hAnsi="Century Gothic" w:cs="Century Gothic"/>
-          <w:b/>
-          <w:bCs/>
-          <w:color w:val="000000"/>
-          <w:sz w:val="24"/>
-          <w:szCs w:val="24"/>
-        </w:rPr>
-        <w:t>EMPRESA</w:t>
-      </w:r>
-      <w:r>
-        <w:rPr>
-          <w:rFonts w:ascii="Century Gothic" w:eastAsia="Century Gothic" w:hAnsi="Century Gothic" w:cs="Century Gothic"/>
-          <w:color w:val="000000"/>
-          <w:sz w:val="24"/>
-          <w:szCs w:val="24"/>
-        </w:rPr>
-        <w:t xml:space="preserve"> y señaladas en el presente instrumento.</w:t>
-      </w:r>
-    </w:p>
-    <w:p>
-      <w:pPr>
-        <w:pBdr>
-          <w:top w:val="nil"/>
-          <w:left w:val="nil"/>
-          <w:bottom w:val="nil"/>
-          <w:right w:val="nil"/>
-          <w:between w:val="nil"/>
-        </w:pBdr>
-        <w:spacing w:after="0" w:line="240" w:lineRule="auto"/>
-        <w:jc w:val="both"/>
-        <w:rPr>
-          <w:rFonts w:ascii="Century Gothic" w:eastAsia="Century Gothic" w:hAnsi="Century Gothic" w:cs="Century Gothic"/>
-          <w:color w:val="000000"/>
-          <w:sz w:val="24"/>
-          <w:szCs w:val="24"/>
-        </w:rPr>
-      </w:pPr>
-    </w:p>
-    <w:p>
-      <w:pPr>
-        <w:pBdr>
-          <w:top w:val="nil"/>
-          <w:left w:val="nil"/>
-          <w:bottom w:val="nil"/>
-          <w:right w:val="nil"/>
-          <w:between w:val="nil"/>
-        </w:pBdr>
-        <w:spacing w:after="0" w:line="240" w:lineRule="auto"/>
-        <w:jc w:val="both"/>
-        <w:rPr>
-          <w:rFonts w:ascii="Century Gothic" w:eastAsia="Century Gothic" w:hAnsi="Century Gothic" w:cs="Century Gothic"/>
-          <w:color w:val="000000"/>
-          <w:sz w:val="24"/>
-          <w:szCs w:val="24"/>
-        </w:rPr>
-      </w:pPr>
-      <w:r>
-        <w:rPr>
-          <w:rFonts w:ascii="Century Gothic" w:hAnsi="Century Gothic"/>
-          <w:sz w:val="24"/>
-          <w:szCs w:val="24"/>
-        </w:rPr>
-        <w:t xml:space="preserve">CLÁUSULA SEGUNDA: OBJETO Y LABOR A </w:t>
+        <w:t>Por su parte, el(la) TRABAJADOR(A) manifiesta contar con la preparación y/o experiencia necesaria para ejercer el cargo o labores requeridas por la EMPRESA y señaladas en el presente instrumento.</w:t>
+      </w:r>
+    </w:p>
+    <w:p>
+      <w:pPr>
+        <w:pBdr>
+          <w:top w:val="nil"/>
+          <w:left w:val="nil"/>
+          <w:bottom w:val="nil"/>
+          <w:right w:val="nil"/>
+          <w:between w:val="nil"/>
+        </w:pBdr>
+        <w:spacing w:after="0" w:line="240" w:lineRule="auto"/>
+        <w:jc w:val="both"/>
+        <w:rPr>
+          <w:rFonts w:ascii="Century Gothic" w:eastAsia="Century Gothic" w:hAnsi="Century Gothic" w:cs="Century Gothic"/>
+          <w:color w:val="000000"/>
+          <w:sz w:val="24"/>
+          <w:szCs w:val="24"/>
+        </w:rPr>
+      </w:pPr>
+    </w:p>
+    <w:p>
+      <w:pPr>
+        <w:pBdr>
+          <w:top w:val="nil"/>
+          <w:left w:val="nil"/>
+          <w:bottom w:val="nil"/>
+          <w:right w:val="nil"/>
+          <w:between w:val="nil"/>
+        </w:pBdr>
+        <w:spacing w:after="0" w:line="240" w:lineRule="auto"/>
+        <w:jc w:val="both"/>
+        <w:rPr>
+          <w:rFonts w:ascii="Century Gothic" w:eastAsia="Century Gothic" w:hAnsi="Century Gothic" w:cs="Century Gothic"/>
+          <w:color w:val="000000"/>
+          <w:sz w:val="24"/>
+          <w:szCs w:val="24"/>
+        </w:rPr>
+      </w:pPr>
+      <w:r>
+        <w:rPr>
+          <w:rFonts w:ascii="Century Gothic" w:hAnsi="Century Gothic"/>
+          <w:b/>
+          <w:bCs/>
+          <w:sz w:val="24"/>
+          <w:szCs w:val="24"/>
+        </w:rPr>
+        <w:t>CLÁUSULA SEGUNDA: OBJETO</w:t>
+      </w:r>
+      <w:r>
+        <w:rPr>
+          <w:rFonts w:ascii="Century Gothic" w:hAnsi="Century Gothic"/>
+          <w:b/>
+          <w:bCs/>
+          <w:sz w:val="24"/>
+          <w:szCs w:val="24"/>
+        </w:rPr>
+        <w:t>, CARGO</w:t>
+      </w:r>
+      <w:r>
+        <w:rPr>
+          <w:rFonts w:ascii="Century Gothic" w:hAnsi="Century Gothic"/>
+          <w:b/>
+          <w:bCs/>
+          <w:sz w:val="24"/>
+          <w:szCs w:val="24"/>
+        </w:rPr>
+        <w:t xml:space="preserve"> Y LABOR</w:t>
+      </w:r>
+      <w:r>
+        <w:rPr>
+          <w:rFonts w:ascii="Century Gothic" w:hAnsi="Century Gothic"/>
+          <w:b/>
+          <w:bCs/>
+          <w:sz w:val="24"/>
+          <w:szCs w:val="24"/>
+        </w:rPr>
+        <w:t>ES</w:t>
+      </w:r>
+      <w:r>
+        <w:rPr>
+          <w:rFonts w:ascii="Century Gothic" w:hAnsi="Century Gothic"/>
+          <w:b/>
+          <w:bCs/>
+          <w:sz w:val="24"/>
+          <w:szCs w:val="24"/>
+        </w:rPr>
+        <w:t xml:space="preserve"> A </w:t>
       </w:r>
       <w:proofErr w:type="gramStart"/>
       <w:r>
         <w:rPr>
           <w:rFonts w:ascii="Century Gothic" w:hAnsi="Century Gothic"/>
+          <w:b/>
+          <w:bCs/>
           <w:sz w:val="24"/>
           <w:szCs w:val="24"/>
         </w:rPr>
@@ -601,10 +633,20 @@
       <w:r>
         <w:rPr>
           <w:rFonts w:ascii="Century Gothic" w:hAnsi="Century Gothic"/>
-          <w:sz w:val="24"/>
-          <w:szCs w:val="24"/>
-        </w:rPr>
-        <w:t xml:space="preserve"> Con los antecedentes expuestos, la EMPLEADORA contrata los servicios lícitos y personales del (de la) TRABAJADOR(A), con la finalidad que cumpla el cargo de </w:t>
+          <w:b/>
+          <w:bCs/>
+          <w:sz w:val="24"/>
+          <w:szCs w:val="24"/>
+        </w:rPr>
+        <w:t xml:space="preserve"> </w:t>
+      </w:r>
+      <w:r>
+        <w:rPr>
+          <w:rFonts w:ascii="Century Gothic" w:hAnsi="Century Gothic"/>
+          <w:sz w:val="24"/>
+          <w:szCs w:val="24"/>
+        </w:rPr>
+        <w:t xml:space="preserve">Con los antecedentes expuestos, la EMPLEADORA contrata los servicios lícitos y personales del (de la) TRABAJADOR(A), con la finalidad que cumpla el cargo de </w:t>
       </w:r>
       <w:r>
         <w:rPr>
@@ -695,7 +737,7 @@
     </w:p>
     <w:p>
       <w:pPr>
-        <w:pStyle w:val="ListParagraph"/>
+        <w:pStyle w:val="Prrafodelista"/>
         <w:numPr>
           <w:ilvl w:val="0"/>
           <w:numId w:val="3"/>
@@ -719,7 +761,7 @@
     </w:p>
     <w:p>
       <w:pPr>
-        <w:pStyle w:val="ListParagraph"/>
+        <w:pStyle w:val="Prrafodelista"/>
         <w:numPr>
           <w:ilvl w:val="0"/>
           <w:numId w:val="3"/>
@@ -761,7 +803,7 @@
     </w:p>
     <w:p>
       <w:pPr>
-        <w:pStyle w:val="ListParagraph"/>
+        <w:pStyle w:val="Prrafodelista"/>
         <w:numPr>
           <w:ilvl w:val="0"/>
           <w:numId w:val="3"/>
@@ -880,13 +922,22 @@
       <w:r>
         <w:rPr>
           <w:rFonts w:ascii="Century Gothic" w:eastAsia="Century Gothic" w:hAnsi="Century Gothic" w:cs="Century Gothic"/>
-          <w:b/>
-          <w:bCs/>
-          <w:color w:val="000000"/>
-          <w:sz w:val="24"/>
-          <w:szCs w:val="24"/>
-        </w:rPr>
-        <w:t xml:space="preserve">TRABAJADOR(A) </w:t>
+          <w:color w:val="000000"/>
+          <w:sz w:val="24"/>
+          <w:szCs w:val="24"/>
+        </w:rPr>
+        <w:t>TRABAJADOR(A)</w:t>
+      </w:r>
+      <w:r>
+        <w:rPr>
+          <w:rFonts w:ascii="Century Gothic" w:eastAsia="Century Gothic" w:hAnsi="Century Gothic" w:cs="Century Gothic"/>
+          <w:b/>
+          <w:bCs/>
+          <w:color w:val="000000"/>
+          <w:sz w:val="24"/>
+          <w:szCs w:val="24"/>
+        </w:rPr>
+        <w:t xml:space="preserve"> </w:t>
       </w:r>
       <w:r>
         <w:rPr>
@@ -1380,43 +1431,7 @@
           <w:sz w:val="24"/>
           <w:szCs w:val="24"/>
         </w:rPr>
-        <w:t xml:space="preserve">Sin perjuicio de lo manifestado anteriormente, las partes acuerdan que el(la) </w:t>
-      </w:r>
-      <w:r>
-        <w:rPr>
-          <w:rFonts w:ascii="Century Gothic" w:eastAsia="Century Gothic" w:hAnsi="Century Gothic" w:cs="Century Gothic"/>
-          <w:b/>
-          <w:bCs/>
-          <w:sz w:val="24"/>
-          <w:szCs w:val="24"/>
-        </w:rPr>
-        <w:t>TRABAJADOR(A)</w:t>
-      </w:r>
-      <w:r>
-        <w:rPr>
-          <w:rFonts w:ascii="Century Gothic" w:eastAsia="Century Gothic" w:hAnsi="Century Gothic" w:cs="Century Gothic"/>
-          <w:sz w:val="24"/>
-          <w:szCs w:val="24"/>
-        </w:rPr>
-        <w:t xml:space="preserve"> se obliga a laborar en jornadas suplementarias y/o extraordinarias de labores, según el requerimiento o necesidades de la COMPAÑÍA. En cuyo caso, la </w:t>
-      </w:r>
-      <w:r>
-        <w:rPr>
-          <w:rFonts w:ascii="Century Gothic" w:eastAsia="Century Gothic" w:hAnsi="Century Gothic" w:cs="Century Gothic"/>
-          <w:b/>
-          <w:bCs/>
-          <w:sz w:val="24"/>
-          <w:szCs w:val="24"/>
-        </w:rPr>
-        <w:t>EMPLEADORA</w:t>
-      </w:r>
-      <w:r>
-        <w:rPr>
-          <w:rFonts w:ascii="Century Gothic" w:eastAsia="Century Gothic" w:hAnsi="Century Gothic" w:cs="Century Gothic"/>
-          <w:sz w:val="24"/>
-          <w:szCs w:val="24"/>
-        </w:rPr>
-        <w:t xml:space="preserve"> estará obligada a pagar </w:t>
+        <w:t xml:space="preserve">Sin perjuicio de lo manifestado anteriormente, las partes acuerdan que el(la) TRABAJADOR(A) se obliga a laborar en jornadas suplementarias y/o extraordinarias de labores, según el requerimiento o necesidades de la COMPAÑÍA. En cuyo caso, la EMPLEADORA estará obligada a pagar </w:t>
       </w:r>
       <w:proofErr w:type="gramStart"/>
       <w:r>
@@ -1434,25 +1449,7 @@
           <w:sz w:val="24"/>
           <w:szCs w:val="24"/>
         </w:rPr>
-        <w:t xml:space="preserve">a la) </w:t>
-      </w:r>
-      <w:r>
-        <w:rPr>
-          <w:rFonts w:ascii="Century Gothic" w:eastAsia="Century Gothic" w:hAnsi="Century Gothic" w:cs="Century Gothic"/>
-          <w:b/>
-          <w:bCs/>
-          <w:sz w:val="24"/>
-          <w:szCs w:val="24"/>
-        </w:rPr>
-        <w:t>COLABORADOR(A)</w:t>
-      </w:r>
-      <w:r>
-        <w:rPr>
-          <w:rFonts w:ascii="Century Gothic" w:eastAsia="Century Gothic" w:hAnsi="Century Gothic" w:cs="Century Gothic"/>
-          <w:sz w:val="24"/>
-          <w:szCs w:val="24"/>
-        </w:rPr>
-        <w:t xml:space="preserve"> los respectivos recargos establecidos en la ley.</w:t>
+        <w:t>a la) COLABORADOR(A) los respectivos recargos establecidos en la ley.</w:t>
       </w:r>
     </w:p>
     <w:p>
@@ -2017,6 +2014,8 @@
       <w:r>
         <w:rPr>
           <w:rFonts w:ascii="Century Gothic" w:hAnsi="Century Gothic"/>
+          <w:b/>
+          <w:bCs/>
           <w:sz w:val="24"/>
           <w:szCs w:val="24"/>
         </w:rPr>
@@ -2026,6 +2025,8 @@
       <w:r>
         <w:rPr>
           <w:rFonts w:ascii="Century Gothic" w:hAnsi="Century Gothic"/>
+          <w:b/>
+          <w:bCs/>
           <w:sz w:val="24"/>
           <w:szCs w:val="24"/>
         </w:rPr>
@@ -2204,43 +2205,23 @@
           <w:sz w:val="24"/>
           <w:szCs w:val="24"/>
         </w:rPr>
-        <w:t xml:space="preserve">Las partes acuerdan que, adicionalmente, el(la) </w:t>
-      </w:r>
-      <w:r>
-        <w:rPr>
-          <w:rFonts w:ascii="Century Gothic" w:eastAsia="Century Gothic" w:hAnsi="Century Gothic" w:cs="Century Gothic"/>
-          <w:b/>
-          <w:bCs/>
-          <w:sz w:val="24"/>
-          <w:szCs w:val="24"/>
-        </w:rPr>
-        <w:t xml:space="preserve">EMPLEADO(A) </w:t>
-      </w:r>
-      <w:r>
-        <w:rPr>
-          <w:rFonts w:ascii="Century Gothic" w:eastAsia="Century Gothic" w:hAnsi="Century Gothic" w:cs="Century Gothic"/>
-          <w:sz w:val="24"/>
-          <w:szCs w:val="24"/>
-        </w:rPr>
-        <w:t xml:space="preserve">percibirá una comisión por las ventas totales que mensualmente efectúe de los servicios ofrecidos por la </w:t>
-      </w:r>
-      <w:r>
-        <w:rPr>
-          <w:rFonts w:ascii="Century Gothic" w:eastAsia="Century Gothic" w:hAnsi="Century Gothic" w:cs="Century Gothic"/>
-          <w:b/>
-          <w:bCs/>
-          <w:sz w:val="24"/>
-          <w:szCs w:val="24"/>
-        </w:rPr>
-        <w:t>EMPLEADORA</w:t>
-      </w:r>
-      <w:r>
-        <w:rPr>
-          <w:rFonts w:ascii="Century Gothic" w:eastAsia="Century Gothic" w:hAnsi="Century Gothic" w:cs="Century Gothic"/>
-          <w:sz w:val="24"/>
-          <w:szCs w:val="24"/>
-        </w:rPr>
-        <w:t xml:space="preserve">, siempre y cuando las respectivas facturas generadas hayan sido totalmente pagadas. El monto de dicha comisión será equivalente hasta el </w:t>
+        <w:t xml:space="preserve">Las partes acuerdan que, </w:t>
+      </w:r>
+      <w:r>
+        <w:rPr>
+          <w:rFonts w:ascii="Century Gothic" w:eastAsia="Century Gothic" w:hAnsi="Century Gothic" w:cs="Century Gothic"/>
+          <w:sz w:val="24"/>
+          <w:szCs w:val="24"/>
+        </w:rPr>
+        <w:t>adicionalmente, el(la) EMPLEADO(A) percibirá una comisión por las ventas totales que mensualmente efectúe de los servicios ofrecidos por la EMPLEADORA, siempre y cuando las respectivas facturas generadas hayan sido totalmente</w:t>
+      </w:r>
+      <w:r>
+        <w:rPr>
+          <w:rFonts w:ascii="Century Gothic" w:eastAsia="Century Gothic" w:hAnsi="Century Gothic" w:cs="Century Gothic"/>
+          <w:sz w:val="24"/>
+          <w:szCs w:val="24"/>
+        </w:rPr>
+        <w:t xml:space="preserve"> pagadas. El monto de dicha comisión será equivalente hasta el </w:t>
       </w:r>
       <w:r>
         <w:rPr>
@@ -2306,17 +2287,15 @@
           <w:sz w:val="24"/>
           <w:szCs w:val="24"/>
         </w:rPr>
-        <w:t xml:space="preserve">El(la) </w:t>
-      </w:r>
-      <w:r>
-        <w:rPr>
-          <w:rFonts w:ascii="Century Gothic" w:eastAsia="Century Gothic" w:hAnsi="Century Gothic" w:cs="Century Gothic"/>
-          <w:b/>
-          <w:bCs/>
-          <w:sz w:val="24"/>
-          <w:szCs w:val="24"/>
-        </w:rPr>
-        <w:t>TRABAJADOR(A)</w:t>
+        <w:t>El(</w:t>
+      </w:r>
+      <w:r>
+        <w:rPr>
+          <w:rFonts w:ascii="Century Gothic" w:eastAsia="Century Gothic" w:hAnsi="Century Gothic" w:cs="Century Gothic"/>
+          <w:sz w:val="24"/>
+          <w:szCs w:val="24"/>
+        </w:rPr>
+        <w:t>la) TRABAJADOR(A)</w:t>
       </w:r>
       <w:r>
         <w:rPr>
@@ -2380,43 +2359,15 @@
           <w:sz w:val="24"/>
           <w:szCs w:val="24"/>
         </w:rPr>
-        <w:t xml:space="preserve">Las partes reconocen que, si por disposición de la </w:t>
-      </w:r>
-      <w:r>
-        <w:rPr>
-          <w:rFonts w:ascii="Century Gothic" w:eastAsia="Century Gothic" w:hAnsi="Century Gothic" w:cs="Century Gothic"/>
-          <w:b/>
-          <w:bCs/>
-          <w:sz w:val="24"/>
-          <w:szCs w:val="24"/>
-        </w:rPr>
-        <w:t>CONTRATANTE</w:t>
-      </w:r>
-      <w:r>
-        <w:rPr>
-          <w:rFonts w:ascii="Century Gothic" w:eastAsia="Century Gothic" w:hAnsi="Century Gothic" w:cs="Century Gothic"/>
-          <w:sz w:val="24"/>
-          <w:szCs w:val="24"/>
-        </w:rPr>
-        <w:t xml:space="preserve">, el(la) </w:t>
-      </w:r>
-      <w:r>
-        <w:rPr>
-          <w:rFonts w:ascii="Century Gothic" w:eastAsia="Century Gothic" w:hAnsi="Century Gothic" w:cs="Century Gothic"/>
-          <w:b/>
-          <w:bCs/>
-          <w:sz w:val="24"/>
-          <w:szCs w:val="24"/>
-        </w:rPr>
-        <w:t xml:space="preserve">COLABORADOR(A) </w:t>
-      </w:r>
-      <w:r>
-        <w:rPr>
-          <w:rFonts w:ascii="Century Gothic" w:eastAsia="Century Gothic" w:hAnsi="Century Gothic" w:cs="Century Gothic"/>
-          <w:sz w:val="24"/>
-          <w:szCs w:val="24"/>
-        </w:rPr>
-        <w:t xml:space="preserve">debe movilizarse o trasladarse fuera de la provincia de </w:t>
+        <w:t>Las partes reconocen que, si por disposición de la CONTRATANTE, el(la) COLABORADOR(A) debe</w:t>
+      </w:r>
+      <w:r>
+        <w:rPr>
+          <w:rFonts w:ascii="Century Gothic" w:eastAsia="Century Gothic" w:hAnsi="Century Gothic" w:cs="Century Gothic"/>
+          <w:sz w:val="24"/>
+          <w:szCs w:val="24"/>
+        </w:rPr>
+        <w:t xml:space="preserve"> movilizarse o trasladarse fuera de la provincia de </w:t>
       </w:r>
       <w:r>
         <w:rPr>
@@ -2456,98 +2407,58 @@
           <w:sz w:val="24"/>
           <w:szCs w:val="24"/>
         </w:rPr>
-        <w:t xml:space="preserve">, la </w:t>
-      </w:r>
-      <w:r>
-        <w:rPr>
-          <w:rFonts w:ascii="Century Gothic" w:eastAsia="Century Gothic" w:hAnsi="Century Gothic" w:cs="Century Gothic"/>
-          <w:b/>
-          <w:bCs/>
-          <w:sz w:val="24"/>
-          <w:szCs w:val="24"/>
-        </w:rPr>
-        <w:t xml:space="preserve">COMPAÑÍA </w:t>
-      </w:r>
-      <w:r>
-        <w:rPr>
-          <w:rFonts w:ascii="Century Gothic" w:eastAsia="Century Gothic" w:hAnsi="Century Gothic" w:cs="Century Gothic"/>
-          <w:sz w:val="24"/>
-          <w:szCs w:val="24"/>
-        </w:rPr>
-        <w:t xml:space="preserve">deberá entregar, reconocer o reembolsar al(a la) </w:t>
-      </w:r>
-      <w:r>
-        <w:rPr>
-          <w:rFonts w:ascii="Century Gothic" w:eastAsia="Century Gothic" w:hAnsi="Century Gothic" w:cs="Century Gothic"/>
-          <w:b/>
-          <w:bCs/>
-          <w:sz w:val="24"/>
-          <w:szCs w:val="24"/>
-        </w:rPr>
-        <w:t>TRABAJADOR(A)</w:t>
-      </w:r>
-      <w:r>
-        <w:rPr>
-          <w:rFonts w:ascii="Century Gothic" w:eastAsia="Century Gothic" w:hAnsi="Century Gothic" w:cs="Century Gothic"/>
-          <w:sz w:val="24"/>
-          <w:szCs w:val="24"/>
-        </w:rPr>
-        <w:t xml:space="preserve"> todo valor incurrido o en que pueda incurrir por concepto de gastos de transporte, alimentación y/o, si fuere pertinente, hospedaje; para lo cual, el(la) </w:t>
-      </w:r>
-      <w:r>
-        <w:rPr>
-          <w:rFonts w:ascii="Century Gothic" w:eastAsia="Century Gothic" w:hAnsi="Century Gothic" w:cs="Century Gothic"/>
-          <w:b/>
-          <w:bCs/>
-          <w:sz w:val="24"/>
-          <w:szCs w:val="24"/>
-        </w:rPr>
-        <w:t>EMPLEADO(A)</w:t>
-      </w:r>
-      <w:r>
-        <w:rPr>
-          <w:rFonts w:ascii="Century Gothic" w:eastAsia="Century Gothic" w:hAnsi="Century Gothic" w:cs="Century Gothic"/>
-          <w:sz w:val="24"/>
-          <w:szCs w:val="24"/>
-        </w:rPr>
-        <w:t>, deberá justificar tales gastos, con los respectivos comprobantes autorizados por el Servicio de Rentas Internas.</w:t>
-      </w:r>
-    </w:p>
-    <w:p>
-      <w:pPr>
-        <w:pBdr>
-          <w:top w:val="nil"/>
-          <w:left w:val="nil"/>
-          <w:bottom w:val="nil"/>
-          <w:right w:val="nil"/>
-          <w:between w:val="nil"/>
-        </w:pBdr>
-        <w:spacing w:after="0" w:line="240" w:lineRule="auto"/>
-        <w:jc w:val="both"/>
-        <w:rPr>
-          <w:rFonts w:ascii="Century Gothic" w:eastAsia="Century Gothic" w:hAnsi="Century Gothic" w:cs="Century Gothic"/>
-          <w:b/>
-          <w:bCs/>
-          <w:sz w:val="24"/>
-          <w:szCs w:val="24"/>
-        </w:rPr>
-      </w:pPr>
-    </w:p>
-    <w:p>
-      <w:pPr>
-        <w:pBdr>
-          <w:top w:val="nil"/>
-          <w:left w:val="nil"/>
-          <w:bottom w:val="nil"/>
-          <w:right w:val="nil"/>
-          <w:between w:val="nil"/>
-        </w:pBdr>
-        <w:spacing w:after="0" w:line="240" w:lineRule="auto"/>
-        <w:jc w:val="both"/>
-        <w:rPr>
-          <w:rFonts w:ascii="Century Gothic" w:eastAsia="Century Gothic" w:hAnsi="Century Gothic" w:cs="Century Gothic"/>
-          <w:b/>
-          <w:bCs/>
+        <w:t xml:space="preserve">, </w:t>
+      </w:r>
+      <w:r>
+        <w:rPr>
+          <w:rFonts w:ascii="Century Gothic" w:eastAsia="Century Gothic" w:hAnsi="Century Gothic" w:cs="Century Gothic"/>
+          <w:sz w:val="24"/>
+          <w:szCs w:val="24"/>
+        </w:rPr>
+        <w:t>la COMPAÑÍA deberá entregar, reconocer o reembolsar al(a la) TRABAJADOR(A) todo valor incurrido o en que pueda incurrir por concepto de gastos de transporte, alimentación y/o, si fuere pertinente, hospedaje; para lo cual, el(la) EMPLEADO(A), deberá</w:t>
+      </w:r>
+      <w:r>
+        <w:rPr>
+          <w:rFonts w:ascii="Century Gothic" w:eastAsia="Century Gothic" w:hAnsi="Century Gothic" w:cs="Century Gothic"/>
+          <w:sz w:val="24"/>
+          <w:szCs w:val="24"/>
+        </w:rPr>
+        <w:t xml:space="preserve"> justificar tales gastos, con los respectivos comprobantes autorizados por el Servicio de Rentas Internas.</w:t>
+      </w:r>
+    </w:p>
+    <w:p>
+      <w:pPr>
+        <w:pBdr>
+          <w:top w:val="nil"/>
+          <w:left w:val="nil"/>
+          <w:bottom w:val="nil"/>
+          <w:right w:val="nil"/>
+          <w:between w:val="nil"/>
+        </w:pBdr>
+        <w:spacing w:after="0" w:line="240" w:lineRule="auto"/>
+        <w:jc w:val="both"/>
+        <w:rPr>
+          <w:rFonts w:ascii="Century Gothic" w:eastAsia="Century Gothic" w:hAnsi="Century Gothic" w:cs="Century Gothic"/>
+          <w:b/>
+          <w:bCs/>
+          <w:sz w:val="24"/>
+          <w:szCs w:val="24"/>
+        </w:rPr>
+      </w:pPr>
+    </w:p>
+    <w:p>
+      <w:pPr>
+        <w:pBdr>
+          <w:top w:val="nil"/>
+          <w:left w:val="nil"/>
+          <w:bottom w:val="nil"/>
+          <w:right w:val="nil"/>
+          <w:between w:val="nil"/>
+        </w:pBdr>
+        <w:spacing w:after="0" w:line="240" w:lineRule="auto"/>
+        <w:jc w:val="both"/>
+        <w:rPr>
+          <w:rFonts w:ascii="Century Gothic" w:eastAsia="Century Gothic" w:hAnsi="Century Gothic" w:cs="Century Gothic"/>
           <w:sz w:val="24"/>
           <w:szCs w:val="24"/>
         </w:rPr>
@@ -2577,25 +2488,7 @@
           <w:sz w:val="24"/>
           <w:szCs w:val="24"/>
         </w:rPr>
-        <w:t xml:space="preserve">de la) </w:t>
-      </w:r>
-      <w:r>
-        <w:rPr>
-          <w:rFonts w:ascii="Century Gothic" w:eastAsia="Century Gothic" w:hAnsi="Century Gothic" w:cs="Century Gothic"/>
-          <w:b/>
-          <w:bCs/>
-          <w:sz w:val="24"/>
-          <w:szCs w:val="24"/>
-        </w:rPr>
-        <w:t>EMPLEADO(A)</w:t>
-      </w:r>
-      <w:r>
-        <w:rPr>
-          <w:rFonts w:ascii="Century Gothic" w:eastAsia="Century Gothic" w:hAnsi="Century Gothic" w:cs="Century Gothic"/>
-          <w:sz w:val="24"/>
-          <w:szCs w:val="24"/>
-        </w:rPr>
-        <w:t xml:space="preserve">, los pagos correspondientes a remuneraciones, beneficios de ley u otros </w:t>
+        <w:t xml:space="preserve">de la) EMPLEADO(A), los pagos correspondientes a remuneraciones, beneficios de ley u otros </w:t>
       </w:r>
       <w:proofErr w:type="gramStart"/>
       <w:r>
@@ -2613,25 +2506,7 @@
           <w:sz w:val="24"/>
           <w:szCs w:val="24"/>
         </w:rPr>
-        <w:t>de la)</w:t>
-      </w:r>
-      <w:r>
-        <w:rPr>
-          <w:rFonts w:ascii="Century Gothic" w:eastAsia="Century Gothic" w:hAnsi="Century Gothic" w:cs="Century Gothic"/>
-          <w:b/>
-          <w:bCs/>
-          <w:sz w:val="24"/>
-          <w:szCs w:val="24"/>
-        </w:rPr>
-        <w:t xml:space="preserve"> TRABAJADOR(A)</w:t>
-      </w:r>
-      <w:r>
-        <w:rPr>
-          <w:rFonts w:ascii="Century Gothic" w:eastAsia="Century Gothic" w:hAnsi="Century Gothic" w:cs="Century Gothic"/>
-          <w:sz w:val="24"/>
-          <w:szCs w:val="24"/>
-        </w:rPr>
-        <w:t xml:space="preserve"> serán realizados mediante transferencia, depósito o acreditación a una cuenta bancaria de titularidad </w:t>
+        <w:t xml:space="preserve">de la) TRABAJADOR(A) serán realizados mediante transferencia, depósito o acreditación a una cuenta bancaria de titularidad </w:t>
       </w:r>
       <w:proofErr w:type="gramStart"/>
       <w:r>
@@ -2649,83 +2524,51 @@
           <w:sz w:val="24"/>
           <w:szCs w:val="24"/>
         </w:rPr>
-        <w:t xml:space="preserve">de la) </w:t>
-      </w:r>
-      <w:r>
-        <w:rPr>
-          <w:rFonts w:ascii="Century Gothic" w:eastAsia="Century Gothic" w:hAnsi="Century Gothic" w:cs="Century Gothic"/>
-          <w:b/>
-          <w:bCs/>
-          <w:sz w:val="24"/>
-          <w:szCs w:val="24"/>
-        </w:rPr>
-        <w:t>COLABORADOR(A).</w:t>
-      </w:r>
-    </w:p>
-    <w:p>
-      <w:pPr>
-        <w:pBdr>
-          <w:top w:val="nil"/>
-          <w:left w:val="nil"/>
-          <w:bottom w:val="nil"/>
-          <w:right w:val="nil"/>
-          <w:between w:val="nil"/>
-        </w:pBdr>
-        <w:spacing w:after="0" w:line="240" w:lineRule="auto"/>
-        <w:jc w:val="both"/>
-        <w:rPr>
-          <w:rFonts w:ascii="Century Gothic" w:eastAsia="Century Gothic" w:hAnsi="Century Gothic" w:cs="Century Gothic"/>
-          <w:b/>
-          <w:bCs/>
-          <w:sz w:val="24"/>
-          <w:szCs w:val="24"/>
-        </w:rPr>
-      </w:pPr>
-    </w:p>
-    <w:p>
-      <w:pPr>
-        <w:pBdr>
-          <w:top w:val="nil"/>
-          <w:left w:val="nil"/>
-          <w:bottom w:val="nil"/>
-          <w:right w:val="nil"/>
-          <w:between w:val="nil"/>
-        </w:pBdr>
-        <w:spacing w:after="0" w:line="240" w:lineRule="auto"/>
-        <w:jc w:val="both"/>
-        <w:rPr>
-          <w:rFonts w:ascii="Century Gothic" w:eastAsia="Century Gothic" w:hAnsi="Century Gothic" w:cs="Century Gothic"/>
-          <w:b/>
-          <w:bCs/>
-          <w:sz w:val="24"/>
-          <w:szCs w:val="24"/>
-        </w:rPr>
-      </w:pPr>
-      <w:r>
-        <w:rPr>
-          <w:rFonts w:ascii="Century Gothic" w:eastAsia="Century Gothic" w:hAnsi="Century Gothic" w:cs="Century Gothic"/>
-          <w:sz w:val="24"/>
-          <w:szCs w:val="24"/>
-        </w:rPr>
-        <w:t xml:space="preserve">La </w:t>
-      </w:r>
-      <w:r>
-        <w:rPr>
-          <w:rFonts w:ascii="Century Gothic" w:eastAsia="Century Gothic" w:hAnsi="Century Gothic" w:cs="Century Gothic"/>
-          <w:b/>
-          <w:bCs/>
-          <w:sz w:val="24"/>
-          <w:szCs w:val="24"/>
-        </w:rPr>
-        <w:t xml:space="preserve">EMPLEADORA </w:t>
-      </w:r>
-      <w:r>
-        <w:rPr>
-          <w:rFonts w:ascii="Century Gothic" w:eastAsia="Century Gothic" w:hAnsi="Century Gothic" w:cs="Century Gothic"/>
-          <w:sz w:val="24"/>
-          <w:szCs w:val="24"/>
-        </w:rPr>
-        <w:t xml:space="preserve">actuará como agente de retención de las aportaciones y demás descuentos que por ley u orden judicial correspondan efectuar </w:t>
+        <w:t>de la) COLABORADOR(A).</w:t>
+      </w:r>
+    </w:p>
+    <w:p>
+      <w:pPr>
+        <w:pBdr>
+          <w:top w:val="nil"/>
+          <w:left w:val="nil"/>
+          <w:bottom w:val="nil"/>
+          <w:right w:val="nil"/>
+          <w:between w:val="nil"/>
+        </w:pBdr>
+        <w:spacing w:after="0" w:line="240" w:lineRule="auto"/>
+        <w:jc w:val="both"/>
+        <w:rPr>
+          <w:rFonts w:ascii="Century Gothic" w:eastAsia="Century Gothic" w:hAnsi="Century Gothic" w:cs="Century Gothic"/>
+          <w:sz w:val="24"/>
+          <w:szCs w:val="24"/>
+        </w:rPr>
+      </w:pPr>
+    </w:p>
+    <w:p>
+      <w:pPr>
+        <w:pBdr>
+          <w:top w:val="nil"/>
+          <w:left w:val="nil"/>
+          <w:bottom w:val="nil"/>
+          <w:right w:val="nil"/>
+          <w:between w:val="nil"/>
+        </w:pBdr>
+        <w:spacing w:after="0" w:line="240" w:lineRule="auto"/>
+        <w:jc w:val="both"/>
+        <w:rPr>
+          <w:rFonts w:ascii="Century Gothic" w:eastAsia="Century Gothic" w:hAnsi="Century Gothic" w:cs="Century Gothic"/>
+          <w:sz w:val="24"/>
+          <w:szCs w:val="24"/>
+        </w:rPr>
+      </w:pPr>
+      <w:r>
+        <w:rPr>
+          <w:rFonts w:ascii="Century Gothic" w:eastAsia="Century Gothic" w:hAnsi="Century Gothic" w:cs="Century Gothic"/>
+          <w:sz w:val="24"/>
+          <w:szCs w:val="24"/>
+        </w:rPr>
+        <w:t xml:space="preserve">La EMPLEADORA actuará como agente de retención de las aportaciones y demás descuentos que por ley u orden judicial correspondan efectuar </w:t>
       </w:r>
       <w:proofErr w:type="gramStart"/>
       <w:r>
@@ -2743,17 +2586,7 @@
           <w:sz w:val="24"/>
           <w:szCs w:val="24"/>
         </w:rPr>
-        <w:t xml:space="preserve">a la) </w:t>
-      </w:r>
-      <w:r>
-        <w:rPr>
-          <w:rFonts w:ascii="Century Gothic" w:eastAsia="Century Gothic" w:hAnsi="Century Gothic" w:cs="Century Gothic"/>
-          <w:b/>
-          <w:bCs/>
-          <w:sz w:val="24"/>
-          <w:szCs w:val="24"/>
-        </w:rPr>
-        <w:t>TRABAJADOR(A).</w:t>
+        <w:t>a la) TRABAJADOR(A).</w:t>
       </w:r>
     </w:p>
     <w:p>
@@ -3138,7 +2971,16 @@
           <w:sz w:val="24"/>
           <w:szCs w:val="24"/>
         </w:rPr>
-        <w:t xml:space="preserve"> Además de las contenidas la cláusula segunda del presente instrumento, así como las señaladas en el artículo 45 del Código de Trabajo, son obligaciones especiales </w:t>
+        <w:t xml:space="preserve"> Además de las contenidas la cláusula segunda del presente instrumento, así como las señaladas en el </w:t>
+      </w:r>
+      <w:r>
+        <w:rPr>
+          <w:rFonts w:ascii="Century Gothic" w:eastAsia="Century Gothic" w:hAnsi="Century Gothic" w:cs="Century Gothic"/>
+          <w:color w:val="000000"/>
+          <w:sz w:val="24"/>
+          <w:szCs w:val="24"/>
+        </w:rPr>
+        <w:t xml:space="preserve">artículo 45 del Código de Trabajo, son obligaciones especiales </w:t>
       </w:r>
       <w:proofErr w:type="gramStart"/>
       <w:r>
@@ -3158,18 +3000,7 @@
           <w:sz w:val="24"/>
           <w:szCs w:val="24"/>
         </w:rPr>
-        <w:t xml:space="preserve">de la) </w:t>
-      </w:r>
-      <w:r>
-        <w:rPr>
-          <w:rFonts w:ascii="Century Gothic" w:eastAsia="Century Gothic" w:hAnsi="Century Gothic" w:cs="Century Gothic"/>
-          <w:b/>
-          <w:bCs/>
-          <w:color w:val="000000"/>
-          <w:sz w:val="24"/>
-          <w:szCs w:val="24"/>
-        </w:rPr>
-        <w:t>TRABAJADOR(A):</w:t>
+        <w:t>de la) TRABAJADOR(A):</w:t>
       </w:r>
     </w:p>
     <w:p>
@@ -3491,103 +3322,512 @@
       <w:r>
         <w:rPr>
           <w:rFonts w:ascii="Century Gothic" w:eastAsia="Century Gothic" w:hAnsi="Century Gothic" w:cs="Century Gothic"/>
-          <w:b/>
-          <w:bCs/>
-          <w:color w:val="000000"/>
-          <w:sz w:val="24"/>
-          <w:szCs w:val="24"/>
-        </w:rPr>
-        <w:t>TRABAJADOR(A)</w:t>
-      </w:r>
-      <w:r>
-        <w:rPr>
-          <w:rFonts w:ascii="Century Gothic" w:eastAsia="Century Gothic" w:hAnsi="Century Gothic" w:cs="Century Gothic"/>
-          <w:color w:val="000000"/>
-          <w:sz w:val="24"/>
-          <w:szCs w:val="24"/>
-        </w:rPr>
-        <w:t xml:space="preserve"> faculta o autoriza expresamente a la </w:t>
-      </w:r>
-      <w:r>
-        <w:rPr>
-          <w:rFonts w:ascii="Century Gothic" w:eastAsia="Century Gothic" w:hAnsi="Century Gothic" w:cs="Century Gothic"/>
-          <w:b/>
-          <w:bCs/>
-          <w:color w:val="000000"/>
-          <w:sz w:val="24"/>
-          <w:szCs w:val="24"/>
-        </w:rPr>
-        <w:t>EMPLEADORA</w:t>
-      </w:r>
-      <w:r>
-        <w:rPr>
-          <w:rFonts w:ascii="Century Gothic" w:eastAsia="Century Gothic" w:hAnsi="Century Gothic" w:cs="Century Gothic"/>
-          <w:color w:val="000000"/>
-          <w:sz w:val="24"/>
-          <w:szCs w:val="24"/>
-        </w:rPr>
-        <w:t xml:space="preserve"> para que, en caso de terminación del presente contrato de trabajo, descuente de su respectiva liquidación de haberes de ley, valores por concepto de obligaciones pendientes; ya sean éstas de naturaleza laboral o civil, tales como: anticipos, faltantes, vales, préstamos, créditos, multas, incumplimientos, etc.</w:t>
-      </w:r>
-    </w:p>
-    <w:p>
-      <w:pPr>
-        <w:pBdr>
-          <w:top w:val="nil"/>
-          <w:left w:val="nil"/>
-          <w:bottom w:val="nil"/>
-          <w:right w:val="nil"/>
-          <w:between w:val="nil"/>
-        </w:pBdr>
-        <w:spacing w:after="0" w:line="240" w:lineRule="auto"/>
-        <w:jc w:val="both"/>
-        <w:rPr>
-          <w:rFonts w:ascii="Century Gothic" w:eastAsia="Century Gothic" w:hAnsi="Century Gothic" w:cs="Century Gothic"/>
-          <w:color w:val="000000"/>
-          <w:sz w:val="24"/>
-          <w:szCs w:val="24"/>
-        </w:rPr>
-      </w:pPr>
-    </w:p>
-    <w:p>
-      <w:pPr>
-        <w:pBdr>
-          <w:top w:val="nil"/>
-          <w:left w:val="nil"/>
-          <w:bottom w:val="nil"/>
-          <w:right w:val="nil"/>
-          <w:between w:val="nil"/>
-        </w:pBdr>
-        <w:spacing w:after="0" w:line="240" w:lineRule="auto"/>
-        <w:jc w:val="both"/>
-        <w:rPr>
-          <w:rFonts w:ascii="Century Gothic" w:eastAsia="Century Gothic" w:hAnsi="Century Gothic" w:cs="Century Gothic"/>
-          <w:color w:val="000000"/>
-          <w:sz w:val="24"/>
-          <w:szCs w:val="24"/>
-        </w:rPr>
-      </w:pPr>
-      <w:r>
-        <w:rPr>
-          <w:rFonts w:ascii="Century Gothic" w:eastAsia="Century Gothic" w:hAnsi="Century Gothic" w:cs="Century Gothic"/>
-          <w:b/>
-          <w:bCs/>
-          <w:color w:val="000000"/>
-          <w:sz w:val="24"/>
-          <w:szCs w:val="24"/>
-        </w:rPr>
-        <w:t xml:space="preserve">CLÁUSULA OCTAVA: RESPONSABILIDAD </w:t>
-      </w:r>
+          <w:color w:val="000000"/>
+          <w:sz w:val="24"/>
+          <w:szCs w:val="24"/>
+        </w:rPr>
+        <w:t>TRABAJADOR(A) faculta o autoriza expresamente a la EMPLEADORA para que, en caso de terminación del presente contrato de trabajo, descuente de su respectiva liquidación de haberes de ley, valores</w:t>
+      </w:r>
+      <w:r>
+        <w:rPr>
+          <w:rFonts w:ascii="Century Gothic" w:eastAsia="Century Gothic" w:hAnsi="Century Gothic" w:cs="Century Gothic"/>
+          <w:color w:val="000000"/>
+          <w:sz w:val="24"/>
+          <w:szCs w:val="24"/>
+        </w:rPr>
+        <w:t xml:space="preserve"> por concepto de obligaciones pendientes; ya sean éstas de naturaleza laboral o civil, tales como: anticipos, faltantes, vales, préstamos, créditos, multas, incumplimientos, etc.</w:t>
+      </w:r>
+    </w:p>
+    <w:p>
+      <w:pPr>
+        <w:pBdr>
+          <w:top w:val="nil"/>
+          <w:left w:val="nil"/>
+          <w:bottom w:val="nil"/>
+          <w:right w:val="nil"/>
+          <w:between w:val="nil"/>
+        </w:pBdr>
+        <w:spacing w:after="0" w:line="240" w:lineRule="auto"/>
+        <w:jc w:val="both"/>
+        <w:rPr>
+          <w:rFonts w:ascii="Century Gothic" w:eastAsia="Century Gothic" w:hAnsi="Century Gothic" w:cs="Century Gothic"/>
+          <w:color w:val="000000"/>
+          <w:sz w:val="24"/>
+          <w:szCs w:val="24"/>
+        </w:rPr>
+      </w:pPr>
+    </w:p>
+    <w:p>
+      <w:pPr>
+        <w:pBdr>
+          <w:top w:val="nil"/>
+          <w:left w:val="nil"/>
+          <w:bottom w:val="nil"/>
+          <w:right w:val="nil"/>
+          <w:between w:val="nil"/>
+        </w:pBdr>
+        <w:spacing w:after="0" w:line="240" w:lineRule="auto"/>
+        <w:jc w:val="both"/>
+        <w:rPr>
+          <w:rFonts w:ascii="Century Gothic" w:eastAsia="Century Gothic" w:hAnsi="Century Gothic" w:cs="Century Gothic"/>
+          <w:b/>
+          <w:bCs/>
+          <w:color w:val="000000"/>
+          <w:sz w:val="24"/>
+          <w:szCs w:val="24"/>
+        </w:rPr>
+      </w:pPr>
+      <w:r>
+        <w:rPr>
+          <w:rFonts w:ascii="Century Gothic" w:eastAsia="Century Gothic" w:hAnsi="Century Gothic" w:cs="Century Gothic"/>
+          <w:b/>
+          <w:bCs/>
+          <w:color w:val="000000"/>
+          <w:sz w:val="24"/>
+          <w:szCs w:val="24"/>
+        </w:rPr>
+        <w:t xml:space="preserve">CLÁUSULA OCTAVA: DECLARACIÓN JURAMENTADA DE RESPONSABILIDAD.- </w:t>
+      </w:r>
+      <w:r>
+        <w:rPr>
+          <w:rFonts w:ascii="Century Gothic" w:eastAsia="Century Gothic" w:hAnsi="Century Gothic" w:cs="Century Gothic"/>
+          <w:color w:val="000000"/>
+          <w:sz w:val="24"/>
+          <w:szCs w:val="24"/>
+        </w:rPr>
+        <w:t>El(La)</w:t>
+      </w:r>
+      <w:r>
+        <w:rPr>
+          <w:rFonts w:ascii="Century Gothic" w:eastAsia="Century Gothic" w:hAnsi="Century Gothic" w:cs="Century Gothic"/>
+          <w:b/>
+          <w:bCs/>
+          <w:color w:val="000000"/>
+          <w:sz w:val="24"/>
+          <w:szCs w:val="24"/>
+        </w:rPr>
+        <w:t xml:space="preserve"> TRABAJADOR(A)</w:t>
+      </w:r>
+      <w:r>
+        <w:rPr>
+          <w:rFonts w:ascii="Century Gothic" w:eastAsia="Century Gothic" w:hAnsi="Century Gothic" w:cs="Century Gothic"/>
+          <w:color w:val="000000"/>
+          <w:sz w:val="24"/>
+          <w:szCs w:val="24"/>
+        </w:rPr>
+        <w:t xml:space="preserve"> tiene a bien en proceder a declarar bajo juramento que, en el cumplimiento cabal de las labores a él</w:t>
+      </w:r>
+      <w:r>
+        <w:rPr>
+          <w:rFonts w:ascii="Century Gothic" w:eastAsia="Century Gothic" w:hAnsi="Century Gothic" w:cs="Century Gothic"/>
+          <w:color w:val="000000"/>
+          <w:sz w:val="24"/>
+          <w:szCs w:val="24"/>
+        </w:rPr>
+        <w:t xml:space="preserve">(ella) encomendadas, se responsabiliza solidariamente, respecto a sus funciones, acciones, comportamiento laboral, con la CONTRATANTE, así como en todos y cada uno de los actos y comportamientos afines a sus funciones, los secretos profesionales, financieros, de mercado, informáticos, didácticos, científicos, técnicos, de capacitación a todo nivel o de cualquier naturaleza, secretos industriales, marcas, patentes, técnicas de ventas y demás aspectos inherentes a los negocios de la EMPRESA y/o los CLIENTES de ésta, por lo cual deberá de guardar </w:t>
+      </w:r>
+      <w:r>
+        <w:rPr>
+          <w:rFonts w:ascii="Century Gothic" w:eastAsia="Century Gothic" w:hAnsi="Century Gothic" w:cs="Century Gothic"/>
+          <w:color w:val="000000"/>
+          <w:sz w:val="24"/>
+          <w:szCs w:val="24"/>
+        </w:rPr>
+        <w:lastRenderedPageBreak/>
+        <w:t>e</w:t>
+      </w:r>
+      <w:r>
+        <w:rPr>
+          <w:rFonts w:ascii="Century Gothic" w:eastAsia="Century Gothic" w:hAnsi="Century Gothic" w:cs="Century Gothic"/>
+          <w:color w:val="000000"/>
+          <w:sz w:val="24"/>
+          <w:szCs w:val="24"/>
+        </w:rPr>
+        <w:t>scrupulosamente los secretos técnicos, informáticos, financieros, técnicas de ventas, fórmulas y procedimientos que se empleen; al igual que mantener máxima reserva sobre asuntos administrativos y correspondencia, y a no divulgarlos ni a lucrar de ellos.</w:t>
+      </w:r>
+    </w:p>
+    <w:p>
+      <w:pPr>
+        <w:pBdr>
+          <w:top w:val="nil"/>
+          <w:left w:val="nil"/>
+          <w:bottom w:val="nil"/>
+          <w:right w:val="nil"/>
+          <w:between w:val="nil"/>
+        </w:pBdr>
+        <w:spacing w:after="0" w:line="240" w:lineRule="auto"/>
+        <w:jc w:val="both"/>
+        <w:rPr>
+          <w:rFonts w:ascii="Century Gothic" w:eastAsia="Century Gothic" w:hAnsi="Century Gothic" w:cs="Century Gothic"/>
+          <w:color w:val="000000"/>
+          <w:sz w:val="24"/>
+          <w:szCs w:val="24"/>
+        </w:rPr>
+      </w:pPr>
+    </w:p>
+    <w:p>
+      <w:pPr>
+        <w:pBdr>
+          <w:top w:val="nil"/>
+          <w:left w:val="nil"/>
+          <w:bottom w:val="nil"/>
+          <w:right w:val="nil"/>
+          <w:between w:val="nil"/>
+        </w:pBdr>
+        <w:spacing w:after="0" w:line="240" w:lineRule="auto"/>
+        <w:jc w:val="both"/>
+        <w:rPr>
+          <w:rFonts w:ascii="Century Gothic" w:eastAsia="Century Gothic" w:hAnsi="Century Gothic" w:cs="Century Gothic"/>
+          <w:color w:val="000000"/>
+          <w:sz w:val="24"/>
+          <w:szCs w:val="24"/>
+        </w:rPr>
+      </w:pPr>
+      <w:r>
+        <w:rPr>
+          <w:rFonts w:ascii="Century Gothic" w:eastAsia="Century Gothic" w:hAnsi="Century Gothic" w:cs="Century Gothic"/>
+          <w:b/>
+          <w:bCs/>
+          <w:color w:val="000000"/>
+          <w:sz w:val="24"/>
+          <w:szCs w:val="24"/>
+        </w:rPr>
+        <w:t xml:space="preserve">CLÁUSULA </w:t>
+      </w:r>
+      <w:r>
+        <w:rPr>
+          <w:rFonts w:ascii="Century Gothic" w:eastAsia="Century Gothic" w:hAnsi="Century Gothic" w:cs="Century Gothic"/>
+          <w:b/>
+          <w:bCs/>
+          <w:color w:val="000000"/>
+          <w:sz w:val="24"/>
+          <w:szCs w:val="24"/>
+        </w:rPr>
+        <w:t>NOVENA</w:t>
+      </w:r>
+      <w:r>
+        <w:rPr>
+          <w:rFonts w:ascii="Century Gothic" w:eastAsia="Century Gothic" w:hAnsi="Century Gothic" w:cs="Century Gothic"/>
+          <w:b/>
+          <w:bCs/>
+          <w:color w:val="000000"/>
+          <w:sz w:val="24"/>
+          <w:szCs w:val="24"/>
+        </w:rPr>
+        <w:t>: CONFIDENCIALIDAD.-</w:t>
+      </w:r>
+      <w:r>
+        <w:rPr>
+          <w:rFonts w:ascii="Century Gothic" w:eastAsia="Century Gothic" w:hAnsi="Century Gothic" w:cs="Century Gothic"/>
+          <w:color w:val="000000"/>
+          <w:sz w:val="24"/>
+          <w:szCs w:val="24"/>
+        </w:rPr>
+        <w:t xml:space="preserve"> </w:t>
+      </w:r>
+      <w:r>
+        <w:rPr>
+          <w:rFonts w:ascii="Century Gothic" w:eastAsia="Century Gothic" w:hAnsi="Century Gothic" w:cs="Century Gothic"/>
+          <w:color w:val="000000"/>
+          <w:sz w:val="24"/>
+          <w:szCs w:val="24"/>
+        </w:rPr>
+        <w:t>Las partes reconocen que en virtud de la prestación de los servicios del(de la) TRABAJADOR(A), éste(a) podr</w:t>
+      </w:r>
+      <w:r>
+        <w:rPr>
+          <w:rFonts w:ascii="Century Gothic" w:eastAsia="Century Gothic" w:hAnsi="Century Gothic" w:cs="Century Gothic"/>
+          <w:sz w:val="24"/>
+          <w:szCs w:val="24"/>
+        </w:rPr>
+        <w:t>á tener</w:t>
+      </w:r>
+      <w:r>
+        <w:rPr>
+          <w:rFonts w:ascii="Century Gothic" w:eastAsia="Century Gothic" w:hAnsi="Century Gothic" w:cs="Century Gothic"/>
+          <w:color w:val="000000"/>
+          <w:sz w:val="24"/>
+          <w:szCs w:val="24"/>
+        </w:rPr>
+        <w:t xml:space="preserve"> acceso a información de carácter confidencial o privada de la CONTRATANTE y/o de los clientes o usuarias de los servicios brindados por dicha EMPRESA; por lo que, mediante el presente instrumento, acuerdan expresamente que dicho(a) COLABORADOR(A) no divulgará, ni revelará, la información confidencial, secreto(s) profesional(es), procesos, sistemas, datos, procedimientos o técnicas que la CONTRATANTE utilice para el giro de su negocio o actividad económica.</w:t>
+      </w:r>
+    </w:p>
+    <w:p>
+      <w:pPr>
+        <w:pBdr>
+          <w:top w:val="nil"/>
+          <w:left w:val="nil"/>
+          <w:bottom w:val="nil"/>
+          <w:right w:val="nil"/>
+          <w:between w:val="nil"/>
+        </w:pBdr>
+        <w:spacing w:after="0" w:line="240" w:lineRule="auto"/>
+        <w:jc w:val="both"/>
+        <w:rPr>
+          <w:rFonts w:ascii="Century Gothic" w:eastAsia="Century Gothic" w:hAnsi="Century Gothic" w:cs="Century Gothic"/>
+          <w:color w:val="000000"/>
+          <w:sz w:val="24"/>
+          <w:szCs w:val="24"/>
+        </w:rPr>
+      </w:pPr>
+    </w:p>
+    <w:p>
+      <w:pPr>
+        <w:pBdr>
+          <w:top w:val="nil"/>
+          <w:left w:val="nil"/>
+          <w:bottom w:val="nil"/>
+          <w:right w:val="nil"/>
+          <w:between w:val="nil"/>
+        </w:pBdr>
+        <w:spacing w:after="0" w:line="240" w:lineRule="auto"/>
+        <w:jc w:val="both"/>
+        <w:rPr>
+          <w:rFonts w:ascii="Century Gothic" w:eastAsia="Century Gothic" w:hAnsi="Century Gothic" w:cs="Century Gothic"/>
+          <w:color w:val="000000"/>
+          <w:sz w:val="24"/>
+          <w:szCs w:val="24"/>
+        </w:rPr>
+      </w:pPr>
+      <w:r>
+        <w:rPr>
+          <w:rFonts w:ascii="Century Gothic" w:eastAsia="Century Gothic" w:hAnsi="Century Gothic" w:cs="Century Gothic"/>
+          <w:color w:val="000000"/>
+          <w:sz w:val="24"/>
+          <w:szCs w:val="24"/>
+        </w:rPr>
+        <w:t>Así mismo, las partes reconocen que la información confidencial o secreto(s) profesional(es) de la EMPLEADORA también comprende: Estrategias, objetivos, políticas, proyectos, prioridades, usuarios y contraseñas de accesos a portales web o servicios en línea en general, códigos de acceso en general, información relacionada a toda cuenta bancaria que pertenezca a la EMPLEADORA, cronogramas de trabajo, reportes, contratos de cualquier naturaleza, sistemas tecnológicos, manuales, reglamentos y en general todos los aspectos y conceptos relacionados, utilizados o desarrollados por la CONTRATANTE.</w:t>
+      </w:r>
+    </w:p>
+    <w:p>
+      <w:pPr>
+        <w:pBdr>
+          <w:top w:val="nil"/>
+          <w:left w:val="nil"/>
+          <w:bottom w:val="nil"/>
+          <w:right w:val="nil"/>
+          <w:between w:val="nil"/>
+        </w:pBdr>
+        <w:spacing w:after="0" w:line="240" w:lineRule="auto"/>
+        <w:jc w:val="both"/>
+        <w:rPr>
+          <w:rFonts w:ascii="Century Gothic" w:eastAsia="Century Gothic" w:hAnsi="Century Gothic" w:cs="Century Gothic"/>
+          <w:color w:val="000000"/>
+          <w:sz w:val="24"/>
+          <w:szCs w:val="24"/>
+        </w:rPr>
+      </w:pPr>
+    </w:p>
+    <w:p>
+      <w:pPr>
+        <w:pBdr>
+          <w:top w:val="nil"/>
+          <w:left w:val="nil"/>
+          <w:bottom w:val="nil"/>
+          <w:right w:val="nil"/>
+          <w:between w:val="nil"/>
+        </w:pBdr>
+        <w:spacing w:after="0" w:line="240" w:lineRule="auto"/>
+        <w:jc w:val="both"/>
+        <w:rPr>
+          <w:rFonts w:ascii="Century Gothic" w:eastAsia="Century Gothic" w:hAnsi="Century Gothic" w:cs="Century Gothic"/>
+          <w:color w:val="000000"/>
+          <w:sz w:val="24"/>
+          <w:szCs w:val="24"/>
+        </w:rPr>
+      </w:pPr>
+      <w:r>
+        <w:rPr>
+          <w:rFonts w:ascii="Century Gothic" w:eastAsia="Century Gothic" w:hAnsi="Century Gothic" w:cs="Century Gothic"/>
+          <w:color w:val="000000"/>
+          <w:sz w:val="24"/>
+          <w:szCs w:val="24"/>
+        </w:rPr>
+        <w:t>Se consideran también como información confidencial</w:t>
+      </w:r>
+      <w:r>
+        <w:rPr>
+          <w:rFonts w:ascii="Century Gothic" w:eastAsia="Century Gothic" w:hAnsi="Century Gothic" w:cs="Century Gothic"/>
+          <w:sz w:val="24"/>
+          <w:szCs w:val="24"/>
+        </w:rPr>
+        <w:t>:</w:t>
+      </w:r>
+      <w:r>
+        <w:rPr>
+          <w:rFonts w:ascii="Century Gothic" w:eastAsia="Century Gothic" w:hAnsi="Century Gothic" w:cs="Century Gothic"/>
+          <w:color w:val="000000"/>
+          <w:sz w:val="24"/>
+          <w:szCs w:val="24"/>
+        </w:rPr>
+        <w:t xml:space="preserve"> a) todas las técnicas aplicadas para la venta o comercialización de los diversos servicios o productos ofrecidos por la EMPLEADORA</w:t>
+      </w:r>
+      <w:r>
+        <w:rPr>
+          <w:rFonts w:ascii="Century Gothic" w:eastAsia="Century Gothic" w:hAnsi="Century Gothic" w:cs="Century Gothic"/>
+          <w:sz w:val="24"/>
+          <w:szCs w:val="24"/>
+        </w:rPr>
+        <w:t>; y, b)</w:t>
+      </w:r>
+      <w:r>
+        <w:rPr>
+          <w:rFonts w:ascii="Century Gothic" w:eastAsia="Century Gothic" w:hAnsi="Century Gothic" w:cs="Century Gothic"/>
+          <w:color w:val="000000"/>
+          <w:sz w:val="24"/>
+          <w:szCs w:val="24"/>
+        </w:rPr>
+        <w:t xml:space="preserve"> </w:t>
+      </w:r>
+      <w:r>
+        <w:rPr>
+          <w:rFonts w:ascii="Century Gothic" w:eastAsia="Century Gothic" w:hAnsi="Century Gothic" w:cs="Century Gothic"/>
+          <w:sz w:val="24"/>
+          <w:szCs w:val="24"/>
+        </w:rPr>
+        <w:t>toda</w:t>
+      </w:r>
+      <w:r>
+        <w:rPr>
+          <w:rFonts w:ascii="Century Gothic" w:eastAsia="Century Gothic" w:hAnsi="Century Gothic" w:cs="Century Gothic"/>
+          <w:color w:val="000000"/>
+          <w:sz w:val="24"/>
+          <w:szCs w:val="24"/>
+        </w:rPr>
+        <w:t xml:space="preserve"> </w:t>
+      </w:r>
+      <w:r>
+        <w:rPr>
+          <w:rFonts w:ascii="Century Gothic" w:eastAsia="Century Gothic" w:hAnsi="Century Gothic" w:cs="Century Gothic"/>
+          <w:sz w:val="24"/>
+          <w:szCs w:val="24"/>
+        </w:rPr>
+        <w:t>información</w:t>
+      </w:r>
+      <w:r>
+        <w:rPr>
+          <w:rFonts w:ascii="Century Gothic" w:eastAsia="Century Gothic" w:hAnsi="Century Gothic" w:cs="Century Gothic"/>
+          <w:color w:val="000000"/>
+          <w:sz w:val="24"/>
+          <w:szCs w:val="24"/>
+        </w:rPr>
+        <w:t xml:space="preserve"> (nombres, </w:t>
+      </w:r>
+      <w:r>
+        <w:rPr>
+          <w:rFonts w:ascii="Century Gothic" w:eastAsia="Century Gothic" w:hAnsi="Century Gothic" w:cs="Century Gothic"/>
+          <w:sz w:val="24"/>
+          <w:szCs w:val="24"/>
+        </w:rPr>
+        <w:t>domicilio</w:t>
+      </w:r>
+      <w:r>
+        <w:rPr>
+          <w:rFonts w:ascii="Century Gothic" w:eastAsia="Century Gothic" w:hAnsi="Century Gothic" w:cs="Century Gothic"/>
+          <w:color w:val="000000"/>
+          <w:sz w:val="24"/>
+          <w:szCs w:val="24"/>
+        </w:rPr>
+        <w:t xml:space="preserve"> y demás medios de contacto) de los </w:t>
+      </w:r>
+      <w:r>
+        <w:rPr>
+          <w:rFonts w:ascii="Century Gothic" w:eastAsia="Century Gothic" w:hAnsi="Century Gothic" w:cs="Century Gothic"/>
+          <w:sz w:val="24"/>
+          <w:szCs w:val="24"/>
+        </w:rPr>
+        <w:t>clientes</w:t>
+      </w:r>
+      <w:r>
+        <w:rPr>
+          <w:rFonts w:ascii="Century Gothic" w:eastAsia="Century Gothic" w:hAnsi="Century Gothic" w:cs="Century Gothic"/>
+          <w:color w:val="000000"/>
+          <w:sz w:val="24"/>
+          <w:szCs w:val="24"/>
+        </w:rPr>
+        <w:t xml:space="preserve"> o potenciales </w:t>
+      </w:r>
+      <w:r>
+        <w:rPr>
+          <w:rFonts w:ascii="Century Gothic" w:eastAsia="Century Gothic" w:hAnsi="Century Gothic" w:cs="Century Gothic"/>
+          <w:sz w:val="24"/>
+          <w:szCs w:val="24"/>
+        </w:rPr>
+        <w:t>clientes</w:t>
+      </w:r>
+      <w:r>
+        <w:rPr>
+          <w:rFonts w:ascii="Century Gothic" w:eastAsia="Century Gothic" w:hAnsi="Century Gothic" w:cs="Century Gothic"/>
+          <w:color w:val="000000"/>
+          <w:sz w:val="24"/>
+          <w:szCs w:val="24"/>
+        </w:rPr>
+        <w:t xml:space="preserve"> de la COMPA</w:t>
+      </w:r>
+      <w:r>
+        <w:rPr>
+          <w:rFonts w:ascii="Century Gothic" w:eastAsia="Century Gothic" w:hAnsi="Century Gothic" w:cs="Century Gothic"/>
+          <w:sz w:val="24"/>
+          <w:szCs w:val="24"/>
+        </w:rPr>
+        <w:t>ÑÍA</w:t>
+      </w:r>
+      <w:r>
+        <w:rPr>
+          <w:rFonts w:ascii="Century Gothic" w:eastAsia="Century Gothic" w:hAnsi="Century Gothic" w:cs="Century Gothic"/>
+          <w:color w:val="000000"/>
+          <w:sz w:val="24"/>
+          <w:szCs w:val="24"/>
+        </w:rPr>
+        <w:t>.</w:t>
+      </w:r>
+    </w:p>
+    <w:p>
+      <w:pPr>
+        <w:pBdr>
+          <w:top w:val="nil"/>
+          <w:left w:val="nil"/>
+          <w:bottom w:val="nil"/>
+          <w:right w:val="nil"/>
+          <w:between w:val="nil"/>
+        </w:pBdr>
+        <w:spacing w:after="0" w:line="240" w:lineRule="auto"/>
+        <w:jc w:val="both"/>
+        <w:rPr>
+          <w:rFonts w:ascii="Century Gothic" w:eastAsia="Century Gothic" w:hAnsi="Century Gothic" w:cs="Century Gothic"/>
+          <w:color w:val="000000"/>
+          <w:sz w:val="24"/>
+          <w:szCs w:val="24"/>
+        </w:rPr>
+      </w:pPr>
+    </w:p>
+    <w:p>
+      <w:pPr>
+        <w:pBdr>
+          <w:top w:val="nil"/>
+          <w:left w:val="nil"/>
+          <w:bottom w:val="nil"/>
+          <w:right w:val="nil"/>
+          <w:between w:val="nil"/>
+        </w:pBdr>
+        <w:spacing w:after="0" w:line="240" w:lineRule="auto"/>
+        <w:jc w:val="both"/>
+        <w:rPr>
+          <w:rFonts w:ascii="Century Gothic" w:eastAsia="Century Gothic" w:hAnsi="Century Gothic" w:cs="Century Gothic"/>
+          <w:color w:val="000000"/>
+          <w:sz w:val="24"/>
+          <w:szCs w:val="24"/>
+        </w:rPr>
+      </w:pPr>
       <w:proofErr w:type="gramStart"/>
       <w:r>
         <w:rPr>
           <w:rFonts w:ascii="Century Gothic" w:eastAsia="Century Gothic" w:hAnsi="Century Gothic" w:cs="Century Gothic"/>
-          <w:b/>
-          <w:bCs/>
-          <w:color w:val="000000"/>
-          <w:sz w:val="24"/>
-          <w:szCs w:val="24"/>
-        </w:rPr>
-        <w:t>LABORAL.-</w:t>
+          <w:color w:val="000000"/>
+          <w:sz w:val="24"/>
+          <w:szCs w:val="24"/>
+        </w:rPr>
+        <w:t>El(</w:t>
       </w:r>
       <w:proofErr w:type="gramEnd"/>
       <w:r>
@@ -3597,8 +3837,520 @@
           <w:sz w:val="24"/>
           <w:szCs w:val="24"/>
         </w:rPr>
+        <w:t>La) COLABORADOR(A) se compromete a mantener absoluta reserva con relación a la información que conozca u obtenga de la CONTRATANTE y los clientes o usuarias de los servicios de dicha EMPRESA.</w:t>
+      </w:r>
+    </w:p>
+    <w:p>
+      <w:pPr>
+        <w:pBdr>
+          <w:top w:val="nil"/>
+          <w:left w:val="nil"/>
+          <w:bottom w:val="nil"/>
+          <w:right w:val="nil"/>
+          <w:between w:val="nil"/>
+        </w:pBdr>
+        <w:spacing w:after="0" w:line="240" w:lineRule="auto"/>
+        <w:jc w:val="both"/>
+        <w:rPr>
+          <w:rFonts w:ascii="Century Gothic" w:eastAsia="Century Gothic" w:hAnsi="Century Gothic" w:cs="Century Gothic"/>
+          <w:sz w:val="24"/>
+          <w:szCs w:val="24"/>
+        </w:rPr>
+      </w:pPr>
+    </w:p>
+    <w:p>
+      <w:pPr>
+        <w:spacing w:after="0" w:line="240" w:lineRule="auto"/>
+        <w:jc w:val="both"/>
+        <w:rPr>
+          <w:rFonts w:ascii="Century Gothic" w:eastAsia="Century Gothic" w:hAnsi="Century Gothic" w:cs="Century Gothic"/>
+          <w:sz w:val="24"/>
+          <w:szCs w:val="24"/>
+        </w:rPr>
+      </w:pPr>
+      <w:proofErr w:type="gramStart"/>
+      <w:r>
+        <w:rPr>
+          <w:rFonts w:ascii="Century Gothic" w:eastAsia="Century Gothic" w:hAnsi="Century Gothic" w:cs="Century Gothic"/>
+          <w:sz w:val="24"/>
+          <w:szCs w:val="24"/>
+        </w:rPr>
+        <w:t>El(</w:t>
+      </w:r>
+      <w:proofErr w:type="gramEnd"/>
+      <w:r>
+        <w:rPr>
+          <w:rFonts w:ascii="Century Gothic" w:eastAsia="Century Gothic" w:hAnsi="Century Gothic" w:cs="Century Gothic"/>
+          <w:sz w:val="24"/>
+          <w:szCs w:val="24"/>
+        </w:rPr>
+        <w:t>La) EMPLEADO(A) se compromete, durante o posteriormente a la relación laboral existente entre las partes, a no hacer competencia desleal -o de cualquier índole- a la EMPRESA, ya sea en territorio ecuatoriano o fuera de éste.</w:t>
+      </w:r>
+    </w:p>
+    <w:p>
+      <w:pPr>
+        <w:spacing w:after="0" w:line="240" w:lineRule="auto"/>
+        <w:jc w:val="both"/>
+        <w:rPr>
+          <w:rFonts w:ascii="Century Gothic" w:eastAsia="Century Gothic" w:hAnsi="Century Gothic" w:cs="Century Gothic"/>
+          <w:sz w:val="24"/>
+          <w:szCs w:val="24"/>
+        </w:rPr>
+      </w:pPr>
+    </w:p>
+    <w:p>
+      <w:pPr>
+        <w:pBdr>
+          <w:top w:val="nil"/>
+          <w:left w:val="nil"/>
+          <w:bottom w:val="nil"/>
+          <w:right w:val="nil"/>
+          <w:between w:val="nil"/>
+        </w:pBdr>
+        <w:spacing w:after="0" w:line="240" w:lineRule="auto"/>
+        <w:jc w:val="both"/>
+        <w:rPr>
+          <w:rFonts w:ascii="Century Gothic" w:eastAsia="Century Gothic" w:hAnsi="Century Gothic" w:cs="Century Gothic"/>
+          <w:sz w:val="24"/>
+          <w:szCs w:val="24"/>
+        </w:rPr>
+      </w:pPr>
+      <w:r>
+        <w:rPr>
+          <w:rFonts w:ascii="Century Gothic" w:eastAsia="Century Gothic" w:hAnsi="Century Gothic" w:cs="Century Gothic"/>
+          <w:sz w:val="24"/>
+          <w:szCs w:val="24"/>
+        </w:rPr>
+        <w:t xml:space="preserve">Así mismo, el(la) TRABAJADOR(A) se compromete a no reclamar o intentar reclamar, bajo circunstancia alguna, parcial o totalmente, la </w:t>
+      </w:r>
+      <w:r>
+        <w:rPr>
+          <w:rFonts w:ascii="Century Gothic" w:eastAsia="Century Gothic" w:hAnsi="Century Gothic" w:cs="Century Gothic"/>
+          <w:sz w:val="24"/>
+          <w:szCs w:val="24"/>
+        </w:rPr>
+        <w:lastRenderedPageBreak/>
+        <w:t>propiedad intelectual perteneciente, conferida o autorizada de/a la EMPRESA.</w:t>
+      </w:r>
+    </w:p>
+    <w:p>
+      <w:pPr>
+        <w:pBdr>
+          <w:top w:val="nil"/>
+          <w:left w:val="nil"/>
+          <w:bottom w:val="nil"/>
+          <w:right w:val="nil"/>
+          <w:between w:val="nil"/>
+        </w:pBdr>
+        <w:spacing w:after="0" w:line="240" w:lineRule="auto"/>
+        <w:jc w:val="both"/>
+        <w:rPr>
+          <w:rFonts w:ascii="Century Gothic" w:eastAsia="Century Gothic" w:hAnsi="Century Gothic" w:cs="Century Gothic"/>
+          <w:sz w:val="24"/>
+          <w:szCs w:val="24"/>
+        </w:rPr>
+      </w:pPr>
+    </w:p>
+    <w:p>
+      <w:pPr>
+        <w:pBdr>
+          <w:top w:val="nil"/>
+          <w:left w:val="nil"/>
+          <w:bottom w:val="nil"/>
+          <w:right w:val="nil"/>
+          <w:between w:val="nil"/>
+        </w:pBdr>
+        <w:spacing w:after="0" w:line="240" w:lineRule="auto"/>
+        <w:jc w:val="both"/>
+        <w:rPr>
+          <w:rFonts w:ascii="Century Gothic" w:eastAsia="Century Gothic" w:hAnsi="Century Gothic" w:cs="Century Gothic"/>
+          <w:color w:val="000000"/>
+          <w:sz w:val="24"/>
+          <w:szCs w:val="24"/>
+        </w:rPr>
+      </w:pPr>
+      <w:r>
+        <w:rPr>
+          <w:rFonts w:ascii="Century Gothic" w:eastAsia="Century Gothic" w:hAnsi="Century Gothic" w:cs="Century Gothic"/>
+          <w:color w:val="000000"/>
+          <w:sz w:val="24"/>
+          <w:szCs w:val="24"/>
+        </w:rPr>
+        <w:t>Todo impedimento para el(la) TRABAJADOR(A),</w:t>
+      </w:r>
+      <w:r>
+        <w:rPr>
+          <w:rFonts w:ascii="Century Gothic" w:eastAsia="Century Gothic" w:hAnsi="Century Gothic" w:cs="Century Gothic"/>
+          <w:color w:val="000000"/>
+          <w:sz w:val="24"/>
+          <w:szCs w:val="24"/>
+        </w:rPr>
+        <w:t xml:space="preserve"> establecido o acordado en la presente cláusula, se extenderá por </w:t>
+      </w:r>
+      <w:r>
+        <w:rPr>
+          <w:rFonts w:ascii="Century Gothic" w:eastAsia="Century Gothic" w:hAnsi="Century Gothic" w:cs="Century Gothic"/>
+          <w:b/>
+          <w:bCs/>
+          <w:color w:val="000000"/>
+          <w:sz w:val="24"/>
+          <w:szCs w:val="24"/>
+        </w:rPr>
+        <w:t>TRES AÑOS</w:t>
+      </w:r>
+      <w:r>
+        <w:rPr>
+          <w:rFonts w:ascii="Century Gothic" w:eastAsia="Century Gothic" w:hAnsi="Century Gothic" w:cs="Century Gothic"/>
+          <w:color w:val="000000"/>
+          <w:sz w:val="24"/>
+          <w:szCs w:val="24"/>
+        </w:rPr>
+        <w:t xml:space="preserve">, contados a partir de la fecha en que terminaren las relaciones </w:t>
+      </w:r>
+      <w:r>
+        <w:rPr>
+          <w:rFonts w:ascii="Century Gothic" w:eastAsia="Century Gothic" w:hAnsi="Century Gothic" w:cs="Century Gothic"/>
+          <w:color w:val="000000"/>
+          <w:sz w:val="24"/>
+          <w:szCs w:val="24"/>
+        </w:rPr>
+        <w:t>laborales entre dicho(a) COLABORADOR(A) y la EMPLEADORA.</w:t>
+      </w:r>
+    </w:p>
+    <w:p>
+      <w:pPr>
+        <w:pBdr>
+          <w:top w:val="nil"/>
+          <w:left w:val="nil"/>
+          <w:bottom w:val="nil"/>
+          <w:right w:val="nil"/>
+          <w:between w:val="nil"/>
+        </w:pBdr>
+        <w:spacing w:after="0" w:line="240" w:lineRule="auto"/>
+        <w:jc w:val="both"/>
+        <w:rPr>
+          <w:rFonts w:ascii="Century Gothic" w:eastAsia="Century Gothic" w:hAnsi="Century Gothic" w:cs="Century Gothic"/>
+          <w:color w:val="000000"/>
+          <w:sz w:val="24"/>
+          <w:szCs w:val="24"/>
+        </w:rPr>
+      </w:pPr>
+    </w:p>
+    <w:p>
+      <w:pPr>
+        <w:pBdr>
+          <w:top w:val="nil"/>
+          <w:left w:val="nil"/>
+          <w:bottom w:val="nil"/>
+          <w:right w:val="nil"/>
+          <w:between w:val="nil"/>
+        </w:pBdr>
+        <w:spacing w:after="0" w:line="240" w:lineRule="auto"/>
+        <w:jc w:val="both"/>
+        <w:rPr>
+          <w:rFonts w:ascii="Century Gothic" w:eastAsia="Century Gothic" w:hAnsi="Century Gothic" w:cs="Century Gothic"/>
+          <w:color w:val="000000"/>
+          <w:sz w:val="24"/>
+          <w:szCs w:val="24"/>
+        </w:rPr>
+      </w:pPr>
+      <w:r>
+        <w:rPr>
+          <w:rFonts w:ascii="Century Gothic" w:eastAsia="Century Gothic" w:hAnsi="Century Gothic" w:cs="Century Gothic"/>
+          <w:color w:val="000000"/>
+          <w:sz w:val="24"/>
+          <w:szCs w:val="24"/>
+        </w:rPr>
+        <w:t xml:space="preserve">El incurrimiento, incursión, violación o desobediencia del(de la) </w:t>
+      </w:r>
+      <w:r>
+        <w:rPr>
+          <w:rFonts w:ascii="Century Gothic" w:eastAsia="Century Gothic" w:hAnsi="Century Gothic" w:cs="Century Gothic"/>
+          <w:color w:val="000000"/>
+          <w:sz w:val="24"/>
+          <w:szCs w:val="24"/>
+        </w:rPr>
+        <w:t xml:space="preserve">TRABAJADOR(A) a los impedimentos, causales o prohibiciones establecidas en la presente cláusula, dará derecho a la CONTRATANTE a exigir legalmente al(a la) COLABORADOR(A) una indemnización por la </w:t>
+      </w:r>
+      <w:r>
+        <w:rPr>
+          <w:rFonts w:ascii="Century Gothic" w:eastAsia="Century Gothic" w:hAnsi="Century Gothic" w:cs="Century Gothic"/>
+          <w:color w:val="000000"/>
+          <w:sz w:val="24"/>
+          <w:szCs w:val="24"/>
+        </w:rPr>
+        <w:t xml:space="preserve">suma de </w:t>
+      </w:r>
+      <w:r>
+        <w:rPr>
+          <w:rFonts w:ascii="Century Gothic" w:eastAsia="Century Gothic" w:hAnsi="Century Gothic" w:cs="Century Gothic"/>
+          <w:b/>
+          <w:bCs/>
+          <w:color w:val="000000"/>
+          <w:sz w:val="24"/>
+          <w:szCs w:val="24"/>
+        </w:rPr>
+        <w:t>DIEZ MIL DÓLARES DE LOS ESTADOS UNIDOS DE AMÉRICA (US$ 10,000.00)</w:t>
+      </w:r>
+      <w:r>
+        <w:rPr>
+          <w:rFonts w:ascii="Century Gothic" w:eastAsia="Century Gothic" w:hAnsi="Century Gothic" w:cs="Century Gothic"/>
+          <w:color w:val="000000"/>
+          <w:sz w:val="24"/>
+          <w:szCs w:val="24"/>
+        </w:rPr>
+        <w:t xml:space="preserve">, sin perjuicio de exigir, adicionalmente, la devolución o </w:t>
+      </w:r>
+      <w:r>
+        <w:rPr>
+          <w:rFonts w:ascii="Century Gothic" w:eastAsia="Century Gothic" w:hAnsi="Century Gothic" w:cs="Century Gothic"/>
+          <w:color w:val="000000"/>
+          <w:sz w:val="24"/>
+          <w:szCs w:val="24"/>
+        </w:rPr>
+        <w:t xml:space="preserve">restitución de los demás gastos en que la EMPLEADORA deba o haya </w:t>
+      </w:r>
+      <w:r>
+        <w:rPr>
+          <w:rFonts w:ascii="Century Gothic" w:eastAsia="Century Gothic" w:hAnsi="Century Gothic" w:cs="Century Gothic"/>
+          <w:color w:val="000000"/>
+          <w:sz w:val="24"/>
+          <w:szCs w:val="24"/>
+        </w:rPr>
+        <w:t xml:space="preserve">debido incurrir (administrativa o judicialmente) para obtener el pago o </w:t>
+      </w:r>
+      <w:r>
+        <w:rPr>
+          <w:rFonts w:ascii="Century Gothic" w:eastAsia="Century Gothic" w:hAnsi="Century Gothic" w:cs="Century Gothic"/>
+          <w:color w:val="000000"/>
+          <w:sz w:val="24"/>
+          <w:szCs w:val="24"/>
+        </w:rPr>
+        <w:t>cumplimiento de dicha indemnización por parte del(de la) TRABAJADOR(A).</w:t>
+      </w:r>
+    </w:p>
+    <w:p>
+      <w:pPr>
+        <w:pBdr>
+          <w:top w:val="nil"/>
+          <w:left w:val="nil"/>
+          <w:bottom w:val="nil"/>
+          <w:right w:val="nil"/>
+          <w:between w:val="nil"/>
+        </w:pBdr>
+        <w:spacing w:after="0" w:line="240" w:lineRule="auto"/>
+        <w:jc w:val="both"/>
+        <w:rPr>
+          <w:rFonts w:ascii="Century Gothic" w:eastAsia="Century Gothic" w:hAnsi="Century Gothic" w:cs="Century Gothic"/>
+          <w:color w:val="000000"/>
+          <w:sz w:val="24"/>
+          <w:szCs w:val="24"/>
+        </w:rPr>
+      </w:pPr>
+    </w:p>
+    <w:p>
+      <w:pPr>
+        <w:pBdr>
+          <w:top w:val="nil"/>
+          <w:left w:val="nil"/>
+          <w:bottom w:val="nil"/>
+          <w:right w:val="nil"/>
+          <w:between w:val="nil"/>
+        </w:pBdr>
+        <w:spacing w:after="0" w:line="240" w:lineRule="auto"/>
+        <w:jc w:val="both"/>
+        <w:rPr>
+          <w:rFonts w:ascii="Century Gothic" w:eastAsia="Century Gothic" w:hAnsi="Century Gothic" w:cs="Century Gothic"/>
+          <w:color w:val="000000"/>
+          <w:sz w:val="24"/>
+          <w:szCs w:val="24"/>
+        </w:rPr>
+      </w:pPr>
+      <w:r>
+        <w:rPr>
+          <w:rFonts w:ascii="Century Gothic" w:eastAsia="Century Gothic" w:hAnsi="Century Gothic" w:cs="Century Gothic"/>
+          <w:b/>
+          <w:bCs/>
+          <w:color w:val="000000"/>
+          <w:sz w:val="24"/>
+          <w:szCs w:val="24"/>
+        </w:rPr>
+        <w:t>CLÁUSULA</w:t>
+      </w:r>
+      <w:r>
+        <w:rPr>
+          <w:rFonts w:ascii="Century Gothic" w:eastAsia="Century Gothic" w:hAnsi="Century Gothic" w:cs="Century Gothic"/>
+          <w:b/>
+          <w:bCs/>
+          <w:color w:val="000000"/>
+          <w:sz w:val="24"/>
+          <w:szCs w:val="24"/>
+        </w:rPr>
+        <w:t xml:space="preserve"> DÉCIMA</w:t>
+      </w:r>
+      <w:r>
+        <w:rPr>
+          <w:rFonts w:ascii="Century Gothic" w:eastAsia="Century Gothic" w:hAnsi="Century Gothic" w:cs="Century Gothic"/>
+          <w:b/>
+          <w:bCs/>
+          <w:color w:val="000000"/>
+          <w:sz w:val="24"/>
+          <w:szCs w:val="24"/>
+        </w:rPr>
+        <w:t>: ENTREGA DE BIENES Y UNIFORME(S</w:t>
+      </w:r>
+      <w:proofErr w:type="gramStart"/>
+      <w:r>
+        <w:rPr>
+          <w:rFonts w:ascii="Century Gothic" w:eastAsia="Century Gothic" w:hAnsi="Century Gothic" w:cs="Century Gothic"/>
+          <w:b/>
+          <w:bCs/>
+          <w:color w:val="000000"/>
+          <w:sz w:val="24"/>
+          <w:szCs w:val="24"/>
+        </w:rPr>
+        <w:t>).-</w:t>
+      </w:r>
+      <w:proofErr w:type="gramEnd"/>
+      <w:r>
+        <w:rPr>
+          <w:rFonts w:ascii="Century Gothic" w:eastAsia="Century Gothic" w:hAnsi="Century Gothic" w:cs="Century Gothic"/>
+          <w:color w:val="000000"/>
+          <w:sz w:val="24"/>
+          <w:szCs w:val="24"/>
+        </w:rPr>
+        <w:t xml:space="preserve"> En virtud </w:t>
+      </w:r>
+      <w:r>
+        <w:rPr>
+          <w:rFonts w:ascii="Century Gothic" w:eastAsia="Century Gothic" w:hAnsi="Century Gothic" w:cs="Century Gothic"/>
+          <w:color w:val="000000"/>
+          <w:sz w:val="24"/>
+          <w:szCs w:val="24"/>
+        </w:rPr>
+        <w:t xml:space="preserve">de la suscripción del presente contrato, la EMPLEADORA podrá entrega </w:t>
+      </w:r>
+      <w:proofErr w:type="gramStart"/>
+      <w:r>
+        <w:rPr>
+          <w:rFonts w:ascii="Century Gothic" w:eastAsia="Century Gothic" w:hAnsi="Century Gothic" w:cs="Century Gothic"/>
+          <w:color w:val="000000"/>
+          <w:sz w:val="24"/>
+          <w:szCs w:val="24"/>
+        </w:rPr>
+        <w:t>al(</w:t>
+      </w:r>
+      <w:proofErr w:type="gramEnd"/>
+      <w:r>
+        <w:rPr>
+          <w:rFonts w:ascii="Century Gothic" w:eastAsia="Century Gothic" w:hAnsi="Century Gothic" w:cs="Century Gothic"/>
+          <w:color w:val="000000"/>
+          <w:sz w:val="24"/>
+          <w:szCs w:val="24"/>
+        </w:rPr>
+        <w:t xml:space="preserve">a la) TRABAJADOR(A) bienes, equipos o artículos que puedan ser requeridos para el cumplimiento de sus labores; los cuales estarán bajo la responsabilidad absoluta </w:t>
+      </w:r>
+      <w:proofErr w:type="gramStart"/>
+      <w:r>
+        <w:rPr>
+          <w:rFonts w:ascii="Century Gothic" w:eastAsia="Century Gothic" w:hAnsi="Century Gothic" w:cs="Century Gothic"/>
+          <w:color w:val="000000"/>
+          <w:sz w:val="24"/>
+          <w:szCs w:val="24"/>
+        </w:rPr>
+        <w:t>del(</w:t>
+      </w:r>
+      <w:proofErr w:type="gramEnd"/>
+      <w:r>
+        <w:rPr>
+          <w:rFonts w:ascii="Century Gothic" w:eastAsia="Century Gothic" w:hAnsi="Century Gothic" w:cs="Century Gothic"/>
+          <w:color w:val="000000"/>
+          <w:sz w:val="24"/>
+          <w:szCs w:val="24"/>
+        </w:rPr>
+        <w:t xml:space="preserve">de la) EMPLEADO(A), debiendo responder por ellos o reponerlos en caso de daño o pérdida de </w:t>
+      </w:r>
+      <w:proofErr w:type="gramStart"/>
+      <w:r>
+        <w:rPr>
+          <w:rFonts w:ascii="Century Gothic" w:eastAsia="Century Gothic" w:hAnsi="Century Gothic" w:cs="Century Gothic"/>
+          <w:color w:val="000000"/>
+          <w:sz w:val="24"/>
+          <w:szCs w:val="24"/>
+        </w:rPr>
+        <w:t>los</w:t>
+      </w:r>
+      <w:r>
+        <w:rPr>
+          <w:rFonts w:ascii="Century Gothic" w:eastAsia="Century Gothic" w:hAnsi="Century Gothic" w:cs="Century Gothic"/>
+          <w:sz w:val="24"/>
+          <w:szCs w:val="24"/>
+        </w:rPr>
         <w:t xml:space="preserve"> </w:t>
       </w:r>
+      <w:r>
+        <w:rPr>
+          <w:rFonts w:ascii="Century Gothic" w:eastAsia="Century Gothic" w:hAnsi="Century Gothic" w:cs="Century Gothic"/>
+          <w:color w:val="000000"/>
+          <w:sz w:val="24"/>
+          <w:szCs w:val="24"/>
+        </w:rPr>
+        <w:t>mismos</w:t>
+      </w:r>
+      <w:proofErr w:type="gramEnd"/>
+      <w:r>
+        <w:rPr>
+          <w:rFonts w:ascii="Century Gothic" w:eastAsia="Century Gothic" w:hAnsi="Century Gothic" w:cs="Century Gothic"/>
+          <w:color w:val="000000"/>
+          <w:sz w:val="24"/>
+          <w:szCs w:val="24"/>
+        </w:rPr>
+        <w:t>.</w:t>
+      </w:r>
+    </w:p>
+    <w:p>
+      <w:pPr>
+        <w:pBdr>
+          <w:top w:val="nil"/>
+          <w:left w:val="nil"/>
+          <w:bottom w:val="nil"/>
+          <w:right w:val="nil"/>
+          <w:between w:val="nil"/>
+        </w:pBdr>
+        <w:spacing w:after="0" w:line="240" w:lineRule="auto"/>
+        <w:jc w:val="both"/>
+        <w:rPr>
+          <w:rFonts w:ascii="Century Gothic" w:eastAsia="Century Gothic" w:hAnsi="Century Gothic" w:cs="Century Gothic"/>
+          <w:sz w:val="24"/>
+          <w:szCs w:val="24"/>
+        </w:rPr>
+      </w:pPr>
+    </w:p>
+    <w:p>
+      <w:pPr>
+        <w:pBdr>
+          <w:top w:val="nil"/>
+          <w:left w:val="nil"/>
+          <w:bottom w:val="nil"/>
+          <w:right w:val="nil"/>
+          <w:between w:val="nil"/>
+        </w:pBdr>
+        <w:spacing w:after="0" w:line="240" w:lineRule="auto"/>
+        <w:jc w:val="both"/>
+        <w:rPr>
+          <w:rFonts w:ascii="Century Gothic" w:eastAsia="Century Gothic" w:hAnsi="Century Gothic" w:cs="Century Gothic"/>
+          <w:sz w:val="24"/>
+          <w:szCs w:val="24"/>
+        </w:rPr>
+      </w:pPr>
+      <w:r>
+        <w:rPr>
+          <w:rFonts w:ascii="Century Gothic" w:eastAsia="Century Gothic" w:hAnsi="Century Gothic" w:cs="Century Gothic"/>
+          <w:sz w:val="24"/>
+          <w:szCs w:val="24"/>
+        </w:rPr>
+        <w:t xml:space="preserve">La EMPRESA entrega </w:t>
+      </w:r>
       <w:proofErr w:type="gramStart"/>
       <w:r>
         <w:rPr>
@@ -3606,7 +4358,7 @@
           <w:sz w:val="24"/>
           <w:szCs w:val="24"/>
         </w:rPr>
-        <w:t>El(</w:t>
+        <w:t>al(</w:t>
       </w:r>
       <w:proofErr w:type="gramEnd"/>
       <w:r>
@@ -3615,267 +4367,12 @@
           <w:sz w:val="24"/>
           <w:szCs w:val="24"/>
         </w:rPr>
-        <w:t xml:space="preserve">La) COLABORADOR(A) reconoce que </w:t>
-      </w:r>
-      <w:r>
-        <w:rPr>
-          <w:rFonts w:ascii="Century Gothic" w:eastAsia="Century Gothic" w:hAnsi="Century Gothic" w:cs="Century Gothic"/>
-          <w:color w:val="000000"/>
-          <w:sz w:val="24"/>
-          <w:szCs w:val="24"/>
-        </w:rPr>
-        <w:t xml:space="preserve">cualquier reclamo de la naturaleza que </w:t>
-      </w:r>
-      <w:r>
-        <w:rPr>
-          <w:rFonts w:ascii="Century Gothic" w:eastAsia="Century Gothic" w:hAnsi="Century Gothic" w:cs="Century Gothic"/>
-          <w:sz w:val="24"/>
-          <w:szCs w:val="24"/>
-        </w:rPr>
-        <w:t>fuere</w:t>
-      </w:r>
-      <w:r>
-        <w:rPr>
-          <w:rFonts w:ascii="Century Gothic" w:eastAsia="Century Gothic" w:hAnsi="Century Gothic" w:cs="Century Gothic"/>
-          <w:color w:val="000000"/>
-          <w:sz w:val="24"/>
-          <w:szCs w:val="24"/>
-        </w:rPr>
-        <w:t xml:space="preserve">, proveniente de anteriores </w:t>
-      </w:r>
-      <w:r>
-        <w:rPr>
-          <w:rFonts w:ascii="Century Gothic" w:eastAsia="Century Gothic" w:hAnsi="Century Gothic" w:cs="Century Gothic"/>
-          <w:sz w:val="24"/>
-          <w:szCs w:val="24"/>
-        </w:rPr>
-        <w:t>relaciones</w:t>
-      </w:r>
-      <w:r>
-        <w:rPr>
-          <w:rFonts w:ascii="Century Gothic" w:eastAsia="Century Gothic" w:hAnsi="Century Gothic" w:cs="Century Gothic"/>
-          <w:color w:val="000000"/>
-          <w:sz w:val="24"/>
-          <w:szCs w:val="24"/>
-        </w:rPr>
-        <w:t xml:space="preserve"> laborales que haya celebrado o mantenido </w:t>
-      </w:r>
-      <w:r>
-        <w:rPr>
-          <w:rFonts w:ascii="Century Gothic" w:eastAsia="Century Gothic" w:hAnsi="Century Gothic" w:cs="Century Gothic"/>
-          <w:sz w:val="24"/>
-          <w:szCs w:val="24"/>
-        </w:rPr>
-        <w:t>dicho(a) TRABAJADOR(A)</w:t>
-      </w:r>
-      <w:r>
-        <w:rPr>
-          <w:rFonts w:ascii="Century Gothic" w:eastAsia="Century Gothic" w:hAnsi="Century Gothic" w:cs="Century Gothic"/>
-          <w:color w:val="000000"/>
-          <w:sz w:val="24"/>
-          <w:szCs w:val="24"/>
-        </w:rPr>
-        <w:t>, no tiene relación al</w:t>
-      </w:r>
-      <w:r>
-        <w:rPr>
-          <w:rFonts w:ascii="Century Gothic" w:eastAsia="Century Gothic" w:hAnsi="Century Gothic" w:cs="Century Gothic"/>
-          <w:sz w:val="24"/>
-          <w:szCs w:val="24"/>
-        </w:rPr>
-        <w:t xml:space="preserve">guna con la EMPRESA, por lo que no podrá ser </w:t>
-      </w:r>
-      <w:r>
-        <w:rPr>
-          <w:rFonts w:ascii="Century Gothic" w:eastAsia="Century Gothic" w:hAnsi="Century Gothic" w:cs="Century Gothic"/>
-          <w:color w:val="000000"/>
-          <w:sz w:val="24"/>
-          <w:szCs w:val="24"/>
-        </w:rPr>
-        <w:t>dirigid</w:t>
-      </w:r>
-      <w:r>
-        <w:rPr>
-          <w:rFonts w:ascii="Century Gothic" w:eastAsia="Century Gothic" w:hAnsi="Century Gothic" w:cs="Century Gothic"/>
-          <w:sz w:val="24"/>
-          <w:szCs w:val="24"/>
-        </w:rPr>
-        <w:t>o</w:t>
-      </w:r>
-      <w:r>
-        <w:rPr>
-          <w:rFonts w:ascii="Century Gothic" w:eastAsia="Century Gothic" w:hAnsi="Century Gothic" w:cs="Century Gothic"/>
-          <w:color w:val="000000"/>
-          <w:sz w:val="24"/>
-          <w:szCs w:val="24"/>
-        </w:rPr>
-        <w:t xml:space="preserve"> contra ENGLISH-ON ACADEMY S.A.</w:t>
-      </w:r>
-      <w:r>
-        <w:rPr>
-          <w:rFonts w:ascii="Century Gothic" w:eastAsia="Century Gothic" w:hAnsi="Century Gothic" w:cs="Century Gothic"/>
-          <w:sz w:val="24"/>
-          <w:szCs w:val="24"/>
-        </w:rPr>
-        <w:t>S</w:t>
-      </w:r>
-      <w:r>
-        <w:rPr>
-          <w:rFonts w:ascii="Century Gothic" w:eastAsia="Century Gothic" w:hAnsi="Century Gothic" w:cs="Century Gothic"/>
-          <w:color w:val="000000"/>
-          <w:sz w:val="24"/>
-          <w:szCs w:val="24"/>
-        </w:rPr>
-        <w:t>.</w:t>
-      </w:r>
-      <w:r>
-        <w:rPr>
-          <w:rFonts w:ascii="Century Gothic" w:eastAsia="Century Gothic" w:hAnsi="Century Gothic" w:cs="Century Gothic"/>
-          <w:sz w:val="24"/>
-          <w:szCs w:val="24"/>
-        </w:rPr>
-        <w:t>, como tampoco en contra de sus administradores, accionistas o colaboradores</w:t>
-      </w:r>
-      <w:r>
-        <w:rPr>
-          <w:rFonts w:ascii="Century Gothic" w:eastAsia="Century Gothic" w:hAnsi="Century Gothic" w:cs="Century Gothic"/>
-          <w:color w:val="000000"/>
-          <w:sz w:val="24"/>
-          <w:szCs w:val="24"/>
-        </w:rPr>
-        <w:t>. En con</w:t>
-      </w:r>
-      <w:r>
-        <w:rPr>
-          <w:rFonts w:ascii="Century Gothic" w:eastAsia="Century Gothic" w:hAnsi="Century Gothic" w:cs="Century Gothic"/>
-          <w:sz w:val="24"/>
-          <w:szCs w:val="24"/>
-        </w:rPr>
-        <w:t>secuencia, e</w:t>
-      </w:r>
-      <w:r>
-        <w:rPr>
-          <w:rFonts w:ascii="Century Gothic" w:eastAsia="Century Gothic" w:hAnsi="Century Gothic" w:cs="Century Gothic"/>
-          <w:color w:val="000000"/>
-          <w:sz w:val="24"/>
-          <w:szCs w:val="24"/>
-        </w:rPr>
-        <w:t>l(</w:t>
-      </w:r>
-      <w:r>
-        <w:rPr>
-          <w:rFonts w:ascii="Century Gothic" w:eastAsia="Century Gothic" w:hAnsi="Century Gothic" w:cs="Century Gothic"/>
-          <w:sz w:val="24"/>
-          <w:szCs w:val="24"/>
-        </w:rPr>
-        <w:t>l</w:t>
-      </w:r>
-      <w:r>
-        <w:rPr>
-          <w:rFonts w:ascii="Century Gothic" w:eastAsia="Century Gothic" w:hAnsi="Century Gothic" w:cs="Century Gothic"/>
-          <w:color w:val="000000"/>
-          <w:sz w:val="24"/>
-          <w:szCs w:val="24"/>
-        </w:rPr>
-        <w:t xml:space="preserve">a) </w:t>
-      </w:r>
-      <w:r>
-        <w:rPr>
-          <w:rFonts w:ascii="Century Gothic" w:eastAsia="Century Gothic" w:hAnsi="Century Gothic" w:cs="Century Gothic"/>
-          <w:b/>
-          <w:bCs/>
-          <w:color w:val="000000"/>
-          <w:sz w:val="24"/>
-          <w:szCs w:val="24"/>
-        </w:rPr>
-        <w:t xml:space="preserve">EMPLEADO(A) </w:t>
-      </w:r>
-      <w:r>
-        <w:rPr>
-          <w:rFonts w:ascii="Century Gothic" w:eastAsia="Century Gothic" w:hAnsi="Century Gothic" w:cs="Century Gothic"/>
-          <w:color w:val="000000"/>
-          <w:sz w:val="24"/>
-          <w:szCs w:val="24"/>
-        </w:rPr>
-        <w:t>declara que conoce y acepta ex</w:t>
-      </w:r>
-      <w:r>
-        <w:rPr>
-          <w:rFonts w:ascii="Century Gothic" w:eastAsia="Century Gothic" w:hAnsi="Century Gothic" w:cs="Century Gothic"/>
-          <w:sz w:val="24"/>
-          <w:szCs w:val="24"/>
-        </w:rPr>
-        <w:t xml:space="preserve">cluir a </w:t>
-      </w:r>
-      <w:r>
-        <w:rPr>
-          <w:rFonts w:ascii="Century Gothic" w:eastAsia="Century Gothic" w:hAnsi="Century Gothic" w:cs="Century Gothic"/>
-          <w:b/>
-          <w:bCs/>
-          <w:sz w:val="24"/>
-          <w:szCs w:val="24"/>
-        </w:rPr>
-        <w:t xml:space="preserve">ENGLISH-ON-ACADEMY S.A.S. </w:t>
-      </w:r>
-      <w:r>
-        <w:rPr>
-          <w:rFonts w:ascii="Century Gothic" w:eastAsia="Century Gothic" w:hAnsi="Century Gothic" w:cs="Century Gothic"/>
-          <w:sz w:val="24"/>
-          <w:szCs w:val="24"/>
-        </w:rPr>
-        <w:t>de toda denuncia o demanda laboral que no tenga relación o no se derive de un hipotético o eventual incumplimiento de la EMPRESA a lo dispuesto en el presente contrato.</w:t>
-      </w:r>
-    </w:p>
-    <w:p>
-      <w:pPr>
-        <w:pBdr>
-          <w:top w:val="nil"/>
-          <w:left w:val="nil"/>
-          <w:bottom w:val="nil"/>
-          <w:right w:val="nil"/>
-          <w:between w:val="nil"/>
-        </w:pBdr>
-        <w:spacing w:after="0" w:line="240" w:lineRule="auto"/>
-        <w:jc w:val="both"/>
-        <w:rPr>
-          <w:rFonts w:ascii="Century Gothic" w:eastAsia="Century Gothic" w:hAnsi="Century Gothic" w:cs="Century Gothic"/>
-          <w:color w:val="000000"/>
-          <w:sz w:val="24"/>
-          <w:szCs w:val="24"/>
-        </w:rPr>
-      </w:pPr>
-    </w:p>
-    <w:p>
-      <w:pPr>
-        <w:pBdr>
-          <w:top w:val="nil"/>
-          <w:left w:val="nil"/>
-          <w:bottom w:val="nil"/>
-          <w:right w:val="nil"/>
-          <w:between w:val="nil"/>
-        </w:pBdr>
-        <w:spacing w:after="0" w:line="240" w:lineRule="auto"/>
-        <w:jc w:val="both"/>
-        <w:rPr>
-          <w:rFonts w:ascii="Century Gothic" w:eastAsia="Century Gothic" w:hAnsi="Century Gothic" w:cs="Century Gothic"/>
-          <w:sz w:val="24"/>
-          <w:szCs w:val="24"/>
-        </w:rPr>
-      </w:pPr>
-      <w:r>
-        <w:rPr>
-          <w:rFonts w:ascii="Century Gothic" w:eastAsia="Century Gothic" w:hAnsi="Century Gothic" w:cs="Century Gothic"/>
-          <w:color w:val="000000"/>
-          <w:sz w:val="24"/>
-          <w:szCs w:val="24"/>
-        </w:rPr>
-        <w:t xml:space="preserve">La violación por parte </w:t>
+        <w:t xml:space="preserve">a la) COLABORADOR(A), en el presente acto, el respectivo uniforme que deberá vestir durante su jornada de labores; mismo uniforme que deberá ser tratado con el debido cuidado y que el(la) TRABAJADOR(A), en caso de daño (parcial o total), se obligará a reponerlo a la EMPLEADORA. Así mismo, el(la) EMPLEADO(A) declara, reconoce y acepta que el referido uniforme, entregado por su CONTRATANTE, no puede ser utilizado por persona alguna además </w:t>
       </w:r>
       <w:proofErr w:type="gramStart"/>
       <w:r>
         <w:rPr>
           <w:rFonts w:ascii="Century Gothic" w:eastAsia="Century Gothic" w:hAnsi="Century Gothic" w:cs="Century Gothic"/>
-          <w:color w:val="000000"/>
           <w:sz w:val="24"/>
           <w:szCs w:val="24"/>
         </w:rPr>
@@ -3885,487 +4382,182 @@
       <w:r>
         <w:rPr>
           <w:rFonts w:ascii="Century Gothic" w:eastAsia="Century Gothic" w:hAnsi="Century Gothic" w:cs="Century Gothic"/>
-          <w:color w:val="000000"/>
-          <w:sz w:val="24"/>
-          <w:szCs w:val="24"/>
-        </w:rPr>
-        <w:t xml:space="preserve">de la) </w:t>
-      </w:r>
-      <w:r>
-        <w:rPr>
-          <w:rFonts w:ascii="Century Gothic" w:eastAsia="Century Gothic" w:hAnsi="Century Gothic" w:cs="Century Gothic"/>
-          <w:b/>
-          <w:bCs/>
-          <w:color w:val="000000"/>
-          <w:sz w:val="24"/>
-          <w:szCs w:val="24"/>
-        </w:rPr>
-        <w:t>EMPLEADO(A)</w:t>
-      </w:r>
-      <w:r>
-        <w:rPr>
-          <w:rFonts w:ascii="Century Gothic" w:eastAsia="Century Gothic" w:hAnsi="Century Gothic" w:cs="Century Gothic"/>
-          <w:color w:val="000000"/>
-          <w:sz w:val="24"/>
-          <w:szCs w:val="24"/>
-        </w:rPr>
-        <w:t xml:space="preserve"> a lo estipulado en la presente cláusula faculta a </w:t>
-      </w:r>
-      <w:r>
-        <w:rPr>
-          <w:rFonts w:ascii="Century Gothic" w:eastAsia="Century Gothic" w:hAnsi="Century Gothic" w:cs="Century Gothic"/>
-          <w:b/>
-          <w:bCs/>
-          <w:sz w:val="24"/>
-          <w:szCs w:val="24"/>
-        </w:rPr>
-        <w:t>ENGLISH-ON-ACADEMY</w:t>
-      </w:r>
-      <w:r>
-        <w:rPr>
-          <w:rFonts w:ascii="Century Gothic" w:eastAsia="Century Gothic" w:hAnsi="Century Gothic" w:cs="Century Gothic"/>
-          <w:b/>
-          <w:bCs/>
-          <w:color w:val="000000"/>
-          <w:sz w:val="24"/>
-          <w:szCs w:val="24"/>
-        </w:rPr>
-        <w:t xml:space="preserve"> S.A.S.</w:t>
-      </w:r>
-      <w:r>
-        <w:rPr>
-          <w:rFonts w:ascii="Century Gothic" w:eastAsia="Century Gothic" w:hAnsi="Century Gothic" w:cs="Century Gothic"/>
-          <w:color w:val="000000"/>
-          <w:sz w:val="24"/>
-          <w:szCs w:val="24"/>
-        </w:rPr>
-        <w:t xml:space="preserve">, a demandar el pago de los daños y perjuicios ocasionados </w:t>
-      </w:r>
-      <w:r>
-        <w:rPr>
-          <w:rFonts w:ascii="Century Gothic" w:eastAsia="Century Gothic" w:hAnsi="Century Gothic" w:cs="Century Gothic"/>
-          <w:sz w:val="24"/>
-          <w:szCs w:val="24"/>
-        </w:rPr>
-        <w:t xml:space="preserve">en contra de la mencionada </w:t>
-      </w:r>
-      <w:r>
-        <w:rPr>
-          <w:rFonts w:ascii="Century Gothic" w:eastAsia="Century Gothic" w:hAnsi="Century Gothic" w:cs="Century Gothic"/>
-          <w:b/>
-          <w:bCs/>
-          <w:sz w:val="24"/>
-          <w:szCs w:val="24"/>
-        </w:rPr>
-        <w:t>CONTRATANTE</w:t>
-      </w:r>
-      <w:r>
-        <w:rPr>
-          <w:rFonts w:ascii="Century Gothic" w:eastAsia="Century Gothic" w:hAnsi="Century Gothic" w:cs="Century Gothic"/>
-          <w:color w:val="000000"/>
-          <w:sz w:val="24"/>
-          <w:szCs w:val="24"/>
-        </w:rPr>
-        <w:t>.</w:t>
-      </w:r>
-    </w:p>
-    <w:p>
-      <w:pPr>
-        <w:pBdr>
-          <w:top w:val="nil"/>
-          <w:left w:val="nil"/>
-          <w:bottom w:val="nil"/>
-          <w:right w:val="nil"/>
-          <w:between w:val="nil"/>
-        </w:pBdr>
-        <w:spacing w:after="0" w:line="240" w:lineRule="auto"/>
-        <w:jc w:val="both"/>
-        <w:rPr>
-          <w:rFonts w:ascii="Century Gothic" w:eastAsia="Century Gothic" w:hAnsi="Century Gothic" w:cs="Century Gothic"/>
-          <w:sz w:val="24"/>
-          <w:szCs w:val="24"/>
-        </w:rPr>
-      </w:pPr>
-    </w:p>
-    <w:p>
-      <w:pPr>
-        <w:pBdr>
-          <w:top w:val="nil"/>
-          <w:left w:val="nil"/>
-          <w:bottom w:val="nil"/>
-          <w:right w:val="nil"/>
-          <w:between w:val="nil"/>
-        </w:pBdr>
-        <w:spacing w:after="0" w:line="240" w:lineRule="auto"/>
-        <w:jc w:val="both"/>
-        <w:rPr>
-          <w:rFonts w:ascii="Century Gothic" w:eastAsia="Century Gothic" w:hAnsi="Century Gothic" w:cs="Century Gothic"/>
-          <w:color w:val="000000"/>
-          <w:sz w:val="24"/>
-          <w:szCs w:val="24"/>
-        </w:rPr>
-      </w:pPr>
-      <w:r>
-        <w:rPr>
-          <w:rFonts w:ascii="Century Gothic" w:eastAsia="Century Gothic" w:hAnsi="Century Gothic" w:cs="Century Gothic"/>
-          <w:b/>
-          <w:bCs/>
-          <w:color w:val="000000"/>
-          <w:sz w:val="24"/>
-          <w:szCs w:val="24"/>
-        </w:rPr>
-        <w:t xml:space="preserve">CLÁUSULA NOVENA: DECLARACIÓN JURAMENTADA DE RESPONSABILIDAD.- </w:t>
-      </w:r>
-      <w:r>
-        <w:rPr>
-          <w:rFonts w:ascii="Century Gothic" w:eastAsia="Century Gothic" w:hAnsi="Century Gothic" w:cs="Century Gothic"/>
-          <w:color w:val="000000"/>
-          <w:sz w:val="24"/>
-          <w:szCs w:val="24"/>
-        </w:rPr>
-        <w:t>El(La)</w:t>
-      </w:r>
-      <w:r>
-        <w:rPr>
-          <w:rFonts w:ascii="Century Gothic" w:eastAsia="Century Gothic" w:hAnsi="Century Gothic" w:cs="Century Gothic"/>
-          <w:b/>
-          <w:bCs/>
-          <w:color w:val="000000"/>
-          <w:sz w:val="24"/>
-          <w:szCs w:val="24"/>
-        </w:rPr>
-        <w:t xml:space="preserve"> TRABAJADOR(A)</w:t>
-      </w:r>
-      <w:r>
-        <w:rPr>
-          <w:rFonts w:ascii="Century Gothic" w:eastAsia="Century Gothic" w:hAnsi="Century Gothic" w:cs="Century Gothic"/>
-          <w:color w:val="000000"/>
-          <w:sz w:val="24"/>
-          <w:szCs w:val="24"/>
-        </w:rPr>
-        <w:t xml:space="preserve"> tiene a bien en proceder a declarar bajo juramento que, en el cumplimiento cabal de las labores a él(ella) encomendadas, se responsabiliza solidariamente, respecto a sus funciones, acciones, comportamiento laboral, con la </w:t>
-      </w:r>
-      <w:r>
-        <w:rPr>
-          <w:rFonts w:ascii="Century Gothic" w:eastAsia="Century Gothic" w:hAnsi="Century Gothic" w:cs="Century Gothic"/>
-          <w:b/>
-          <w:bCs/>
-          <w:color w:val="000000"/>
-          <w:sz w:val="24"/>
-          <w:szCs w:val="24"/>
-        </w:rPr>
-        <w:t>CONTRATANTE</w:t>
-      </w:r>
-      <w:r>
-        <w:rPr>
-          <w:rFonts w:ascii="Century Gothic" w:eastAsia="Century Gothic" w:hAnsi="Century Gothic" w:cs="Century Gothic"/>
-          <w:color w:val="000000"/>
-          <w:sz w:val="24"/>
-          <w:szCs w:val="24"/>
-        </w:rPr>
-        <w:t xml:space="preserve">, así como en todos y cada uno de los actos y comportamientos afines a sus funciones, los secretos profesionales, financieros, de mercado, informáticos, didácticos, científicos, técnicos, de capacitación a todo nivel o de cualquier naturaleza, secretos industriales, marcas, patentes, técnicas de ventas y demás aspectos inherentes a los negocios de la </w:t>
-      </w:r>
-      <w:r>
-        <w:rPr>
-          <w:rFonts w:ascii="Century Gothic" w:eastAsia="Century Gothic" w:hAnsi="Century Gothic" w:cs="Century Gothic"/>
-          <w:b/>
-          <w:bCs/>
-          <w:color w:val="000000"/>
-          <w:sz w:val="24"/>
-          <w:szCs w:val="24"/>
-        </w:rPr>
-        <w:t>EMPRESA</w:t>
-      </w:r>
-      <w:r>
-        <w:rPr>
-          <w:rFonts w:ascii="Century Gothic" w:eastAsia="Century Gothic" w:hAnsi="Century Gothic" w:cs="Century Gothic"/>
-          <w:color w:val="000000"/>
-          <w:sz w:val="24"/>
-          <w:szCs w:val="24"/>
-        </w:rPr>
-        <w:t xml:space="preserve"> y/o los CLIENTES de ésta, por lo cual deberá de guardar escrupulosamente los secretos técnicos, informáticos, financieros, técnicas de ventas, fórmulas y procedimientos que se empleen; al igual que mantener máxima reserva sobre asuntos administrativos y correspondencia, y a no divulgarlos ni a lucrar de ellos.</w:t>
-      </w:r>
-    </w:p>
-    <w:p>
-      <w:pPr>
-        <w:pBdr>
-          <w:top w:val="nil"/>
-          <w:left w:val="nil"/>
-          <w:bottom w:val="nil"/>
-          <w:right w:val="nil"/>
-          <w:between w:val="nil"/>
-        </w:pBdr>
-        <w:spacing w:after="0" w:line="240" w:lineRule="auto"/>
-        <w:jc w:val="both"/>
-        <w:rPr>
-          <w:rFonts w:ascii="Century Gothic" w:eastAsia="Century Gothic" w:hAnsi="Century Gothic" w:cs="Century Gothic"/>
-          <w:color w:val="000000"/>
-          <w:sz w:val="24"/>
-          <w:szCs w:val="24"/>
-        </w:rPr>
-      </w:pPr>
-    </w:p>
-    <w:p>
-      <w:pPr>
-        <w:pBdr>
-          <w:top w:val="nil"/>
-          <w:left w:val="nil"/>
-          <w:bottom w:val="nil"/>
-          <w:right w:val="nil"/>
-          <w:between w:val="nil"/>
-        </w:pBdr>
-        <w:spacing w:after="0" w:line="240" w:lineRule="auto"/>
-        <w:jc w:val="both"/>
-        <w:rPr>
-          <w:rFonts w:ascii="Century Gothic" w:eastAsia="Century Gothic" w:hAnsi="Century Gothic" w:cs="Century Gothic"/>
-          <w:color w:val="000000"/>
-          <w:sz w:val="24"/>
-          <w:szCs w:val="24"/>
-        </w:rPr>
-      </w:pPr>
-      <w:r>
-        <w:rPr>
-          <w:rFonts w:ascii="Century Gothic" w:eastAsia="Century Gothic" w:hAnsi="Century Gothic" w:cs="Century Gothic"/>
-          <w:b/>
-          <w:bCs/>
-          <w:color w:val="000000"/>
-          <w:sz w:val="24"/>
-          <w:szCs w:val="24"/>
-        </w:rPr>
-        <w:t>CLÁUSULA DÉCIMA: CONFIDENCIALIDAD.-</w:t>
-      </w:r>
-      <w:r>
-        <w:rPr>
-          <w:rFonts w:ascii="Century Gothic" w:eastAsia="Century Gothic" w:hAnsi="Century Gothic" w:cs="Century Gothic"/>
-          <w:color w:val="000000"/>
-          <w:sz w:val="24"/>
-          <w:szCs w:val="24"/>
-        </w:rPr>
-        <w:t xml:space="preserve"> Las partes reconocen que en virtud de la prestación de los servicios del(de la) </w:t>
-      </w:r>
-      <w:r>
-        <w:rPr>
-          <w:rFonts w:ascii="Century Gothic" w:eastAsia="Century Gothic" w:hAnsi="Century Gothic" w:cs="Century Gothic"/>
-          <w:b/>
-          <w:bCs/>
-          <w:color w:val="000000"/>
-          <w:sz w:val="24"/>
-          <w:szCs w:val="24"/>
-        </w:rPr>
-        <w:t>TRABAJADOR(A)</w:t>
-      </w:r>
-      <w:r>
-        <w:rPr>
-          <w:rFonts w:ascii="Century Gothic" w:eastAsia="Century Gothic" w:hAnsi="Century Gothic" w:cs="Century Gothic"/>
-          <w:color w:val="000000"/>
-          <w:sz w:val="24"/>
-          <w:szCs w:val="24"/>
-        </w:rPr>
-        <w:t>, éste(a) podr</w:t>
-      </w:r>
-      <w:r>
-        <w:rPr>
-          <w:rFonts w:ascii="Century Gothic" w:eastAsia="Century Gothic" w:hAnsi="Century Gothic" w:cs="Century Gothic"/>
-          <w:sz w:val="24"/>
-          <w:szCs w:val="24"/>
-        </w:rPr>
-        <w:t>á tener</w:t>
-      </w:r>
-      <w:r>
-        <w:rPr>
-          <w:rFonts w:ascii="Century Gothic" w:eastAsia="Century Gothic" w:hAnsi="Century Gothic" w:cs="Century Gothic"/>
-          <w:color w:val="000000"/>
-          <w:sz w:val="24"/>
-          <w:szCs w:val="24"/>
-        </w:rPr>
-        <w:t xml:space="preserve"> acceso a información de carácter confidencial o privada de la </w:t>
-      </w:r>
-      <w:r>
-        <w:rPr>
-          <w:rFonts w:ascii="Century Gothic" w:eastAsia="Century Gothic" w:hAnsi="Century Gothic" w:cs="Century Gothic"/>
-          <w:b/>
-          <w:bCs/>
-          <w:color w:val="000000"/>
-          <w:sz w:val="24"/>
-          <w:szCs w:val="24"/>
-        </w:rPr>
-        <w:t>CONTRATANTE</w:t>
-      </w:r>
-      <w:r>
-        <w:rPr>
-          <w:rFonts w:ascii="Century Gothic" w:eastAsia="Century Gothic" w:hAnsi="Century Gothic" w:cs="Century Gothic"/>
-          <w:color w:val="000000"/>
-          <w:sz w:val="24"/>
-          <w:szCs w:val="24"/>
-        </w:rPr>
-        <w:t xml:space="preserve"> y/o de los clientes o usuarias de los servicios brindados por dicha </w:t>
-      </w:r>
-      <w:r>
-        <w:rPr>
-          <w:rFonts w:ascii="Century Gothic" w:eastAsia="Century Gothic" w:hAnsi="Century Gothic" w:cs="Century Gothic"/>
-          <w:b/>
-          <w:bCs/>
-          <w:color w:val="000000"/>
-          <w:sz w:val="24"/>
-          <w:szCs w:val="24"/>
-        </w:rPr>
-        <w:t>EMPRESA</w:t>
-      </w:r>
-      <w:r>
-        <w:rPr>
-          <w:rFonts w:ascii="Century Gothic" w:eastAsia="Century Gothic" w:hAnsi="Century Gothic" w:cs="Century Gothic"/>
-          <w:color w:val="000000"/>
-          <w:sz w:val="24"/>
-          <w:szCs w:val="24"/>
-        </w:rPr>
-        <w:t xml:space="preserve">; por lo que, mediante el presente instrumento, acuerdan expresamente que dicho(a) </w:t>
-      </w:r>
-      <w:r>
-        <w:rPr>
-          <w:rFonts w:ascii="Century Gothic" w:eastAsia="Century Gothic" w:hAnsi="Century Gothic" w:cs="Century Gothic"/>
-          <w:b/>
-          <w:bCs/>
-          <w:color w:val="000000"/>
-          <w:sz w:val="24"/>
-          <w:szCs w:val="24"/>
-        </w:rPr>
-        <w:t>COLABORADOR(A)</w:t>
-      </w:r>
-      <w:r>
-        <w:rPr>
-          <w:rFonts w:ascii="Century Gothic" w:eastAsia="Century Gothic" w:hAnsi="Century Gothic" w:cs="Century Gothic"/>
-          <w:color w:val="000000"/>
-          <w:sz w:val="24"/>
-          <w:szCs w:val="24"/>
-        </w:rPr>
-        <w:t xml:space="preserve"> no divulgará, ni revelará, la información confidencial, secreto(s) profesional(es), procesos, sistemas, datos, procedimientos o técnicas que la </w:t>
-      </w:r>
-      <w:r>
-        <w:rPr>
-          <w:rFonts w:ascii="Century Gothic" w:eastAsia="Century Gothic" w:hAnsi="Century Gothic" w:cs="Century Gothic"/>
-          <w:b/>
-          <w:bCs/>
-          <w:color w:val="000000"/>
-          <w:sz w:val="24"/>
-          <w:szCs w:val="24"/>
-        </w:rPr>
-        <w:t>CONTRATANTE</w:t>
-      </w:r>
-      <w:r>
-        <w:rPr>
-          <w:rFonts w:ascii="Century Gothic" w:eastAsia="Century Gothic" w:hAnsi="Century Gothic" w:cs="Century Gothic"/>
-          <w:color w:val="000000"/>
-          <w:sz w:val="24"/>
-          <w:szCs w:val="24"/>
-        </w:rPr>
-        <w:t xml:space="preserve"> utilice para el giro de su negocio o actividad económica.</w:t>
-      </w:r>
-    </w:p>
-    <w:p>
-      <w:pPr>
-        <w:pBdr>
-          <w:top w:val="nil"/>
-          <w:left w:val="nil"/>
-          <w:bottom w:val="nil"/>
-          <w:right w:val="nil"/>
-          <w:between w:val="nil"/>
-        </w:pBdr>
-        <w:spacing w:after="0" w:line="240" w:lineRule="auto"/>
-        <w:jc w:val="both"/>
-        <w:rPr>
-          <w:rFonts w:ascii="Century Gothic" w:eastAsia="Century Gothic" w:hAnsi="Century Gothic" w:cs="Century Gothic"/>
-          <w:color w:val="000000"/>
-          <w:sz w:val="24"/>
-          <w:szCs w:val="24"/>
-        </w:rPr>
-      </w:pPr>
-    </w:p>
-    <w:p>
-      <w:pPr>
-        <w:pBdr>
-          <w:top w:val="nil"/>
-          <w:left w:val="nil"/>
-          <w:bottom w:val="nil"/>
-          <w:right w:val="nil"/>
-          <w:between w:val="nil"/>
-        </w:pBdr>
-        <w:spacing w:after="0" w:line="240" w:lineRule="auto"/>
-        <w:jc w:val="both"/>
-        <w:rPr>
-          <w:rFonts w:ascii="Century Gothic" w:eastAsia="Century Gothic" w:hAnsi="Century Gothic" w:cs="Century Gothic"/>
-          <w:color w:val="000000"/>
-          <w:sz w:val="24"/>
-          <w:szCs w:val="24"/>
-        </w:rPr>
-      </w:pPr>
-      <w:r>
-        <w:rPr>
-          <w:rFonts w:ascii="Century Gothic" w:eastAsia="Century Gothic" w:hAnsi="Century Gothic" w:cs="Century Gothic"/>
-          <w:color w:val="000000"/>
-          <w:sz w:val="24"/>
-          <w:szCs w:val="24"/>
-        </w:rPr>
-        <w:t xml:space="preserve">Así mismo, las partes reconocen que la información confidencial o secreto(s) profesional(es) de la </w:t>
-      </w:r>
-      <w:r>
-        <w:rPr>
-          <w:rFonts w:ascii="Century Gothic" w:eastAsia="Century Gothic" w:hAnsi="Century Gothic" w:cs="Century Gothic"/>
-          <w:b/>
-          <w:bCs/>
-          <w:color w:val="000000"/>
-          <w:sz w:val="24"/>
-          <w:szCs w:val="24"/>
-        </w:rPr>
-        <w:t>EMPLEADORA</w:t>
-      </w:r>
-      <w:r>
-        <w:rPr>
-          <w:rFonts w:ascii="Century Gothic" w:eastAsia="Century Gothic" w:hAnsi="Century Gothic" w:cs="Century Gothic"/>
-          <w:color w:val="000000"/>
-          <w:sz w:val="24"/>
-          <w:szCs w:val="24"/>
-        </w:rPr>
-        <w:t xml:space="preserve"> también comprende: Estrategias, objetivos, políticas, proyectos, prioridades, usuarios y contraseñas de accesos a portales web o servicios en línea en general, códigos de acceso en general, información relacionada a toda cuenta bancaria que pertenezca a la </w:t>
-      </w:r>
-      <w:r>
-        <w:rPr>
-          <w:rFonts w:ascii="Century Gothic" w:eastAsia="Century Gothic" w:hAnsi="Century Gothic" w:cs="Century Gothic"/>
-          <w:b/>
-          <w:bCs/>
-          <w:color w:val="000000"/>
-          <w:sz w:val="24"/>
-          <w:szCs w:val="24"/>
-        </w:rPr>
-        <w:t>EMPLEADORA</w:t>
-      </w:r>
-      <w:r>
-        <w:rPr>
-          <w:rFonts w:ascii="Century Gothic" w:eastAsia="Century Gothic" w:hAnsi="Century Gothic" w:cs="Century Gothic"/>
-          <w:color w:val="000000"/>
-          <w:sz w:val="24"/>
-          <w:szCs w:val="24"/>
-        </w:rPr>
-        <w:t xml:space="preserve">, cronogramas de trabajo, reportes, contratos de cualquier naturaleza, sistemas tecnológicos, manuales, reglamentos y en general todos los aspectos y conceptos relacionados, utilizados o desarrollados por la </w:t>
-      </w:r>
-      <w:r>
-        <w:rPr>
-          <w:rFonts w:ascii="Century Gothic" w:eastAsia="Century Gothic" w:hAnsi="Century Gothic" w:cs="Century Gothic"/>
-          <w:b/>
-          <w:bCs/>
-          <w:color w:val="000000"/>
-          <w:sz w:val="24"/>
-          <w:szCs w:val="24"/>
-        </w:rPr>
-        <w:t>CONTRATANTE</w:t>
-      </w:r>
-      <w:r>
-        <w:rPr>
-          <w:rFonts w:ascii="Century Gothic" w:eastAsia="Century Gothic" w:hAnsi="Century Gothic" w:cs="Century Gothic"/>
-          <w:color w:val="000000"/>
-          <w:sz w:val="24"/>
-          <w:szCs w:val="24"/>
-        </w:rPr>
-        <w:t>.</w:t>
+          <w:sz w:val="24"/>
+          <w:szCs w:val="24"/>
+        </w:rPr>
+        <w:t xml:space="preserve">de </w:t>
+      </w:r>
+      <w:r>
+        <w:rPr>
+          <w:rFonts w:ascii="Century Gothic" w:eastAsia="Century Gothic" w:hAnsi="Century Gothic" w:cs="Century Gothic"/>
+          <w:sz w:val="24"/>
+          <w:szCs w:val="24"/>
+        </w:rPr>
+        <w:t xml:space="preserve">la) mismo(a) COLABORADOR(A); y que el uso </w:t>
+      </w:r>
+      <w:proofErr w:type="gramStart"/>
+      <w:r>
+        <w:rPr>
+          <w:rFonts w:ascii="Century Gothic" w:eastAsia="Century Gothic" w:hAnsi="Century Gothic" w:cs="Century Gothic"/>
+          <w:sz w:val="24"/>
+          <w:szCs w:val="24"/>
+        </w:rPr>
+        <w:t>del mismo</w:t>
+      </w:r>
+      <w:proofErr w:type="gramEnd"/>
+      <w:r>
+        <w:rPr>
+          <w:rFonts w:ascii="Century Gothic" w:eastAsia="Century Gothic" w:hAnsi="Century Gothic" w:cs="Century Gothic"/>
+          <w:sz w:val="24"/>
+          <w:szCs w:val="24"/>
+        </w:rPr>
+        <w:t xml:space="preserve"> puede ser dado, </w:t>
+      </w:r>
+      <w:r>
+        <w:rPr>
+          <w:rFonts w:ascii="Century Gothic" w:eastAsia="Century Gothic" w:hAnsi="Century Gothic" w:cs="Century Gothic"/>
+          <w:sz w:val="24"/>
+          <w:szCs w:val="24"/>
+        </w:rPr>
+        <w:t>únicamente, para los fines laborales pertinentes.</w:t>
+      </w:r>
+    </w:p>
+    <w:p>
+      <w:pPr>
+        <w:pBdr>
+          <w:top w:val="nil"/>
+          <w:left w:val="nil"/>
+          <w:bottom w:val="nil"/>
+          <w:right w:val="nil"/>
+          <w:between w:val="nil"/>
+        </w:pBdr>
+        <w:spacing w:after="0" w:line="240" w:lineRule="auto"/>
+        <w:jc w:val="both"/>
+        <w:rPr>
+          <w:rFonts w:ascii="Century Gothic" w:eastAsia="Century Gothic" w:hAnsi="Century Gothic" w:cs="Century Gothic"/>
+          <w:sz w:val="24"/>
+          <w:szCs w:val="24"/>
+        </w:rPr>
+      </w:pPr>
+    </w:p>
+    <w:p>
+      <w:pPr>
+        <w:pBdr>
+          <w:top w:val="nil"/>
+          <w:left w:val="nil"/>
+          <w:bottom w:val="nil"/>
+          <w:right w:val="nil"/>
+          <w:between w:val="nil"/>
+        </w:pBdr>
+        <w:spacing w:after="0" w:line="240" w:lineRule="auto"/>
+        <w:jc w:val="both"/>
+        <w:rPr>
+          <w:rFonts w:ascii="Century Gothic" w:eastAsia="Century Gothic" w:hAnsi="Century Gothic" w:cs="Century Gothic"/>
+          <w:color w:val="000000"/>
+          <w:sz w:val="24"/>
+          <w:szCs w:val="24"/>
+        </w:rPr>
+      </w:pPr>
+      <w:r>
+        <w:rPr>
+          <w:rFonts w:ascii="Century Gothic" w:eastAsia="Century Gothic" w:hAnsi="Century Gothic" w:cs="Century Gothic"/>
+          <w:b/>
+          <w:bCs/>
+          <w:color w:val="000000"/>
+          <w:sz w:val="24"/>
+          <w:szCs w:val="24"/>
+        </w:rPr>
+        <w:t xml:space="preserve">CLÁUSULA </w:t>
+      </w:r>
+      <w:r>
+        <w:rPr>
+          <w:rFonts w:ascii="Century Gothic" w:eastAsia="Century Gothic" w:hAnsi="Century Gothic" w:cs="Century Gothic"/>
+          <w:b/>
+          <w:bCs/>
+          <w:color w:val="000000"/>
+          <w:sz w:val="24"/>
+          <w:szCs w:val="24"/>
+        </w:rPr>
+        <w:t>DECIMOPRIMERA</w:t>
+      </w:r>
+      <w:r>
+        <w:rPr>
+          <w:rFonts w:ascii="Century Gothic" w:eastAsia="Century Gothic" w:hAnsi="Century Gothic" w:cs="Century Gothic"/>
+          <w:b/>
+          <w:bCs/>
+          <w:color w:val="000000"/>
+          <w:sz w:val="24"/>
+          <w:szCs w:val="24"/>
+        </w:rPr>
+        <w:t xml:space="preserve">: ENTREGA DE REGLAMENTO INTERNO DE </w:t>
+      </w:r>
+      <w:proofErr w:type="gramStart"/>
+      <w:r>
+        <w:rPr>
+          <w:rFonts w:ascii="Century Gothic" w:eastAsia="Century Gothic" w:hAnsi="Century Gothic" w:cs="Century Gothic"/>
+          <w:b/>
+          <w:bCs/>
+          <w:color w:val="000000"/>
+          <w:sz w:val="24"/>
+          <w:szCs w:val="24"/>
+        </w:rPr>
+        <w:t>TRABAJO.-</w:t>
+      </w:r>
+      <w:proofErr w:type="gramEnd"/>
+      <w:r>
+        <w:rPr>
+          <w:rFonts w:ascii="Century Gothic" w:eastAsia="Century Gothic" w:hAnsi="Century Gothic" w:cs="Century Gothic"/>
+          <w:color w:val="000000"/>
+          <w:sz w:val="24"/>
+          <w:szCs w:val="24"/>
+        </w:rPr>
+        <w:t xml:space="preserve"> En el presente act</w:t>
+      </w:r>
+      <w:r>
+        <w:rPr>
+          <w:rFonts w:ascii="Century Gothic" w:eastAsia="Century Gothic" w:hAnsi="Century Gothic" w:cs="Century Gothic"/>
+          <w:color w:val="000000"/>
+          <w:sz w:val="24"/>
+          <w:szCs w:val="24"/>
+        </w:rPr>
+        <w:t xml:space="preserve">o, la EMPLEADORA hace la entrega y socialización pertinente </w:t>
+      </w:r>
+      <w:proofErr w:type="gramStart"/>
+      <w:r>
+        <w:rPr>
+          <w:rFonts w:ascii="Century Gothic" w:eastAsia="Century Gothic" w:hAnsi="Century Gothic" w:cs="Century Gothic"/>
+          <w:color w:val="000000"/>
+          <w:sz w:val="24"/>
+          <w:szCs w:val="24"/>
+        </w:rPr>
+        <w:t>al(</w:t>
+      </w:r>
+      <w:proofErr w:type="gramEnd"/>
+      <w:r>
+        <w:rPr>
+          <w:rFonts w:ascii="Century Gothic" w:eastAsia="Century Gothic" w:hAnsi="Century Gothic" w:cs="Century Gothic"/>
+          <w:color w:val="000000"/>
+          <w:sz w:val="24"/>
+          <w:szCs w:val="24"/>
+        </w:rPr>
+        <w:t>a la) TRABAJADOR(A) del REGLAMENTO INTERNO DE TRABAJO debidamente aprobado y/o registrado por la DIRECCIÓN REGIONAL DE TRABAJO Y SERVICIO PÚBLICO DE GUAYAQUIL,</w:t>
+      </w:r>
+      <w:r>
+        <w:rPr>
+          <w:rFonts w:ascii="Century Gothic" w:eastAsia="Century Gothic" w:hAnsi="Century Gothic" w:cs="Century Gothic"/>
+          <w:sz w:val="24"/>
+          <w:szCs w:val="24"/>
+        </w:rPr>
+        <w:t xml:space="preserve"> </w:t>
+      </w:r>
+      <w:r>
+        <w:rPr>
+          <w:rFonts w:ascii="Century Gothic" w:eastAsia="Century Gothic" w:hAnsi="Century Gothic" w:cs="Century Gothic"/>
+          <w:color w:val="000000"/>
+          <w:sz w:val="24"/>
+          <w:szCs w:val="24"/>
+        </w:rPr>
+        <w:t>con que cuente dicha EMPRESA.</w:t>
       </w:r>
     </w:p>
     <w:p>
@@ -4413,1364 +4605,91 @@
           <w:szCs w:val="24"/>
         </w:rPr>
         <w:lastRenderedPageBreak/>
-        <w:t>Se consideran también como información confidencial</w:t>
-      </w:r>
-      <w:r>
-        <w:rPr>
-          <w:rFonts w:ascii="Century Gothic" w:eastAsia="Century Gothic" w:hAnsi="Century Gothic" w:cs="Century Gothic"/>
-          <w:sz w:val="24"/>
-          <w:szCs w:val="24"/>
-        </w:rPr>
-        <w:t>:</w:t>
-      </w:r>
-      <w:r>
-        <w:rPr>
-          <w:rFonts w:ascii="Century Gothic" w:eastAsia="Century Gothic" w:hAnsi="Century Gothic" w:cs="Century Gothic"/>
-          <w:color w:val="000000"/>
-          <w:sz w:val="24"/>
-          <w:szCs w:val="24"/>
-        </w:rPr>
-        <w:t xml:space="preserve"> </w:t>
-      </w:r>
-      <w:r>
-        <w:rPr>
-          <w:rFonts w:ascii="Century Gothic" w:eastAsia="Century Gothic" w:hAnsi="Century Gothic" w:cs="Century Gothic"/>
-          <w:b/>
-          <w:bCs/>
-          <w:color w:val="000000"/>
-          <w:sz w:val="24"/>
-          <w:szCs w:val="24"/>
-        </w:rPr>
-        <w:t>a)</w:t>
-      </w:r>
-      <w:r>
-        <w:rPr>
-          <w:rFonts w:ascii="Century Gothic" w:eastAsia="Century Gothic" w:hAnsi="Century Gothic" w:cs="Century Gothic"/>
-          <w:color w:val="000000"/>
-          <w:sz w:val="24"/>
-          <w:szCs w:val="24"/>
-        </w:rPr>
-        <w:t xml:space="preserve"> todas las técnicas aplicadas para la venta o comercialización de los diversos servicios o productos ofrecidos por la </w:t>
-      </w:r>
-      <w:r>
-        <w:rPr>
-          <w:rFonts w:ascii="Century Gothic" w:eastAsia="Century Gothic" w:hAnsi="Century Gothic" w:cs="Century Gothic"/>
-          <w:b/>
-          <w:bCs/>
-          <w:color w:val="000000"/>
-          <w:sz w:val="24"/>
-          <w:szCs w:val="24"/>
-        </w:rPr>
-        <w:t>EMPLEADORA</w:t>
-      </w:r>
-      <w:r>
-        <w:rPr>
-          <w:rFonts w:ascii="Century Gothic" w:eastAsia="Century Gothic" w:hAnsi="Century Gothic" w:cs="Century Gothic"/>
-          <w:sz w:val="24"/>
-          <w:szCs w:val="24"/>
-        </w:rPr>
-        <w:t xml:space="preserve">; y, </w:t>
-      </w:r>
-      <w:r>
-        <w:rPr>
-          <w:rFonts w:ascii="Century Gothic" w:eastAsia="Century Gothic" w:hAnsi="Century Gothic" w:cs="Century Gothic"/>
-          <w:b/>
-          <w:bCs/>
-          <w:sz w:val="24"/>
-          <w:szCs w:val="24"/>
-        </w:rPr>
-        <w:t>b)</w:t>
-      </w:r>
-      <w:r>
-        <w:rPr>
-          <w:rFonts w:ascii="Century Gothic" w:eastAsia="Century Gothic" w:hAnsi="Century Gothic" w:cs="Century Gothic"/>
-          <w:color w:val="000000"/>
-          <w:sz w:val="24"/>
-          <w:szCs w:val="24"/>
-        </w:rPr>
-        <w:t xml:space="preserve"> </w:t>
-      </w:r>
-      <w:r>
-        <w:rPr>
-          <w:rFonts w:ascii="Century Gothic" w:eastAsia="Century Gothic" w:hAnsi="Century Gothic" w:cs="Century Gothic"/>
-          <w:sz w:val="24"/>
-          <w:szCs w:val="24"/>
-        </w:rPr>
-        <w:t>toda</w:t>
-      </w:r>
-      <w:r>
-        <w:rPr>
-          <w:rFonts w:ascii="Century Gothic" w:eastAsia="Century Gothic" w:hAnsi="Century Gothic" w:cs="Century Gothic"/>
-          <w:color w:val="000000"/>
-          <w:sz w:val="24"/>
-          <w:szCs w:val="24"/>
-        </w:rPr>
-        <w:t xml:space="preserve"> </w:t>
-      </w:r>
-      <w:r>
-        <w:rPr>
-          <w:rFonts w:ascii="Century Gothic" w:eastAsia="Century Gothic" w:hAnsi="Century Gothic" w:cs="Century Gothic"/>
-          <w:sz w:val="24"/>
-          <w:szCs w:val="24"/>
-        </w:rPr>
-        <w:t>información</w:t>
-      </w:r>
-      <w:r>
-        <w:rPr>
-          <w:rFonts w:ascii="Century Gothic" w:eastAsia="Century Gothic" w:hAnsi="Century Gothic" w:cs="Century Gothic"/>
-          <w:color w:val="000000"/>
-          <w:sz w:val="24"/>
-          <w:szCs w:val="24"/>
-        </w:rPr>
-        <w:t xml:space="preserve"> (nombres, </w:t>
-      </w:r>
-      <w:r>
-        <w:rPr>
-          <w:rFonts w:ascii="Century Gothic" w:eastAsia="Century Gothic" w:hAnsi="Century Gothic" w:cs="Century Gothic"/>
-          <w:sz w:val="24"/>
-          <w:szCs w:val="24"/>
-        </w:rPr>
-        <w:t>domicilio</w:t>
-      </w:r>
-      <w:r>
-        <w:rPr>
-          <w:rFonts w:ascii="Century Gothic" w:eastAsia="Century Gothic" w:hAnsi="Century Gothic" w:cs="Century Gothic"/>
-          <w:color w:val="000000"/>
-          <w:sz w:val="24"/>
-          <w:szCs w:val="24"/>
-        </w:rPr>
-        <w:t xml:space="preserve"> y demás medios de contacto) de los </w:t>
-      </w:r>
-      <w:r>
-        <w:rPr>
-          <w:rFonts w:ascii="Century Gothic" w:eastAsia="Century Gothic" w:hAnsi="Century Gothic" w:cs="Century Gothic"/>
-          <w:sz w:val="24"/>
-          <w:szCs w:val="24"/>
-        </w:rPr>
-        <w:t>clientes</w:t>
-      </w:r>
-      <w:r>
-        <w:rPr>
-          <w:rFonts w:ascii="Century Gothic" w:eastAsia="Century Gothic" w:hAnsi="Century Gothic" w:cs="Century Gothic"/>
-          <w:color w:val="000000"/>
-          <w:sz w:val="24"/>
-          <w:szCs w:val="24"/>
-        </w:rPr>
-        <w:t xml:space="preserve"> o potenciales </w:t>
-      </w:r>
-      <w:r>
-        <w:rPr>
-          <w:rFonts w:ascii="Century Gothic" w:eastAsia="Century Gothic" w:hAnsi="Century Gothic" w:cs="Century Gothic"/>
-          <w:sz w:val="24"/>
-          <w:szCs w:val="24"/>
-        </w:rPr>
-        <w:t>clientes</w:t>
-      </w:r>
-      <w:r>
-        <w:rPr>
-          <w:rFonts w:ascii="Century Gothic" w:eastAsia="Century Gothic" w:hAnsi="Century Gothic" w:cs="Century Gothic"/>
-          <w:color w:val="000000"/>
-          <w:sz w:val="24"/>
-          <w:szCs w:val="24"/>
-        </w:rPr>
-        <w:t xml:space="preserve"> de la </w:t>
-      </w:r>
-      <w:r>
-        <w:rPr>
-          <w:rFonts w:ascii="Century Gothic" w:eastAsia="Century Gothic" w:hAnsi="Century Gothic" w:cs="Century Gothic"/>
-          <w:b/>
-          <w:bCs/>
-          <w:color w:val="000000"/>
-          <w:sz w:val="24"/>
-          <w:szCs w:val="24"/>
-        </w:rPr>
-        <w:t>COMPA</w:t>
-      </w:r>
-      <w:r>
-        <w:rPr>
-          <w:rFonts w:ascii="Century Gothic" w:eastAsia="Century Gothic" w:hAnsi="Century Gothic" w:cs="Century Gothic"/>
-          <w:b/>
-          <w:bCs/>
-          <w:sz w:val="24"/>
-          <w:szCs w:val="24"/>
-        </w:rPr>
-        <w:t>ÑÍA</w:t>
-      </w:r>
-      <w:r>
-        <w:rPr>
-          <w:rFonts w:ascii="Century Gothic" w:eastAsia="Century Gothic" w:hAnsi="Century Gothic" w:cs="Century Gothic"/>
-          <w:color w:val="000000"/>
-          <w:sz w:val="24"/>
-          <w:szCs w:val="24"/>
-        </w:rPr>
-        <w:t>.</w:t>
-      </w:r>
-    </w:p>
-    <w:p>
-      <w:pPr>
-        <w:pBdr>
-          <w:top w:val="nil"/>
-          <w:left w:val="nil"/>
-          <w:bottom w:val="nil"/>
-          <w:right w:val="nil"/>
-          <w:between w:val="nil"/>
-        </w:pBdr>
-        <w:spacing w:after="0" w:line="240" w:lineRule="auto"/>
-        <w:jc w:val="both"/>
-        <w:rPr>
-          <w:rFonts w:ascii="Century Gothic" w:eastAsia="Century Gothic" w:hAnsi="Century Gothic" w:cs="Century Gothic"/>
-          <w:color w:val="000000"/>
-          <w:sz w:val="24"/>
-          <w:szCs w:val="24"/>
-        </w:rPr>
-      </w:pPr>
-    </w:p>
-    <w:p>
-      <w:pPr>
-        <w:pBdr>
-          <w:top w:val="nil"/>
-          <w:left w:val="nil"/>
-          <w:bottom w:val="nil"/>
-          <w:right w:val="nil"/>
-          <w:between w:val="nil"/>
-        </w:pBdr>
-        <w:spacing w:after="0" w:line="240" w:lineRule="auto"/>
-        <w:jc w:val="both"/>
-        <w:rPr>
-          <w:rFonts w:ascii="Century Gothic" w:eastAsia="Century Gothic" w:hAnsi="Century Gothic" w:cs="Century Gothic"/>
-          <w:color w:val="000000"/>
-          <w:sz w:val="24"/>
-          <w:szCs w:val="24"/>
-        </w:rPr>
-      </w:pPr>
+        <w:t>Por su parte el(la) EMPLEADA(A) declara haber recibido un ejemplar del referido reglamento interno de trabajo, y reconoce que el mismo ha sido debidamente socializado por la CONTRATANTE a la firma del presente instrumento.</w:t>
+      </w:r>
+    </w:p>
+    <w:p>
+      <w:pPr>
+        <w:pBdr>
+          <w:top w:val="nil"/>
+          <w:left w:val="nil"/>
+          <w:bottom w:val="nil"/>
+          <w:right w:val="nil"/>
+          <w:between w:val="nil"/>
+        </w:pBdr>
+        <w:spacing w:after="0" w:line="240" w:lineRule="auto"/>
+        <w:jc w:val="both"/>
+        <w:rPr>
+          <w:rFonts w:ascii="Century Gothic" w:eastAsia="Century Gothic" w:hAnsi="Century Gothic" w:cs="Century Gothic"/>
+          <w:color w:val="000000"/>
+          <w:sz w:val="24"/>
+          <w:szCs w:val="24"/>
+        </w:rPr>
+      </w:pPr>
+    </w:p>
+    <w:p>
+      <w:pPr>
+        <w:pBdr>
+          <w:top w:val="nil"/>
+          <w:left w:val="nil"/>
+          <w:bottom w:val="nil"/>
+          <w:right w:val="nil"/>
+          <w:between w:val="nil"/>
+        </w:pBdr>
+        <w:spacing w:after="0" w:line="240" w:lineRule="auto"/>
+        <w:jc w:val="both"/>
+        <w:rPr>
+          <w:rFonts w:ascii="Century Gothic" w:eastAsia="Century Gothic" w:hAnsi="Century Gothic" w:cs="Century Gothic"/>
+          <w:color w:val="000000"/>
+          <w:sz w:val="24"/>
+          <w:szCs w:val="24"/>
+        </w:rPr>
+      </w:pPr>
+      <w:r>
+        <w:rPr>
+          <w:rFonts w:ascii="Century Gothic" w:hAnsi="Century Gothic"/>
+          <w:b/>
+          <w:bCs/>
+          <w:sz w:val="24"/>
+          <w:szCs w:val="24"/>
+        </w:rPr>
+        <w:t xml:space="preserve">CLÁUSULA </w:t>
+      </w:r>
+      <w:r>
+        <w:rPr>
+          <w:rFonts w:ascii="Century Gothic" w:eastAsia="Century Gothic" w:hAnsi="Century Gothic" w:cs="Century Gothic"/>
+          <w:b/>
+          <w:bCs/>
+          <w:color w:val="000000"/>
+          <w:sz w:val="24"/>
+          <w:szCs w:val="24"/>
+        </w:rPr>
+        <w:t>DECIMOSEGUNDA</w:t>
+      </w:r>
+      <w:r>
+        <w:rPr>
+          <w:rFonts w:ascii="Century Gothic" w:hAnsi="Century Gothic"/>
+          <w:b/>
+          <w:bCs/>
+          <w:sz w:val="24"/>
+          <w:szCs w:val="24"/>
+        </w:rPr>
+        <w:t xml:space="preserve">: </w:t>
+      </w:r>
       <w:proofErr w:type="gramStart"/>
       <w:r>
         <w:rPr>
-          <w:rFonts w:ascii="Century Gothic" w:eastAsia="Century Gothic" w:hAnsi="Century Gothic" w:cs="Century Gothic"/>
-          <w:color w:val="000000"/>
-          <w:sz w:val="24"/>
-          <w:szCs w:val="24"/>
-        </w:rPr>
-        <w:t>El(</w:t>
+          <w:rFonts w:ascii="Century Gothic" w:hAnsi="Century Gothic"/>
+          <w:b/>
+          <w:bCs/>
+          <w:sz w:val="24"/>
+          <w:szCs w:val="24"/>
+        </w:rPr>
+        <w:t>CONTROVERSIAS.-</w:t>
       </w:r>
       <w:proofErr w:type="gramEnd"/>
       <w:r>
         <w:rPr>
-          <w:rFonts w:ascii="Century Gothic" w:eastAsia="Century Gothic" w:hAnsi="Century Gothic" w:cs="Century Gothic"/>
-          <w:color w:val="000000"/>
-          <w:sz w:val="24"/>
-          <w:szCs w:val="24"/>
-        </w:rPr>
-        <w:t xml:space="preserve">La) </w:t>
-      </w:r>
-      <w:r>
-        <w:rPr>
-          <w:rFonts w:ascii="Century Gothic" w:eastAsia="Century Gothic" w:hAnsi="Century Gothic" w:cs="Century Gothic"/>
-          <w:b/>
-          <w:bCs/>
-          <w:color w:val="000000"/>
-          <w:sz w:val="24"/>
-          <w:szCs w:val="24"/>
-        </w:rPr>
-        <w:t>COLABORADOR(A)</w:t>
-      </w:r>
-      <w:r>
-        <w:rPr>
-          <w:rFonts w:ascii="Century Gothic" w:eastAsia="Century Gothic" w:hAnsi="Century Gothic" w:cs="Century Gothic"/>
-          <w:color w:val="000000"/>
-          <w:sz w:val="24"/>
-          <w:szCs w:val="24"/>
-        </w:rPr>
-        <w:t xml:space="preserve"> se compromete a mantener absoluta reserva con relación a la información que conozca u obtenga de la CONTRATANTE y los clientes o usuarias de los servicios de dicha EMPRESA.</w:t>
-      </w:r>
-    </w:p>
-    <w:p>
-      <w:pPr>
-        <w:pBdr>
-          <w:top w:val="nil"/>
-          <w:left w:val="nil"/>
-          <w:bottom w:val="nil"/>
-          <w:right w:val="nil"/>
-          <w:between w:val="nil"/>
-        </w:pBdr>
-        <w:spacing w:after="0" w:line="240" w:lineRule="auto"/>
-        <w:jc w:val="both"/>
-        <w:rPr>
-          <w:rFonts w:ascii="Century Gothic" w:eastAsia="Century Gothic" w:hAnsi="Century Gothic" w:cs="Century Gothic"/>
-          <w:sz w:val="24"/>
-          <w:szCs w:val="24"/>
-        </w:rPr>
-      </w:pPr>
-    </w:p>
-    <w:p>
-      <w:pPr>
-        <w:spacing w:after="0" w:line="240" w:lineRule="auto"/>
-        <w:jc w:val="both"/>
-        <w:rPr>
-          <w:rFonts w:ascii="Century Gothic" w:eastAsia="Century Gothic" w:hAnsi="Century Gothic" w:cs="Century Gothic"/>
-          <w:sz w:val="24"/>
-          <w:szCs w:val="24"/>
-        </w:rPr>
-      </w:pPr>
-      <w:proofErr w:type="gramStart"/>
-      <w:r>
-        <w:rPr>
-          <w:rFonts w:ascii="Century Gothic" w:eastAsia="Century Gothic" w:hAnsi="Century Gothic" w:cs="Century Gothic"/>
-          <w:sz w:val="24"/>
-          <w:szCs w:val="24"/>
-        </w:rPr>
-        <w:t>El(</w:t>
-      </w:r>
-      <w:proofErr w:type="gramEnd"/>
-      <w:r>
-        <w:rPr>
-          <w:rFonts w:ascii="Century Gothic" w:eastAsia="Century Gothic" w:hAnsi="Century Gothic" w:cs="Century Gothic"/>
-          <w:sz w:val="24"/>
-          <w:szCs w:val="24"/>
-        </w:rPr>
-        <w:t xml:space="preserve">La) </w:t>
-      </w:r>
-      <w:r>
-        <w:rPr>
-          <w:rFonts w:ascii="Century Gothic" w:eastAsia="Century Gothic" w:hAnsi="Century Gothic" w:cs="Century Gothic"/>
-          <w:b/>
-          <w:bCs/>
-          <w:sz w:val="24"/>
-          <w:szCs w:val="24"/>
-        </w:rPr>
-        <w:t>EMPLEADO(A)</w:t>
-      </w:r>
-      <w:r>
-        <w:rPr>
-          <w:rFonts w:ascii="Century Gothic" w:eastAsia="Century Gothic" w:hAnsi="Century Gothic" w:cs="Century Gothic"/>
-          <w:sz w:val="24"/>
-          <w:szCs w:val="24"/>
-        </w:rPr>
-        <w:t xml:space="preserve"> se compromete, durante o posteriormente a la relación laboral existente entre las partes, a no hacer competencia desleal -o de cualquier índole- a la EMPRESA, ya sea en territorio ecuatoriano o fuera de éste.</w:t>
-      </w:r>
-    </w:p>
-    <w:p>
-      <w:pPr>
-        <w:spacing w:after="0" w:line="240" w:lineRule="auto"/>
-        <w:jc w:val="both"/>
-        <w:rPr>
-          <w:rFonts w:ascii="Century Gothic" w:eastAsia="Century Gothic" w:hAnsi="Century Gothic" w:cs="Century Gothic"/>
-          <w:sz w:val="24"/>
-          <w:szCs w:val="24"/>
-        </w:rPr>
-      </w:pPr>
-    </w:p>
-    <w:p>
-      <w:pPr>
-        <w:pBdr>
-          <w:top w:val="nil"/>
-          <w:left w:val="nil"/>
-          <w:bottom w:val="nil"/>
-          <w:right w:val="nil"/>
-          <w:between w:val="nil"/>
-        </w:pBdr>
-        <w:spacing w:after="0" w:line="240" w:lineRule="auto"/>
-        <w:jc w:val="both"/>
-        <w:rPr>
-          <w:rFonts w:ascii="Century Gothic" w:eastAsia="Century Gothic" w:hAnsi="Century Gothic" w:cs="Century Gothic"/>
-          <w:sz w:val="24"/>
-          <w:szCs w:val="24"/>
-        </w:rPr>
-      </w:pPr>
-      <w:r>
-        <w:rPr>
-          <w:rFonts w:ascii="Century Gothic" w:eastAsia="Century Gothic" w:hAnsi="Century Gothic" w:cs="Century Gothic"/>
-          <w:sz w:val="24"/>
-          <w:szCs w:val="24"/>
-        </w:rPr>
-        <w:t xml:space="preserve">Así mismo, el(la) </w:t>
-      </w:r>
-      <w:r>
-        <w:rPr>
-          <w:rFonts w:ascii="Century Gothic" w:eastAsia="Century Gothic" w:hAnsi="Century Gothic" w:cs="Century Gothic"/>
-          <w:b/>
-          <w:bCs/>
-          <w:sz w:val="24"/>
-          <w:szCs w:val="24"/>
-        </w:rPr>
-        <w:t>TRABAJADOR(A)</w:t>
-      </w:r>
-      <w:r>
-        <w:rPr>
-          <w:rFonts w:ascii="Century Gothic" w:eastAsia="Century Gothic" w:hAnsi="Century Gothic" w:cs="Century Gothic"/>
-          <w:sz w:val="24"/>
-          <w:szCs w:val="24"/>
-        </w:rPr>
-        <w:t xml:space="preserve"> se compromete a no reclamar o intentar reclamar, bajo circunstancia alguna, parcial o totalmente, la propiedad intelectual perteneciente, conferida o autorizada de/a la </w:t>
-      </w:r>
-      <w:r>
-        <w:rPr>
-          <w:rFonts w:ascii="Century Gothic" w:eastAsia="Century Gothic" w:hAnsi="Century Gothic" w:cs="Century Gothic"/>
-          <w:b/>
-          <w:bCs/>
-          <w:sz w:val="24"/>
-          <w:szCs w:val="24"/>
-        </w:rPr>
-        <w:t>EMPRESA</w:t>
-      </w:r>
-      <w:r>
-        <w:rPr>
-          <w:rFonts w:ascii="Century Gothic" w:eastAsia="Century Gothic" w:hAnsi="Century Gothic" w:cs="Century Gothic"/>
-          <w:sz w:val="24"/>
-          <w:szCs w:val="24"/>
-        </w:rPr>
-        <w:t>.</w:t>
-      </w:r>
-    </w:p>
-    <w:p>
-      <w:pPr>
-        <w:pBdr>
-          <w:top w:val="nil"/>
-          <w:left w:val="nil"/>
-          <w:bottom w:val="nil"/>
-          <w:right w:val="nil"/>
-          <w:between w:val="nil"/>
-        </w:pBdr>
-        <w:spacing w:after="0" w:line="240" w:lineRule="auto"/>
-        <w:jc w:val="both"/>
-        <w:rPr>
-          <w:rFonts w:ascii="Century Gothic" w:eastAsia="Century Gothic" w:hAnsi="Century Gothic" w:cs="Century Gothic"/>
-          <w:sz w:val="24"/>
-          <w:szCs w:val="24"/>
-        </w:rPr>
-      </w:pPr>
-    </w:p>
-    <w:p>
-      <w:pPr>
-        <w:pBdr>
-          <w:top w:val="nil"/>
-          <w:left w:val="nil"/>
-          <w:bottom w:val="nil"/>
-          <w:right w:val="nil"/>
-          <w:between w:val="nil"/>
-        </w:pBdr>
-        <w:spacing w:after="0" w:line="240" w:lineRule="auto"/>
-        <w:jc w:val="both"/>
-        <w:rPr>
-          <w:rFonts w:ascii="Century Gothic" w:eastAsia="Century Gothic" w:hAnsi="Century Gothic" w:cs="Century Gothic"/>
-          <w:color w:val="000000"/>
-          <w:sz w:val="24"/>
-          <w:szCs w:val="24"/>
-        </w:rPr>
-      </w:pPr>
-      <w:r>
-        <w:rPr>
-          <w:rFonts w:ascii="Century Gothic" w:eastAsia="Century Gothic" w:hAnsi="Century Gothic" w:cs="Century Gothic"/>
-          <w:color w:val="000000"/>
-          <w:sz w:val="24"/>
-          <w:szCs w:val="24"/>
-        </w:rPr>
-        <w:t xml:space="preserve">Todo impedimento para el(la) </w:t>
-      </w:r>
-      <w:r>
-        <w:rPr>
-          <w:rFonts w:ascii="Century Gothic" w:eastAsia="Century Gothic" w:hAnsi="Century Gothic" w:cs="Century Gothic"/>
-          <w:b/>
-          <w:bCs/>
-          <w:color w:val="000000"/>
-          <w:sz w:val="24"/>
-          <w:szCs w:val="24"/>
-        </w:rPr>
-        <w:t>TRABAJADOR(A)</w:t>
-      </w:r>
-      <w:r>
-        <w:rPr>
-          <w:rFonts w:ascii="Century Gothic" w:eastAsia="Century Gothic" w:hAnsi="Century Gothic" w:cs="Century Gothic"/>
-          <w:color w:val="000000"/>
-          <w:sz w:val="24"/>
-          <w:szCs w:val="24"/>
-        </w:rPr>
-        <w:t xml:space="preserve">, establecido o acordado en la presente cláusula, se extenderá por </w:t>
-      </w:r>
-      <w:r>
-        <w:rPr>
-          <w:rFonts w:ascii="Century Gothic" w:eastAsia="Century Gothic" w:hAnsi="Century Gothic" w:cs="Century Gothic"/>
-          <w:b/>
-          <w:bCs/>
-          <w:color w:val="000000"/>
-          <w:sz w:val="24"/>
-          <w:szCs w:val="24"/>
-        </w:rPr>
-        <w:t>TRES AÑOS</w:t>
-      </w:r>
-      <w:r>
-        <w:rPr>
-          <w:rFonts w:ascii="Century Gothic" w:eastAsia="Century Gothic" w:hAnsi="Century Gothic" w:cs="Century Gothic"/>
-          <w:color w:val="000000"/>
-          <w:sz w:val="24"/>
-          <w:szCs w:val="24"/>
-        </w:rPr>
-        <w:t xml:space="preserve">, contados a partir de la fecha en que terminaren las relaciones laborales entre dicho(a) </w:t>
-      </w:r>
-      <w:r>
-        <w:rPr>
-          <w:rFonts w:ascii="Century Gothic" w:eastAsia="Century Gothic" w:hAnsi="Century Gothic" w:cs="Century Gothic"/>
-          <w:b/>
-          <w:bCs/>
-          <w:color w:val="000000"/>
-          <w:sz w:val="24"/>
-          <w:szCs w:val="24"/>
-        </w:rPr>
-        <w:t>COLABORADOR(A)</w:t>
-      </w:r>
-      <w:r>
-        <w:rPr>
-          <w:rFonts w:ascii="Century Gothic" w:eastAsia="Century Gothic" w:hAnsi="Century Gothic" w:cs="Century Gothic"/>
-          <w:color w:val="000000"/>
-          <w:sz w:val="24"/>
-          <w:szCs w:val="24"/>
-        </w:rPr>
-        <w:t xml:space="preserve"> y la </w:t>
-      </w:r>
-      <w:r>
-        <w:rPr>
-          <w:rFonts w:ascii="Century Gothic" w:eastAsia="Century Gothic" w:hAnsi="Century Gothic" w:cs="Century Gothic"/>
-          <w:b/>
-          <w:bCs/>
-          <w:color w:val="000000"/>
-          <w:sz w:val="24"/>
-          <w:szCs w:val="24"/>
-        </w:rPr>
-        <w:t>EMPLEADORA</w:t>
-      </w:r>
-      <w:r>
-        <w:rPr>
-          <w:rFonts w:ascii="Century Gothic" w:eastAsia="Century Gothic" w:hAnsi="Century Gothic" w:cs="Century Gothic"/>
-          <w:color w:val="000000"/>
-          <w:sz w:val="24"/>
-          <w:szCs w:val="24"/>
-        </w:rPr>
-        <w:t>.</w:t>
-      </w:r>
-    </w:p>
-    <w:p>
-      <w:pPr>
-        <w:pBdr>
-          <w:top w:val="nil"/>
-          <w:left w:val="nil"/>
-          <w:bottom w:val="nil"/>
-          <w:right w:val="nil"/>
-          <w:between w:val="nil"/>
-        </w:pBdr>
-        <w:spacing w:after="0" w:line="240" w:lineRule="auto"/>
-        <w:jc w:val="both"/>
-        <w:rPr>
-          <w:rFonts w:ascii="Century Gothic" w:eastAsia="Century Gothic" w:hAnsi="Century Gothic" w:cs="Century Gothic"/>
-          <w:color w:val="000000"/>
-          <w:sz w:val="24"/>
-          <w:szCs w:val="24"/>
-        </w:rPr>
-      </w:pPr>
-    </w:p>
-    <w:p>
-      <w:pPr>
-        <w:pBdr>
-          <w:top w:val="nil"/>
-          <w:left w:val="nil"/>
-          <w:bottom w:val="nil"/>
-          <w:right w:val="nil"/>
-          <w:between w:val="nil"/>
-        </w:pBdr>
-        <w:spacing w:after="0" w:line="240" w:lineRule="auto"/>
-        <w:jc w:val="both"/>
-        <w:rPr>
-          <w:rFonts w:ascii="Century Gothic" w:eastAsia="Century Gothic" w:hAnsi="Century Gothic" w:cs="Century Gothic"/>
-          <w:color w:val="000000"/>
-          <w:sz w:val="24"/>
-          <w:szCs w:val="24"/>
-        </w:rPr>
-      </w:pPr>
-      <w:r>
-        <w:rPr>
-          <w:rFonts w:ascii="Century Gothic" w:eastAsia="Century Gothic" w:hAnsi="Century Gothic" w:cs="Century Gothic"/>
-          <w:color w:val="000000"/>
-          <w:sz w:val="24"/>
-          <w:szCs w:val="24"/>
-        </w:rPr>
-        <w:t xml:space="preserve">El incurrimiento, incursión, violación o desobediencia del(de la) </w:t>
-      </w:r>
-      <w:r>
-        <w:rPr>
-          <w:rFonts w:ascii="Century Gothic" w:eastAsia="Century Gothic" w:hAnsi="Century Gothic" w:cs="Century Gothic"/>
-          <w:b/>
-          <w:bCs/>
-          <w:color w:val="000000"/>
-          <w:sz w:val="24"/>
-          <w:szCs w:val="24"/>
-        </w:rPr>
-        <w:t>TRABAJADOR(A)</w:t>
-      </w:r>
-      <w:r>
-        <w:rPr>
-          <w:rFonts w:ascii="Century Gothic" w:eastAsia="Century Gothic" w:hAnsi="Century Gothic" w:cs="Century Gothic"/>
-          <w:color w:val="000000"/>
-          <w:sz w:val="24"/>
-          <w:szCs w:val="24"/>
-        </w:rPr>
-        <w:t xml:space="preserve"> a los impedimentos, causales o prohibiciones establecidas en la presente cláusula, dará derecho a la </w:t>
-      </w:r>
-      <w:r>
-        <w:rPr>
-          <w:rFonts w:ascii="Century Gothic" w:eastAsia="Century Gothic" w:hAnsi="Century Gothic" w:cs="Century Gothic"/>
-          <w:b/>
-          <w:bCs/>
-          <w:color w:val="000000"/>
-          <w:sz w:val="24"/>
-          <w:szCs w:val="24"/>
-        </w:rPr>
-        <w:t>CONTRATANTE</w:t>
-      </w:r>
-      <w:r>
-        <w:rPr>
-          <w:rFonts w:ascii="Century Gothic" w:eastAsia="Century Gothic" w:hAnsi="Century Gothic" w:cs="Century Gothic"/>
-          <w:color w:val="000000"/>
-          <w:sz w:val="24"/>
-          <w:szCs w:val="24"/>
-        </w:rPr>
-        <w:t xml:space="preserve"> a exigir legalmente al(a la) </w:t>
-      </w:r>
-      <w:r>
-        <w:rPr>
-          <w:rFonts w:ascii="Century Gothic" w:eastAsia="Century Gothic" w:hAnsi="Century Gothic" w:cs="Century Gothic"/>
-          <w:b/>
-          <w:bCs/>
-          <w:color w:val="000000"/>
-          <w:sz w:val="24"/>
-          <w:szCs w:val="24"/>
-        </w:rPr>
-        <w:t>COLABORADOR(A)</w:t>
-      </w:r>
-      <w:r>
-        <w:rPr>
-          <w:rFonts w:ascii="Century Gothic" w:eastAsia="Century Gothic" w:hAnsi="Century Gothic" w:cs="Century Gothic"/>
-          <w:color w:val="000000"/>
-          <w:sz w:val="24"/>
-          <w:szCs w:val="24"/>
-        </w:rPr>
-        <w:t xml:space="preserve"> una indemnización por la suma de </w:t>
-      </w:r>
-      <w:r>
-        <w:rPr>
-          <w:rFonts w:ascii="Century Gothic" w:eastAsia="Century Gothic" w:hAnsi="Century Gothic" w:cs="Century Gothic"/>
-          <w:b/>
-          <w:bCs/>
-          <w:color w:val="000000"/>
-          <w:sz w:val="24"/>
-          <w:szCs w:val="24"/>
-        </w:rPr>
-        <w:t>DIEZ MIL DÓLARES DE LOS ESTADOS UNIDOS DE AMÉRICA (US$ 10,000.00)</w:t>
-      </w:r>
-      <w:r>
-        <w:rPr>
-          <w:rFonts w:ascii="Century Gothic" w:eastAsia="Century Gothic" w:hAnsi="Century Gothic" w:cs="Century Gothic"/>
-          <w:color w:val="000000"/>
-          <w:sz w:val="24"/>
-          <w:szCs w:val="24"/>
-        </w:rPr>
-        <w:t xml:space="preserve">, sin perjuicio de exigir, adicionalmente, la devolución o restitución de los demás gastos en que la </w:t>
-      </w:r>
-      <w:r>
-        <w:rPr>
-          <w:rFonts w:ascii="Century Gothic" w:eastAsia="Century Gothic" w:hAnsi="Century Gothic" w:cs="Century Gothic"/>
-          <w:b/>
-          <w:bCs/>
-          <w:color w:val="000000"/>
-          <w:sz w:val="24"/>
-          <w:szCs w:val="24"/>
-        </w:rPr>
-        <w:t>EMPLEADORA</w:t>
-      </w:r>
-      <w:r>
-        <w:rPr>
-          <w:rFonts w:ascii="Century Gothic" w:eastAsia="Century Gothic" w:hAnsi="Century Gothic" w:cs="Century Gothic"/>
-          <w:color w:val="000000"/>
-          <w:sz w:val="24"/>
-          <w:szCs w:val="24"/>
-        </w:rPr>
-        <w:t xml:space="preserve"> deba o haya debido incurrir (administrativa o judicialmente) para obtener el pago o cumplimiento de dicha indemnización por parte del(de la) </w:t>
-      </w:r>
-      <w:r>
-        <w:rPr>
-          <w:rFonts w:ascii="Century Gothic" w:eastAsia="Century Gothic" w:hAnsi="Century Gothic" w:cs="Century Gothic"/>
-          <w:b/>
-          <w:bCs/>
-          <w:color w:val="000000"/>
-          <w:sz w:val="24"/>
-          <w:szCs w:val="24"/>
-        </w:rPr>
-        <w:t>TRABAJADOR(A)</w:t>
-      </w:r>
-      <w:r>
-        <w:rPr>
-          <w:rFonts w:ascii="Century Gothic" w:eastAsia="Century Gothic" w:hAnsi="Century Gothic" w:cs="Century Gothic"/>
-          <w:color w:val="000000"/>
-          <w:sz w:val="24"/>
-          <w:szCs w:val="24"/>
-        </w:rPr>
-        <w:t>.</w:t>
-      </w:r>
-    </w:p>
-    <w:p>
-      <w:pPr>
-        <w:pBdr>
-          <w:top w:val="nil"/>
-          <w:left w:val="nil"/>
-          <w:bottom w:val="nil"/>
-          <w:right w:val="nil"/>
-          <w:between w:val="nil"/>
-        </w:pBdr>
-        <w:spacing w:after="0" w:line="240" w:lineRule="auto"/>
-        <w:jc w:val="both"/>
-        <w:rPr>
-          <w:rFonts w:ascii="Century Gothic" w:eastAsia="Century Gothic" w:hAnsi="Century Gothic" w:cs="Century Gothic"/>
-          <w:color w:val="000000"/>
-          <w:sz w:val="24"/>
-          <w:szCs w:val="24"/>
-        </w:rPr>
-      </w:pPr>
-    </w:p>
-    <w:p>
-      <w:pPr>
-        <w:pBdr>
-          <w:top w:val="nil"/>
-          <w:left w:val="nil"/>
-          <w:bottom w:val="nil"/>
-          <w:right w:val="nil"/>
-          <w:between w:val="nil"/>
-        </w:pBdr>
-        <w:spacing w:after="0" w:line="240" w:lineRule="auto"/>
-        <w:jc w:val="both"/>
-        <w:rPr>
-          <w:rFonts w:ascii="Century Gothic" w:eastAsia="Century Gothic" w:hAnsi="Century Gothic" w:cs="Century Gothic"/>
-          <w:color w:val="000000"/>
-          <w:sz w:val="24"/>
-          <w:szCs w:val="24"/>
-        </w:rPr>
-      </w:pPr>
-      <w:r>
-        <w:rPr>
-          <w:rFonts w:ascii="Century Gothic" w:eastAsia="Century Gothic" w:hAnsi="Century Gothic" w:cs="Century Gothic"/>
-          <w:b/>
-          <w:bCs/>
-          <w:color w:val="000000"/>
-          <w:sz w:val="24"/>
-          <w:szCs w:val="24"/>
-        </w:rPr>
-        <w:t>CLÁUSULA DECIMOPRIMERA: ENTREGA DE BIENES Y UNIFORME(S</w:t>
-      </w:r>
-      <w:proofErr w:type="gramStart"/>
-      <w:r>
-        <w:rPr>
-          <w:rFonts w:ascii="Century Gothic" w:eastAsia="Century Gothic" w:hAnsi="Century Gothic" w:cs="Century Gothic"/>
-          <w:b/>
-          <w:bCs/>
-          <w:color w:val="000000"/>
-          <w:sz w:val="24"/>
-          <w:szCs w:val="24"/>
-        </w:rPr>
-        <w:t>).-</w:t>
-      </w:r>
-      <w:proofErr w:type="gramEnd"/>
-      <w:r>
-        <w:rPr>
-          <w:rFonts w:ascii="Century Gothic" w:eastAsia="Century Gothic" w:hAnsi="Century Gothic" w:cs="Century Gothic"/>
-          <w:color w:val="000000"/>
-          <w:sz w:val="24"/>
-          <w:szCs w:val="24"/>
-        </w:rPr>
-        <w:t xml:space="preserve"> En virtud de la suscripción del presente contrato, la </w:t>
-      </w:r>
-      <w:r>
-        <w:rPr>
-          <w:rFonts w:ascii="Century Gothic" w:eastAsia="Century Gothic" w:hAnsi="Century Gothic" w:cs="Century Gothic"/>
-          <w:b/>
-          <w:bCs/>
-          <w:color w:val="000000"/>
-          <w:sz w:val="24"/>
-          <w:szCs w:val="24"/>
-        </w:rPr>
-        <w:t>EMPLEADORA</w:t>
-      </w:r>
-      <w:r>
-        <w:rPr>
-          <w:rFonts w:ascii="Century Gothic" w:eastAsia="Century Gothic" w:hAnsi="Century Gothic" w:cs="Century Gothic"/>
-          <w:color w:val="000000"/>
-          <w:sz w:val="24"/>
-          <w:szCs w:val="24"/>
-        </w:rPr>
-        <w:t xml:space="preserve"> podrá entrega </w:t>
-      </w:r>
-      <w:proofErr w:type="gramStart"/>
-      <w:r>
-        <w:rPr>
-          <w:rFonts w:ascii="Century Gothic" w:eastAsia="Century Gothic" w:hAnsi="Century Gothic" w:cs="Century Gothic"/>
-          <w:color w:val="000000"/>
-          <w:sz w:val="24"/>
-          <w:szCs w:val="24"/>
-        </w:rPr>
-        <w:t>al(</w:t>
-      </w:r>
-      <w:proofErr w:type="gramEnd"/>
-      <w:r>
-        <w:rPr>
-          <w:rFonts w:ascii="Century Gothic" w:eastAsia="Century Gothic" w:hAnsi="Century Gothic" w:cs="Century Gothic"/>
-          <w:color w:val="000000"/>
-          <w:sz w:val="24"/>
-          <w:szCs w:val="24"/>
-        </w:rPr>
-        <w:t xml:space="preserve">a la) </w:t>
-      </w:r>
-      <w:r>
-        <w:rPr>
-          <w:rFonts w:ascii="Century Gothic" w:eastAsia="Century Gothic" w:hAnsi="Century Gothic" w:cs="Century Gothic"/>
-          <w:b/>
-          <w:bCs/>
-          <w:color w:val="000000"/>
-          <w:sz w:val="24"/>
-          <w:szCs w:val="24"/>
-        </w:rPr>
-        <w:t>TRABAJADOR(A)</w:t>
-      </w:r>
-      <w:r>
-        <w:rPr>
-          <w:rFonts w:ascii="Century Gothic" w:eastAsia="Century Gothic" w:hAnsi="Century Gothic" w:cs="Century Gothic"/>
-          <w:color w:val="000000"/>
-          <w:sz w:val="24"/>
-          <w:szCs w:val="24"/>
-        </w:rPr>
-        <w:t xml:space="preserve"> bienes, equipos o artículos que puedan ser requeridos para el cumplimiento de sus labores; los cuales estarán bajo la responsabilidad absoluta </w:t>
-      </w:r>
-      <w:proofErr w:type="gramStart"/>
-      <w:r>
-        <w:rPr>
-          <w:rFonts w:ascii="Century Gothic" w:eastAsia="Century Gothic" w:hAnsi="Century Gothic" w:cs="Century Gothic"/>
-          <w:color w:val="000000"/>
-          <w:sz w:val="24"/>
-          <w:szCs w:val="24"/>
-        </w:rPr>
-        <w:t>del(</w:t>
-      </w:r>
-      <w:proofErr w:type="gramEnd"/>
-      <w:r>
-        <w:rPr>
-          <w:rFonts w:ascii="Century Gothic" w:eastAsia="Century Gothic" w:hAnsi="Century Gothic" w:cs="Century Gothic"/>
-          <w:color w:val="000000"/>
-          <w:sz w:val="24"/>
-          <w:szCs w:val="24"/>
-        </w:rPr>
-        <w:t xml:space="preserve">de la) </w:t>
-      </w:r>
-      <w:r>
-        <w:rPr>
-          <w:rFonts w:ascii="Century Gothic" w:eastAsia="Century Gothic" w:hAnsi="Century Gothic" w:cs="Century Gothic"/>
-          <w:b/>
-          <w:bCs/>
-          <w:color w:val="000000"/>
-          <w:sz w:val="24"/>
-          <w:szCs w:val="24"/>
-        </w:rPr>
-        <w:t>EMPLEADO(A)</w:t>
-      </w:r>
-      <w:r>
-        <w:rPr>
-          <w:rFonts w:ascii="Century Gothic" w:eastAsia="Century Gothic" w:hAnsi="Century Gothic" w:cs="Century Gothic"/>
-          <w:color w:val="000000"/>
-          <w:sz w:val="24"/>
-          <w:szCs w:val="24"/>
-        </w:rPr>
-        <w:t xml:space="preserve">, debiendo responder por ellos o reponerlos en caso de daño o pérdida de </w:t>
-      </w:r>
-      <w:proofErr w:type="gramStart"/>
-      <w:r>
-        <w:rPr>
-          <w:rFonts w:ascii="Century Gothic" w:eastAsia="Century Gothic" w:hAnsi="Century Gothic" w:cs="Century Gothic"/>
-          <w:color w:val="000000"/>
-          <w:sz w:val="24"/>
-          <w:szCs w:val="24"/>
-        </w:rPr>
-        <w:t>los</w:t>
-      </w:r>
-      <w:r>
-        <w:rPr>
-          <w:rFonts w:ascii="Century Gothic" w:eastAsia="Century Gothic" w:hAnsi="Century Gothic" w:cs="Century Gothic"/>
-          <w:sz w:val="24"/>
-          <w:szCs w:val="24"/>
-        </w:rPr>
-        <w:t xml:space="preserve"> </w:t>
-      </w:r>
-      <w:r>
-        <w:rPr>
-          <w:rFonts w:ascii="Century Gothic" w:eastAsia="Century Gothic" w:hAnsi="Century Gothic" w:cs="Century Gothic"/>
-          <w:color w:val="000000"/>
-          <w:sz w:val="24"/>
-          <w:szCs w:val="24"/>
-        </w:rPr>
-        <w:t>mismos</w:t>
-      </w:r>
-      <w:proofErr w:type="gramEnd"/>
-      <w:r>
-        <w:rPr>
-          <w:rFonts w:ascii="Century Gothic" w:eastAsia="Century Gothic" w:hAnsi="Century Gothic" w:cs="Century Gothic"/>
-          <w:color w:val="000000"/>
-          <w:sz w:val="24"/>
-          <w:szCs w:val="24"/>
-        </w:rPr>
-        <w:t>.</w:t>
-      </w:r>
-    </w:p>
-    <w:p>
-      <w:pPr>
-        <w:pBdr>
-          <w:top w:val="nil"/>
-          <w:left w:val="nil"/>
-          <w:bottom w:val="nil"/>
-          <w:right w:val="nil"/>
-          <w:between w:val="nil"/>
-        </w:pBdr>
-        <w:spacing w:after="0" w:line="240" w:lineRule="auto"/>
-        <w:jc w:val="both"/>
-        <w:rPr>
-          <w:rFonts w:ascii="Century Gothic" w:eastAsia="Century Gothic" w:hAnsi="Century Gothic" w:cs="Century Gothic"/>
-          <w:sz w:val="24"/>
-          <w:szCs w:val="24"/>
-        </w:rPr>
-      </w:pPr>
-    </w:p>
-    <w:p>
-      <w:pPr>
-        <w:pBdr>
-          <w:top w:val="nil"/>
-          <w:left w:val="nil"/>
-          <w:bottom w:val="nil"/>
-          <w:right w:val="nil"/>
-          <w:between w:val="nil"/>
-        </w:pBdr>
-        <w:spacing w:after="0" w:line="240" w:lineRule="auto"/>
-        <w:jc w:val="both"/>
-        <w:rPr>
-          <w:rFonts w:ascii="Century Gothic" w:eastAsia="Century Gothic" w:hAnsi="Century Gothic" w:cs="Century Gothic"/>
-          <w:sz w:val="24"/>
-          <w:szCs w:val="24"/>
-        </w:rPr>
-      </w:pPr>
-      <w:r>
-        <w:rPr>
-          <w:rFonts w:ascii="Century Gothic" w:eastAsia="Century Gothic" w:hAnsi="Century Gothic" w:cs="Century Gothic"/>
-          <w:sz w:val="24"/>
-          <w:szCs w:val="24"/>
-        </w:rPr>
-        <w:lastRenderedPageBreak/>
-        <w:t xml:space="preserve">La EMPRESA entrega </w:t>
-      </w:r>
-      <w:proofErr w:type="gramStart"/>
-      <w:r>
-        <w:rPr>
-          <w:rFonts w:ascii="Century Gothic" w:eastAsia="Century Gothic" w:hAnsi="Century Gothic" w:cs="Century Gothic"/>
-          <w:sz w:val="24"/>
-          <w:szCs w:val="24"/>
-        </w:rPr>
-        <w:t>al(</w:t>
-      </w:r>
-      <w:proofErr w:type="gramEnd"/>
-      <w:r>
-        <w:rPr>
-          <w:rFonts w:ascii="Century Gothic" w:eastAsia="Century Gothic" w:hAnsi="Century Gothic" w:cs="Century Gothic"/>
-          <w:sz w:val="24"/>
-          <w:szCs w:val="24"/>
-        </w:rPr>
-        <w:t xml:space="preserve">a la) COLABORADOR(A), en el presente acto, el respectivo uniforme que deberá vestir durante su jornada de labores; mismo uniforme que deberá ser tratado con el debido cuidado y que el(la) TRABAJADOR(A), en caso de daño (parcial o total), se obligará a reponerlo a la EMPLEADORA. Así mismo, el(la) EMPLEADO(A) declara, reconoce y acepta que el referido uniforme, entregado por su CONTRATANTE, no puede ser utilizado por persona alguna además </w:t>
-      </w:r>
-      <w:proofErr w:type="gramStart"/>
-      <w:r>
-        <w:rPr>
-          <w:rFonts w:ascii="Century Gothic" w:eastAsia="Century Gothic" w:hAnsi="Century Gothic" w:cs="Century Gothic"/>
-          <w:sz w:val="24"/>
-          <w:szCs w:val="24"/>
-        </w:rPr>
-        <w:t>del(</w:t>
-      </w:r>
-      <w:proofErr w:type="gramEnd"/>
-      <w:r>
-        <w:rPr>
-          <w:rFonts w:ascii="Century Gothic" w:eastAsia="Century Gothic" w:hAnsi="Century Gothic" w:cs="Century Gothic"/>
-          <w:sz w:val="24"/>
-          <w:szCs w:val="24"/>
-        </w:rPr>
-        <w:t xml:space="preserve">de la) mismo(a) </w:t>
-      </w:r>
-      <w:r>
-        <w:rPr>
-          <w:rFonts w:ascii="Century Gothic" w:eastAsia="Century Gothic" w:hAnsi="Century Gothic" w:cs="Century Gothic"/>
-          <w:b/>
-          <w:bCs/>
-          <w:sz w:val="24"/>
-          <w:szCs w:val="24"/>
-        </w:rPr>
-        <w:t>COLABORADOR(A)</w:t>
-      </w:r>
-      <w:r>
-        <w:rPr>
-          <w:rFonts w:ascii="Century Gothic" w:eastAsia="Century Gothic" w:hAnsi="Century Gothic" w:cs="Century Gothic"/>
-          <w:sz w:val="24"/>
-          <w:szCs w:val="24"/>
-        </w:rPr>
-        <w:t xml:space="preserve">; y que el uso </w:t>
-      </w:r>
-      <w:proofErr w:type="gramStart"/>
-      <w:r>
-        <w:rPr>
-          <w:rFonts w:ascii="Century Gothic" w:eastAsia="Century Gothic" w:hAnsi="Century Gothic" w:cs="Century Gothic"/>
-          <w:sz w:val="24"/>
-          <w:szCs w:val="24"/>
-        </w:rPr>
-        <w:t>del mismo</w:t>
-      </w:r>
-      <w:proofErr w:type="gramEnd"/>
-      <w:r>
-        <w:rPr>
-          <w:rFonts w:ascii="Century Gothic" w:eastAsia="Century Gothic" w:hAnsi="Century Gothic" w:cs="Century Gothic"/>
-          <w:sz w:val="24"/>
-          <w:szCs w:val="24"/>
-        </w:rPr>
-        <w:t xml:space="preserve"> puede ser dado, únicamente, para los fines laborales pertinentes.</w:t>
-      </w:r>
-    </w:p>
-    <w:p>
-      <w:pPr>
-        <w:pBdr>
-          <w:top w:val="nil"/>
-          <w:left w:val="nil"/>
-          <w:bottom w:val="nil"/>
-          <w:right w:val="nil"/>
-          <w:between w:val="nil"/>
-        </w:pBdr>
-        <w:spacing w:after="0" w:line="240" w:lineRule="auto"/>
-        <w:jc w:val="both"/>
-        <w:rPr>
-          <w:rFonts w:ascii="Century Gothic" w:eastAsia="Century Gothic" w:hAnsi="Century Gothic" w:cs="Century Gothic"/>
-          <w:sz w:val="24"/>
-          <w:szCs w:val="24"/>
-        </w:rPr>
-      </w:pPr>
-    </w:p>
-    <w:p>
-      <w:pPr>
-        <w:pBdr>
-          <w:top w:val="nil"/>
-          <w:left w:val="nil"/>
-          <w:bottom w:val="nil"/>
-          <w:right w:val="nil"/>
-          <w:between w:val="nil"/>
-        </w:pBdr>
-        <w:spacing w:after="0" w:line="240" w:lineRule="auto"/>
-        <w:jc w:val="both"/>
-        <w:rPr>
-          <w:rFonts w:ascii="Century Gothic" w:eastAsia="Century Gothic" w:hAnsi="Century Gothic" w:cs="Century Gothic"/>
-          <w:color w:val="000000"/>
-          <w:sz w:val="24"/>
-          <w:szCs w:val="24"/>
-        </w:rPr>
-      </w:pPr>
-      <w:r>
-        <w:rPr>
-          <w:rFonts w:ascii="Century Gothic" w:eastAsia="Century Gothic" w:hAnsi="Century Gothic" w:cs="Century Gothic"/>
-          <w:b/>
-          <w:bCs/>
-          <w:color w:val="000000"/>
-          <w:sz w:val="24"/>
-          <w:szCs w:val="24"/>
-        </w:rPr>
-        <w:t xml:space="preserve">CLÁUSULA DECIMOSEGUNDA: ENTREGA DE REGLAMENTO INTERNO DE </w:t>
-      </w:r>
-      <w:proofErr w:type="gramStart"/>
-      <w:r>
-        <w:rPr>
-          <w:rFonts w:ascii="Century Gothic" w:eastAsia="Century Gothic" w:hAnsi="Century Gothic" w:cs="Century Gothic"/>
-          <w:b/>
-          <w:bCs/>
-          <w:color w:val="000000"/>
-          <w:sz w:val="24"/>
-          <w:szCs w:val="24"/>
-        </w:rPr>
-        <w:t>TRABAJO.-</w:t>
-      </w:r>
-      <w:proofErr w:type="gramEnd"/>
-      <w:r>
-        <w:rPr>
-          <w:rFonts w:ascii="Century Gothic" w:eastAsia="Century Gothic" w:hAnsi="Century Gothic" w:cs="Century Gothic"/>
-          <w:color w:val="000000"/>
-          <w:sz w:val="24"/>
-          <w:szCs w:val="24"/>
-        </w:rPr>
-        <w:t xml:space="preserve"> En el presente acto, la </w:t>
-      </w:r>
-      <w:r>
-        <w:rPr>
-          <w:rFonts w:ascii="Century Gothic" w:eastAsia="Century Gothic" w:hAnsi="Century Gothic" w:cs="Century Gothic"/>
-          <w:b/>
-          <w:bCs/>
-          <w:color w:val="000000"/>
-          <w:sz w:val="24"/>
-          <w:szCs w:val="24"/>
-        </w:rPr>
-        <w:t>EMPLEADORA</w:t>
-      </w:r>
-      <w:r>
-        <w:rPr>
-          <w:rFonts w:ascii="Century Gothic" w:eastAsia="Century Gothic" w:hAnsi="Century Gothic" w:cs="Century Gothic"/>
-          <w:color w:val="000000"/>
-          <w:sz w:val="24"/>
-          <w:szCs w:val="24"/>
-        </w:rPr>
-        <w:t xml:space="preserve"> hace la entrega y socialización pertinente </w:t>
-      </w:r>
-      <w:proofErr w:type="gramStart"/>
-      <w:r>
-        <w:rPr>
-          <w:rFonts w:ascii="Century Gothic" w:eastAsia="Century Gothic" w:hAnsi="Century Gothic" w:cs="Century Gothic"/>
-          <w:color w:val="000000"/>
-          <w:sz w:val="24"/>
-          <w:szCs w:val="24"/>
-        </w:rPr>
-        <w:t>al(</w:t>
-      </w:r>
-      <w:proofErr w:type="gramEnd"/>
-      <w:r>
-        <w:rPr>
-          <w:rFonts w:ascii="Century Gothic" w:eastAsia="Century Gothic" w:hAnsi="Century Gothic" w:cs="Century Gothic"/>
-          <w:color w:val="000000"/>
-          <w:sz w:val="24"/>
-          <w:szCs w:val="24"/>
-        </w:rPr>
-        <w:t xml:space="preserve">a la) </w:t>
-      </w:r>
-      <w:r>
-        <w:rPr>
-          <w:rFonts w:ascii="Century Gothic" w:eastAsia="Century Gothic" w:hAnsi="Century Gothic" w:cs="Century Gothic"/>
-          <w:b/>
-          <w:bCs/>
-          <w:color w:val="000000"/>
-          <w:sz w:val="24"/>
-          <w:szCs w:val="24"/>
-        </w:rPr>
-        <w:t>TRABAJADOR(A)</w:t>
-      </w:r>
-      <w:r>
-        <w:rPr>
-          <w:rFonts w:ascii="Century Gothic" w:eastAsia="Century Gothic" w:hAnsi="Century Gothic" w:cs="Century Gothic"/>
-          <w:color w:val="000000"/>
-          <w:sz w:val="24"/>
-          <w:szCs w:val="24"/>
-        </w:rPr>
-        <w:t xml:space="preserve"> del </w:t>
-      </w:r>
-      <w:r>
-        <w:rPr>
-          <w:rFonts w:ascii="Century Gothic" w:eastAsia="Century Gothic" w:hAnsi="Century Gothic" w:cs="Century Gothic"/>
-          <w:b/>
-          <w:bCs/>
-          <w:color w:val="000000"/>
-          <w:sz w:val="24"/>
-          <w:szCs w:val="24"/>
-        </w:rPr>
-        <w:t>REGLAMENTO INTERNO DE TRABAJO</w:t>
-      </w:r>
-      <w:r>
-        <w:rPr>
-          <w:rFonts w:ascii="Century Gothic" w:eastAsia="Century Gothic" w:hAnsi="Century Gothic" w:cs="Century Gothic"/>
-          <w:color w:val="000000"/>
-          <w:sz w:val="24"/>
-          <w:szCs w:val="24"/>
-        </w:rPr>
-        <w:t xml:space="preserve"> debidamente aprobado y/o registrado por la DIRECCIÓN REGIONAL DE TRABAJO Y SERVICIO PÚBLICO DE GUAYAQUIL,</w:t>
-      </w:r>
-      <w:r>
-        <w:rPr>
-          <w:rFonts w:ascii="Century Gothic" w:eastAsia="Century Gothic" w:hAnsi="Century Gothic" w:cs="Century Gothic"/>
-          <w:sz w:val="24"/>
-          <w:szCs w:val="24"/>
-        </w:rPr>
-        <w:t xml:space="preserve"> </w:t>
-      </w:r>
-      <w:r>
-        <w:rPr>
-          <w:rFonts w:ascii="Century Gothic" w:eastAsia="Century Gothic" w:hAnsi="Century Gothic" w:cs="Century Gothic"/>
-          <w:color w:val="000000"/>
-          <w:sz w:val="24"/>
-          <w:szCs w:val="24"/>
-        </w:rPr>
-        <w:t xml:space="preserve">con que cuente dicha </w:t>
-      </w:r>
-      <w:r>
-        <w:rPr>
-          <w:rFonts w:ascii="Century Gothic" w:eastAsia="Century Gothic" w:hAnsi="Century Gothic" w:cs="Century Gothic"/>
-          <w:b/>
-          <w:bCs/>
-          <w:color w:val="000000"/>
-          <w:sz w:val="24"/>
-          <w:szCs w:val="24"/>
-        </w:rPr>
-        <w:t>EMPRESA</w:t>
-      </w:r>
-      <w:r>
-        <w:rPr>
-          <w:rFonts w:ascii="Century Gothic" w:eastAsia="Century Gothic" w:hAnsi="Century Gothic" w:cs="Century Gothic"/>
-          <w:color w:val="000000"/>
-          <w:sz w:val="24"/>
-          <w:szCs w:val="24"/>
-        </w:rPr>
-        <w:t>.</w:t>
-      </w:r>
-    </w:p>
-    <w:p>
-      <w:pPr>
-        <w:pBdr>
-          <w:top w:val="nil"/>
-          <w:left w:val="nil"/>
-          <w:bottom w:val="nil"/>
-          <w:right w:val="nil"/>
-          <w:between w:val="nil"/>
-        </w:pBdr>
-        <w:spacing w:after="0" w:line="240" w:lineRule="auto"/>
-        <w:jc w:val="both"/>
-        <w:rPr>
-          <w:rFonts w:ascii="Century Gothic" w:eastAsia="Century Gothic" w:hAnsi="Century Gothic" w:cs="Century Gothic"/>
-          <w:color w:val="000000"/>
-          <w:sz w:val="24"/>
-          <w:szCs w:val="24"/>
-        </w:rPr>
-      </w:pPr>
-    </w:p>
-    <w:p>
-      <w:pPr>
-        <w:pBdr>
-          <w:top w:val="nil"/>
-          <w:left w:val="nil"/>
-          <w:bottom w:val="nil"/>
-          <w:right w:val="nil"/>
-          <w:between w:val="nil"/>
-        </w:pBdr>
-        <w:spacing w:after="0" w:line="240" w:lineRule="auto"/>
-        <w:jc w:val="both"/>
-        <w:rPr>
-          <w:rFonts w:ascii="Century Gothic" w:eastAsia="Century Gothic" w:hAnsi="Century Gothic" w:cs="Century Gothic"/>
-          <w:color w:val="000000"/>
-          <w:sz w:val="24"/>
-          <w:szCs w:val="24"/>
-        </w:rPr>
-      </w:pPr>
-      <w:r>
-        <w:rPr>
-          <w:rFonts w:ascii="Century Gothic" w:eastAsia="Century Gothic" w:hAnsi="Century Gothic" w:cs="Century Gothic"/>
-          <w:color w:val="000000"/>
-          <w:sz w:val="24"/>
-          <w:szCs w:val="24"/>
-        </w:rPr>
-        <w:t xml:space="preserve">Por su parte el(la) </w:t>
-      </w:r>
-      <w:r>
-        <w:rPr>
-          <w:rFonts w:ascii="Century Gothic" w:eastAsia="Century Gothic" w:hAnsi="Century Gothic" w:cs="Century Gothic"/>
-          <w:b/>
-          <w:bCs/>
-          <w:color w:val="000000"/>
-          <w:sz w:val="24"/>
-          <w:szCs w:val="24"/>
-        </w:rPr>
-        <w:t>EMPLEADA(A)</w:t>
-      </w:r>
-      <w:r>
-        <w:rPr>
-          <w:rFonts w:ascii="Century Gothic" w:eastAsia="Century Gothic" w:hAnsi="Century Gothic" w:cs="Century Gothic"/>
-          <w:color w:val="000000"/>
-          <w:sz w:val="24"/>
-          <w:szCs w:val="24"/>
-        </w:rPr>
-        <w:t xml:space="preserve"> declara haber recibido un ejemplar del referido reglamento interno de trabajo, y reconoce que el mismo ha sido debidamente socializado por la </w:t>
-      </w:r>
-      <w:r>
-        <w:rPr>
-          <w:rFonts w:ascii="Century Gothic" w:eastAsia="Century Gothic" w:hAnsi="Century Gothic" w:cs="Century Gothic"/>
-          <w:b/>
-          <w:bCs/>
-          <w:color w:val="000000"/>
-          <w:sz w:val="24"/>
-          <w:szCs w:val="24"/>
-        </w:rPr>
-        <w:t>CONTRATANTE</w:t>
-      </w:r>
-      <w:r>
-        <w:rPr>
-          <w:rFonts w:ascii="Century Gothic" w:eastAsia="Century Gothic" w:hAnsi="Century Gothic" w:cs="Century Gothic"/>
-          <w:color w:val="000000"/>
-          <w:sz w:val="24"/>
-          <w:szCs w:val="24"/>
-        </w:rPr>
-        <w:t xml:space="preserve"> a la firma del presente instrumento.</w:t>
-      </w:r>
-    </w:p>
-    <w:p>
-      <w:pPr>
-        <w:pBdr>
-          <w:top w:val="nil"/>
-          <w:left w:val="nil"/>
-          <w:bottom w:val="nil"/>
-          <w:right w:val="nil"/>
-          <w:between w:val="nil"/>
-        </w:pBdr>
-        <w:spacing w:after="0" w:line="240" w:lineRule="auto"/>
-        <w:jc w:val="both"/>
-        <w:rPr>
-          <w:rFonts w:ascii="Century Gothic" w:eastAsia="Century Gothic" w:hAnsi="Century Gothic" w:cs="Century Gothic"/>
-          <w:color w:val="000000"/>
-          <w:sz w:val="24"/>
-          <w:szCs w:val="24"/>
-        </w:rPr>
-      </w:pPr>
-    </w:p>
-    <w:p>
-      <w:pPr>
-        <w:pBdr>
-          <w:top w:val="nil"/>
-          <w:left w:val="nil"/>
-          <w:bottom w:val="nil"/>
-          <w:right w:val="nil"/>
-          <w:between w:val="nil"/>
-        </w:pBdr>
-        <w:spacing w:after="0" w:line="240" w:lineRule="auto"/>
-        <w:jc w:val="both"/>
-        <w:rPr>
-          <w:rFonts w:ascii="Century Gothic" w:eastAsia="Century Gothic" w:hAnsi="Century Gothic" w:cs="Century Gothic"/>
-          <w:color w:val="000000"/>
-          <w:sz w:val="24"/>
-          <w:szCs w:val="24"/>
-        </w:rPr>
-      </w:pPr>
-      <w:r>
-        <w:rPr>
-          <w:rFonts w:ascii="Century Gothic" w:hAnsi="Century Gothic"/>
-          <w:sz w:val="24"/>
-          <w:szCs w:val="24"/>
-        </w:rPr>
-        <w:t xml:space="preserve">CLÁUSULA DECIMOTERCERA: </w:t>
-      </w:r>
-      <w:proofErr w:type="gramStart"/>
-      <w:r>
-        <w:rPr>
-          <w:rFonts w:ascii="Century Gothic" w:hAnsi="Century Gothic"/>
-          <w:sz w:val="24"/>
-          <w:szCs w:val="24"/>
-        </w:rPr>
-        <w:t>CONTROVERSIAS.-</w:t>
-      </w:r>
-      <w:proofErr w:type="gramEnd"/>
-      <w:r>
-        <w:rPr>
           <w:rFonts w:ascii="Century Gothic" w:hAnsi="Century Gothic"/>
           <w:sz w:val="24"/>
           <w:szCs w:val="24"/>
@@ -5904,7 +4823,28 @@
           <w:sz w:val="24"/>
           <w:szCs w:val="24"/>
         </w:rPr>
-        <w:t xml:space="preserve">CLÁUSULA DECIMOCUARTA: </w:t>
+        <w:t xml:space="preserve">CLÁUSULA </w:t>
+      </w:r>
+      <w:r>
+        <w:rPr>
+          <w:rFonts w:ascii="Century Gothic" w:hAnsi="Century Gothic"/>
+          <w:b/>
+          <w:bCs/>
+          <w:sz w:val="24"/>
+          <w:szCs w:val="24"/>
+        </w:rPr>
+        <w:t>DECIMOTERCERA</w:t>
+      </w:r>
+      <w:r>
+        <w:rPr>
+          <w:rFonts w:ascii="Century Gothic" w:eastAsia="Century Gothic" w:hAnsi="Century Gothic" w:cs="Century Gothic"/>
+          <w:b/>
+          <w:bCs/>
+          <w:color w:val="000000"/>
+          <w:sz w:val="24"/>
+          <w:szCs w:val="24"/>
+        </w:rPr>
+        <w:t xml:space="preserve">: </w:t>
       </w:r>
       <w:proofErr w:type="gramStart"/>
       <w:r>
@@ -7403,7 +6343,7 @@
     <w:name w:val="Normal"/>
     <w:qFormat/>
   </w:style>
-  <w:style w:type="paragraph" w:styleId="Heading1">
+  <w:style w:type="paragraph" w:styleId="Ttulo1">
     <w:name w:val="heading 1"/>
     <w:basedOn w:val="Normal"/>
     <w:next w:val="Normal"/>
@@ -7422,7 +6362,7 @@
       <w:szCs w:val="48"/>
     </w:rPr>
   </w:style>
-  <w:style w:type="paragraph" w:styleId="Heading2">
+  <w:style w:type="paragraph" w:styleId="Ttulo2">
     <w:name w:val="heading 2"/>
     <w:basedOn w:val="Normal"/>
     <w:next w:val="Normal"/>
@@ -7443,7 +6383,7 @@
       <w:szCs w:val="36"/>
     </w:rPr>
   </w:style>
-  <w:style w:type="paragraph" w:styleId="Heading3">
+  <w:style w:type="paragraph" w:styleId="Ttulo3">
     <w:name w:val="heading 3"/>
     <w:basedOn w:val="Normal"/>
     <w:next w:val="Normal"/>
@@ -7464,7 +6404,7 @@
       <w:szCs w:val="28"/>
     </w:rPr>
   </w:style>
-  <w:style w:type="paragraph" w:styleId="Heading4">
+  <w:style w:type="paragraph" w:styleId="Ttulo4">
     <w:name w:val="heading 4"/>
     <w:basedOn w:val="Normal"/>
     <w:next w:val="Normal"/>
@@ -7485,7 +6425,7 @@
       <w:szCs w:val="24"/>
     </w:rPr>
   </w:style>
-  <w:style w:type="paragraph" w:styleId="Heading5">
+  <w:style w:type="paragraph" w:styleId="Ttulo5">
     <w:name w:val="heading 5"/>
     <w:basedOn w:val="Normal"/>
     <w:next w:val="Normal"/>
@@ -7504,7 +6444,7 @@
       <w:bCs/>
     </w:rPr>
   </w:style>
-  <w:style w:type="paragraph" w:styleId="Heading6">
+  <w:style w:type="paragraph" w:styleId="Ttulo6">
     <w:name w:val="heading 6"/>
     <w:basedOn w:val="Normal"/>
     <w:next w:val="Normal"/>
@@ -7525,13 +6465,13 @@
       <w:szCs w:val="20"/>
     </w:rPr>
   </w:style>
-  <w:style w:type="character" w:default="1" w:styleId="DefaultParagraphFont">
+  <w:style w:type="character" w:default="1" w:styleId="Fuentedeprrafopredeter">
     <w:name w:val="Default Paragraph Font"/>
     <w:uiPriority w:val="1"/>
     <w:semiHidden/>
     <w:unhideWhenUsed/>
   </w:style>
-  <w:style w:type="table" w:default="1" w:styleId="TableNormal">
+  <w:style w:type="table" w:default="1" w:styleId="Tablanormal">
     <w:name w:val="Normal Table"/>
     <w:uiPriority w:val="99"/>
     <w:semiHidden/>
@@ -7546,13 +6486,13 @@
       </w:tblCellMar>
     </w:tblPr>
   </w:style>
-  <w:style w:type="numbering" w:default="1" w:styleId="NoList">
+  <w:style w:type="numbering" w:default="1" w:styleId="Sinlista">
     <w:name w:val="No List"/>
     <w:uiPriority w:val="99"/>
     <w:semiHidden/>
     <w:unhideWhenUsed/>
   </w:style>
-  <w:style w:type="table" w:customStyle="1" w:styleId="TableNormal0">
+  <w:style w:type="table" w:customStyle="1" w:styleId="TableNormal">
     <w:name w:val="TableNormal"/>
     <w:tblPr>
       <w:tblCellMar>
@@ -7563,7 +6503,7 @@
       </w:tblCellMar>
     </w:tblPr>
   </w:style>
-  <w:style w:type="paragraph" w:styleId="Title">
+  <w:style w:type="paragraph" w:styleId="Ttulo">
     <w:name w:val="Title"/>
     <w:basedOn w:val="Normal"/>
     <w:next w:val="Normal"/>
@@ -7581,7 +6521,7 @@
       <w:szCs w:val="72"/>
     </w:rPr>
   </w:style>
-  <w:style w:type="paragraph" w:styleId="Subtitle">
+  <w:style w:type="paragraph" w:styleId="Subttulo">
     <w:name w:val="Subtitle"/>
     <w:basedOn w:val="Normal"/>
     <w:next w:val="Normal"/>
@@ -7601,7 +6541,7 @@
       <w:szCs w:val="48"/>
     </w:rPr>
   </w:style>
-  <w:style w:type="paragraph" w:styleId="ListParagraph">
+  <w:style w:type="paragraph" w:styleId="Prrafodelista">
     <w:name w:val="List Paragraph"/>
     <w:basedOn w:val="Normal"/>
     <w:uiPriority w:val="34"/>
@@ -7612,10 +6552,10 @@
       <w:contextualSpacing/>
     </w:pPr>
   </w:style>
-  <w:style w:type="paragraph" w:styleId="Header">
+  <w:style w:type="paragraph" w:styleId="Encabezado">
     <w:name w:val="header"/>
     <w:basedOn w:val="Normal"/>
-    <w:link w:val="HeaderChar"/>
+    <w:link w:val="EncabezadoCar"/>
     <w:uiPriority w:val="99"/>
     <w:unhideWhenUsed/>
     <w:rsid w:val="00A15832"/>
@@ -7627,17 +6567,17 @@
       <w:spacing w:after="0" w:line="240" w:lineRule="auto"/>
     </w:pPr>
   </w:style>
-  <w:style w:type="character" w:customStyle="1" w:styleId="HeaderChar">
-    <w:name w:val="Header Char"/>
-    <w:basedOn w:val="DefaultParagraphFont"/>
-    <w:link w:val="Header"/>
+  <w:style w:type="character" w:customStyle="1" w:styleId="EncabezadoCar">
+    <w:name w:val="Encabezado Car"/>
+    <w:basedOn w:val="Fuentedeprrafopredeter"/>
+    <w:link w:val="Encabezado"/>
     <w:uiPriority w:val="99"/>
     <w:rsid w:val="00A15832"/>
   </w:style>
-  <w:style w:type="paragraph" w:styleId="Footer">
+  <w:style w:type="paragraph" w:styleId="Piedepgina">
     <w:name w:val="footer"/>
     <w:basedOn w:val="Normal"/>
-    <w:link w:val="FooterChar"/>
+    <w:link w:val="PiedepginaCar"/>
     <w:uiPriority w:val="99"/>
     <w:unhideWhenUsed/>
     <w:rsid w:val="00A15832"/>
@@ -7649,16 +6589,16 @@
       <w:spacing w:after="0" w:line="240" w:lineRule="auto"/>
     </w:pPr>
   </w:style>
-  <w:style w:type="character" w:customStyle="1" w:styleId="FooterChar">
-    <w:name w:val="Footer Char"/>
-    <w:basedOn w:val="DefaultParagraphFont"/>
-    <w:link w:val="Footer"/>
+  <w:style w:type="character" w:customStyle="1" w:styleId="PiedepginaCar">
+    <w:name w:val="Pie de página Car"/>
+    <w:basedOn w:val="Fuentedeprrafopredeter"/>
+    <w:link w:val="Piedepgina"/>
     <w:uiPriority w:val="99"/>
     <w:rsid w:val="00A15832"/>
   </w:style>
-  <w:style w:type="character" w:styleId="Hyperlink">
+  <w:style w:type="character" w:styleId="Hipervnculo">
     <w:name w:val="Hyperlink"/>
-    <w:basedOn w:val="DefaultParagraphFont"/>
+    <w:basedOn w:val="Fuentedeprrafopredeter"/>
     <w:uiPriority w:val="99"/>
     <w:unhideWhenUsed/>
     <w:rsid w:val="00894291"/>
@@ -7667,9 +6607,9 @@
       <w:u w:val="single"/>
     </w:rPr>
   </w:style>
-  <w:style w:type="character" w:styleId="UnresolvedMention">
+  <w:style w:type="character" w:styleId="Mencinsinresolver">
     <w:name w:val="Unresolved Mention"/>
-    <w:basedOn w:val="DefaultParagraphFont"/>
+    <w:basedOn w:val="Fuentedeprrafopredeter"/>
     <w:uiPriority w:val="99"/>
     <w:semiHidden/>
     <w:unhideWhenUsed/>

--- a/templates/template_contrato_vendedor.docx
+++ b/templates/template_contrato_vendedor.docx
@@ -737,7 +737,7 @@
     </w:p>
     <w:p>
       <w:pPr>
-        <w:pStyle w:val="Prrafodelista"/>
+        <w:pStyle w:val="ListParagraph"/>
         <w:numPr>
           <w:ilvl w:val="0"/>
           <w:numId w:val="3"/>
@@ -761,7 +761,7 @@
     </w:p>
     <w:p>
       <w:pPr>
-        <w:pStyle w:val="Prrafodelista"/>
+        <w:pStyle w:val="ListParagraph"/>
         <w:numPr>
           <w:ilvl w:val="0"/>
           <w:numId w:val="3"/>
@@ -803,7 +803,7 @@
     </w:p>
     <w:p>
       <w:pPr>
-        <w:pStyle w:val="Prrafodelista"/>
+        <w:pStyle w:val="ListParagraph"/>
         <w:numPr>
           <w:ilvl w:val="0"/>
           <w:numId w:val="3"/>
@@ -4540,7 +4540,51 @@
           <w:sz w:val="24"/>
           <w:szCs w:val="24"/>
         </w:rPr>
-        <w:t>a la) TRABAJADOR(A) del REGLAMENTO INTERNO DE TRABAJO debidamente aprobado y/o registrado por la DIRECCIÓN REGIONAL DE TRABAJO Y SERVICIO PÚBLICO DE GUAYAQUIL,</w:t>
+        <w:t xml:space="preserve">a la) TRABAJADOR(A) del REGLAMENTO INTERNO DE TRABAJO debidamente aprobado y/o registrado por la DIRECCIÓN REGIONAL DE TRABAJO Y SERVICIO PÚBLICO DE </w:t>
+      </w:r>
+      <w:r>
+        <w:rPr>
+          <w:rFonts w:ascii="Century Gothic" w:eastAsia="Century Gothic" w:hAnsi="Century Gothic" w:cs="Century Gothic"/>
+          <w:b/>
+          <w:bCs/>
+          <w:color w:val="000000"/>
+          <w:sz w:val="24"/>
+          <w:szCs w:val="24"/>
+        </w:rPr>
+        <w:t>{</w:t>
+      </w:r>
+      <w:proofErr w:type="spellStart"/>
+      <w:r>
+        <w:rPr>
+          <w:rFonts w:ascii="Century Gothic" w:eastAsia="Century Gothic" w:hAnsi="Century Gothic" w:cs="Century Gothic"/>
+          <w:b/>
+          <w:bCs/>
+          <w:color w:val="000000"/>
+          <w:sz w:val="24"/>
+          <w:szCs w:val="24"/>
+        </w:rPr>
+        <w:t>city</w:t>
+      </w:r>
+      <w:proofErr w:type="spellEnd"/>
+      <w:r>
+        <w:rPr>
+          <w:rFonts w:ascii="Century Gothic" w:eastAsia="Century Gothic" w:hAnsi="Century Gothic" w:cs="Century Gothic"/>
+          <w:b/>
+          <w:bCs/>
+          <w:color w:val="000000"/>
+          <w:sz w:val="24"/>
+          <w:szCs w:val="24"/>
+        </w:rPr>
+        <w:t>}</w:t>
+      </w:r>
+      <w:r>
+        <w:rPr>
+          <w:rFonts w:ascii="Century Gothic" w:eastAsia="Century Gothic" w:hAnsi="Century Gothic" w:cs="Century Gothic"/>
+          <w:color w:val="000000"/>
+          <w:sz w:val="24"/>
+          <w:szCs w:val="24"/>
+        </w:rPr>
+        <w:t>,</w:t>
       </w:r>
       <w:r>
         <w:rPr>
@@ -6343,7 +6387,7 @@
     <w:name w:val="Normal"/>
     <w:qFormat/>
   </w:style>
-  <w:style w:type="paragraph" w:styleId="Ttulo1">
+  <w:style w:type="paragraph" w:styleId="Heading1">
     <w:name w:val="heading 1"/>
     <w:basedOn w:val="Normal"/>
     <w:next w:val="Normal"/>
@@ -6362,7 +6406,7 @@
       <w:szCs w:val="48"/>
     </w:rPr>
   </w:style>
-  <w:style w:type="paragraph" w:styleId="Ttulo2">
+  <w:style w:type="paragraph" w:styleId="Heading2">
     <w:name w:val="heading 2"/>
     <w:basedOn w:val="Normal"/>
     <w:next w:val="Normal"/>
@@ -6383,7 +6427,7 @@
       <w:szCs w:val="36"/>
     </w:rPr>
   </w:style>
-  <w:style w:type="paragraph" w:styleId="Ttulo3">
+  <w:style w:type="paragraph" w:styleId="Heading3">
     <w:name w:val="heading 3"/>
     <w:basedOn w:val="Normal"/>
     <w:next w:val="Normal"/>
@@ -6404,7 +6448,7 @@
       <w:szCs w:val="28"/>
     </w:rPr>
   </w:style>
-  <w:style w:type="paragraph" w:styleId="Ttulo4">
+  <w:style w:type="paragraph" w:styleId="Heading4">
     <w:name w:val="heading 4"/>
     <w:basedOn w:val="Normal"/>
     <w:next w:val="Normal"/>
@@ -6425,7 +6469,7 @@
       <w:szCs w:val="24"/>
     </w:rPr>
   </w:style>
-  <w:style w:type="paragraph" w:styleId="Ttulo5">
+  <w:style w:type="paragraph" w:styleId="Heading5">
     <w:name w:val="heading 5"/>
     <w:basedOn w:val="Normal"/>
     <w:next w:val="Normal"/>
@@ -6444,7 +6488,7 @@
       <w:bCs/>
     </w:rPr>
   </w:style>
-  <w:style w:type="paragraph" w:styleId="Ttulo6">
+  <w:style w:type="paragraph" w:styleId="Heading6">
     <w:name w:val="heading 6"/>
     <w:basedOn w:val="Normal"/>
     <w:next w:val="Normal"/>
@@ -6465,13 +6509,13 @@
       <w:szCs w:val="20"/>
     </w:rPr>
   </w:style>
-  <w:style w:type="character" w:default="1" w:styleId="Fuentedeprrafopredeter">
+  <w:style w:type="character" w:default="1" w:styleId="DefaultParagraphFont">
     <w:name w:val="Default Paragraph Font"/>
     <w:uiPriority w:val="1"/>
     <w:semiHidden/>
     <w:unhideWhenUsed/>
   </w:style>
-  <w:style w:type="table" w:default="1" w:styleId="Tablanormal">
+  <w:style w:type="table" w:default="1" w:styleId="TableNormal">
     <w:name w:val="Normal Table"/>
     <w:uiPriority w:val="99"/>
     <w:semiHidden/>
@@ -6486,13 +6530,13 @@
       </w:tblCellMar>
     </w:tblPr>
   </w:style>
-  <w:style w:type="numbering" w:default="1" w:styleId="Sinlista">
+  <w:style w:type="numbering" w:default="1" w:styleId="NoList">
     <w:name w:val="No List"/>
     <w:uiPriority w:val="99"/>
     <w:semiHidden/>
     <w:unhideWhenUsed/>
   </w:style>
-  <w:style w:type="table" w:customStyle="1" w:styleId="TableNormal">
+  <w:style w:type="table" w:customStyle="1" w:styleId="TableNormal0">
     <w:name w:val="TableNormal"/>
     <w:tblPr>
       <w:tblCellMar>
@@ -6503,7 +6547,7 @@
       </w:tblCellMar>
     </w:tblPr>
   </w:style>
-  <w:style w:type="paragraph" w:styleId="Ttulo">
+  <w:style w:type="paragraph" w:styleId="Title">
     <w:name w:val="Title"/>
     <w:basedOn w:val="Normal"/>
     <w:next w:val="Normal"/>
@@ -6521,7 +6565,7 @@
       <w:szCs w:val="72"/>
     </w:rPr>
   </w:style>
-  <w:style w:type="paragraph" w:styleId="Subttulo">
+  <w:style w:type="paragraph" w:styleId="Subtitle">
     <w:name w:val="Subtitle"/>
     <w:basedOn w:val="Normal"/>
     <w:next w:val="Normal"/>
@@ -6541,7 +6585,7 @@
       <w:szCs w:val="48"/>
     </w:rPr>
   </w:style>
-  <w:style w:type="paragraph" w:styleId="Prrafodelista">
+  <w:style w:type="paragraph" w:styleId="ListParagraph">
     <w:name w:val="List Paragraph"/>
     <w:basedOn w:val="Normal"/>
     <w:uiPriority w:val="34"/>
@@ -6552,10 +6596,10 @@
       <w:contextualSpacing/>
     </w:pPr>
   </w:style>
-  <w:style w:type="paragraph" w:styleId="Encabezado">
+  <w:style w:type="paragraph" w:styleId="Header">
     <w:name w:val="header"/>
     <w:basedOn w:val="Normal"/>
-    <w:link w:val="EncabezadoCar"/>
+    <w:link w:val="HeaderChar"/>
     <w:uiPriority w:val="99"/>
     <w:unhideWhenUsed/>
     <w:rsid w:val="00A15832"/>
@@ -6567,17 +6611,17 @@
       <w:spacing w:after="0" w:line="240" w:lineRule="auto"/>
     </w:pPr>
   </w:style>
-  <w:style w:type="character" w:customStyle="1" w:styleId="EncabezadoCar">
-    <w:name w:val="Encabezado Car"/>
-    <w:basedOn w:val="Fuentedeprrafopredeter"/>
-    <w:link w:val="Encabezado"/>
+  <w:style w:type="character" w:customStyle="1" w:styleId="HeaderChar">
+    <w:name w:val="Header Char"/>
+    <w:basedOn w:val="DefaultParagraphFont"/>
+    <w:link w:val="Header"/>
     <w:uiPriority w:val="99"/>
     <w:rsid w:val="00A15832"/>
   </w:style>
-  <w:style w:type="paragraph" w:styleId="Piedepgina">
+  <w:style w:type="paragraph" w:styleId="Footer">
     <w:name w:val="footer"/>
     <w:basedOn w:val="Normal"/>
-    <w:link w:val="PiedepginaCar"/>
+    <w:link w:val="FooterChar"/>
     <w:uiPriority w:val="99"/>
     <w:unhideWhenUsed/>
     <w:rsid w:val="00A15832"/>
@@ -6589,16 +6633,16 @@
       <w:spacing w:after="0" w:line="240" w:lineRule="auto"/>
     </w:pPr>
   </w:style>
-  <w:style w:type="character" w:customStyle="1" w:styleId="PiedepginaCar">
-    <w:name w:val="Pie de página Car"/>
-    <w:basedOn w:val="Fuentedeprrafopredeter"/>
-    <w:link w:val="Piedepgina"/>
+  <w:style w:type="character" w:customStyle="1" w:styleId="FooterChar">
+    <w:name w:val="Footer Char"/>
+    <w:basedOn w:val="DefaultParagraphFont"/>
+    <w:link w:val="Footer"/>
     <w:uiPriority w:val="99"/>
     <w:rsid w:val="00A15832"/>
   </w:style>
-  <w:style w:type="character" w:styleId="Hipervnculo">
+  <w:style w:type="character" w:styleId="Hyperlink">
     <w:name w:val="Hyperlink"/>
-    <w:basedOn w:val="Fuentedeprrafopredeter"/>
+    <w:basedOn w:val="DefaultParagraphFont"/>
     <w:uiPriority w:val="99"/>
     <w:unhideWhenUsed/>
     <w:rsid w:val="00894291"/>
@@ -6607,9 +6651,9 @@
       <w:u w:val="single"/>
     </w:rPr>
   </w:style>
-  <w:style w:type="character" w:styleId="Mencinsinresolver">
+  <w:style w:type="character" w:styleId="UnresolvedMention">
     <w:name w:val="Unresolved Mention"/>
-    <w:basedOn w:val="Fuentedeprrafopredeter"/>
+    <w:basedOn w:val="DefaultParagraphFont"/>
     <w:uiPriority w:val="99"/>
     <w:semiHidden/>
     <w:unhideWhenUsed/>

--- a/templates/template_contrato_vendedor.docx
+++ b/templates/template_contrato_vendedor.docx
@@ -327,7 +327,7 @@
           <w:szCs w:val="24"/>
           <w:rtl w:val="0"/>
         </w:rPr>
-        <w:t xml:space="preserve">, con sucursales en las ciudades de Guayaquil y Quito, cuya actividad económica, principal o única, es la ENSEÑANZA DE IDIOMAS Y CLASES DE CONVERSACIÓN; actividad por la cual requiere contratar los servicios lícitos y personales de un(a) trabajador(a) que cumpla sus labores o funciones de acuerdo a lo dispuesto en el Acuerdo Ministerial Nro. MDT-2020-220 que regula la Modalidad Contractual Especial para los Sectores Productivos y sus posteriores reformas, como también bajo las condiciones señaladas en las cláusulas siguientes.</w:t>
+        <w:t xml:space="preserve">, con sucursales en las ciudades de Quito y Samborondón, cuya actividad económica, principal o única, es la ENSEÑANZA DE IDIOMAS Y CLASES DE CONVERSACIÓN; actividad por la cual requiere contratar los servicios lícitos y personales de un(a) trabajador(a) que cumpla sus labores o funciones de acuerdo a lo dispuesto en el Acuerdo Ministerial Nro. MDT-2020-220 que regula la Modalidad Contractual Especial para los Sectores Productivos y sus posteriores reformas, como también bajo las condiciones señaladas en las cláusulas siguientes.</w:t>
       </w:r>
       <w:r>
         <w:rPr>
@@ -555,7 +555,6 @@
         <w:ind w:left="720" w:right="0" w:hanging="360"/>
         <w:jc w:val="both"/>
         <w:rPr>
-          <w:rFonts w:ascii="Century Gothic" w:cs="Century Gothic" w:eastAsia="Century Gothic" w:hAnsi="Century Gothic"/>
           <w:b w:val="0"/>
           <w:bCs w:val="0"/>
           <w:i w:val="0"/>
@@ -612,7 +611,6 @@
         <w:ind w:left="720" w:right="0" w:hanging="360"/>
         <w:jc w:val="both"/>
         <w:rPr>
-          <w:rFonts w:ascii="Century Gothic" w:cs="Century Gothic" w:eastAsia="Century Gothic" w:hAnsi="Century Gothic"/>
           <w:b w:val="0"/>
           <w:bCs w:val="0"/>
           <w:i w:val="0"/>
@@ -669,7 +667,6 @@
         <w:ind w:left="720" w:right="0" w:hanging="360"/>
         <w:jc w:val="both"/>
         <w:rPr>
-          <w:rFonts w:ascii="Century Gothic" w:cs="Century Gothic" w:eastAsia="Century Gothic" w:hAnsi="Century Gothic"/>
           <w:b w:val="0"/>
           <w:bCs w:val="0"/>
           <w:i w:val="0"/>
@@ -742,92 +739,47 @@
           <w:szCs w:val="24"/>
           <w:rtl w:val="0"/>
         </w:rPr>
-        <w:t xml:space="preserve"> Las partes acuerdan expresamente que el(la) TRABAJADOR(A)</w:t>
-      </w:r>
-      <w:r>
-        <w:rPr>
-          <w:rFonts w:ascii="Century Gothic" w:cs="Century Gothic" w:eastAsia="Century Gothic" w:hAnsi="Century Gothic"/>
-          <w:b w:val="1"/>
-          <w:bCs w:val="1"/>
-          <w:color w:val="000000"/>
-          <w:sz w:val="24"/>
-          <w:szCs w:val="24"/>
-          <w:rtl w:val="0"/>
-        </w:rPr>
         <w:t xml:space="preserve"> </w:t>
       </w:r>
       <w:r>
         <w:rPr>
           <w:rFonts w:ascii="Century Gothic" w:cs="Century Gothic" w:eastAsia="Century Gothic" w:hAnsi="Century Gothic"/>
-          <w:color w:val="000000"/>
-          <w:sz w:val="24"/>
-          <w:szCs w:val="24"/>
-          <w:rtl w:val="0"/>
-        </w:rPr>
-        <w:t xml:space="preserve">laborará habitualmente en cumplimiento de la normativa que rige el Contrato Productivo; por ende, la jornada laboral ordinaria de cuarenta (40) horas semanales, serán distribuidas en seis (6) días a la semana (de lunes a sábado), en la forma detallada a continuación:</w:t>
-      </w:r>
-    </w:p>
-    <w:p>
-      <w:pPr>
-        <w:pBdr>
-          <w:top w:space="0" w:sz="0" w:val="nil"/>
-          <w:left w:space="0" w:sz="0" w:val="nil"/>
-          <w:bottom w:space="0" w:sz="0" w:val="nil"/>
-          <w:right w:space="0" w:sz="0" w:val="nil"/>
-          <w:between w:space="0" w:sz="0" w:val="nil"/>
-        </w:pBdr>
-        <w:spacing w:after="0" w:line="240" w:lineRule="auto"/>
-        <w:jc w:val="both"/>
-        <w:rPr>
-          <w:rFonts w:ascii="Century Gothic" w:cs="Century Gothic" w:eastAsia="Century Gothic" w:hAnsi="Century Gothic"/>
-          <w:color w:val="000000"/>
-          <w:sz w:val="24"/>
-          <w:szCs w:val="24"/>
-        </w:rPr>
-      </w:pPr>
-      <w:r>
-        <w:rPr>
-          <w:rtl w:val="0"/>
-        </w:rPr>
-      </w:r>
-    </w:p>
-    <w:p>
-      <w:pPr>
-        <w:pBdr>
-          <w:top w:space="0" w:sz="0" w:val="nil"/>
-          <w:left w:space="0" w:sz="0" w:val="nil"/>
-          <w:bottom w:space="0" w:sz="0" w:val="nil"/>
-          <w:right w:space="0" w:sz="0" w:val="nil"/>
-          <w:between w:space="0" w:sz="0" w:val="nil"/>
-        </w:pBdr>
-        <w:spacing w:after="0" w:line="240" w:lineRule="auto"/>
-        <w:jc w:val="both"/>
-        <w:rPr>
-          <w:rFonts w:ascii="Century Gothic" w:cs="Century Gothic" w:eastAsia="Century Gothic" w:hAnsi="Century Gothic"/>
-          <w:color w:val="000000"/>
-          <w:sz w:val="24"/>
-          <w:szCs w:val="24"/>
-        </w:rPr>
-      </w:pPr>
-      <w:r>
-        <w:rPr>
-          <w:rFonts w:ascii="Century Gothic" w:cs="Century Gothic" w:eastAsia="Century Gothic" w:hAnsi="Century Gothic"/>
-          <w:sz w:val="24"/>
-          <w:szCs w:val="24"/>
-          <w:rtl w:val="0"/>
-        </w:rPr>
-        <w:t xml:space="preserve">De lunes a viernes, el(la) COLABORADOR(A) laborará siete horas diarias, en el horario de </w:t>
-      </w:r>
-      <w:r>
-        <w:rPr>
-          <w:rFonts w:ascii="Century Gothic" w:cs="Century Gothic" w:eastAsia="Century Gothic" w:hAnsi="Century Gothic"/>
-          <w:b w:val="1"/>
-          <w:bCs w:val="1"/>
-          <w:sz w:val="24"/>
-          <w:szCs w:val="24"/>
-          <w:rtl w:val="0"/>
-        </w:rPr>
-        <w:t xml:space="preserve">{start_time_weekday}</w:t>
+          <w:sz w:val="24"/>
+          <w:szCs w:val="24"/>
+          <w:rtl w:val="0"/>
+        </w:rPr>
+        <w:t xml:space="preserve">Las partes acuerdan expresamente que el(la) TRABAJADOR(A)</w:t>
+      </w:r>
+      <w:r>
+        <w:rPr>
+          <w:rFonts w:ascii="Century Gothic" w:cs="Century Gothic" w:eastAsia="Century Gothic" w:hAnsi="Century Gothic"/>
+          <w:b w:val="1"/>
+          <w:bCs w:val="1"/>
+          <w:sz w:val="24"/>
+          <w:szCs w:val="24"/>
+          <w:rtl w:val="0"/>
+        </w:rPr>
+        <w:t xml:space="preserve"> </w:t>
+      </w:r>
+      <w:r>
+        <w:rPr>
+          <w:rFonts w:ascii="Century Gothic" w:cs="Century Gothic" w:eastAsia="Century Gothic" w:hAnsi="Century Gothic"/>
+          <w:sz w:val="24"/>
+          <w:szCs w:val="24"/>
+          <w:rtl w:val="0"/>
+        </w:rPr>
+        <w:t xml:space="preserve">laborará de lunes a viernes en jornada ordinaria de cuarenta horas a la semana, en el horario de </w:t>
+      </w:r>
+      <w:r>
+        <w:rPr>
+          <w:rFonts w:ascii="Century Gothic" w:cs="Century Gothic" w:eastAsia="Century Gothic" w:hAnsi="Century Gothic"/>
+          <w:b w:val="1"/>
+          <w:bCs w:val="1"/>
+          <w:sz w:val="24"/>
+          <w:szCs w:val="24"/>
+          <w:rtl w:val="0"/>
+        </w:rPr>
+        <w:t xml:space="preserve">09:00</w:t>
       </w:r>
       <w:r>
         <w:rPr>
@@ -847,7 +799,7 @@
           <w:szCs w:val="24"/>
           <w:rtl w:val="0"/>
         </w:rPr>
-        <w:t xml:space="preserve">{end_time_weekday}</w:t>
+        <w:t xml:space="preserve">18:00</w:t>
       </w:r>
       <w:r>
         <w:rPr>
@@ -867,7 +819,7 @@
           <w:szCs w:val="24"/>
           <w:rtl w:val="0"/>
         </w:rPr>
-        <w:t xml:space="preserve">{break_minutes_weekday_text}</w:t>
+        <w:t xml:space="preserve">sesenta</w:t>
       </w:r>
       <w:r>
         <w:rPr>
@@ -887,7 +839,7 @@
           <w:szCs w:val="24"/>
           <w:rtl w:val="0"/>
         </w:rPr>
-        <w:t xml:space="preserve">{break_minutes_weekday}</w:t>
+        <w:t xml:space="preserve">60</w:t>
       </w:r>
       <w:r>
         <w:rPr>
@@ -917,114 +869,272 @@
         <w:jc w:val="both"/>
         <w:rPr>
           <w:rFonts w:ascii="Century Gothic" w:cs="Century Gothic" w:eastAsia="Century Gothic" w:hAnsi="Century Gothic"/>
-          <w:color w:val="000000"/>
-          <w:sz w:val="24"/>
-          <w:szCs w:val="24"/>
-        </w:rPr>
-      </w:pPr>
-      <w:r>
-        <w:rPr>
-          <w:rtl w:val="0"/>
-        </w:rPr>
-      </w:r>
-    </w:p>
-    <w:p>
-      <w:pPr>
-        <w:pBdr>
-          <w:top w:space="0" w:sz="0" w:val="nil"/>
-          <w:left w:space="0" w:sz="0" w:val="nil"/>
-          <w:bottom w:space="0" w:sz="0" w:val="nil"/>
-          <w:right w:space="0" w:sz="0" w:val="nil"/>
-          <w:between w:space="0" w:sz="0" w:val="nil"/>
-        </w:pBdr>
-        <w:spacing w:after="0" w:line="240" w:lineRule="auto"/>
-        <w:jc w:val="both"/>
-        <w:rPr>
-          <w:rFonts w:ascii="Century Gothic" w:cs="Century Gothic" w:eastAsia="Century Gothic" w:hAnsi="Century Gothic"/>
-          <w:color w:val="000000"/>
-          <w:sz w:val="24"/>
-          <w:szCs w:val="24"/>
-        </w:rPr>
-      </w:pPr>
-      <w:r>
-        <w:rPr>
-          <w:rFonts w:ascii="Century Gothic" w:cs="Century Gothic" w:eastAsia="Century Gothic" w:hAnsi="Century Gothic"/>
-          <w:sz w:val="24"/>
-          <w:szCs w:val="24"/>
-          <w:rtl w:val="0"/>
-        </w:rPr>
-        <w:t xml:space="preserve">Los días sábados, el(la) TRABAJADOR(A) laborará en el horario de </w:t>
-      </w:r>
-      <w:r>
-        <w:rPr>
-          <w:rFonts w:ascii="Century Gothic" w:cs="Century Gothic" w:eastAsia="Century Gothic" w:hAnsi="Century Gothic"/>
-          <w:b w:val="1"/>
-          <w:bCs w:val="1"/>
-          <w:sz w:val="24"/>
-          <w:szCs w:val="24"/>
-          <w:rtl w:val="0"/>
-        </w:rPr>
-        <w:t xml:space="preserve">{start_time_saturday}</w:t>
-      </w:r>
-      <w:r>
-        <w:rPr>
-          <w:rFonts w:ascii="Century Gothic" w:cs="Century Gothic" w:eastAsia="Century Gothic" w:hAnsi="Century Gothic"/>
-          <w:sz w:val="24"/>
-          <w:szCs w:val="24"/>
-          <w:rtl w:val="0"/>
-        </w:rPr>
-        <w:t xml:space="preserve"> a </w:t>
-      </w:r>
-      <w:r>
-        <w:rPr>
-          <w:rFonts w:ascii="Century Gothic" w:cs="Century Gothic" w:eastAsia="Century Gothic" w:hAnsi="Century Gothic"/>
-          <w:b w:val="1"/>
-          <w:bCs w:val="1"/>
-          <w:sz w:val="24"/>
-          <w:szCs w:val="24"/>
-          <w:rtl w:val="0"/>
-        </w:rPr>
-        <w:t xml:space="preserve">{end_time_saturday}</w:t>
-      </w:r>
-      <w:r>
-        <w:rPr>
-          <w:rFonts w:ascii="Century Gothic" w:cs="Century Gothic" w:eastAsia="Century Gothic" w:hAnsi="Century Gothic"/>
-          <w:sz w:val="24"/>
-          <w:szCs w:val="24"/>
-          <w:rtl w:val="0"/>
-        </w:rPr>
-        <w:t xml:space="preserve">, incluyendo </w:t>
-      </w:r>
-      <w:r>
-        <w:rPr>
-          <w:rFonts w:ascii="Century Gothic" w:cs="Century Gothic" w:eastAsia="Century Gothic" w:hAnsi="Century Gothic"/>
-          <w:b w:val="1"/>
-          <w:bCs w:val="1"/>
-          <w:sz w:val="24"/>
-          <w:szCs w:val="24"/>
-          <w:rtl w:val="0"/>
-        </w:rPr>
-        <w:t xml:space="preserve">treinta (30) minutos</w:t>
-      </w:r>
-      <w:r>
-        <w:rPr>
-          <w:rFonts w:ascii="Century Gothic" w:cs="Century Gothic" w:eastAsia="Century Gothic" w:hAnsi="Century Gothic"/>
-          <w:sz w:val="24"/>
-          <w:szCs w:val="24"/>
-          <w:rtl w:val="0"/>
-        </w:rPr>
-        <w:t xml:space="preserve"> para su </w:t>
-      </w:r>
-      <w:r>
-        <w:rPr>
-          <w:rFonts w:ascii="Century Gothic" w:cs="Century Gothic" w:eastAsia="Century Gothic" w:hAnsi="Century Gothic"/>
-          <w:b w:val="1"/>
-          <w:bCs w:val="1"/>
-          <w:sz w:val="24"/>
-          <w:szCs w:val="24"/>
-          <w:rtl w:val="0"/>
-        </w:rPr>
-        <w:t xml:space="preserve">descanso o alimentación</w:t>
+          <w:sz w:val="24"/>
+          <w:szCs w:val="24"/>
+        </w:rPr>
+      </w:pPr>
+      <w:r>
+        <w:rPr>
+          <w:rtl w:val="0"/>
+        </w:rPr>
+      </w:r>
+    </w:p>
+    <w:p>
+      <w:pPr>
+        <w:pBdr>
+          <w:top w:space="0" w:sz="0" w:val="nil"/>
+          <w:left w:space="0" w:sz="0" w:val="nil"/>
+          <w:bottom w:space="0" w:sz="0" w:val="nil"/>
+          <w:right w:space="0" w:sz="0" w:val="nil"/>
+          <w:between w:space="0" w:sz="0" w:val="nil"/>
+        </w:pBdr>
+        <w:spacing w:after="0" w:line="240" w:lineRule="auto"/>
+        <w:jc w:val="both"/>
+        <w:rPr>
+          <w:rFonts w:ascii="Century Gothic" w:cs="Century Gothic" w:eastAsia="Century Gothic" w:hAnsi="Century Gothic"/>
+          <w:sz w:val="24"/>
+          <w:szCs w:val="24"/>
+        </w:rPr>
+      </w:pPr>
+      <w:r>
+        <w:rPr>
+          <w:rFonts w:ascii="Century Gothic" w:cs="Century Gothic" w:eastAsia="Century Gothic" w:hAnsi="Century Gothic"/>
+          <w:sz w:val="24"/>
+          <w:szCs w:val="24"/>
+          <w:rtl w:val="0"/>
+        </w:rPr>
+        <w:t xml:space="preserve">Sin perjuicio de lo manifestado anteriormente, las partes acuerdan que el(la) TRABAJADOR(A) se obliga a laborar en jornadas suplementarias y/o extraordinarias de labores, según el requerimiento o necesidades de la COMPAÑÍA. En cuyo caso, la EMPLEADORA estará obligada a pagar al(a la) COLABORADOR(A) los respectivos recargos establecidos en la ley.</w:t>
+      </w:r>
+    </w:p>
+    <w:p>
+      <w:pPr>
+        <w:pBdr>
+          <w:top w:space="0" w:sz="0" w:val="nil"/>
+          <w:left w:space="0" w:sz="0" w:val="nil"/>
+          <w:bottom w:space="0" w:sz="0" w:val="nil"/>
+          <w:right w:space="0" w:sz="0" w:val="nil"/>
+          <w:between w:space="0" w:sz="0" w:val="nil"/>
+        </w:pBdr>
+        <w:spacing w:after="0" w:line="240" w:lineRule="auto"/>
+        <w:jc w:val="both"/>
+        <w:rPr>
+          <w:rFonts w:ascii="Century Gothic" w:cs="Century Gothic" w:eastAsia="Century Gothic" w:hAnsi="Century Gothic"/>
+          <w:sz w:val="24"/>
+          <w:szCs w:val="24"/>
+        </w:rPr>
+      </w:pPr>
+      <w:r>
+        <w:rPr>
+          <w:rtl w:val="0"/>
+        </w:rPr>
+      </w:r>
+    </w:p>
+    <w:p>
+      <w:pPr>
+        <w:pBdr>
+          <w:top w:space="0" w:sz="0" w:val="nil"/>
+          <w:left w:space="0" w:sz="0" w:val="nil"/>
+          <w:bottom w:space="0" w:sz="0" w:val="nil"/>
+          <w:right w:space="0" w:sz="0" w:val="nil"/>
+          <w:between w:space="0" w:sz="0" w:val="nil"/>
+        </w:pBdr>
+        <w:spacing w:after="0" w:line="240" w:lineRule="auto"/>
+        <w:jc w:val="both"/>
+        <w:rPr>
+          <w:rFonts w:ascii="Century Gothic" w:cs="Century Gothic" w:eastAsia="Century Gothic" w:hAnsi="Century Gothic"/>
+          <w:sz w:val="24"/>
+          <w:szCs w:val="24"/>
+        </w:rPr>
+      </w:pPr>
+      <w:r>
+        <w:rPr>
+          <w:rFonts w:ascii="Century Gothic" w:cs="Century Gothic" w:eastAsia="Century Gothic" w:hAnsi="Century Gothic"/>
+          <w:sz w:val="24"/>
+          <w:szCs w:val="24"/>
+          <w:rtl w:val="0"/>
+        </w:rPr>
+        <w:t xml:space="preserve">Las partes reconocen que el(la) EMPLEADO(A) cumplirá sus labores en el establecimiento u oficina de la EMPRESA, ubicado en </w:t>
+      </w:r>
+      <w:r>
+        <w:rPr>
+          <w:rFonts w:ascii="Century Gothic" w:cs="Century Gothic" w:eastAsia="Century Gothic" w:hAnsi="Century Gothic"/>
+          <w:b w:val="1"/>
+          <w:bCs w:val="1"/>
+          <w:sz w:val="24"/>
+          <w:szCs w:val="24"/>
+          <w:rtl w:val="0"/>
+        </w:rPr>
+        <w:t xml:space="preserve">{city_working_place}</w:t>
+      </w:r>
+      <w:r>
+        <w:rPr>
+          <w:rFonts w:ascii="Century Gothic" w:cs="Century Gothic" w:eastAsia="Century Gothic" w:hAnsi="Century Gothic"/>
+          <w:sz w:val="24"/>
+          <w:szCs w:val="24"/>
+          <w:rtl w:val="0"/>
+        </w:rPr>
+        <w:t xml:space="preserve">, en la ciudad de </w:t>
+      </w:r>
+      <w:r>
+        <w:rPr>
+          <w:rFonts w:ascii="Century Gothic" w:cs="Century Gothic" w:eastAsia="Century Gothic" w:hAnsi="Century Gothic"/>
+          <w:b w:val="1"/>
+          <w:bCs w:val="1"/>
+          <w:sz w:val="24"/>
+          <w:szCs w:val="24"/>
+          <w:rtl w:val="0"/>
+        </w:rPr>
+        <w:t xml:space="preserve">{city}</w:t>
+      </w:r>
+      <w:r>
+        <w:rPr>
+          <w:rFonts w:ascii="Century Gothic" w:cs="Century Gothic" w:eastAsia="Century Gothic" w:hAnsi="Century Gothic"/>
+          <w:sz w:val="24"/>
+          <w:szCs w:val="24"/>
+          <w:rtl w:val="0"/>
+        </w:rPr>
+        <w:t xml:space="preserve">; sin embargo, en virtud de las labores que cumple para la EMPLEADORA, dicho(a) TRABAJADOR(A), siempre que fuere expresamente requerido por la COMPAÑÍA, deberá trasladarse a los lugares, instalaciones o localidades que la CONTRATANTE requiera, ya sea dentro o fuera de la provincia de </w:t>
+      </w:r>
+      <w:r>
+        <w:rPr>
+          <w:rFonts w:ascii="Century Gothic" w:cs="Century Gothic" w:eastAsia="Century Gothic" w:hAnsi="Century Gothic"/>
+          <w:b w:val="1"/>
+          <w:bCs w:val="1"/>
+          <w:sz w:val="24"/>
+          <w:szCs w:val="24"/>
+          <w:rtl w:val="0"/>
+        </w:rPr>
+        <w:t xml:space="preserve">{province}</w:t>
+      </w:r>
+      <w:r>
+        <w:rPr>
+          <w:rFonts w:ascii="Century Gothic" w:cs="Century Gothic" w:eastAsia="Century Gothic" w:hAnsi="Century Gothic"/>
+          <w:sz w:val="24"/>
+          <w:szCs w:val="24"/>
+          <w:rtl w:val="0"/>
+        </w:rPr>
+        <w:t xml:space="preserve">. En cuyo caso, la COMPAÑÍA deberá entregar, reconocer o reembolsar al(a la) TRABAJADOR(A) todo gasto incurrido o en que pueda incurrir por concepto de transporte, alimentación y/o, si fuere pertinente, hospedaje. Para lo cual, el(la) EMPLEADO(A), deberá justificar tales gastos.</w:t>
+      </w:r>
+    </w:p>
+    <w:p>
+      <w:pPr>
+        <w:pBdr>
+          <w:top w:space="0" w:sz="0" w:val="nil"/>
+          <w:left w:space="0" w:sz="0" w:val="nil"/>
+          <w:bottom w:space="0" w:sz="0" w:val="nil"/>
+          <w:right w:space="0" w:sz="0" w:val="nil"/>
+          <w:between w:space="0" w:sz="0" w:val="nil"/>
+        </w:pBdr>
+        <w:spacing w:after="0" w:line="240" w:lineRule="auto"/>
+        <w:jc w:val="both"/>
+        <w:rPr>
+          <w:rFonts w:ascii="Century Gothic" w:cs="Century Gothic" w:eastAsia="Century Gothic" w:hAnsi="Century Gothic"/>
+          <w:sz w:val="24"/>
+          <w:szCs w:val="24"/>
+        </w:rPr>
+      </w:pPr>
+      <w:r>
+        <w:rPr>
+          <w:rtl w:val="0"/>
+        </w:rPr>
+      </w:r>
+    </w:p>
+    <w:p>
+      <w:pPr>
+        <w:pBdr>
+          <w:top w:space="0" w:sz="0" w:val="nil"/>
+          <w:left w:space="0" w:sz="0" w:val="nil"/>
+          <w:bottom w:space="0" w:sz="0" w:val="nil"/>
+          <w:right w:space="0" w:sz="0" w:val="nil"/>
+          <w:between w:space="0" w:sz="0" w:val="nil"/>
+        </w:pBdr>
+        <w:spacing w:after="0" w:line="240" w:lineRule="auto"/>
+        <w:jc w:val="both"/>
+        <w:rPr>
+          <w:rFonts w:ascii="Century Gothic" w:cs="Century Gothic" w:eastAsia="Century Gothic" w:hAnsi="Century Gothic"/>
+          <w:sz w:val="24"/>
+          <w:szCs w:val="24"/>
+        </w:rPr>
+      </w:pPr>
+      <w:r>
+        <w:rPr>
+          <w:rFonts w:ascii="Century Gothic" w:cs="Century Gothic" w:eastAsia="Century Gothic" w:hAnsi="Century Gothic"/>
+          <w:sz w:val="24"/>
+          <w:szCs w:val="24"/>
+          <w:rtl w:val="0"/>
+        </w:rPr>
+        <w:t xml:space="preserve">El(la) TRABAJADOR(A) declara que su lugar de domicilio está ubicado en </w:t>
+      </w:r>
+      <w:r>
+        <w:rPr>
+          <w:rFonts w:ascii="Century Gothic" w:cs="Century Gothic" w:eastAsia="Century Gothic" w:hAnsi="Century Gothic"/>
+          <w:b w:val="1"/>
+          <w:bCs w:val="1"/>
+          <w:sz w:val="24"/>
+          <w:szCs w:val="24"/>
+          <w:rtl w:val="0"/>
+        </w:rPr>
+        <w:t xml:space="preserve">{domicile_worker}</w:t>
+      </w:r>
+      <w:r>
+        <w:rPr>
+          <w:rFonts w:ascii="Century Gothic" w:cs="Century Gothic" w:eastAsia="Century Gothic" w:hAnsi="Century Gothic"/>
+          <w:sz w:val="24"/>
+          <w:szCs w:val="24"/>
+          <w:rtl w:val="0"/>
+        </w:rPr>
+        <w:t xml:space="preserve"> (</w:t>
+      </w:r>
+      <w:r>
+        <w:rPr>
+          <w:rFonts w:ascii="Century Gothic" w:cs="Century Gothic" w:eastAsia="Century Gothic" w:hAnsi="Century Gothic"/>
+          <w:b w:val="1"/>
+          <w:bCs w:val="1"/>
+          <w:sz w:val="24"/>
+          <w:szCs w:val="24"/>
+          <w:rtl w:val="0"/>
+        </w:rPr>
+        <w:t xml:space="preserve">{domicile_reference}</w:t>
+      </w:r>
+      <w:r>
+        <w:rPr>
+          <w:rFonts w:ascii="Century Gothic" w:cs="Century Gothic" w:eastAsia="Century Gothic" w:hAnsi="Century Gothic"/>
+          <w:sz w:val="24"/>
+          <w:szCs w:val="24"/>
+          <w:rtl w:val="0"/>
+        </w:rPr>
+        <w:t xml:space="preserve">), en la ciudad de </w:t>
+      </w:r>
+      <w:r>
+        <w:rPr>
+          <w:rFonts w:ascii="Century Gothic" w:cs="Century Gothic" w:eastAsia="Century Gothic" w:hAnsi="Century Gothic"/>
+          <w:b w:val="1"/>
+          <w:bCs w:val="1"/>
+          <w:sz w:val="24"/>
+          <w:szCs w:val="24"/>
+          <w:rtl w:val="0"/>
+        </w:rPr>
+        <w:t xml:space="preserve">{city_name_worker}</w:t>
+      </w:r>
+      <w:r>
+        <w:rPr>
+          <w:rFonts w:ascii="Century Gothic" w:cs="Century Gothic" w:eastAsia="Century Gothic" w:hAnsi="Century Gothic"/>
+          <w:sz w:val="24"/>
+          <w:szCs w:val="24"/>
+          <w:rtl w:val="0"/>
+        </w:rPr>
+        <w:t xml:space="preserve">, provincia de </w:t>
+      </w:r>
+      <w:r>
+        <w:rPr>
+          <w:rFonts w:ascii="Century Gothic" w:cs="Century Gothic" w:eastAsia="Century Gothic" w:hAnsi="Century Gothic"/>
+          <w:b w:val="1"/>
+          <w:bCs w:val="1"/>
+          <w:sz w:val="24"/>
+          <w:szCs w:val="24"/>
+          <w:rtl w:val="0"/>
+        </w:rPr>
+        <w:t xml:space="preserve">{province_name_worker}</w:t>
       </w:r>
       <w:r>
         <w:rPr>
@@ -1035,354 +1145,6 @@
         </w:rPr>
         <w:t xml:space="preserve">.</w:t>
       </w:r>
-      <w:r>
-        <w:rPr>
-          <w:rtl w:val="0"/>
-        </w:rPr>
-      </w:r>
-    </w:p>
-    <w:p>
-      <w:pPr>
-        <w:pBdr>
-          <w:top w:space="0" w:sz="0" w:val="nil"/>
-          <w:left w:space="0" w:sz="0" w:val="nil"/>
-          <w:bottom w:space="0" w:sz="0" w:val="nil"/>
-          <w:right w:space="0" w:sz="0" w:val="nil"/>
-          <w:between w:space="0" w:sz="0" w:val="nil"/>
-        </w:pBdr>
-        <w:spacing w:after="0" w:line="240" w:lineRule="auto"/>
-        <w:jc w:val="both"/>
-        <w:rPr>
-          <w:rFonts w:ascii="Century Gothic" w:cs="Century Gothic" w:eastAsia="Century Gothic" w:hAnsi="Century Gothic"/>
-          <w:color w:val="000000"/>
-          <w:sz w:val="24"/>
-          <w:szCs w:val="24"/>
-        </w:rPr>
-      </w:pPr>
-      <w:r>
-        <w:rPr>
-          <w:rtl w:val="0"/>
-        </w:rPr>
-      </w:r>
-    </w:p>
-    <w:p>
-      <w:pPr>
-        <w:pBdr>
-          <w:top w:space="0" w:sz="0" w:val="nil"/>
-          <w:left w:space="0" w:sz="0" w:val="nil"/>
-          <w:bottom w:space="0" w:sz="0" w:val="nil"/>
-          <w:right w:space="0" w:sz="0" w:val="nil"/>
-          <w:between w:space="0" w:sz="0" w:val="nil"/>
-        </w:pBdr>
-        <w:spacing w:after="0" w:line="240" w:lineRule="auto"/>
-        <w:jc w:val="both"/>
-        <w:rPr>
-          <w:rFonts w:ascii="Century Gothic" w:cs="Century Gothic" w:eastAsia="Century Gothic" w:hAnsi="Century Gothic"/>
-          <w:color w:val="000000"/>
-          <w:sz w:val="24"/>
-          <w:szCs w:val="24"/>
-        </w:rPr>
-      </w:pPr>
-      <w:r>
-        <w:rPr>
-          <w:rFonts w:ascii="Century Gothic" w:cs="Century Gothic" w:eastAsia="Century Gothic" w:hAnsi="Century Gothic"/>
-          <w:color w:val="000000"/>
-          <w:sz w:val="24"/>
-          <w:szCs w:val="24"/>
-          <w:rtl w:val="0"/>
-        </w:rPr>
-        <w:t xml:space="preserve">Queda expresamente pactado por las partes que esta distribución no constituye jornada suplementaria ni extraordinaria, salvo que se excedan los límites diarios aquí estipulados.</w:t>
-      </w:r>
-    </w:p>
-    <w:p>
-      <w:pPr>
-        <w:pBdr>
-          <w:top w:space="0" w:sz="0" w:val="nil"/>
-          <w:left w:space="0" w:sz="0" w:val="nil"/>
-          <w:bottom w:space="0" w:sz="0" w:val="nil"/>
-          <w:right w:space="0" w:sz="0" w:val="nil"/>
-          <w:between w:space="0" w:sz="0" w:val="nil"/>
-        </w:pBdr>
-        <w:spacing w:after="0" w:line="240" w:lineRule="auto"/>
-        <w:jc w:val="both"/>
-        <w:rPr>
-          <w:rFonts w:ascii="Century Gothic" w:cs="Century Gothic" w:eastAsia="Century Gothic" w:hAnsi="Century Gothic"/>
-          <w:sz w:val="24"/>
-          <w:szCs w:val="24"/>
-        </w:rPr>
-      </w:pPr>
-      <w:r>
-        <w:rPr>
-          <w:rtl w:val="0"/>
-        </w:rPr>
-      </w:r>
-    </w:p>
-    <w:p>
-      <w:pPr>
-        <w:pBdr>
-          <w:top w:space="0" w:sz="0" w:val="nil"/>
-          <w:left w:space="0" w:sz="0" w:val="nil"/>
-          <w:bottom w:space="0" w:sz="0" w:val="nil"/>
-          <w:right w:space="0" w:sz="0" w:val="nil"/>
-          <w:between w:space="0" w:sz="0" w:val="nil"/>
-        </w:pBdr>
-        <w:spacing w:after="0" w:line="240" w:lineRule="auto"/>
-        <w:jc w:val="both"/>
-        <w:rPr>
-          <w:rFonts w:ascii="Century Gothic" w:cs="Century Gothic" w:eastAsia="Century Gothic" w:hAnsi="Century Gothic"/>
-          <w:sz w:val="24"/>
-          <w:szCs w:val="24"/>
-        </w:rPr>
-      </w:pPr>
-      <w:r>
-        <w:rPr>
-          <w:rFonts w:ascii="Century Gothic" w:cs="Century Gothic" w:eastAsia="Century Gothic" w:hAnsi="Century Gothic"/>
-          <w:sz w:val="24"/>
-          <w:szCs w:val="24"/>
-          <w:rtl w:val="0"/>
-        </w:rPr>
-        <w:t xml:space="preserve">Sin perjuicio de lo manifestado anteriormente, las partes acuerdan que el(la) TRABAJADOR(A) se obliga a laborar en jornadas suplementarias y/o extraordinarias de labores, según el requerimiento o necesidades de la COMPAÑÍA. En cuyo caso, la EMPLEADORA estará obligada a pagar al(a la) COLABORADOR(A) los respectivos recargos establecidos en la ley.</w:t>
-      </w:r>
-    </w:p>
-    <w:p>
-      <w:pPr>
-        <w:pBdr>
-          <w:top w:space="0" w:sz="0" w:val="nil"/>
-          <w:left w:space="0" w:sz="0" w:val="nil"/>
-          <w:bottom w:space="0" w:sz="0" w:val="nil"/>
-          <w:right w:space="0" w:sz="0" w:val="nil"/>
-          <w:between w:space="0" w:sz="0" w:val="nil"/>
-        </w:pBdr>
-        <w:spacing w:after="0" w:line="240" w:lineRule="auto"/>
-        <w:jc w:val="both"/>
-        <w:rPr>
-          <w:rFonts w:ascii="Century Gothic" w:cs="Century Gothic" w:eastAsia="Century Gothic" w:hAnsi="Century Gothic"/>
-          <w:sz w:val="24"/>
-          <w:szCs w:val="24"/>
-        </w:rPr>
-      </w:pPr>
-      <w:r>
-        <w:rPr>
-          <w:rtl w:val="0"/>
-        </w:rPr>
-      </w:r>
-    </w:p>
-    <w:p>
-      <w:pPr>
-        <w:pBdr>
-          <w:top w:space="0" w:sz="0" w:val="nil"/>
-          <w:left w:space="0" w:sz="0" w:val="nil"/>
-          <w:bottom w:space="0" w:sz="0" w:val="nil"/>
-          <w:right w:space="0" w:sz="0" w:val="nil"/>
-          <w:between w:space="0" w:sz="0" w:val="nil"/>
-        </w:pBdr>
-        <w:spacing w:after="0" w:line="240" w:lineRule="auto"/>
-        <w:jc w:val="both"/>
-        <w:rPr>
-          <w:rFonts w:ascii="Century Gothic" w:cs="Century Gothic" w:eastAsia="Century Gothic" w:hAnsi="Century Gothic"/>
-          <w:sz w:val="24"/>
-          <w:szCs w:val="24"/>
-        </w:rPr>
-      </w:pPr>
-      <w:r>
-        <w:rPr>
-          <w:rFonts w:ascii="Century Gothic" w:cs="Century Gothic" w:eastAsia="Century Gothic" w:hAnsi="Century Gothic"/>
-          <w:sz w:val="24"/>
-          <w:szCs w:val="24"/>
-          <w:rtl w:val="0"/>
-        </w:rPr>
-        <w:t xml:space="preserve">Las partes reconocen que el(la) EMPLEADO(A) cumplirá sus labores en el establecimiento u oficina de la EMPRESA, ubicado en </w:t>
-      </w:r>
-      <w:r>
-        <w:rPr>
-          <w:rFonts w:ascii="Century Gothic" w:cs="Century Gothic" w:eastAsia="Century Gothic" w:hAnsi="Century Gothic"/>
-          <w:b w:val="1"/>
-          <w:bCs w:val="1"/>
-          <w:sz w:val="24"/>
-          <w:szCs w:val="24"/>
-          <w:rtl w:val="0"/>
-        </w:rPr>
-        <w:t xml:space="preserve">{city_working_place}</w:t>
-      </w:r>
-      <w:r>
-        <w:rPr>
-          <w:rFonts w:ascii="Century Gothic" w:cs="Century Gothic" w:eastAsia="Century Gothic" w:hAnsi="Century Gothic"/>
-          <w:sz w:val="24"/>
-          <w:szCs w:val="24"/>
-          <w:rtl w:val="0"/>
-        </w:rPr>
-        <w:t xml:space="preserve">, en la ciudad de </w:t>
-      </w:r>
-      <w:r>
-        <w:rPr>
-          <w:rFonts w:ascii="Century Gothic" w:cs="Century Gothic" w:eastAsia="Century Gothic" w:hAnsi="Century Gothic"/>
-          <w:b w:val="1"/>
-          <w:bCs w:val="1"/>
-          <w:sz w:val="24"/>
-          <w:szCs w:val="24"/>
-          <w:rtl w:val="0"/>
-        </w:rPr>
-        <w:t xml:space="preserve">{city}</w:t>
-      </w:r>
-      <w:r>
-        <w:rPr>
-          <w:rFonts w:ascii="Century Gothic" w:cs="Century Gothic" w:eastAsia="Century Gothic" w:hAnsi="Century Gothic"/>
-          <w:sz w:val="24"/>
-          <w:szCs w:val="24"/>
-          <w:rtl w:val="0"/>
-        </w:rPr>
-        <w:t xml:space="preserve">; sin embargo, en virtud de las labores que cumple para la EMPLEADORA, dicho(a) TRABAJADOR(A), siempre que fuere expresamente requerido por la COMPAÑÍA, deberá trasladarse a los lugares, instalaciones o localidades que la CONTRATANTE requiera, ya sea dentro o fuera de la provincia de </w:t>
-      </w:r>
-      <w:r>
-        <w:rPr>
-          <w:rFonts w:ascii="Century Gothic" w:cs="Century Gothic" w:eastAsia="Century Gothic" w:hAnsi="Century Gothic"/>
-          <w:b w:val="1"/>
-          <w:bCs w:val="1"/>
-          <w:sz w:val="24"/>
-          <w:szCs w:val="24"/>
-          <w:rtl w:val="0"/>
-        </w:rPr>
-        <w:t xml:space="preserve">{province}</w:t>
-      </w:r>
-      <w:r>
-        <w:rPr>
-          <w:rFonts w:ascii="Century Gothic" w:cs="Century Gothic" w:eastAsia="Century Gothic" w:hAnsi="Century Gothic"/>
-          <w:sz w:val="24"/>
-          <w:szCs w:val="24"/>
-          <w:rtl w:val="0"/>
-        </w:rPr>
-        <w:t xml:space="preserve">. En cuyo caso, la COMPAÑÍA deberá entregar, reconocer o reembolsar al(a la) TRABAJADOR(A) todo gasto incurrido o en que pueda incurrir por concepto de transporte, alimentación y/o, si fuere pertinente, hospedaje. Para lo cual, el(la) EMPLEADO(A), deberá justificar tales gastos.</w:t>
-      </w:r>
-    </w:p>
-    <w:p>
-      <w:pPr>
-        <w:pBdr>
-          <w:top w:space="0" w:sz="0" w:val="nil"/>
-          <w:left w:space="0" w:sz="0" w:val="nil"/>
-          <w:bottom w:space="0" w:sz="0" w:val="nil"/>
-          <w:right w:space="0" w:sz="0" w:val="nil"/>
-          <w:between w:space="0" w:sz="0" w:val="nil"/>
-        </w:pBdr>
-        <w:spacing w:after="0" w:line="240" w:lineRule="auto"/>
-        <w:jc w:val="both"/>
-        <w:rPr>
-          <w:rFonts w:ascii="Century Gothic" w:cs="Century Gothic" w:eastAsia="Century Gothic" w:hAnsi="Century Gothic"/>
-          <w:sz w:val="24"/>
-          <w:szCs w:val="24"/>
-        </w:rPr>
-      </w:pPr>
-      <w:r>
-        <w:rPr>
-          <w:rtl w:val="0"/>
-        </w:rPr>
-      </w:r>
-    </w:p>
-    <w:p>
-      <w:pPr>
-        <w:pBdr>
-          <w:top w:space="0" w:sz="0" w:val="nil"/>
-          <w:left w:space="0" w:sz="0" w:val="nil"/>
-          <w:bottom w:space="0" w:sz="0" w:val="nil"/>
-          <w:right w:space="0" w:sz="0" w:val="nil"/>
-          <w:between w:space="0" w:sz="0" w:val="nil"/>
-        </w:pBdr>
-        <w:spacing w:after="0" w:line="240" w:lineRule="auto"/>
-        <w:jc w:val="both"/>
-        <w:rPr>
-          <w:rFonts w:ascii="Century Gothic" w:cs="Century Gothic" w:eastAsia="Century Gothic" w:hAnsi="Century Gothic"/>
-          <w:sz w:val="24"/>
-          <w:szCs w:val="24"/>
-        </w:rPr>
-      </w:pPr>
-      <w:r>
-        <w:rPr>
-          <w:rFonts w:ascii="Century Gothic" w:cs="Century Gothic" w:eastAsia="Century Gothic" w:hAnsi="Century Gothic"/>
-          <w:sz w:val="24"/>
-          <w:szCs w:val="24"/>
-          <w:rtl w:val="0"/>
-        </w:rPr>
-        <w:t xml:space="preserve">Para efectos de notificaciones o localización, el(la) TRABAJADOR(A) declara que su lugar de domicilio está ubicado en </w:t>
-      </w:r>
-      <w:r>
-        <w:rPr>
-          <w:rFonts w:ascii="Century Gothic" w:cs="Century Gothic" w:eastAsia="Century Gothic" w:hAnsi="Century Gothic"/>
-          <w:b w:val="1"/>
-          <w:bCs w:val="1"/>
-          <w:sz w:val="24"/>
-          <w:szCs w:val="24"/>
-          <w:rtl w:val="0"/>
-        </w:rPr>
-        <w:t xml:space="preserve">{domicile_worker}</w:t>
-      </w:r>
-      <w:r>
-        <w:rPr>
-          <w:rFonts w:ascii="Century Gothic" w:cs="Century Gothic" w:eastAsia="Century Gothic" w:hAnsi="Century Gothic"/>
-          <w:sz w:val="24"/>
-          <w:szCs w:val="24"/>
-          <w:rtl w:val="0"/>
-        </w:rPr>
-        <w:t xml:space="preserve"> (</w:t>
-      </w:r>
-      <w:r>
-        <w:rPr>
-          <w:rFonts w:ascii="Century Gothic" w:cs="Century Gothic" w:eastAsia="Century Gothic" w:hAnsi="Century Gothic"/>
-          <w:b w:val="1"/>
-          <w:bCs w:val="1"/>
-          <w:sz w:val="24"/>
-          <w:szCs w:val="24"/>
-          <w:rtl w:val="0"/>
-        </w:rPr>
-        <w:t xml:space="preserve">{domicile_reference}</w:t>
-      </w:r>
-      <w:r>
-        <w:rPr>
-          <w:rFonts w:ascii="Century Gothic" w:cs="Century Gothic" w:eastAsia="Century Gothic" w:hAnsi="Century Gothic"/>
-          <w:sz w:val="24"/>
-          <w:szCs w:val="24"/>
-          <w:rtl w:val="0"/>
-        </w:rPr>
-        <w:t xml:space="preserve">), en la ciudad de </w:t>
-      </w:r>
-      <w:r>
-        <w:rPr>
-          <w:rFonts w:ascii="Century Gothic" w:cs="Century Gothic" w:eastAsia="Century Gothic" w:hAnsi="Century Gothic"/>
-          <w:b w:val="1"/>
-          <w:bCs w:val="1"/>
-          <w:sz w:val="24"/>
-          <w:szCs w:val="24"/>
-          <w:rtl w:val="0"/>
-        </w:rPr>
-        <w:t xml:space="preserve">{city_name_worker}</w:t>
-      </w:r>
-      <w:r>
-        <w:rPr>
-          <w:rFonts w:ascii="Century Gothic" w:cs="Century Gothic" w:eastAsia="Century Gothic" w:hAnsi="Century Gothic"/>
-          <w:sz w:val="24"/>
-          <w:szCs w:val="24"/>
-          <w:rtl w:val="0"/>
-        </w:rPr>
-        <w:t xml:space="preserve">, provincia de </w:t>
-      </w:r>
-      <w:r>
-        <w:rPr>
-          <w:rFonts w:ascii="Century Gothic" w:cs="Century Gothic" w:eastAsia="Century Gothic" w:hAnsi="Century Gothic"/>
-          <w:b w:val="1"/>
-          <w:bCs w:val="1"/>
-          <w:sz w:val="24"/>
-          <w:szCs w:val="24"/>
-          <w:rtl w:val="0"/>
-        </w:rPr>
-        <w:t xml:space="preserve">{province_name_worker}</w:t>
-      </w:r>
-      <w:r>
-        <w:rPr>
-          <w:rFonts w:ascii="Century Gothic" w:cs="Century Gothic" w:eastAsia="Century Gothic" w:hAnsi="Century Gothic"/>
-          <w:sz w:val="24"/>
-          <w:szCs w:val="24"/>
-          <w:rtl w:val="0"/>
-        </w:rPr>
-        <w:t xml:space="preserve">.</w:t>
-      </w:r>
     </w:p>
     <w:p>
       <w:pPr>
@@ -1428,7 +1190,7 @@
           <w:szCs w:val="24"/>
           <w:rtl w:val="0"/>
         </w:rPr>
-        <w:t xml:space="preserve">"; dirección a la cual podrá recibir todo tipo de comunicados, notificaciones y/o citaciones por parte de su EMPLEADORA, autoridades administrativas o judiciales y/o de cualquier funcionario o institución (pública o privada). Adicionalmente, la EMPRESA podrá generar y/o asignar al(a la) TRABAJADOR(A) una dirección de correo electrónico, con el objeto de transmitir o comunicar, a dicho(a) COLABORADOR(A), disposiciones o instrucciones relacionadas a las labores y/u obligaciones del(de la) mismo(a); así como también transmitir notificaciones o comunicados concernientes al goce de beneficios de ley (vacaciones, Décimos, etc.) correspondientes al(a la) TRABAJADOR(A).</w:t>
+        <w:t xml:space="preserve">"; dirección a la cual podrá recibir todo tipo de comunicados, notificaciones y/o citaciones por parte de su EMPLEADORA, autoridades administrativas o judiciales y/o de cualquier funcionario o institución (pública o privada). Adicionalmente, la EMPRESA podrá generar y/o asignar al(a la) TRABAJADOR(A) una dirección de correo electrónico con el objeto de transmitir o comunicar, a dicho(a) COLABORADOR(A), disposiciones o instrucciones relacionadas a las labores y/u obligaciones del(de la) mismo(a); así como también transmitir notificaciones o comunicados concernientes al goce de beneficios de ley (vacaciones, Décimos, etc.) correspondientes al(a la) TRABAJADOR(A).</w:t>
       </w:r>
     </w:p>
     <w:p>
@@ -4619,6 +4381,20 @@
       <w:sz w:val="72"/>
       <w:szCs w:val="72"/>
     </w:rPr>
+  </w:style>
+  <w:style w:type="table" w:styleId="TableNormal" w:default="1">
+    <w:name w:val="TableNormal"/>
+    <w:tblPr>
+      <w:tblCellMar>
+        <w:top w:w="100.0" w:type="dxa"/>
+        <w:left w:w="100.0" w:type="dxa"/>
+        <w:bottom w:w="100.0" w:type="dxa"/>
+        <w:right w:w="100.0" w:type="dxa"/>
+      </w:tblCellMar>
+    </w:tblPr>
+  </w:style>
+  <w:style w:type="paragraph" w:styleId="Normal" w:default="1">
+    <w:name w:val="normal"/>
   </w:style>
   <w:style w:type="paragraph" w:styleId="Subtitle">
     <w:name w:val="Subtitle"/>
@@ -4963,7 +4739,7 @@
 
 <file path=customXML/item1.xml><?xml version="1.0" encoding="utf-8"?>
 <go:gDocsCustomXmlDataStorage xmlns:go="http://customooxmlschemas.google.com/" xmlns:r="http://schemas.openxmlformats.org/officeDocument/2006/relationships" uri="GoogleDocsCustomDataVersion2">
-  <go:docsCustomData xmlns:go="http://customooxmlschemas.google.com/" roundtripDataSignature="AMtx7mgnAlloj0zyROHTeA7R0fkjw7Fy4Q==">CgMxLjAyCWguMWZvYjl0ZTIIaC5namRneHM4AHIhMUlJYnltbF8zVURKeGlBeV9JYVRraTM0WVdTTGJhajdN</go:docsCustomData>
+  <go:docsCustomData xmlns:go="http://customooxmlschemas.google.com/" roundtripDataSignature="AMtx7mjVYlnsaEHlSoS4p7bm09HDUEZscQ==">CgMxLjAyCWguMWZvYjl0ZTIIaC5namRneHM4AHIhMVBOandxY2RDUVk5eWRqMV9BVm1JaWcxcHR4Q3JoS1A4</go:docsCustomData>
 </go:gDocsCustomXmlDataStorage>
 </file>
 
